--- a/docs/report/VLA-4D-中期报告-2026-09.docx
+++ b/docs/report/VLA-4D-中期报告-2026-09.docx
@@ -5941,7 +5941,23 @@
           <w:b w:val="false"/>
           <w:bCs w:val="false"/>
         </w:rPr>
-        <w:t xml:space="preserve">目前 37 项，覆盖分箱缺陷的复现与修复、诊断开关不改变被测量、来源身份不因诊断开关而改变等。</w:t>
+        <w:t xml:space="preserve">目前 53 项全部通过，覆盖分箱缺陷的复现与修复、诊断开关不改变被测量、来源身份不因诊断开关而改变、导出 schema 的版本与缺字段报错等。缺 PyTorch 的机器上会跳过 7 项张量测试，</w:t>
+      </w:r>
+      <w:r>
+        <w:rPr>
+          <w:rFonts w:ascii="Times New Roman" w:eastAsia="SimSun" w:hAnsi="SimSun"/>
+          <w:b/>
+          <w:bCs/>
+        </w:rPr>
+        <w:t xml:space="preserve">跳过不计作通过</w:t>
+      </w:r>
+      <w:r>
+        <w:rPr>
+          <w:rFonts w:ascii="Times New Roman" w:eastAsia="SimSun" w:hAnsi="SimSun"/>
+          <w:b w:val="false"/>
+          <w:bCs w:val="false"/>
+        </w:rPr>
+        <w:t xml:space="preserve">。</w:t>
       </w:r>
     </w:p>
     <w:p>
@@ -6598,7 +6614,37 @@
           <w:sz w:val="24"/>
           <w:szCs w:val="24"/>
         </w:rPr>
-        <w:t xml:space="preserve">7.2 执行顺序</w:t>
+        <w:t xml:space="preserve">7.2 当前执行顺序：六个阶段</w:t>
+      </w:r>
+    </w:p>
+    <w:p>
+      <w:pPr>
+        <w:spacing w:after="70" w:before="70" w:line="340"/>
+        <w:ind w:firstLine="420"/>
+      </w:pPr>
+      <w:r>
+        <w:rPr>
+          <w:rFonts w:ascii="Times New Roman" w:eastAsia="SimSun" w:hAnsi="SimSun"/>
+          <w:b w:val="false"/>
+          <w:bCs w:val="false"/>
+        </w:rPr>
+        <w:t xml:space="preserve">正式评测结束后，执行入口收敛到一份清单（docs/09）。它给出的边界很硬：</w:t>
+      </w:r>
+      <w:r>
+        <w:rPr>
+          <w:rFonts w:ascii="Times New Roman" w:eastAsia="SimSun" w:hAnsi="SimSun"/>
+          <w:b/>
+          <w:bCs/>
+        </w:rPr>
+        <w:t xml:space="preserve">本阶段不再训练，不做 G0、G2、G3 的 500 局重评，不启动旧四臂实验，也不扩建配对分析脚本。</w:t>
+      </w:r>
+      <w:r>
+        <w:rPr>
+          <w:rFonts w:ascii="Times New Roman" w:eastAsia="SimSun" w:hAnsi="SimSun"/>
+          <w:b w:val="false"/>
+          <w:bCs w:val="false"/>
+        </w:rPr>
+        <w:t xml:space="preserve">理由是 G3 已达到事前停止条件，再花 GPU 去重测已知的数不会改变结论；剩下要回答的只有两个问题：G3 是否因为跨帧混合而稀释了当前状态或丢失了时间身份；以及能否把已有系统整理成可复现、可解释、可演示的结项成果。</w:t>
       </w:r>
     </w:p>
     <w:p>
@@ -6614,7 +6660,7 @@
           <w:sz w:val="19"/>
           <w:szCs w:val="19"/>
         </w:rPr>
-        <w:t xml:space="preserve">表 7-1  当前执行顺序（逐步命令见项目文档 docs/07 第 6 节）</w:t>
+        <w:t xml:space="preserve">表 7-1  六个阶段（逐步命令见项目文档 docs/09）</w:t>
       </w:r>
     </w:p>
     <w:tbl>
@@ -6630,10 +6676,10 @@
         </w:tblBorders>
       </w:tblPr>
       <w:tblGrid>
-        <w:gridCol w:w="842"/>
-        <w:gridCol w:w="2527"/>
-        <w:gridCol w:w="3838"/>
-        <w:gridCol w:w="2153"/>
+        <w:gridCol w:w="749"/>
+        <w:gridCol w:w="2808"/>
+        <w:gridCol w:w="3931"/>
+        <w:gridCol w:w="1872"/>
       </w:tblGrid>
       <w:tr>
         <w:trPr>
@@ -6642,7 +6688,7 @@
         </w:trPr>
         <w:tc>
           <w:tcPr>
-            <w:tcW w:type="dxa" w:w="842"/>
+            <w:tcW w:type="dxa" w:w="749"/>
             <w:shd w:fill="EDEDED" w:color="auto" w:val="clear"/>
             <w:tcMar>
               <w:top w:type="dxa" w:w="70"/>
@@ -6664,13 +6710,13 @@
                 <w:sz w:val="19"/>
                 <w:szCs w:val="19"/>
               </w:rPr>
-              <w:t xml:space="preserve">优先级</w:t>
-            </w:r>
-          </w:p>
-        </w:tc>
-        <w:tc>
-          <w:tcPr>
-            <w:tcW w:type="dxa" w:w="2527"/>
+              <w:t xml:space="preserve">阶段</w:t>
+            </w:r>
+          </w:p>
+        </w:tc>
+        <w:tc>
+          <w:tcPr>
+            <w:tcW w:type="dxa" w:w="2808"/>
             <w:shd w:fill="EDEDED" w:color="auto" w:val="clear"/>
             <w:tcMar>
               <w:top w:type="dxa" w:w="70"/>
@@ -6692,13 +6738,13 @@
                 <w:sz w:val="19"/>
                 <w:szCs w:val="19"/>
               </w:rPr>
-              <w:t xml:space="preserve">内容</w:t>
-            </w:r>
-          </w:p>
-        </w:tc>
-        <w:tc>
-          <w:tcPr>
-            <w:tcW w:type="dxa" w:w="3838"/>
+              <w:t xml:space="preserve">任务</w:t>
+            </w:r>
+          </w:p>
+        </w:tc>
+        <w:tc>
+          <w:tcPr>
+            <w:tcW w:type="dxa" w:w="3931"/>
             <w:shd w:fill="EDEDED" w:color="auto" w:val="clear"/>
             <w:tcMar>
               <w:top w:type="dxa" w:w="70"/>
@@ -6720,13 +6766,13 @@
                 <w:sz w:val="19"/>
                 <w:szCs w:val="19"/>
               </w:rPr>
-              <w:t xml:space="preserve">完成标准</w:t>
-            </w:r>
-          </w:p>
-        </w:tc>
-        <w:tc>
-          <w:tcPr>
-            <w:tcW w:type="dxa" w:w="2153"/>
+              <w:t xml:space="preserve">主要产物</w:t>
+            </w:r>
+          </w:p>
+        </w:tc>
+        <w:tc>
+          <w:tcPr>
+            <w:tcW w:type="dxa" w:w="1872"/>
             <w:shd w:fill="EDEDED" w:color="auto" w:val="clear"/>
             <w:tcMar>
               <w:top w:type="dxa" w:w="70"/>
@@ -6748,7 +6794,7 @@
                 <w:sz w:val="19"/>
                 <w:szCs w:val="19"/>
               </w:rPr>
-              <w:t xml:space="preserve">算力</w:t>
+              <w:t xml:space="preserve">GPU</w:t>
             </w:r>
           </w:p>
         </w:tc>
@@ -6760,7 +6806,7 @@
         </w:trPr>
         <w:tc>
           <w:tcPr>
-            <w:tcW w:type="dxa" w:w="842"/>
+            <w:tcW w:type="dxa" w:w="749"/>
             <w:tcMar>
               <w:top w:type="dxa" w:w="70"/>
               <w:left w:type="dxa" w:w="100"/>
@@ -6781,88 +6827,88 @@
                 <w:sz w:val="19"/>
                 <w:szCs w:val="19"/>
               </w:rPr>
-              <w:t xml:space="preserve">1</w:t>
-            </w:r>
-          </w:p>
-        </w:tc>
-        <w:tc>
-          <w:tcPr>
-            <w:tcW w:type="dxa" w:w="2527"/>
-            <w:tcMar>
-              <w:top w:type="dxa" w:w="70"/>
-              <w:left w:type="dxa" w:w="100"/>
-              <w:bottom w:type="dxa" w:w="70"/>
-              <w:right w:type="dxa" w:w="100"/>
-            </w:tcMar>
-          </w:tcPr>
-          <w:p>
-            <w:pPr>
-              <w:spacing w:line="280"/>
-              <w:jc w:val="left"/>
-            </w:pPr>
-            <w:r>
-              <w:rPr>
-                <w:rFonts w:ascii="Times New Roman" w:eastAsia="SimSun" w:hAnsi="SimSun"/>
-                <w:b w:val="false"/>
-                <w:bCs w:val="false"/>
-                <w:sz w:val="19"/>
-                <w:szCs w:val="19"/>
-              </w:rPr>
-              <w:t xml:space="preserve">排期、成果表述与主结果表定稿</w:t>
-            </w:r>
-          </w:p>
-        </w:tc>
-        <w:tc>
-          <w:tcPr>
-            <w:tcW w:type="dxa" w:w="3838"/>
-            <w:tcMar>
-              <w:top w:type="dxa" w:w="70"/>
-              <w:left w:type="dxa" w:w="100"/>
-              <w:bottom w:type="dxa" w:w="70"/>
-              <w:right w:type="dxa" w:w="100"/>
-            </w:tcMar>
-          </w:tcPr>
-          <w:p>
-            <w:pPr>
-              <w:spacing w:line="280"/>
-              <w:jc w:val="left"/>
-            </w:pPr>
-            <w:r>
-              <w:rPr>
-                <w:rFonts w:ascii="Times New Roman" w:eastAsia="SimSun" w:hAnsi="SimSun"/>
-                <w:b w:val="false"/>
-                <w:bCs w:val="false"/>
-                <w:sz w:val="19"/>
-                <w:szCs w:val="19"/>
-              </w:rPr>
-              <w:t xml:space="preserve">主结果按同一训练条件重写</w:t>
-            </w:r>
-          </w:p>
-        </w:tc>
-        <w:tc>
-          <w:tcPr>
-            <w:tcW w:type="dxa" w:w="2153"/>
-            <w:tcMar>
-              <w:top w:type="dxa" w:w="70"/>
-              <w:left w:type="dxa" w:w="100"/>
-              <w:bottom w:type="dxa" w:w="70"/>
-              <w:right w:type="dxa" w:w="100"/>
-            </w:tcMar>
-          </w:tcPr>
-          <w:p>
-            <w:pPr>
-              <w:spacing w:line="280"/>
-              <w:jc w:val="left"/>
-            </w:pPr>
-            <w:r>
-              <w:rPr>
-                <w:rFonts w:ascii="Times New Roman" w:eastAsia="SimSun" w:hAnsi="SimSun"/>
-                <w:b w:val="false"/>
-                <w:bCs w:val="false"/>
-                <w:sz w:val="19"/>
-                <w:szCs w:val="19"/>
-              </w:rPr>
-              <w:t xml:space="preserve">已完成</w:t>
+              <w:t xml:space="preserve">A</w:t>
+            </w:r>
+          </w:p>
+        </w:tc>
+        <w:tc>
+          <w:tcPr>
+            <w:tcW w:type="dxa" w:w="2808"/>
+            <w:tcMar>
+              <w:top w:type="dxa" w:w="70"/>
+              <w:left w:type="dxa" w:w="100"/>
+              <w:bottom w:type="dxa" w:w="70"/>
+              <w:right w:type="dxa" w:w="100"/>
+            </w:tcMar>
+          </w:tcPr>
+          <w:p>
+            <w:pPr>
+              <w:spacing w:line="280"/>
+              <w:jc w:val="left"/>
+            </w:pPr>
+            <w:r>
+              <w:rPr>
+                <w:rFonts w:ascii="Times New Roman" w:eastAsia="SimSun" w:hAnsi="SimSun"/>
+                <w:b w:val="false"/>
+                <w:bCs w:val="false"/>
+                <w:sz w:val="19"/>
+                <w:szCs w:val="19"/>
+              </w:rPr>
+              <w:t xml:space="preserve">开工审计与证据冻结</w:t>
+            </w:r>
+          </w:p>
+        </w:tc>
+        <w:tc>
+          <w:tcPr>
+            <w:tcW w:type="dxa" w:w="3931"/>
+            <w:tcMar>
+              <w:top w:type="dxa" w:w="70"/>
+              <w:left w:type="dxa" w:w="100"/>
+              <w:bottom w:type="dxa" w:w="70"/>
+              <w:right w:type="dxa" w:w="100"/>
+            </w:tcMar>
+          </w:tcPr>
+          <w:p>
+            <w:pPr>
+              <w:spacing w:line="280"/>
+              <w:jc w:val="left"/>
+            </w:pPr>
+            <w:r>
+              <w:rPr>
+                <w:rFonts w:ascii="Times New Roman" w:eastAsia="SimSun" w:hAnsi="SimSun"/>
+                <w:b w:val="false"/>
+                <w:bCs w:val="false"/>
+                <w:sz w:val="19"/>
+                <w:szCs w:val="19"/>
+              </w:rPr>
+              <w:t xml:space="preserve">状态记录、六个冻结案例的清单</w:t>
+            </w:r>
+          </w:p>
+        </w:tc>
+        <w:tc>
+          <w:tcPr>
+            <w:tcW w:type="dxa" w:w="1872"/>
+            <w:tcMar>
+              <w:top w:type="dxa" w:w="70"/>
+              <w:left w:type="dxa" w:w="100"/>
+              <w:bottom w:type="dxa" w:w="70"/>
+              <w:right w:type="dxa" w:w="100"/>
+            </w:tcMar>
+          </w:tcPr>
+          <w:p>
+            <w:pPr>
+              <w:spacing w:line="280"/>
+              <w:jc w:val="left"/>
+            </w:pPr>
+            <w:r>
+              <w:rPr>
+                <w:rFonts w:ascii="Times New Roman" w:eastAsia="SimSun" w:hAnsi="SimSun"/>
+                <w:b w:val="false"/>
+                <w:bCs w:val="false"/>
+                <w:sz w:val="19"/>
+                <w:szCs w:val="19"/>
+              </w:rPr>
+              <w:t xml:space="preserve">无</w:t>
             </w:r>
           </w:p>
         </w:tc>
@@ -6874,7 +6920,7 @@
         </w:trPr>
         <w:tc>
           <w:tcPr>
-            <w:tcW w:type="dxa" w:w="842"/>
+            <w:tcW w:type="dxa" w:w="749"/>
             <w:tcMar>
               <w:top w:type="dxa" w:w="70"/>
               <w:left w:type="dxa" w:w="100"/>
@@ -6895,88 +6941,88 @@
                 <w:sz w:val="19"/>
                 <w:szCs w:val="19"/>
               </w:rPr>
-              <w:t xml:space="preserve">2</w:t>
-            </w:r>
-          </w:p>
-        </w:tc>
-        <w:tc>
-          <w:tcPr>
-            <w:tcW w:type="dxa" w:w="2527"/>
-            <w:tcMar>
-              <w:top w:type="dxa" w:w="70"/>
-              <w:left w:type="dxa" w:w="100"/>
-              <w:bottom w:type="dxa" w:w="70"/>
-              <w:right w:type="dxa" w:w="100"/>
-            </w:tcMar>
-          </w:tcPr>
-          <w:p>
-            <w:pPr>
-              <w:spacing w:line="280"/>
-              <w:jc w:val="left"/>
-            </w:pPr>
-            <w:r>
-              <w:rPr>
-                <w:rFonts w:ascii="Times New Roman" w:eastAsia="SimSun" w:hAnsi="SimSun"/>
-                <w:b w:val="false"/>
-                <w:bCs w:val="false"/>
-                <w:sz w:val="19"/>
-                <w:szCs w:val="19"/>
-              </w:rPr>
-              <w:t xml:space="preserve">以新链路重评 G0 与 G2（30k 步）</w:t>
-            </w:r>
-          </w:p>
-        </w:tc>
-        <w:tc>
-          <w:tcPr>
-            <w:tcW w:type="dxa" w:w="3838"/>
-            <w:tcMar>
-              <w:top w:type="dxa" w:w="70"/>
-              <w:left w:type="dxa" w:w="100"/>
-              <w:bottom w:type="dxa" w:w="70"/>
-              <w:right w:type="dxa" w:w="100"/>
-            </w:tcMar>
-          </w:tcPr>
-          <w:p>
-            <w:pPr>
-              <w:spacing w:line="280"/>
-              <w:jc w:val="left"/>
-            </w:pPr>
-            <w:r>
-              <w:rPr>
-                <w:rFonts w:ascii="Times New Roman" w:eastAsia="SimSun" w:hAnsi="SimSun"/>
-                <w:b w:val="false"/>
-                <w:bCs w:val="false"/>
-                <w:sz w:val="19"/>
-                <w:szCs w:val="19"/>
-              </w:rPr>
-              <w:t xml:space="preserve">同协议 500 局、逐局结果、权重哈希、配对分析</w:t>
-            </w:r>
-          </w:p>
-        </w:tc>
-        <w:tc>
-          <w:tcPr>
-            <w:tcW w:type="dxa" w:w="2153"/>
-            <w:tcMar>
-              <w:top w:type="dxa" w:w="70"/>
-              <w:left w:type="dxa" w:w="100"/>
-              <w:bottom w:type="dxa" w:w="70"/>
-              <w:right w:type="dxa" w:w="100"/>
-            </w:tcMar>
-          </w:tcPr>
-          <w:p>
-            <w:pPr>
-              <w:spacing w:line="280"/>
-              <w:jc w:val="left"/>
-            </w:pPr>
-            <w:r>
-              <w:rPr>
-                <w:rFonts w:ascii="Times New Roman" w:eastAsia="SimSun" w:hAnsi="SimSun"/>
-                <w:b w:val="false"/>
-                <w:bCs w:val="false"/>
-                <w:sz w:val="19"/>
-                <w:szCs w:val="19"/>
-              </w:rPr>
-              <w:t xml:space="preserve">约 5 小时 GPU</w:t>
+              <w:t xml:space="preserve">B</w:t>
+            </w:r>
+          </w:p>
+        </w:tc>
+        <w:tc>
+          <w:tcPr>
+            <w:tcW w:type="dxa" w:w="2808"/>
+            <w:tcMar>
+              <w:top w:type="dxa" w:w="70"/>
+              <w:left w:type="dxa" w:w="100"/>
+              <w:bottom w:type="dxa" w:w="70"/>
+              <w:right w:type="dxa" w:w="100"/>
+            </w:tcMar>
+          </w:tcPr>
+          <w:p>
+            <w:pPr>
+              <w:spacing w:line="280"/>
+              <w:jc w:val="left"/>
+            </w:pPr>
+            <w:r>
+              <w:rPr>
+                <w:rFonts w:ascii="Times New Roman" w:eastAsia="SimSun" w:hAnsi="SimSun"/>
+                <w:b w:val="false"/>
+                <w:bCs w:val="false"/>
+                <w:sz w:val="19"/>
+                <w:szCs w:val="19"/>
+              </w:rPr>
+              <w:t xml:space="preserve">实现只读的轨迹与 token 来源记录</w:t>
+            </w:r>
+          </w:p>
+        </w:tc>
+        <w:tc>
+          <w:tcPr>
+            <w:tcW w:type="dxa" w:w="3931"/>
+            <w:tcMar>
+              <w:top w:type="dxa" w:w="70"/>
+              <w:left w:type="dxa" w:w="100"/>
+              <w:bottom w:type="dxa" w:w="70"/>
+              <w:right w:type="dxa" w:w="100"/>
+            </w:tcMar>
+          </w:tcPr>
+          <w:p>
+            <w:pPr>
+              <w:spacing w:line="280"/>
+              <w:jc w:val="left"/>
+            </w:pPr>
+            <w:r>
+              <w:rPr>
+                <w:rFonts w:ascii="Times New Roman" w:eastAsia="SimSun" w:hAnsi="SimSun"/>
+                <w:b w:val="false"/>
+                <w:bCs w:val="false"/>
+                <w:sz w:val="19"/>
+                <w:szCs w:val="19"/>
+              </w:rPr>
+              <w:t xml:space="preserve">轨迹导出开关、来源分配统计、测试</w:t>
+            </w:r>
+          </w:p>
+        </w:tc>
+        <w:tc>
+          <w:tcPr>
+            <w:tcW w:type="dxa" w:w="1872"/>
+            <w:tcMar>
+              <w:top w:type="dxa" w:w="70"/>
+              <w:left w:type="dxa" w:w="100"/>
+              <w:bottom w:type="dxa" w:w="70"/>
+              <w:right w:type="dxa" w:w="100"/>
+            </w:tcMar>
+          </w:tcPr>
+          <w:p>
+            <w:pPr>
+              <w:spacing w:line="280"/>
+              <w:jc w:val="left"/>
+            </w:pPr>
+            <w:r>
+              <w:rPr>
+                <w:rFonts w:ascii="Times New Roman" w:eastAsia="SimSun" w:hAnsi="SimSun"/>
+                <w:b w:val="false"/>
+                <w:bCs w:val="false"/>
+                <w:sz w:val="19"/>
+                <w:szCs w:val="19"/>
+              </w:rPr>
+              <w:t xml:space="preserve">无</w:t>
             </w:r>
           </w:p>
         </w:tc>
@@ -6988,7 +7034,7 @@
         </w:trPr>
         <w:tc>
           <w:tcPr>
-            <w:tcW w:type="dxa" w:w="842"/>
+            <w:tcW w:type="dxa" w:w="749"/>
             <w:tcMar>
               <w:top w:type="dxa" w:w="70"/>
               <w:left w:type="dxa" w:w="100"/>
@@ -7009,88 +7055,88 @@
                 <w:sz w:val="19"/>
                 <w:szCs w:val="19"/>
               </w:rPr>
-              <w:t xml:space="preserve">3</w:t>
-            </w:r>
-          </w:p>
-        </w:tc>
-        <w:tc>
-          <w:tcPr>
-            <w:tcW w:type="dxa" w:w="2527"/>
-            <w:tcMar>
-              <w:top w:type="dxa" w:w="70"/>
-              <w:left w:type="dxa" w:w="100"/>
-              <w:bottom w:type="dxa" w:w="70"/>
-              <w:right w:type="dxa" w:w="100"/>
-            </w:tcMar>
-          </w:tcPr>
-          <w:p>
-            <w:pPr>
-              <w:spacing w:line="280"/>
-              <w:jc w:val="left"/>
-            </w:pPr>
-            <w:r>
-              <w:rPr>
-                <w:rFonts w:ascii="Times New Roman" w:eastAsia="SimSun" w:hAnsi="SimSun"/>
-                <w:b w:val="false"/>
-                <w:bCs w:val="false"/>
-                <w:sz w:val="19"/>
-                <w:szCs w:val="19"/>
-              </w:rPr>
-              <w:t xml:space="preserve">最小回放演示</w:t>
-            </w:r>
-          </w:p>
-        </w:tc>
-        <w:tc>
-          <w:tcPr>
-            <w:tcW w:type="dxa" w:w="3838"/>
-            <w:tcMar>
-              <w:top w:type="dxa" w:w="70"/>
-              <w:left w:type="dxa" w:w="100"/>
-              <w:bottom w:type="dxa" w:w="70"/>
-              <w:right w:type="dxa" w:w="100"/>
-            </w:tcMar>
-          </w:tcPr>
-          <w:p>
-            <w:pPr>
-              <w:spacing w:line="280"/>
-              <w:jc w:val="left"/>
-            </w:pPr>
-            <w:r>
-              <w:rPr>
-                <w:rFonts w:ascii="Times New Roman" w:eastAsia="SimSun" w:hAnsi="SimSun"/>
-                <w:b w:val="false"/>
-                <w:bCs w:val="false"/>
-                <w:sz w:val="19"/>
-                <w:szCs w:val="19"/>
-              </w:rPr>
-              <w:t xml:space="preserve">2 至 3 个任务，展示观测、池化分配、动作与成败，含失败案例</w:t>
-            </w:r>
-          </w:p>
-        </w:tc>
-        <w:tc>
-          <w:tcPr>
-            <w:tcW w:type="dxa" w:w="2153"/>
-            <w:tcMar>
-              <w:top w:type="dxa" w:w="70"/>
-              <w:left w:type="dxa" w:w="100"/>
-              <w:bottom w:type="dxa" w:w="70"/>
-              <w:right w:type="dxa" w:w="100"/>
-            </w:tcMar>
-          </w:tcPr>
-          <w:p>
-            <w:pPr>
-              <w:spacing w:line="280"/>
-              <w:jc w:val="left"/>
-            </w:pPr>
-            <w:r>
-              <w:rPr>
-                <w:rFonts w:ascii="Times New Roman" w:eastAsia="SimSun" w:hAnsi="SimSun"/>
-                <w:b w:val="false"/>
-                <w:bCs w:val="false"/>
-                <w:sz w:val="19"/>
-                <w:szCs w:val="19"/>
-              </w:rPr>
-              <w:t xml:space="preserve">0，素材随优先级 2 顺带落盘</w:t>
+              <w:t xml:space="preserve">C</w:t>
+            </w:r>
+          </w:p>
+        </w:tc>
+        <w:tc>
+          <w:tcPr>
+            <w:tcW w:type="dxa" w:w="2808"/>
+            <w:tcMar>
+              <w:top w:type="dxa" w:w="70"/>
+              <w:left w:type="dxa" w:w="100"/>
+              <w:bottom w:type="dxa" w:w="70"/>
+              <w:right w:type="dxa" w:w="100"/>
+            </w:tcMar>
+          </w:tcPr>
+          <w:p>
+            <w:pPr>
+              <w:spacing w:line="280"/>
+              <w:jc w:val="left"/>
+            </w:pPr>
+            <w:r>
+              <w:rPr>
+                <w:rFonts w:ascii="Times New Roman" w:eastAsia="SimSun" w:hAnsi="SimSun"/>
+                <w:b w:val="false"/>
+                <w:bCs w:val="false"/>
+                <w:sz w:val="19"/>
+                <w:szCs w:val="19"/>
+              </w:rPr>
+              <w:t xml:space="preserve">三个方法在固定案例上的短时采集</w:t>
+            </w:r>
+          </w:p>
+        </w:tc>
+        <w:tc>
+          <w:tcPr>
+            <w:tcW w:type="dxa" w:w="3931"/>
+            <w:tcMar>
+              <w:top w:type="dxa" w:w="70"/>
+              <w:left w:type="dxa" w:w="100"/>
+              <w:bottom w:type="dxa" w:w="70"/>
+              <w:right w:type="dxa" w:w="100"/>
+            </w:tcMar>
+          </w:tcPr>
+          <w:p>
+            <w:pPr>
+              <w:spacing w:line="280"/>
+              <w:jc w:val="left"/>
+            </w:pPr>
+            <w:r>
+              <w:rPr>
+                <w:rFonts w:ascii="Times New Roman" w:eastAsia="SimSun" w:hAnsi="SimSun"/>
+                <w:b w:val="false"/>
+                <w:bCs w:val="false"/>
+                <w:sz w:val="19"/>
+                <w:szCs w:val="19"/>
+              </w:rPr>
+              <w:t xml:space="preserve">18 个 arm-case 的可追溯记录</w:t>
+            </w:r>
+          </w:p>
+        </w:tc>
+        <w:tc>
+          <w:tcPr>
+            <w:tcW w:type="dxa" w:w="1872"/>
+            <w:tcMar>
+              <w:top w:type="dxa" w:w="70"/>
+              <w:left w:type="dxa" w:w="100"/>
+              <w:bottom w:type="dxa" w:w="70"/>
+              <w:right w:type="dxa" w:w="100"/>
+            </w:tcMar>
+          </w:tcPr>
+          <w:p>
+            <w:pPr>
+              <w:spacing w:line="280"/>
+              <w:jc w:val="left"/>
+            </w:pPr>
+            <w:r>
+              <w:rPr>
+                <w:rFonts w:ascii="Times New Roman" w:eastAsia="SimSun" w:hAnsi="SimSun"/>
+                <w:b w:val="false"/>
+                <w:bCs w:val="false"/>
+                <w:sz w:val="19"/>
+                <w:szCs w:val="19"/>
+              </w:rPr>
+              <w:t xml:space="preserve">不超过 90 分钟</w:t>
             </w:r>
           </w:p>
         </w:tc>
@@ -7102,7 +7148,7 @@
         </w:trPr>
         <w:tc>
           <w:tcPr>
-            <w:tcW w:type="dxa" w:w="842"/>
+            <w:tcW w:type="dxa" w:w="749"/>
             <w:tcMar>
               <w:top w:type="dxa" w:w="70"/>
               <w:left w:type="dxa" w:w="100"/>
@@ -7123,88 +7169,88 @@
                 <w:sz w:val="19"/>
                 <w:szCs w:val="19"/>
               </w:rPr>
-              <w:t xml:space="preserve">4</w:t>
-            </w:r>
-          </w:p>
-        </w:tc>
-        <w:tc>
-          <w:tcPr>
-            <w:tcW w:type="dxa" w:w="2527"/>
-            <w:tcMar>
-              <w:top w:type="dxa" w:w="70"/>
-              <w:left w:type="dxa" w:w="100"/>
-              <w:bottom w:type="dxa" w:w="70"/>
-              <w:right w:type="dxa" w:w="100"/>
-            </w:tcMar>
-          </w:tcPr>
-          <w:p>
-            <w:pPr>
-              <w:spacing w:line="280"/>
-              <w:jc w:val="left"/>
-            </w:pPr>
-            <w:r>
-              <w:rPr>
-                <w:rFonts w:ascii="Times New Roman" w:eastAsia="SimSun" w:hAnsi="SimSun"/>
-                <w:b w:val="false"/>
-                <w:bCs w:val="false"/>
-                <w:sz w:val="19"/>
-                <w:szCs w:val="19"/>
-              </w:rPr>
-              <w:t xml:space="preserve">分配诊断，限 2 至 3 天</w:t>
-            </w:r>
-          </w:p>
-        </w:tc>
-        <w:tc>
-          <w:tcPr>
-            <w:tcW w:type="dxa" w:w="3838"/>
-            <w:tcMar>
-              <w:top w:type="dxa" w:w="70"/>
-              <w:left w:type="dxa" w:w="100"/>
-              <w:bottom w:type="dxa" w:w="70"/>
-              <w:right w:type="dxa" w:w="100"/>
-            </w:tcMar>
-          </w:tcPr>
-          <w:p>
-            <w:pPr>
-              <w:spacing w:line="280"/>
-              <w:jc w:val="left"/>
-            </w:pPr>
-            <w:r>
-              <w:rPr>
-                <w:rFonts w:ascii="Times New Roman" w:eastAsia="SimSun" w:hAnsi="SimSun"/>
-                <w:b w:val="false"/>
-                <w:bCs w:val="false"/>
-                <w:sz w:val="19"/>
-                <w:szCs w:val="19"/>
-              </w:rPr>
-              <w:t xml:space="preserve">一张分配图、一份统计表、一段有边界的解释</w:t>
-            </w:r>
-          </w:p>
-        </w:tc>
-        <w:tc>
-          <w:tcPr>
-            <w:tcW w:type="dxa" w:w="2153"/>
-            <w:tcMar>
-              <w:top w:type="dxa" w:w="70"/>
-              <w:left w:type="dxa" w:w="100"/>
-              <w:bottom w:type="dxa" w:w="70"/>
-              <w:right w:type="dxa" w:w="100"/>
-            </w:tcMar>
-          </w:tcPr>
-          <w:p>
-            <w:pPr>
-              <w:spacing w:line="280"/>
-              <w:jc w:val="left"/>
-            </w:pPr>
-            <w:r>
-              <w:rPr>
-                <w:rFonts w:ascii="Times New Roman" w:eastAsia="SimSun" w:hAnsi="SimSun"/>
-                <w:b w:val="false"/>
-                <w:bCs w:val="false"/>
-                <w:sz w:val="19"/>
-                <w:szCs w:val="19"/>
-              </w:rPr>
-              <w:t xml:space="preserve">0，纯 CPU</w:t>
+              <w:t xml:space="preserve">D</w:t>
+            </w:r>
+          </w:p>
+        </w:tc>
+        <w:tc>
+          <w:tcPr>
+            <w:tcW w:type="dxa" w:w="2808"/>
+            <w:tcMar>
+              <w:top w:type="dxa" w:w="70"/>
+              <w:left w:type="dxa" w:w="100"/>
+              <w:bottom w:type="dxa" w:w="70"/>
+              <w:right w:type="dxa" w:w="100"/>
+            </w:tcMar>
+          </w:tcPr>
+          <w:p>
+            <w:pPr>
+              <w:spacing w:line="280"/>
+              <w:jc w:val="left"/>
+            </w:pPr>
+            <w:r>
+              <w:rPr>
+                <w:rFonts w:ascii="Times New Roman" w:eastAsia="SimSun" w:hAnsi="SimSun"/>
+                <w:b w:val="false"/>
+                <w:bCs w:val="false"/>
+                <w:sz w:val="19"/>
+                <w:szCs w:val="19"/>
+              </w:rPr>
+              <w:t xml:space="preserve">离线分配诊断与最小演示</w:t>
+            </w:r>
+          </w:p>
+        </w:tc>
+        <w:tc>
+          <w:tcPr>
+            <w:tcW w:type="dxa" w:w="3931"/>
+            <w:tcMar>
+              <w:top w:type="dxa" w:w="70"/>
+              <w:left w:type="dxa" w:w="100"/>
+              <w:bottom w:type="dxa" w:w="70"/>
+              <w:right w:type="dxa" w:w="100"/>
+            </w:tcMar>
+          </w:tcPr>
+          <w:p>
+            <w:pPr>
+              <w:spacing w:line="280"/>
+              <w:jc w:val="left"/>
+            </w:pPr>
+            <w:r>
+              <w:rPr>
+                <w:rFonts w:ascii="Times New Roman" w:eastAsia="SimSun" w:hAnsi="SimSun"/>
+                <w:b w:val="false"/>
+                <w:bCs w:val="false"/>
+                <w:sz w:val="19"/>
+                <w:szCs w:val="19"/>
+              </w:rPr>
+              <w:t xml:space="preserve">统计表、案例图或视频、回放入口</w:t>
+            </w:r>
+          </w:p>
+        </w:tc>
+        <w:tc>
+          <w:tcPr>
+            <w:tcW w:type="dxa" w:w="1872"/>
+            <w:tcMar>
+              <w:top w:type="dxa" w:w="70"/>
+              <w:left w:type="dxa" w:w="100"/>
+              <w:bottom w:type="dxa" w:w="70"/>
+              <w:right w:type="dxa" w:w="100"/>
+            </w:tcMar>
+          </w:tcPr>
+          <w:p>
+            <w:pPr>
+              <w:spacing w:line="280"/>
+              <w:jc w:val="left"/>
+            </w:pPr>
+            <w:r>
+              <w:rPr>
+                <w:rFonts w:ascii="Times New Roman" w:eastAsia="SimSun" w:hAnsi="SimSun"/>
+                <w:b w:val="false"/>
+                <w:bCs w:val="false"/>
+                <w:sz w:val="19"/>
+                <w:szCs w:val="19"/>
+              </w:rPr>
+              <w:t xml:space="preserve">无</w:t>
             </w:r>
           </w:p>
         </w:tc>
@@ -7216,7 +7262,7 @@
         </w:trPr>
         <w:tc>
           <w:tcPr>
-            <w:tcW w:type="dxa" w:w="842"/>
+            <w:tcW w:type="dxa" w:w="749"/>
             <w:tcMar>
               <w:top w:type="dxa" w:w="70"/>
               <w:left w:type="dxa" w:w="100"/>
@@ -7237,88 +7283,202 @@
                 <w:sz w:val="19"/>
                 <w:szCs w:val="19"/>
               </w:rPr>
-              <w:t xml:space="preserve">5</w:t>
-            </w:r>
-          </w:p>
-        </w:tc>
-        <w:tc>
-          <w:tcPr>
-            <w:tcW w:type="dxa" w:w="2527"/>
-            <w:tcMar>
-              <w:top w:type="dxa" w:w="70"/>
-              <w:left w:type="dxa" w:w="100"/>
-              <w:bottom w:type="dxa" w:w="70"/>
-              <w:right w:type="dxa" w:w="100"/>
-            </w:tcMar>
-          </w:tcPr>
-          <w:p>
-            <w:pPr>
-              <w:spacing w:line="280"/>
-              <w:jc w:val="left"/>
-            </w:pPr>
-            <w:r>
-              <w:rPr>
-                <w:rFonts w:ascii="Times New Roman" w:eastAsia="SimSun" w:hAnsi="SimSun"/>
-                <w:b w:val="false"/>
-                <w:bCs w:val="false"/>
-                <w:sz w:val="19"/>
-                <w:szCs w:val="19"/>
-              </w:rPr>
-              <w:t xml:space="preserve">结项材料</w:t>
-            </w:r>
-          </w:p>
-        </w:tc>
-        <w:tc>
-          <w:tcPr>
-            <w:tcW w:type="dxa" w:w="3838"/>
-            <w:tcMar>
-              <w:top w:type="dxa" w:w="70"/>
-              <w:left w:type="dxa" w:w="100"/>
-              <w:bottom w:type="dxa" w:w="70"/>
-              <w:right w:type="dxa" w:w="100"/>
-            </w:tcMar>
-          </w:tcPr>
-          <w:p>
-            <w:pPr>
-              <w:spacing w:line="280"/>
-              <w:jc w:val="left"/>
-            </w:pPr>
-            <w:r>
-              <w:rPr>
-                <w:rFonts w:ascii="Times New Roman" w:eastAsia="SimSun" w:hAnsi="SimSun"/>
-                <w:b w:val="false"/>
-                <w:bCs w:val="false"/>
-                <w:sz w:val="19"/>
-                <w:szCs w:val="19"/>
-              </w:rPr>
-              <w:t xml:space="preserve">方法图、结果表、运行说明、环境说明、报告</w:t>
-            </w:r>
-          </w:p>
-        </w:tc>
-        <w:tc>
-          <w:tcPr>
-            <w:tcW w:type="dxa" w:w="2153"/>
-            <w:tcMar>
-              <w:top w:type="dxa" w:w="70"/>
-              <w:left w:type="dxa" w:w="100"/>
-              <w:bottom w:type="dxa" w:w="70"/>
-              <w:right w:type="dxa" w:w="100"/>
-            </w:tcMar>
-          </w:tcPr>
-          <w:p>
-            <w:pPr>
-              <w:spacing w:line="280"/>
-              <w:jc w:val="left"/>
-            </w:pPr>
-            <w:r>
-              <w:rPr>
-                <w:rFonts w:ascii="Times New Roman" w:eastAsia="SimSun" w:hAnsi="SimSun"/>
-                <w:b w:val="false"/>
-                <w:bCs w:val="false"/>
-                <w:sz w:val="19"/>
-                <w:szCs w:val="19"/>
-              </w:rPr>
-              <w:t xml:space="preserve">0</w:t>
+              <w:t xml:space="preserve">E</w:t>
+            </w:r>
+          </w:p>
+        </w:tc>
+        <w:tc>
+          <w:tcPr>
+            <w:tcW w:type="dxa" w:w="2808"/>
+            <w:tcMar>
+              <w:top w:type="dxa" w:w="70"/>
+              <w:left w:type="dxa" w:w="100"/>
+              <w:bottom w:type="dxa" w:w="70"/>
+              <w:right w:type="dxa" w:w="100"/>
+            </w:tcMar>
+          </w:tcPr>
+          <w:p>
+            <w:pPr>
+              <w:spacing w:line="280"/>
+              <w:jc w:val="left"/>
+            </w:pPr>
+            <w:r>
+              <w:rPr>
+                <w:rFonts w:ascii="Times New Roman" w:eastAsia="SimSun" w:hAnsi="SimSun"/>
+                <w:b w:val="false"/>
+                <w:bCs w:val="false"/>
+                <w:sz w:val="19"/>
+                <w:szCs w:val="19"/>
+              </w:rPr>
+              <w:t xml:space="preserve">一次决策门</w:t>
+            </w:r>
+          </w:p>
+        </w:tc>
+        <w:tc>
+          <w:tcPr>
+            <w:tcW w:type="dxa" w:w="3931"/>
+            <w:tcMar>
+              <w:top w:type="dxa" w:w="70"/>
+              <w:left w:type="dxa" w:w="100"/>
+              <w:bottom w:type="dxa" w:w="70"/>
+              <w:right w:type="dxa" w:w="100"/>
+            </w:tcMar>
+          </w:tcPr>
+          <w:p>
+            <w:pPr>
+              <w:spacing w:line="280"/>
+              <w:jc w:val="left"/>
+            </w:pPr>
+            <w:r>
+              <w:rPr>
+                <w:rFonts w:ascii="Times New Roman" w:eastAsia="SimSun" w:hAnsi="SimSun"/>
+                <w:b w:val="false"/>
+                <w:bCs w:val="false"/>
+                <w:sz w:val="19"/>
+                <w:szCs w:val="19"/>
+              </w:rPr>
+              <w:t xml:space="preserve">停止，或提出一个受限改版</w:t>
+            </w:r>
+          </w:p>
+        </w:tc>
+        <w:tc>
+          <w:tcPr>
+            <w:tcW w:type="dxa" w:w="1872"/>
+            <w:tcMar>
+              <w:top w:type="dxa" w:w="70"/>
+              <w:left w:type="dxa" w:w="100"/>
+              <w:bottom w:type="dxa" w:w="70"/>
+              <w:right w:type="dxa" w:w="100"/>
+            </w:tcMar>
+          </w:tcPr>
+          <w:p>
+            <w:pPr>
+              <w:spacing w:line="280"/>
+              <w:jc w:val="left"/>
+            </w:pPr>
+            <w:r>
+              <w:rPr>
+                <w:rFonts w:ascii="Times New Roman" w:eastAsia="SimSun" w:hAnsi="SimSun"/>
+                <w:b w:val="false"/>
+                <w:bCs w:val="false"/>
+                <w:sz w:val="19"/>
+                <w:szCs w:val="19"/>
+              </w:rPr>
+              <w:t xml:space="preserve">默认无</w:t>
+            </w:r>
+          </w:p>
+        </w:tc>
+      </w:tr>
+      <w:tr>
+        <w:trPr>
+          <w:cantSplit/>
+          <w:tblHeader w:val="false"/>
+        </w:trPr>
+        <w:tc>
+          <w:tcPr>
+            <w:tcW w:type="dxa" w:w="749"/>
+            <w:tcMar>
+              <w:top w:type="dxa" w:w="70"/>
+              <w:left w:type="dxa" w:w="100"/>
+              <w:bottom w:type="dxa" w:w="70"/>
+              <w:right w:type="dxa" w:w="100"/>
+            </w:tcMar>
+          </w:tcPr>
+          <w:p>
+            <w:pPr>
+              <w:spacing w:line="280"/>
+              <w:jc w:val="center"/>
+            </w:pPr>
+            <w:r>
+              <w:rPr>
+                <w:rFonts w:ascii="Times New Roman" w:eastAsia="SimSun" w:hAnsi="SimSun"/>
+                <w:b w:val="false"/>
+                <w:bCs w:val="false"/>
+                <w:sz w:val="19"/>
+                <w:szCs w:val="19"/>
+              </w:rPr>
+              <w:t xml:space="preserve">F</w:t>
+            </w:r>
+          </w:p>
+        </w:tc>
+        <w:tc>
+          <w:tcPr>
+            <w:tcW w:type="dxa" w:w="2808"/>
+            <w:tcMar>
+              <w:top w:type="dxa" w:w="70"/>
+              <w:left w:type="dxa" w:w="100"/>
+              <w:bottom w:type="dxa" w:w="70"/>
+              <w:right w:type="dxa" w:w="100"/>
+            </w:tcMar>
+          </w:tcPr>
+          <w:p>
+            <w:pPr>
+              <w:spacing w:line="280"/>
+              <w:jc w:val="left"/>
+            </w:pPr>
+            <w:r>
+              <w:rPr>
+                <w:rFonts w:ascii="Times New Roman" w:eastAsia="SimSun" w:hAnsi="SimSun"/>
+                <w:b w:val="false"/>
+                <w:bCs w:val="false"/>
+                <w:sz w:val="19"/>
+                <w:szCs w:val="19"/>
+              </w:rPr>
+              <w:t xml:space="preserve">结项材料收口</w:t>
+            </w:r>
+          </w:p>
+        </w:tc>
+        <w:tc>
+          <w:tcPr>
+            <w:tcW w:type="dxa" w:w="3931"/>
+            <w:tcMar>
+              <w:top w:type="dxa" w:w="70"/>
+              <w:left w:type="dxa" w:w="100"/>
+              <w:bottom w:type="dxa" w:w="70"/>
+              <w:right w:type="dxa" w:w="100"/>
+            </w:tcMar>
+          </w:tcPr>
+          <w:p>
+            <w:pPr>
+              <w:spacing w:line="280"/>
+              <w:jc w:val="left"/>
+            </w:pPr>
+            <w:r>
+              <w:rPr>
+                <w:rFonts w:ascii="Times New Roman" w:eastAsia="SimSun" w:hAnsi="SimSun"/>
+                <w:b w:val="false"/>
+                <w:bCs w:val="false"/>
+                <w:sz w:val="19"/>
+                <w:szCs w:val="19"/>
+              </w:rPr>
+              <w:t xml:space="preserve">README、报告素材、复现命令</w:t>
+            </w:r>
+          </w:p>
+        </w:tc>
+        <w:tc>
+          <w:tcPr>
+            <w:tcW w:type="dxa" w:w="1872"/>
+            <w:tcMar>
+              <w:top w:type="dxa" w:w="70"/>
+              <w:left w:type="dxa" w:w="100"/>
+              <w:bottom w:type="dxa" w:w="70"/>
+              <w:right w:type="dxa" w:w="100"/>
+            </w:tcMar>
+          </w:tcPr>
+          <w:p>
+            <w:pPr>
+              <w:spacing w:line="280"/>
+              <w:jc w:val="left"/>
+            </w:pPr>
+            <w:r>
+              <w:rPr>
+                <w:rFonts w:ascii="Times New Roman" w:eastAsia="SimSun" w:hAnsi="SimSun"/>
+                <w:b w:val="false"/>
+                <w:bCs w:val="false"/>
+                <w:sz w:val="19"/>
+                <w:szCs w:val="19"/>
+              </w:rPr>
+              <w:t xml:space="preserve">无</w:t>
             </w:r>
           </w:p>
         </w:tc>
@@ -7335,7 +7495,7 @@
           <w:b w:val="false"/>
           <w:bCs w:val="false"/>
         </w:rPr>
-        <w:t xml:space="preserve">优先级 2 的必要性：目前只有 G3 有逐局结果与来源元数据，G0 与 G2 没有，因此三组无法逐初始状态配对。重评把三组放进同一条评测链路并补齐记录。预期重现 23.40% 与 42.20%；</w:t>
+        <w:t xml:space="preserve">阶段 C 的规模是刻意压到最小的：3 个任务 × 每任务 2 局 × 3 个方法 = 18 个 arm-case，总 GPU 占用不超过 90 分钟，eval_batch 固定为 1，输出标记为案例集而非正式结果。所有 CPU 工作完成并审查通过之前不开机；超出时间上限时先停下排查，</w:t>
       </w:r>
       <w:r>
         <w:rPr>
@@ -7343,15 +7503,15 @@
           <w:b/>
           <w:bCs/>
         </w:rPr>
-        <w:t xml:space="preserve">若不重现，这本身就是一个发现</w:t>
-      </w:r>
-      <w:r>
-        <w:rPr>
-          <w:rFonts w:ascii="Times New Roman" w:eastAsia="SimSun" w:hAnsi="SimSun"/>
-          <w:b w:val="false"/>
-          <w:bCs w:val="false"/>
-        </w:rPr>
-        <w:t xml:space="preserve">（新旧链路存在差异），照实记录，不回头改判据。</w:t>
+        <w:t xml:space="preserve">不以增加局数来解决工具问题</w:t>
+      </w:r>
+      <w:r>
+        <w:rPr>
+          <w:rFonts w:ascii="Times New Roman" w:eastAsia="SimSun" w:hAnsi="SimSun"/>
+          <w:b w:val="false"/>
+          <w:bCs w:val="false"/>
+        </w:rPr>
+        <w:t xml:space="preserve">。</w:t>
       </w:r>
     </w:p>
     <w:p>
@@ -7365,7 +7525,53 @@
           <w:b w:val="false"/>
           <w:bCs w:val="false"/>
         </w:rPr>
-        <w:t xml:space="preserve">优先级 3 与 4 共用一套落盘：评测时顺带把每个任务前若干局的逐步动作、当前帧图像与池化分配统计存下来，因此演示不再单独占用算力。分配诊断只统计四件事：每帧 patch 保留率、最新帧参与的输出槽数、槽内各帧贡献比例、跨帧混合程度。</w:t>
+        <w:t xml:space="preserve">案例在任何新推理之前就已冻结：任务固定为 task 2、4（G3 相对 G2 退步）与 task 5（G3 相对 G2 改善），每个任务取编号最小的一个成功局与一个失败局，成败标签来自正式的 500 局记录。清单连同正式日志的 SHA-256 一起提交，</w:t>
+      </w:r>
+      <w:r>
+        <w:rPr>
+          <w:rFonts w:ascii="Times New Roman" w:eastAsia="SimSun" w:hAnsi="SimSun"/>
+          <w:b/>
+          <w:bCs/>
+        </w:rPr>
+        <w:t xml:space="preserve">后续不得因为视频不好看而替换 episode</w:t>
+      </w:r>
+      <w:r>
+        <w:rPr>
+          <w:rFonts w:ascii="Times New Roman" w:eastAsia="SimSun" w:hAnsi="SimSun"/>
+          <w:b w:val="false"/>
+          <w:bCs w:val="false"/>
+        </w:rPr>
+        <w:t xml:space="preserve">，选择规则必须在材料中披露。</w:t>
+      </w:r>
+    </w:p>
+    <w:p>
+      <w:pPr>
+        <w:spacing w:after="70" w:before="70" w:line="340"/>
+        <w:ind w:firstLine="420"/>
+      </w:pPr>
+      <w:r>
+        <w:rPr>
+          <w:rFonts w:ascii="Times New Roman" w:eastAsia="SimSun" w:hAnsi="SimSun"/>
+          <w:b w:val="false"/>
+          <w:bCs w:val="false"/>
+        </w:rPr>
+        <w:t xml:space="preserve">小样本的纪律同样写死：六局只能用于机制诊断与演示，</w:t>
+      </w:r>
+      <w:r>
+        <w:rPr>
+          <w:rFonts w:ascii="Times New Roman" w:eastAsia="SimSun" w:hAnsi="SimSun"/>
+          <w:b/>
+          <w:bCs/>
+        </w:rPr>
+        <w:t xml:space="preserve">不能更新成功率、不能计算总体置信区间、不能送入配对检验</w:t>
+      </w:r>
+      <w:r>
+        <w:rPr>
+          <w:rFonts w:ascii="Times New Roman" w:eastAsia="SimSun" w:hAnsi="SimSun"/>
+          <w:b w:val="false"/>
+          <w:bCs w:val="false"/>
+        </w:rPr>
+        <w:t xml:space="preserve">。历史 G0 与 G2 没有与 G3 等价的 500 条逐局记录，补采少量数据也不能凑成配对表。</w:t>
       </w:r>
     </w:p>
     <w:p>
@@ -7382,7 +7588,7 @@
           <w:sz w:val="24"/>
           <w:szCs w:val="24"/>
         </w:rPr>
-        <w:t xml:space="preserve">7.3 时间安排</w:t>
+        <w:t xml:space="preserve">7.3 当前状态</w:t>
       </w:r>
     </w:p>
     <w:p>
@@ -7398,7 +7604,1053 @@
           <w:sz w:val="19"/>
           <w:szCs w:val="19"/>
         </w:rPr>
-        <w:t xml:space="preserve">表 7-2  至结项的时间安排</w:t>
+        <w:t xml:space="preserve">表 7-2  2026-09-22 的完成情况</w:t>
+      </w:r>
+    </w:p>
+    <w:tbl>
+      <w:tblPr>
+        <w:tblW w:type="dxa" w:w="9360"/>
+        <w:tblBorders>
+          <w:top w:val="single" w:color="7F7F7F" w:sz="8"/>
+          <w:left w:val="single" w:color="BFBFBF" w:sz="4"/>
+          <w:bottom w:val="single" w:color="7F7F7F" w:sz="8"/>
+          <w:right w:val="single" w:color="BFBFBF" w:sz="4"/>
+          <w:insideH w:val="single" w:color="BFBFBF" w:sz="4"/>
+          <w:insideV w:val="single" w:color="BFBFBF" w:sz="4"/>
+        </w:tblBorders>
+      </w:tblPr>
+      <w:tblGrid>
+        <w:gridCol w:w="1123"/>
+        <w:gridCol w:w="6365"/>
+        <w:gridCol w:w="1872"/>
+      </w:tblGrid>
+      <w:tr>
+        <w:trPr>
+          <w:cantSplit/>
+          <w:tblHeader/>
+        </w:trPr>
+        <w:tc>
+          <w:tcPr>
+            <w:tcW w:type="dxa" w:w="1123"/>
+            <w:shd w:fill="EDEDED" w:color="auto" w:val="clear"/>
+            <w:tcMar>
+              <w:top w:type="dxa" w:w="70"/>
+              <w:left w:type="dxa" w:w="100"/>
+              <w:bottom w:type="dxa" w:w="70"/>
+              <w:right w:type="dxa" w:w="100"/>
+            </w:tcMar>
+          </w:tcPr>
+          <w:p>
+            <w:pPr>
+              <w:spacing w:line="280"/>
+              <w:jc w:val="center"/>
+            </w:pPr>
+            <w:r>
+              <w:rPr>
+                <w:rFonts w:ascii="Times New Roman" w:eastAsia="SimSun" w:hAnsi="SimSun"/>
+                <w:b w:val="false"/>
+                <w:bCs w:val="false"/>
+                <w:sz w:val="19"/>
+                <w:szCs w:val="19"/>
+              </w:rPr>
+              <w:t xml:space="preserve">阶段</w:t>
+            </w:r>
+          </w:p>
+        </w:tc>
+        <w:tc>
+          <w:tcPr>
+            <w:tcW w:type="dxa" w:w="6365"/>
+            <w:shd w:fill="EDEDED" w:color="auto" w:val="clear"/>
+            <w:tcMar>
+              <w:top w:type="dxa" w:w="70"/>
+              <w:left w:type="dxa" w:w="100"/>
+              <w:bottom w:type="dxa" w:w="70"/>
+              <w:right w:type="dxa" w:w="100"/>
+            </w:tcMar>
+          </w:tcPr>
+          <w:p>
+            <w:pPr>
+              <w:spacing w:line="280"/>
+              <w:jc w:val="center"/>
+            </w:pPr>
+            <w:r>
+              <w:rPr>
+                <w:rFonts w:ascii="Times New Roman" w:eastAsia="SimSun" w:hAnsi="SimSun"/>
+                <w:b w:val="false"/>
+                <w:bCs w:val="false"/>
+                <w:sz w:val="19"/>
+                <w:szCs w:val="19"/>
+              </w:rPr>
+              <w:t xml:space="preserve">事项</w:t>
+            </w:r>
+          </w:p>
+        </w:tc>
+        <w:tc>
+          <w:tcPr>
+            <w:tcW w:type="dxa" w:w="1872"/>
+            <w:shd w:fill="EDEDED" w:color="auto" w:val="clear"/>
+            <w:tcMar>
+              <w:top w:type="dxa" w:w="70"/>
+              <w:left w:type="dxa" w:w="100"/>
+              <w:bottom w:type="dxa" w:w="70"/>
+              <w:right w:type="dxa" w:w="100"/>
+            </w:tcMar>
+          </w:tcPr>
+          <w:p>
+            <w:pPr>
+              <w:spacing w:line="280"/>
+              <w:jc w:val="center"/>
+            </w:pPr>
+            <w:r>
+              <w:rPr>
+                <w:rFonts w:ascii="Times New Roman" w:eastAsia="SimSun" w:hAnsi="SimSun"/>
+                <w:b w:val="false"/>
+                <w:bCs w:val="false"/>
+                <w:sz w:val="19"/>
+                <w:szCs w:val="19"/>
+              </w:rPr>
+              <w:t xml:space="preserve">状态</w:t>
+            </w:r>
+          </w:p>
+        </w:tc>
+      </w:tr>
+      <w:tr>
+        <w:trPr>
+          <w:cantSplit/>
+          <w:tblHeader w:val="false"/>
+        </w:trPr>
+        <w:tc>
+          <w:tcPr>
+            <w:tcW w:type="dxa" w:w="1123"/>
+            <w:tcMar>
+              <w:top w:type="dxa" w:w="70"/>
+              <w:left w:type="dxa" w:w="100"/>
+              <w:bottom w:type="dxa" w:w="70"/>
+              <w:right w:type="dxa" w:w="100"/>
+            </w:tcMar>
+          </w:tcPr>
+          <w:p>
+            <w:pPr>
+              <w:spacing w:line="280"/>
+              <w:jc w:val="center"/>
+            </w:pPr>
+            <w:r>
+              <w:rPr>
+                <w:rFonts w:ascii="Times New Roman" w:eastAsia="SimSun" w:hAnsi="SimSun"/>
+                <w:b w:val="false"/>
+                <w:bCs w:val="false"/>
+                <w:sz w:val="19"/>
+                <w:szCs w:val="19"/>
+              </w:rPr>
+              <w:t xml:space="preserve">A</w:t>
+            </w:r>
+          </w:p>
+        </w:tc>
+        <w:tc>
+          <w:tcPr>
+            <w:tcW w:type="dxa" w:w="6365"/>
+            <w:tcMar>
+              <w:top w:type="dxa" w:w="70"/>
+              <w:left w:type="dxa" w:w="100"/>
+              <w:bottom w:type="dxa" w:w="70"/>
+              <w:right w:type="dxa" w:w="100"/>
+            </w:tcMar>
+          </w:tcPr>
+          <w:p>
+            <w:pPr>
+              <w:spacing w:line="280"/>
+              <w:jc w:val="left"/>
+            </w:pPr>
+            <w:r>
+              <w:rPr>
+                <w:rFonts w:ascii="Times New Roman" w:eastAsia="SimSun" w:hAnsi="SimSun"/>
+                <w:b w:val="false"/>
+                <w:bCs w:val="false"/>
+                <w:sz w:val="19"/>
+                <w:szCs w:val="19"/>
+              </w:rPr>
+              <w:t xml:space="preserve">正式证据核对：G3 逐局记录 500 行、键唯一、成功 118，日志哈希已记录</w:t>
+            </w:r>
+          </w:p>
+        </w:tc>
+        <w:tc>
+          <w:tcPr>
+            <w:tcW w:type="dxa" w:w="1872"/>
+            <w:tcMar>
+              <w:top w:type="dxa" w:w="70"/>
+              <w:left w:type="dxa" w:w="100"/>
+              <w:bottom w:type="dxa" w:w="70"/>
+              <w:right w:type="dxa" w:w="100"/>
+            </w:tcMar>
+          </w:tcPr>
+          <w:p>
+            <w:pPr>
+              <w:spacing w:line="280"/>
+              <w:jc w:val="center"/>
+            </w:pPr>
+            <w:r>
+              <w:rPr>
+                <w:rFonts w:ascii="Times New Roman" w:eastAsia="SimSun" w:hAnsi="SimSun"/>
+                <w:b w:val="false"/>
+                <w:bCs w:val="false"/>
+                <w:sz w:val="19"/>
+                <w:szCs w:val="19"/>
+              </w:rPr>
+              <w:t xml:space="preserve">已完成</w:t>
+            </w:r>
+          </w:p>
+        </w:tc>
+      </w:tr>
+      <w:tr>
+        <w:trPr>
+          <w:cantSplit/>
+          <w:tblHeader w:val="false"/>
+        </w:trPr>
+        <w:tc>
+          <w:tcPr>
+            <w:tcW w:type="dxa" w:w="1123"/>
+            <w:tcMar>
+              <w:top w:type="dxa" w:w="70"/>
+              <w:left w:type="dxa" w:w="100"/>
+              <w:bottom w:type="dxa" w:w="70"/>
+              <w:right w:type="dxa" w:w="100"/>
+            </w:tcMar>
+          </w:tcPr>
+          <w:p>
+            <w:pPr>
+              <w:spacing w:line="280"/>
+              <w:jc w:val="center"/>
+            </w:pPr>
+            <w:r>
+              <w:rPr>
+                <w:rFonts w:ascii="Times New Roman" w:eastAsia="SimSun" w:hAnsi="SimSun"/>
+                <w:b w:val="false"/>
+                <w:bCs w:val="false"/>
+                <w:sz w:val="19"/>
+                <w:szCs w:val="19"/>
+              </w:rPr>
+              <w:t xml:space="preserve">A</w:t>
+            </w:r>
+          </w:p>
+        </w:tc>
+        <w:tc>
+          <w:tcPr>
+            <w:tcW w:type="dxa" w:w="6365"/>
+            <w:tcMar>
+              <w:top w:type="dxa" w:w="70"/>
+              <w:left w:type="dxa" w:w="100"/>
+              <w:bottom w:type="dxa" w:w="70"/>
+              <w:right w:type="dxa" w:w="100"/>
+            </w:tcMar>
+          </w:tcPr>
+          <w:p>
+            <w:pPr>
+              <w:spacing w:line="280"/>
+              <w:jc w:val="left"/>
+            </w:pPr>
+            <w:r>
+              <w:rPr>
+                <w:rFonts w:ascii="Times New Roman" w:eastAsia="SimSun" w:hAnsi="SimSun"/>
+                <w:b w:val="false"/>
+                <w:bCs w:val="false"/>
+                <w:sz w:val="19"/>
+                <w:szCs w:val="19"/>
+              </w:rPr>
+              <w:t xml:space="preserve">六个案例已冻结并提交，含选择规则与生成时间</w:t>
+            </w:r>
+          </w:p>
+        </w:tc>
+        <w:tc>
+          <w:tcPr>
+            <w:tcW w:type="dxa" w:w="1872"/>
+            <w:tcMar>
+              <w:top w:type="dxa" w:w="70"/>
+              <w:left w:type="dxa" w:w="100"/>
+              <w:bottom w:type="dxa" w:w="70"/>
+              <w:right w:type="dxa" w:w="100"/>
+            </w:tcMar>
+          </w:tcPr>
+          <w:p>
+            <w:pPr>
+              <w:spacing w:line="280"/>
+              <w:jc w:val="center"/>
+            </w:pPr>
+            <w:r>
+              <w:rPr>
+                <w:rFonts w:ascii="Times New Roman" w:eastAsia="SimSun" w:hAnsi="SimSun"/>
+                <w:b w:val="false"/>
+                <w:bCs w:val="false"/>
+                <w:sz w:val="19"/>
+                <w:szCs w:val="19"/>
+              </w:rPr>
+              <w:t xml:space="preserve">已完成</w:t>
+            </w:r>
+          </w:p>
+        </w:tc>
+      </w:tr>
+      <w:tr>
+        <w:trPr>
+          <w:cantSplit/>
+          <w:tblHeader w:val="false"/>
+        </w:trPr>
+        <w:tc>
+          <w:tcPr>
+            <w:tcW w:type="dxa" w:w="1123"/>
+            <w:tcMar>
+              <w:top w:type="dxa" w:w="70"/>
+              <w:left w:type="dxa" w:w="100"/>
+              <w:bottom w:type="dxa" w:w="70"/>
+              <w:right w:type="dxa" w:w="100"/>
+            </w:tcMar>
+          </w:tcPr>
+          <w:p>
+            <w:pPr>
+              <w:spacing w:line="280"/>
+              <w:jc w:val="center"/>
+            </w:pPr>
+            <w:r>
+              <w:rPr>
+                <w:rFonts w:ascii="Times New Roman" w:eastAsia="SimSun" w:hAnsi="SimSun"/>
+                <w:b w:val="false"/>
+                <w:bCs w:val="false"/>
+                <w:sz w:val="19"/>
+                <w:szCs w:val="19"/>
+              </w:rPr>
+              <w:t xml:space="preserve">B</w:t>
+            </w:r>
+          </w:p>
+        </w:tc>
+        <w:tc>
+          <w:tcPr>
+            <w:tcW w:type="dxa" w:w="6365"/>
+            <w:tcMar>
+              <w:top w:type="dxa" w:w="70"/>
+              <w:left w:type="dxa" w:w="100"/>
+              <w:bottom w:type="dxa" w:w="70"/>
+              <w:right w:type="dxa" w:w="100"/>
+            </w:tcMar>
+          </w:tcPr>
+          <w:p>
+            <w:pPr>
+              <w:spacing w:line="280"/>
+              <w:jc w:val="left"/>
+            </w:pPr>
+            <w:r>
+              <w:rPr>
+                <w:rFonts w:ascii="Times New Roman" w:eastAsia="SimSun" w:hAnsi="SimSun"/>
+                <w:b w:val="false"/>
+                <w:bCs w:val="false"/>
+                <w:sz w:val="19"/>
+                <w:szCs w:val="19"/>
+              </w:rPr>
+              <w:t xml:space="preserve">默认关闭的轨迹导出、逐 token 来源统计、原子发布、schema 读取校验</w:t>
+            </w:r>
+          </w:p>
+        </w:tc>
+        <w:tc>
+          <w:tcPr>
+            <w:tcW w:type="dxa" w:w="1872"/>
+            <w:tcMar>
+              <w:top w:type="dxa" w:w="70"/>
+              <w:left w:type="dxa" w:w="100"/>
+              <w:bottom w:type="dxa" w:w="70"/>
+              <w:right w:type="dxa" w:w="100"/>
+            </w:tcMar>
+          </w:tcPr>
+          <w:p>
+            <w:pPr>
+              <w:spacing w:line="280"/>
+              <w:jc w:val="center"/>
+            </w:pPr>
+            <w:r>
+              <w:rPr>
+                <w:rFonts w:ascii="Times New Roman" w:eastAsia="SimSun" w:hAnsi="SimSun"/>
+                <w:b w:val="false"/>
+                <w:bCs w:val="false"/>
+                <w:sz w:val="19"/>
+                <w:szCs w:val="19"/>
+              </w:rPr>
+              <w:t xml:space="preserve">已完成</w:t>
+            </w:r>
+          </w:p>
+        </w:tc>
+      </w:tr>
+      <w:tr>
+        <w:trPr>
+          <w:cantSplit/>
+          <w:tblHeader w:val="false"/>
+        </w:trPr>
+        <w:tc>
+          <w:tcPr>
+            <w:tcW w:type="dxa" w:w="1123"/>
+            <w:tcMar>
+              <w:top w:type="dxa" w:w="70"/>
+              <w:left w:type="dxa" w:w="100"/>
+              <w:bottom w:type="dxa" w:w="70"/>
+              <w:right w:type="dxa" w:w="100"/>
+            </w:tcMar>
+          </w:tcPr>
+          <w:p>
+            <w:pPr>
+              <w:spacing w:line="280"/>
+              <w:jc w:val="center"/>
+            </w:pPr>
+            <w:r>
+              <w:rPr>
+                <w:rFonts w:ascii="Times New Roman" w:eastAsia="SimSun" w:hAnsi="SimSun"/>
+                <w:b w:val="false"/>
+                <w:bCs w:val="false"/>
+                <w:sz w:val="19"/>
+                <w:szCs w:val="19"/>
+              </w:rPr>
+              <w:t xml:space="preserve">B</w:t>
+            </w:r>
+          </w:p>
+        </w:tc>
+        <w:tc>
+          <w:tcPr>
+            <w:tcW w:type="dxa" w:w="6365"/>
+            <w:tcMar>
+              <w:top w:type="dxa" w:w="70"/>
+              <w:left w:type="dxa" w:w="100"/>
+              <w:bottom w:type="dxa" w:w="70"/>
+              <w:right w:type="dxa" w:w="100"/>
+            </w:tcMar>
+          </w:tcPr>
+          <w:p>
+            <w:pPr>
+              <w:spacing w:line="280"/>
+              <w:jc w:val="left"/>
+            </w:pPr>
+            <w:r>
+              <w:rPr>
+                <w:rFonts w:ascii="Times New Roman" w:eastAsia="SimSun" w:hAnsi="SimSun"/>
+                <w:b w:val="false"/>
+                <w:bCs w:val="false"/>
+                <w:sz w:val="19"/>
+                <w:szCs w:val="19"/>
+              </w:rPr>
+              <w:t xml:space="preserve">固定案例启动器与其测试</w:t>
+            </w:r>
+          </w:p>
+        </w:tc>
+        <w:tc>
+          <w:tcPr>
+            <w:tcW w:type="dxa" w:w="1872"/>
+            <w:tcMar>
+              <w:top w:type="dxa" w:w="70"/>
+              <w:left w:type="dxa" w:w="100"/>
+              <w:bottom w:type="dxa" w:w="70"/>
+              <w:right w:type="dxa" w:w="100"/>
+            </w:tcMar>
+          </w:tcPr>
+          <w:p>
+            <w:pPr>
+              <w:spacing w:line="280"/>
+              <w:jc w:val="center"/>
+            </w:pPr>
+            <w:r>
+              <w:rPr>
+                <w:rFonts w:ascii="Times New Roman" w:eastAsia="SimSun" w:hAnsi="SimSun"/>
+                <w:b w:val="false"/>
+                <w:bCs w:val="false"/>
+                <w:sz w:val="19"/>
+                <w:szCs w:val="19"/>
+              </w:rPr>
+              <w:t xml:space="preserve">已完成</w:t>
+            </w:r>
+          </w:p>
+        </w:tc>
+      </w:tr>
+      <w:tr>
+        <w:trPr>
+          <w:cantSplit/>
+          <w:tblHeader w:val="false"/>
+        </w:trPr>
+        <w:tc>
+          <w:tcPr>
+            <w:tcW w:type="dxa" w:w="1123"/>
+            <w:tcMar>
+              <w:top w:type="dxa" w:w="70"/>
+              <w:left w:type="dxa" w:w="100"/>
+              <w:bottom w:type="dxa" w:w="70"/>
+              <w:right w:type="dxa" w:w="100"/>
+            </w:tcMar>
+          </w:tcPr>
+          <w:p>
+            <w:pPr>
+              <w:spacing w:line="280"/>
+              <w:jc w:val="center"/>
+            </w:pPr>
+            <w:r>
+              <w:rPr>
+                <w:rFonts w:ascii="Times New Roman" w:eastAsia="SimSun" w:hAnsi="SimSun"/>
+                <w:b w:val="false"/>
+                <w:bCs w:val="false"/>
+                <w:sz w:val="19"/>
+                <w:szCs w:val="19"/>
+              </w:rPr>
+              <w:t xml:space="preserve">C</w:t>
+            </w:r>
+          </w:p>
+        </w:tc>
+        <w:tc>
+          <w:tcPr>
+            <w:tcW w:type="dxa" w:w="6365"/>
+            <w:tcMar>
+              <w:top w:type="dxa" w:w="70"/>
+              <w:left w:type="dxa" w:w="100"/>
+              <w:bottom w:type="dxa" w:w="70"/>
+              <w:right w:type="dxa" w:w="100"/>
+            </w:tcMar>
+          </w:tcPr>
+          <w:p>
+            <w:pPr>
+              <w:spacing w:line="280"/>
+              <w:jc w:val="left"/>
+            </w:pPr>
+            <w:r>
+              <w:rPr>
+                <w:rFonts w:ascii="Times New Roman" w:eastAsia="SimSun" w:hAnsi="SimSun"/>
+                <w:b w:val="false"/>
+                <w:bCs w:val="false"/>
+                <w:sz w:val="19"/>
+                <w:szCs w:val="19"/>
+              </w:rPr>
+              <w:t xml:space="preserve">服务器开机后核对三个 checkpoint，并以 G3 的六局做首次端到端验收</w:t>
+            </w:r>
+          </w:p>
+        </w:tc>
+        <w:tc>
+          <w:tcPr>
+            <w:tcW w:type="dxa" w:w="1872"/>
+            <w:tcMar>
+              <w:top w:type="dxa" w:w="70"/>
+              <w:left w:type="dxa" w:w="100"/>
+              <w:bottom w:type="dxa" w:w="70"/>
+              <w:right w:type="dxa" w:w="100"/>
+            </w:tcMar>
+          </w:tcPr>
+          <w:p>
+            <w:pPr>
+              <w:spacing w:line="280"/>
+              <w:jc w:val="center"/>
+            </w:pPr>
+            <w:r>
+              <w:rPr>
+                <w:rFonts w:ascii="Times New Roman" w:eastAsia="SimSun" w:hAnsi="SimSun"/>
+                <w:b w:val="false"/>
+                <w:bCs w:val="false"/>
+                <w:sz w:val="19"/>
+                <w:szCs w:val="19"/>
+              </w:rPr>
+              <w:t xml:space="preserve">待办</w:t>
+            </w:r>
+          </w:p>
+        </w:tc>
+      </w:tr>
+      <w:tr>
+        <w:trPr>
+          <w:cantSplit/>
+          <w:tblHeader w:val="false"/>
+        </w:trPr>
+        <w:tc>
+          <w:tcPr>
+            <w:tcW w:type="dxa" w:w="1123"/>
+            <w:tcMar>
+              <w:top w:type="dxa" w:w="70"/>
+              <w:left w:type="dxa" w:w="100"/>
+              <w:bottom w:type="dxa" w:w="70"/>
+              <w:right w:type="dxa" w:w="100"/>
+            </w:tcMar>
+          </w:tcPr>
+          <w:p>
+            <w:pPr>
+              <w:spacing w:line="280"/>
+              <w:jc w:val="center"/>
+            </w:pPr>
+            <w:r>
+              <w:rPr>
+                <w:rFonts w:ascii="Times New Roman" w:eastAsia="SimSun" w:hAnsi="SimSun"/>
+                <w:b w:val="false"/>
+                <w:bCs w:val="false"/>
+                <w:sz w:val="19"/>
+                <w:szCs w:val="19"/>
+              </w:rPr>
+              <w:t xml:space="preserve">D</w:t>
+            </w:r>
+          </w:p>
+        </w:tc>
+        <w:tc>
+          <w:tcPr>
+            <w:tcW w:type="dxa" w:w="6365"/>
+            <w:tcMar>
+              <w:top w:type="dxa" w:w="70"/>
+              <w:left w:type="dxa" w:w="100"/>
+              <w:bottom w:type="dxa" w:w="70"/>
+              <w:right w:type="dxa" w:w="100"/>
+            </w:tcMar>
+          </w:tcPr>
+          <w:p>
+            <w:pPr>
+              <w:spacing w:line="280"/>
+              <w:jc w:val="left"/>
+            </w:pPr>
+            <w:r>
+              <w:rPr>
+                <w:rFonts w:ascii="Times New Roman" w:eastAsia="SimSun" w:hAnsi="SimSun"/>
+                <w:b w:val="false"/>
+                <w:bCs w:val="false"/>
+                <w:sz w:val="19"/>
+                <w:szCs w:val="19"/>
+              </w:rPr>
+              <w:t xml:space="preserve">诊断表与最小演示</w:t>
+            </w:r>
+          </w:p>
+        </w:tc>
+        <w:tc>
+          <w:tcPr>
+            <w:tcW w:type="dxa" w:w="1872"/>
+            <w:tcMar>
+              <w:top w:type="dxa" w:w="70"/>
+              <w:left w:type="dxa" w:w="100"/>
+              <w:bottom w:type="dxa" w:w="70"/>
+              <w:right w:type="dxa" w:w="100"/>
+            </w:tcMar>
+          </w:tcPr>
+          <w:p>
+            <w:pPr>
+              <w:spacing w:line="280"/>
+              <w:jc w:val="center"/>
+            </w:pPr>
+            <w:r>
+              <w:rPr>
+                <w:rFonts w:ascii="Times New Roman" w:eastAsia="SimSun" w:hAnsi="SimSun"/>
+                <w:b w:val="false"/>
+                <w:bCs w:val="false"/>
+                <w:sz w:val="19"/>
+                <w:szCs w:val="19"/>
+              </w:rPr>
+              <w:t xml:space="preserve">待办</w:t>
+            </w:r>
+          </w:p>
+        </w:tc>
+      </w:tr>
+      <w:tr>
+        <w:trPr>
+          <w:cantSplit/>
+          <w:tblHeader w:val="false"/>
+        </w:trPr>
+        <w:tc>
+          <w:tcPr>
+            <w:tcW w:type="dxa" w:w="1123"/>
+            <w:tcMar>
+              <w:top w:type="dxa" w:w="70"/>
+              <w:left w:type="dxa" w:w="100"/>
+              <w:bottom w:type="dxa" w:w="70"/>
+              <w:right w:type="dxa" w:w="100"/>
+            </w:tcMar>
+          </w:tcPr>
+          <w:p>
+            <w:pPr>
+              <w:spacing w:line="280"/>
+              <w:jc w:val="center"/>
+            </w:pPr>
+            <w:r>
+              <w:rPr>
+                <w:rFonts w:ascii="Times New Roman" w:eastAsia="SimSun" w:hAnsi="SimSun"/>
+                <w:b w:val="false"/>
+                <w:bCs w:val="false"/>
+                <w:sz w:val="19"/>
+                <w:szCs w:val="19"/>
+              </w:rPr>
+              <w:t xml:space="preserve">E</w:t>
+            </w:r>
+          </w:p>
+        </w:tc>
+        <w:tc>
+          <w:tcPr>
+            <w:tcW w:type="dxa" w:w="6365"/>
+            <w:tcMar>
+              <w:top w:type="dxa" w:w="70"/>
+              <w:left w:type="dxa" w:w="100"/>
+              <w:bottom w:type="dxa" w:w="70"/>
+              <w:right w:type="dxa" w:w="100"/>
+            </w:tcMar>
+          </w:tcPr>
+          <w:p>
+            <w:pPr>
+              <w:spacing w:line="280"/>
+              <w:jc w:val="left"/>
+            </w:pPr>
+            <w:r>
+              <w:rPr>
+                <w:rFonts w:ascii="Times New Roman" w:eastAsia="SimSun" w:hAnsi="SimSun"/>
+                <w:b w:val="false"/>
+                <w:bCs w:val="false"/>
+                <w:sz w:val="19"/>
+                <w:szCs w:val="19"/>
+              </w:rPr>
+              <w:t xml:space="preserve">决策门</w:t>
+            </w:r>
+          </w:p>
+        </w:tc>
+        <w:tc>
+          <w:tcPr>
+            <w:tcW w:type="dxa" w:w="1872"/>
+            <w:tcMar>
+              <w:top w:type="dxa" w:w="70"/>
+              <w:left w:type="dxa" w:w="100"/>
+              <w:bottom w:type="dxa" w:w="70"/>
+              <w:right w:type="dxa" w:w="100"/>
+            </w:tcMar>
+          </w:tcPr>
+          <w:p>
+            <w:pPr>
+              <w:spacing w:line="280"/>
+              <w:jc w:val="center"/>
+            </w:pPr>
+            <w:r>
+              <w:rPr>
+                <w:rFonts w:ascii="Times New Roman" w:eastAsia="SimSun" w:hAnsi="SimSun"/>
+                <w:b w:val="false"/>
+                <w:bCs w:val="false"/>
+                <w:sz w:val="19"/>
+                <w:szCs w:val="19"/>
+              </w:rPr>
+              <w:t xml:space="preserve">待办</w:t>
+            </w:r>
+          </w:p>
+        </w:tc>
+      </w:tr>
+      <w:tr>
+        <w:trPr>
+          <w:cantSplit/>
+          <w:tblHeader w:val="false"/>
+        </w:trPr>
+        <w:tc>
+          <w:tcPr>
+            <w:tcW w:type="dxa" w:w="1123"/>
+            <w:tcMar>
+              <w:top w:type="dxa" w:w="70"/>
+              <w:left w:type="dxa" w:w="100"/>
+              <w:bottom w:type="dxa" w:w="70"/>
+              <w:right w:type="dxa" w:w="100"/>
+            </w:tcMar>
+          </w:tcPr>
+          <w:p>
+            <w:pPr>
+              <w:spacing w:line="280"/>
+              <w:jc w:val="center"/>
+            </w:pPr>
+            <w:r>
+              <w:rPr>
+                <w:rFonts w:ascii="Times New Roman" w:eastAsia="SimSun" w:hAnsi="SimSun"/>
+                <w:b w:val="false"/>
+                <w:bCs w:val="false"/>
+                <w:sz w:val="19"/>
+                <w:szCs w:val="19"/>
+              </w:rPr>
+              <w:t xml:space="preserve">F</w:t>
+            </w:r>
+          </w:p>
+        </w:tc>
+        <w:tc>
+          <w:tcPr>
+            <w:tcW w:type="dxa" w:w="6365"/>
+            <w:tcMar>
+              <w:top w:type="dxa" w:w="70"/>
+              <w:left w:type="dxa" w:w="100"/>
+              <w:bottom w:type="dxa" w:w="70"/>
+              <w:right w:type="dxa" w:w="100"/>
+            </w:tcMar>
+          </w:tcPr>
+          <w:p>
+            <w:pPr>
+              <w:spacing w:line="280"/>
+              <w:jc w:val="left"/>
+            </w:pPr>
+            <w:r>
+              <w:rPr>
+                <w:rFonts w:ascii="Times New Roman" w:eastAsia="SimSun" w:hAnsi="SimSun"/>
+                <w:b w:val="false"/>
+                <w:bCs w:val="false"/>
+                <w:sz w:val="19"/>
+                <w:szCs w:val="19"/>
+              </w:rPr>
+              <w:t xml:space="preserve">材料收口</w:t>
+            </w:r>
+          </w:p>
+        </w:tc>
+        <w:tc>
+          <w:tcPr>
+            <w:tcW w:type="dxa" w:w="1872"/>
+            <w:tcMar>
+              <w:top w:type="dxa" w:w="70"/>
+              <w:left w:type="dxa" w:w="100"/>
+              <w:bottom w:type="dxa" w:w="70"/>
+              <w:right w:type="dxa" w:w="100"/>
+            </w:tcMar>
+          </w:tcPr>
+          <w:p>
+            <w:pPr>
+              <w:spacing w:line="280"/>
+              <w:jc w:val="center"/>
+            </w:pPr>
+            <w:r>
+              <w:rPr>
+                <w:rFonts w:ascii="Times New Roman" w:eastAsia="SimSun" w:hAnsi="SimSun"/>
+                <w:b w:val="false"/>
+                <w:bCs w:val="false"/>
+                <w:sz w:val="19"/>
+                <w:szCs w:val="19"/>
+              </w:rPr>
+              <w:t xml:space="preserve">待办</w:t>
+            </w:r>
+          </w:p>
+        </w:tc>
+      </w:tr>
+    </w:tbl>
+    <w:p>
+      <w:pPr>
+        <w:spacing w:after="70" w:before="70" w:line="340"/>
+        <w:ind w:firstLine="420"/>
+      </w:pPr>
+      <w:r>
+        <w:rPr>
+          <w:rFonts w:ascii="Times New Roman" w:eastAsia="SimSun" w:hAnsi="SimSun"/>
+          <w:b w:val="false"/>
+          <w:bCs w:val="false"/>
+        </w:rPr>
+        <w:t xml:space="preserve">下一步的顺序是：G3 六局端到端验收，然后 G2 六局，再 G0 六局；每个方法必须使用相同的任务、episode、初始状态、评测种子、裁剪方式与动作后处理。若 G0 或 G2 的 checkpoint 与协议身份无法核对，立即停止对应采集并记录原因，</w:t>
+      </w:r>
+      <w:r>
+        <w:rPr>
+          <w:rFonts w:ascii="Times New Roman" w:eastAsia="SimSun" w:hAnsi="SimSun"/>
+          <w:b/>
+          <w:bCs/>
+        </w:rPr>
+        <w:t xml:space="preserve">不用近似 checkpoint 顶替</w:t>
+      </w:r>
+      <w:r>
+        <w:rPr>
+          <w:rFonts w:ascii="Times New Roman" w:eastAsia="SimSun" w:hAnsi="SimSun"/>
+          <w:b w:val="false"/>
+          <w:bCs w:val="false"/>
+        </w:rPr>
+        <w:t xml:space="preserve">。</w:t>
+      </w:r>
+    </w:p>
+    <w:p>
+      <w:pPr>
+        <w:pStyle w:val="Heading2"/>
+        <w:spacing w:after="140" w:before="260"/>
+      </w:pPr>
+      <w:r>
+        <w:rPr>
+          <w:rFonts w:ascii="Arial" w:eastAsia="SimHei" w:hAnsi="SimHei"/>
+          <w:b/>
+          <w:bCs/>
+          <w:color w:val="000000"/>
+          <w:sz w:val="24"/>
+          <w:szCs w:val="24"/>
+        </w:rPr>
+        <w:t xml:space="preserve">7.4 决策门的三种结果</w:t>
+      </w:r>
+    </w:p>
+    <w:p>
+      <w:pPr>
+        <w:spacing w:after="70" w:before="70" w:line="340"/>
+        <w:ind w:firstLine="420"/>
+      </w:pPr>
+      <w:r>
+        <w:rPr>
+          <w:rFonts w:ascii="Times New Roman" w:eastAsia="SimSun" w:hAnsi="SimSun"/>
+          <w:b w:val="false"/>
+          <w:bCs w:val="false"/>
+        </w:rPr>
+        <w:t xml:space="preserve">阶段 D 完成后只做一次判断，三种结果各自对应的动作已写定：</w:t>
+      </w:r>
+    </w:p>
+    <w:p>
+      <w:pPr>
+        <w:pStyle w:val="ListParagraph"/>
+        <w:numPr>
+          <w:ilvl w:val="0"/>
+          <w:numId w:val="2"/>
+        </w:numPr>
+        <w:spacing w:after="50" w:before="50" w:line="340"/>
+      </w:pPr>
+      <w:r>
+        <w:rPr>
+          <w:rFonts w:ascii="Times New Roman" w:eastAsia="SimSun" w:hAnsi="SimSun"/>
+          <w:b w:val="false"/>
+          <w:bCs w:val="false"/>
+        </w:rPr>
+        <w:t xml:space="preserve"/>
+      </w:r>
+      <w:r>
+        <w:rPr>
+          <w:rFonts w:ascii="Times New Roman" w:eastAsia="SimSun" w:hAnsi="SimSun"/>
+          <w:b/>
+          <w:bCs/>
+        </w:rPr>
+        <w:t xml:space="preserve">若证据支持跨帧混合稀释了当前状态</w:t>
+      </w:r>
+      <w:r>
+        <w:rPr>
+          <w:rFonts w:ascii="Times New Roman" w:eastAsia="SimSun" w:hAnsi="SimSun"/>
+          <w:b w:val="false"/>
+          <w:bCs w:val="false"/>
+        </w:rPr>
+        <w:t xml:space="preserve">：只提出一个受限改版——为当前帧预留独立 token 配额，其余预算分给历史，并继续保留帧身份。先写设计、单元测试与离线分配对照；是否训练另行审查，</w:t>
+      </w:r>
+      <w:r>
+        <w:rPr>
+          <w:rFonts w:ascii="Times New Roman" w:eastAsia="SimSun" w:hAnsi="SimSun"/>
+          <w:b/>
+          <w:bCs/>
+        </w:rPr>
+        <w:t xml:space="preserve">绝不自动启动</w:t>
+      </w:r>
+      <w:r>
+        <w:rPr>
+          <w:rFonts w:ascii="Times New Roman" w:eastAsia="SimSun" w:hAnsi="SimSun"/>
+          <w:b w:val="false"/>
+          <w:bCs w:val="false"/>
+        </w:rPr>
+        <w:t xml:space="preserve">。</w:t>
+      </w:r>
+    </w:p>
+    <w:p>
+      <w:pPr>
+        <w:pStyle w:val="ListParagraph"/>
+        <w:numPr>
+          <w:ilvl w:val="0"/>
+          <w:numId w:val="2"/>
+        </w:numPr>
+        <w:spacing w:after="50" w:before="50" w:line="340"/>
+      </w:pPr>
+      <w:r>
+        <w:rPr>
+          <w:rFonts w:ascii="Times New Roman" w:eastAsia="SimSun" w:hAnsi="SimSun"/>
+          <w:b w:val="false"/>
+          <w:bCs w:val="false"/>
+        </w:rPr>
+        <w:t xml:space="preserve"/>
+      </w:r>
+      <w:r>
+        <w:rPr>
+          <w:rFonts w:ascii="Times New Roman" w:eastAsia="SimSun" w:hAnsi="SimSun"/>
+          <w:b/>
+          <w:bCs/>
+        </w:rPr>
+        <w:t xml:space="preserve">若六个案例没有一致的机制信号</w:t>
+      </w:r>
+      <w:r>
+        <w:rPr>
+          <w:rFonts w:ascii="Times New Roman" w:eastAsia="SimSun" w:hAnsi="SimSun"/>
+          <w:b w:val="false"/>
+          <w:bCs w:val="false"/>
+        </w:rPr>
+        <w:t xml:space="preserve">：停止方法扩展，写成“当前证据下无法定位单一机制”，进入材料收口。</w:t>
+      </w:r>
+    </w:p>
+    <w:p>
+      <w:pPr>
+        <w:pStyle w:val="ListParagraph"/>
+        <w:numPr>
+          <w:ilvl w:val="0"/>
+          <w:numId w:val="2"/>
+        </w:numPr>
+        <w:spacing w:after="50" w:before="50" w:line="340"/>
+      </w:pPr>
+      <w:r>
+        <w:rPr>
+          <w:rFonts w:ascii="Times New Roman" w:eastAsia="SimSun" w:hAnsi="SimSun"/>
+          <w:b w:val="false"/>
+          <w:bCs w:val="false"/>
+        </w:rPr>
+        <w:t xml:space="preserve"/>
+      </w:r>
+      <w:r>
+        <w:rPr>
+          <w:rFonts w:ascii="Times New Roman" w:eastAsia="SimSun" w:hAnsi="SimSun"/>
+          <w:b/>
+          <w:bCs/>
+        </w:rPr>
+        <w:t xml:space="preserve">若新的导出链路本身不可靠</w:t>
+      </w:r>
+      <w:r>
+        <w:rPr>
+          <w:rFonts w:ascii="Times New Roman" w:eastAsia="SimSun" w:hAnsi="SimSun"/>
+          <w:b w:val="false"/>
+          <w:bCs w:val="false"/>
+        </w:rPr>
+        <w:t xml:space="preserve">：只修工具并重采同样的六局，</w:t>
+      </w:r>
+      <w:r>
+        <w:rPr>
+          <w:rFonts w:ascii="Times New Roman" w:eastAsia="SimSun" w:hAnsi="SimSun"/>
+          <w:b/>
+          <w:bCs/>
+        </w:rPr>
+        <w:t xml:space="preserve">不增加任务或 episode 数</w:t>
+      </w:r>
+      <w:r>
+        <w:rPr>
+          <w:rFonts w:ascii="Times New Roman" w:eastAsia="SimSun" w:hAnsi="SimSun"/>
+          <w:b w:val="false"/>
+          <w:bCs w:val="false"/>
+        </w:rPr>
+        <w:t xml:space="preserve">。</w:t>
+      </w:r>
+    </w:p>
+    <w:p>
+      <w:pPr>
+        <w:spacing w:after="70" w:before="70" w:line="340"/>
+        <w:ind w:firstLine="420"/>
+      </w:pPr>
+      <w:r>
+        <w:rPr>
+          <w:rFonts w:ascii="Times New Roman" w:eastAsia="SimSun" w:hAnsi="SimSun"/>
+          <w:b w:val="false"/>
+          <w:bCs w:val="false"/>
+        </w:rPr>
+        <w:t xml:space="preserve">任何候选改版在申请训练资源前都必须说明：它会改变最终系统、主结果表或演示中的哪一项。无法说明则不训练。</w:t>
+      </w:r>
+    </w:p>
+    <w:p>
+      <w:pPr>
+        <w:pStyle w:val="Heading2"/>
+        <w:spacing w:after="140" w:before="260"/>
+      </w:pPr>
+      <w:r>
+        <w:rPr>
+          <w:rFonts w:ascii="Arial" w:eastAsia="SimHei" w:hAnsi="SimHei"/>
+          <w:b/>
+          <w:bCs/>
+          <w:color w:val="000000"/>
+          <w:sz w:val="24"/>
+          <w:szCs w:val="24"/>
+        </w:rPr>
+        <w:t xml:space="preserve">7.5 时间安排</w:t>
+      </w:r>
+    </w:p>
+    <w:p>
+      <w:pPr>
+        <w:keepNext/>
+        <w:spacing w:after="90" w:before="200"/>
+      </w:pPr>
+      <w:r>
+        <w:rPr>
+          <w:rFonts w:ascii="Times New Roman" w:eastAsia="SimSun" w:hAnsi="SimSun"/>
+          <w:b/>
+          <w:bCs/>
+          <w:sz w:val="19"/>
+          <w:szCs w:val="19"/>
+        </w:rPr>
+        <w:t xml:space="preserve">表 7-3  至结项的时间安排</w:t>
       </w:r>
     </w:p>
     <w:tbl>
@@ -7534,7 +8786,7 @@
                 <w:sz w:val="19"/>
                 <w:szCs w:val="19"/>
               </w:rPr>
-              <w:t xml:space="preserve">优先级 2 与 3：重评 G0 与 G2、取演示素材、完成最小回放演示</w:t>
+              <w:t xml:space="preserve">阶段 C 与 D：固定案例采集、诊断表、最小演示</w:t>
             </w:r>
           </w:p>
         </w:tc>
@@ -7594,7 +8846,7 @@
                 <w:sz w:val="19"/>
                 <w:szCs w:val="19"/>
               </w:rPr>
-              <w:t xml:space="preserve">优先级 4 与 5：分配诊断（限时）与交付材料；组内复核，由他人按 README 从空环境复现</w:t>
+              <w:t xml:space="preserve">阶段 E 与 F：决策门、材料收口；组内复核，由他人按文档复跑读取、统计与演示命令</w:t>
             </w:r>
           </w:p>
         </w:tc>
@@ -7654,7 +8906,7 @@
                 <w:sz w:val="19"/>
                 <w:szCs w:val="19"/>
               </w:rPr>
-              <w:t xml:space="preserve">报告定稿、一张方法总图与一张流程图、冻结版本、归档 checkpoint 与日志与演示素材</w:t>
+              <w:t xml:space="preserve">报告定稿、方法总图与 token 来源诊断图、冻结版本、归档源码与日志与清单与图表与视频</w:t>
             </w:r>
           </w:p>
         </w:tc>
@@ -7734,7 +8986,7 @@
           <w:sz w:val="24"/>
           <w:szCs w:val="24"/>
         </w:rPr>
-        <w:t xml:space="preserve">7.4 明确暂缓的事项</w:t>
+        <w:t xml:space="preserve">7.6 明确暂缓的事项</w:t>
       </w:r>
     </w:p>
     <w:p>
@@ -7808,6 +9060,56 @@
           <w:bCs/>
         </w:rPr>
         <w:t xml:space="preserve">结论必须连同定义一起报</w:t>
+      </w:r>
+      <w:r>
+        <w:rPr>
+          <w:rFonts w:ascii="Times New Roman" w:eastAsia="SimSun" w:hAnsi="SimSun"/>
+          <w:b w:val="false"/>
+          <w:bCs w:val="false"/>
+        </w:rPr>
+        <w:t xml:space="preserve">。</w:t>
+      </w:r>
+    </w:p>
+    <w:p>
+      <w:pPr>
+        <w:pStyle w:val="ListParagraph"/>
+        <w:numPr>
+          <w:ilvl w:val="0"/>
+          <w:numId w:val="2"/>
+        </w:numPr>
+        <w:spacing w:after="50" w:before="50" w:line="340"/>
+      </w:pPr>
+      <w:r>
+        <w:rPr>
+          <w:rFonts w:ascii="Times New Roman" w:eastAsia="SimSun" w:hAnsi="SimSun"/>
+          <w:b w:val="false"/>
+          <w:bCs w:val="false"/>
+        </w:rPr>
+        <w:t xml:space="preserve"/>
+      </w:r>
+      <w:r>
+        <w:rPr>
+          <w:rFonts w:ascii="Times New Roman" w:eastAsia="SimSun" w:hAnsi="SimSun"/>
+          <w:b/>
+          <w:bCs/>
+        </w:rPr>
+        <w:t xml:space="preserve">诊断可能得不出结论，这已被写进决策门。</w:t>
+      </w:r>
+      <w:r>
+        <w:rPr>
+          <w:rFonts w:ascii="Times New Roman" w:eastAsia="SimSun" w:hAnsi="SimSun"/>
+          <w:b w:val="false"/>
+          <w:bCs w:val="false"/>
+        </w:rPr>
+        <w:t xml:space="preserve">阶段 C 只采 18 个 arm-case，样本量不支持任何统计判断；如果六个案例没有一致的机制信号，按事前规则就写成“当前证据下无法定位单一机制”并进入材料收口，</w:t>
+      </w:r>
+      <w:r>
+        <w:rPr>
+          <w:rFonts w:ascii="Times New Roman" w:eastAsia="SimSun" w:hAnsi="SimSun"/>
+          <w:b/>
+          <w:bCs/>
+        </w:rPr>
+        <w:t xml:space="preserve">而不是加大样本去找一个解释</w:t>
       </w:r>
       <w:r>
         <w:rPr>
@@ -8608,6 +9910,86 @@
                 <w:sz w:val="19"/>
                 <w:szCs w:val="19"/>
               </w:rPr>
+              <w:t xml:space="preserve">docs/09 当前任务执行清单</w:t>
+            </w:r>
+          </w:p>
+        </w:tc>
+        <w:tc>
+          <w:tcPr>
+            <w:tcW w:type="dxa" w:w="6739"/>
+            <w:tcMar>
+              <w:top w:type="dxa" w:w="70"/>
+              <w:left w:type="dxa" w:w="100"/>
+              <w:bottom w:type="dxa" w:w="70"/>
+              <w:right w:type="dxa" w:w="100"/>
+            </w:tcMar>
+          </w:tcPr>
+          <w:p>
+            <w:pPr>
+              <w:spacing w:line="280"/>
+              <w:jc w:val="left"/>
+            </w:pPr>
+            <w:r>
+              <w:rPr>
+                <w:rFonts w:ascii="Times New Roman" w:eastAsia="SimSun" w:hAnsi="SimSun"/>
+                <w:b w:val="false"/>
+                <w:bCs w:val="false"/>
+                <w:sz w:val="19"/>
+                <w:szCs w:val="19"/>
+              </w:rPr>
+              <w:t xml:space="preserve"/>
+            </w:r>
+            <w:r>
+              <w:rPr>
+                <w:rFonts w:ascii="Times New Roman" w:eastAsia="SimSun" w:hAnsi="SimSun"/>
+                <w:b/>
+                <w:bCs/>
+                <w:sz w:val="19"/>
+                <w:szCs w:val="19"/>
+              </w:rPr>
+              <w:t xml:space="preserve">当前唯一的逐步执行入口</w:t>
+            </w:r>
+            <w:r>
+              <w:rPr>
+                <w:rFonts w:ascii="Times New Roman" w:eastAsia="SimSun" w:hAnsi="SimSun"/>
+                <w:b w:val="false"/>
+                <w:bCs w:val="false"/>
+                <w:sz w:val="19"/>
+                <w:szCs w:val="19"/>
+              </w:rPr>
+              <w:t xml:space="preserve">：六个阶段、固定案例、资源上限与决策门</w:t>
+            </w:r>
+          </w:p>
+        </w:tc>
+      </w:tr>
+      <w:tr>
+        <w:trPr>
+          <w:cantSplit/>
+          <w:tblHeader w:val="false"/>
+        </w:trPr>
+        <w:tc>
+          <w:tcPr>
+            <w:tcW w:type="dxa" w:w="2621"/>
+            <w:tcMar>
+              <w:top w:type="dxa" w:w="70"/>
+              <w:left w:type="dxa" w:w="100"/>
+              <w:bottom w:type="dxa" w:w="70"/>
+              <w:right w:type="dxa" w:w="100"/>
+            </w:tcMar>
+          </w:tcPr>
+          <w:p>
+            <w:pPr>
+              <w:spacing w:line="280"/>
+              <w:jc w:val="left"/>
+            </w:pPr>
+            <w:r>
+              <w:rPr>
+                <w:rFonts w:ascii="Times New Roman" w:eastAsia="SimSun" w:hAnsi="SimSun"/>
+                <w:b w:val="false"/>
+                <w:bCs w:val="false"/>
+                <w:sz w:val="19"/>
+                <w:szCs w:val="19"/>
+              </w:rPr>
               <w:t xml:space="preserve">docs/07 修复与推进</w:t>
             </w:r>
           </w:p>
@@ -8635,7 +10017,7 @@
                 <w:sz w:val="19"/>
                 <w:szCs w:val="19"/>
               </w:rPr>
-              <w:t xml:space="preserve">当前执行顺序以它为准；第 6 节是逐步命令与验收标准</w:t>
+              <w:t xml:space="preserve">修正版 G3 那一轮的事前登记、缺陷复现与停止决策</w:t>
             </w:r>
           </w:p>
         </w:tc>

--- a/docs/report/VLA-4D-中期报告-2026-09.docx
+++ b/docs/report/VLA-4D-中期报告-2026-09.docx
@@ -226,7 +226,7 @@
                 <w:sz w:val="19"/>
                 <w:szCs w:val="19"/>
               </w:rPr>
-              <w:t xml:space="preserve">GPU 主实验已完成，进入结果整理与交付阶段</w:t>
+              <w:t xml:space="preserve">仿真主实验已完成，进入机制诊断、演示与材料整理阶段</w:t>
             </w:r>
           </w:p>
         </w:tc>
@@ -379,7 +379,7 @@
                 <w:sz w:val="19"/>
                 <w:szCs w:val="19"/>
               </w:rPr>
-              <w:t xml:space="preserve">代码分支</w:t>
+              <w:t xml:space="preserve">结项时间</w:t>
             </w:r>
           </w:p>
         </w:tc>
@@ -406,7 +406,239 @@
                 <w:sz w:val="19"/>
                 <w:szCs w:val="19"/>
               </w:rPr>
-              <w:t xml:space="preserve">claude/sweet-archimedes-ef752x</w:t>
+              <w:t xml:space="preserve">2027 年 1 月</w:t>
+            </w:r>
+          </w:p>
+        </w:tc>
+      </w:tr>
+    </w:tbl>
+    <w:p>
+      <w:r>
+        <w:br w:type="page"/>
+      </w:r>
+    </w:p>
+    <w:p>
+      <w:pPr>
+        <w:pStyle w:val="Heading1"/>
+        <w:spacing w:after="140" w:before="360"/>
+      </w:pPr>
+      <w:r>
+        <w:rPr>
+          <w:rFonts w:ascii="Arial" w:eastAsia="SimHei" w:hAnsi="SimHei"/>
+          <w:b/>
+          <w:bCs/>
+          <w:color w:val="000000"/>
+          <w:sz w:val="30"/>
+          <w:szCs w:val="30"/>
+        </w:rPr>
+        <w:t xml:space="preserve">一、项目概述与主要结果</w:t>
+      </w:r>
+    </w:p>
+    <w:p>
+      <w:pPr>
+        <w:spacing w:after="70" w:before="70" w:line="340"/>
+        <w:ind w:firstLine="420"/>
+      </w:pPr>
+      <w:r>
+        <w:rPr>
+          <w:rFonts w:ascii="Times New Roman" w:eastAsia="SimSun" w:hAnsi="SimSun"/>
+          <w:b w:val="false"/>
+          <w:bCs w:val="false"/>
+        </w:rPr>
+        <w:t xml:space="preserve">本项目研究一个问题：在视觉 token 预算固定的前提下，如何利用历史观测改善机器人操作。预算固定的含义是，多帧输入经压缩后进入语言模型的视觉 token 数与单帧相同（N = 256），因此任何性能变化都不来自“多喂了 token”。</w:t>
+      </w:r>
+    </w:p>
+    <w:p>
+      <w:pPr>
+        <w:spacing w:after="70" w:before="70" w:line="340"/>
+        <w:ind w:firstLine="420"/>
+      </w:pPr>
+      <w:r>
+        <w:rPr>
+          <w:rFonts w:ascii="Times New Roman" w:eastAsia="SimSun" w:hAnsi="SimSun"/>
+          <w:b w:val="false"/>
+          <w:bCs w:val="false"/>
+        </w:rPr>
+        <w:t xml:space="preserve">围绕这一问题，我们在 OpenVLA-7B 上实现了完整的多帧视觉输入链路，并在 LIBERO-Long 上完成了三种方法的独立训练与满量闭环评测，每种方法 500 局。</w:t>
+      </w:r>
+    </w:p>
+    <w:p>
+      <w:pPr>
+        <w:keepNext/>
+        <w:spacing w:after="90" w:before="200"/>
+      </w:pPr>
+      <w:r>
+        <w:rPr>
+          <w:rFonts w:ascii="Times New Roman" w:eastAsia="SimSun" w:hAnsi="SimSun"/>
+          <w:b/>
+          <w:bCs/>
+          <w:sz w:val="19"/>
+          <w:szCs w:val="19"/>
+        </w:rPr>
+        <w:t xml:space="preserve">表 1-1  主要结果（同一训练条件：30 000 步，n = 500，eval_batch = 8）</w:t>
+      </w:r>
+    </w:p>
+    <w:tbl>
+      <w:tblPr>
+        <w:tblW w:type="dxa" w:w="9360"/>
+        <w:tblBorders>
+          <w:top w:val="single" w:color="7F7F7F" w:sz="8"/>
+          <w:left w:val="single" w:color="BFBFBF" w:sz="4"/>
+          <w:bottom w:val="single" w:color="7F7F7F" w:sz="8"/>
+          <w:right w:val="single" w:color="BFBFBF" w:sz="4"/>
+          <w:insideH w:val="single" w:color="BFBFBF" w:sz="4"/>
+          <w:insideV w:val="single" w:color="BFBFBF" w:sz="4"/>
+        </w:tblBorders>
+      </w:tblPr>
+      <w:tblGrid>
+        <w:gridCol w:w="2808"/>
+        <w:gridCol w:w="1591"/>
+        <w:gridCol w:w="1404"/>
+        <w:gridCol w:w="1778"/>
+        <w:gridCol w:w="1779"/>
+      </w:tblGrid>
+      <w:tr>
+        <w:trPr>
+          <w:cantSplit/>
+          <w:tblHeader/>
+        </w:trPr>
+        <w:tc>
+          <w:tcPr>
+            <w:tcW w:type="dxa" w:w="2808"/>
+            <w:shd w:fill="EDEDED" w:color="auto" w:val="clear"/>
+            <w:tcMar>
+              <w:top w:type="dxa" w:w="70"/>
+              <w:left w:type="dxa" w:w="100"/>
+              <w:bottom w:type="dxa" w:w="70"/>
+              <w:right w:type="dxa" w:w="100"/>
+            </w:tcMar>
+          </w:tcPr>
+          <w:p>
+            <w:pPr>
+              <w:spacing w:line="280"/>
+              <w:jc w:val="center"/>
+            </w:pPr>
+            <w:r>
+              <w:rPr>
+                <w:rFonts w:ascii="Times New Roman" w:eastAsia="SimSun" w:hAnsi="SimSun"/>
+                <w:b w:val="false"/>
+                <w:bCs w:val="false"/>
+                <w:sz w:val="19"/>
+                <w:szCs w:val="19"/>
+              </w:rPr>
+              <w:t xml:space="preserve">方法</w:t>
+            </w:r>
+          </w:p>
+        </w:tc>
+        <w:tc>
+          <w:tcPr>
+            <w:tcW w:type="dxa" w:w="1591"/>
+            <w:shd w:fill="EDEDED" w:color="auto" w:val="clear"/>
+            <w:tcMar>
+              <w:top w:type="dxa" w:w="70"/>
+              <w:left w:type="dxa" w:w="100"/>
+              <w:bottom w:type="dxa" w:w="70"/>
+              <w:right w:type="dxa" w:w="100"/>
+            </w:tcMar>
+          </w:tcPr>
+          <w:p>
+            <w:pPr>
+              <w:spacing w:line="280"/>
+              <w:jc w:val="center"/>
+            </w:pPr>
+            <w:r>
+              <w:rPr>
+                <w:rFonts w:ascii="Times New Roman" w:eastAsia="SimSun" w:hAnsi="SimSun"/>
+                <w:b w:val="false"/>
+                <w:bCs w:val="false"/>
+                <w:sz w:val="19"/>
+                <w:szCs w:val="19"/>
+              </w:rPr>
+              <w:t xml:space="preserve">成功局数</w:t>
+            </w:r>
+          </w:p>
+        </w:tc>
+        <w:tc>
+          <w:tcPr>
+            <w:tcW w:type="dxa" w:w="1404"/>
+            <w:shd w:fill="EDEDED" w:color="auto" w:val="clear"/>
+            <w:tcMar>
+              <w:top w:type="dxa" w:w="70"/>
+              <w:left w:type="dxa" w:w="100"/>
+              <w:bottom w:type="dxa" w:w="70"/>
+              <w:right w:type="dxa" w:w="100"/>
+            </w:tcMar>
+          </w:tcPr>
+          <w:p>
+            <w:pPr>
+              <w:spacing w:line="280"/>
+              <w:jc w:val="center"/>
+            </w:pPr>
+            <w:r>
+              <w:rPr>
+                <w:rFonts w:ascii="Times New Roman" w:eastAsia="SimSun" w:hAnsi="SimSun"/>
+                <w:b w:val="false"/>
+                <w:bCs w:val="false"/>
+                <w:sz w:val="19"/>
+                <w:szCs w:val="19"/>
+              </w:rPr>
+              <w:t xml:space="preserve">成功率</w:t>
+            </w:r>
+          </w:p>
+        </w:tc>
+        <w:tc>
+          <w:tcPr>
+            <w:tcW w:type="dxa" w:w="1778"/>
+            <w:shd w:fill="EDEDED" w:color="auto" w:val="clear"/>
+            <w:tcMar>
+              <w:top w:type="dxa" w:w="70"/>
+              <w:left w:type="dxa" w:w="100"/>
+              <w:bottom w:type="dxa" w:w="70"/>
+              <w:right w:type="dxa" w:w="100"/>
+            </w:tcMar>
+          </w:tcPr>
+          <w:p>
+            <w:pPr>
+              <w:spacing w:line="280"/>
+              <w:jc w:val="center"/>
+            </w:pPr>
+            <w:r>
+              <w:rPr>
+                <w:rFonts w:ascii="Times New Roman" w:eastAsia="SimSun" w:hAnsi="SimSun"/>
+                <w:b w:val="false"/>
+                <w:bCs w:val="false"/>
+                <w:sz w:val="19"/>
+                <w:szCs w:val="19"/>
+              </w:rPr>
+              <w:t xml:space="preserve">相对 G0</w:t>
+            </w:r>
+          </w:p>
+        </w:tc>
+        <w:tc>
+          <w:tcPr>
+            <w:tcW w:type="dxa" w:w="1779"/>
+            <w:shd w:fill="EDEDED" w:color="auto" w:val="clear"/>
+            <w:tcMar>
+              <w:top w:type="dxa" w:w="70"/>
+              <w:left w:type="dxa" w:w="100"/>
+              <w:bottom w:type="dxa" w:w="70"/>
+              <w:right w:type="dxa" w:w="100"/>
+            </w:tcMar>
+          </w:tcPr>
+          <w:p>
+            <w:pPr>
+              <w:spacing w:line="280"/>
+              <w:jc w:val="center"/>
+            </w:pPr>
+            <w:r>
+              <w:rPr>
+                <w:rFonts w:ascii="Times New Roman" w:eastAsia="SimSun" w:hAnsi="SimSun"/>
+                <w:b w:val="false"/>
+                <w:bCs w:val="false"/>
+                <w:sz w:val="19"/>
+                <w:szCs w:val="19"/>
+              </w:rPr>
+              <w:t xml:space="preserve">相对 G2</w:t>
             </w:r>
           </w:p>
         </w:tc>
@@ -418,55 +650,418 @@
         </w:trPr>
         <w:tc>
           <w:tcPr>
-            <w:tcW w:type="dxa" w:w="2434"/>
-            <w:tcMar>
-              <w:top w:type="dxa" w:w="70"/>
-              <w:left w:type="dxa" w:w="100"/>
-              <w:bottom w:type="dxa" w:w="70"/>
-              <w:right w:type="dxa" w:w="100"/>
-            </w:tcMar>
-          </w:tcPr>
-          <w:p>
-            <w:pPr>
-              <w:spacing w:line="280"/>
-              <w:jc w:val="left"/>
-            </w:pPr>
-            <w:r>
-              <w:rPr>
-                <w:rFonts w:ascii="Times New Roman" w:eastAsia="SimSun" w:hAnsi="SimSun"/>
-                <w:b w:val="false"/>
-                <w:bCs w:val="false"/>
-                <w:sz w:val="19"/>
-                <w:szCs w:val="19"/>
-              </w:rPr>
-              <w:t xml:space="preserve">结项时间</w:t>
-            </w:r>
-          </w:p>
-        </w:tc>
-        <w:tc>
-          <w:tcPr>
-            <w:tcW w:type="dxa" w:w="6926"/>
-            <w:tcMar>
-              <w:top w:type="dxa" w:w="70"/>
-              <w:left w:type="dxa" w:w="100"/>
-              <w:bottom w:type="dxa" w:w="70"/>
-              <w:right w:type="dxa" w:w="100"/>
-            </w:tcMar>
-          </w:tcPr>
-          <w:p>
-            <w:pPr>
-              <w:spacing w:line="280"/>
-              <w:jc w:val="left"/>
-            </w:pPr>
-            <w:r>
-              <w:rPr>
-                <w:rFonts w:ascii="Times New Roman" w:eastAsia="SimSun" w:hAnsi="SimSun"/>
-                <w:b w:val="false"/>
-                <w:bCs w:val="false"/>
-                <w:sz w:val="19"/>
-                <w:szCs w:val="19"/>
-              </w:rPr>
-              <w:t xml:space="preserve">2027 年 1 月</w:t>
+            <w:tcW w:type="dxa" w:w="2808"/>
+            <w:tcMar>
+              <w:top w:type="dxa" w:w="70"/>
+              <w:left w:type="dxa" w:w="100"/>
+              <w:bottom w:type="dxa" w:w="70"/>
+              <w:right w:type="dxa" w:w="100"/>
+            </w:tcMar>
+          </w:tcPr>
+          <w:p>
+            <w:pPr>
+              <w:spacing w:line="280"/>
+              <w:jc w:val="left"/>
+            </w:pPr>
+            <w:r>
+              <w:rPr>
+                <w:rFonts w:ascii="Times New Roman" w:eastAsia="SimSun" w:hAnsi="SimSun"/>
+                <w:b w:val="false"/>
+                <w:bCs w:val="false"/>
+                <w:sz w:val="19"/>
+                <w:szCs w:val="19"/>
+              </w:rPr>
+              <w:t xml:space="preserve">G0：单帧基线</w:t>
+            </w:r>
+          </w:p>
+        </w:tc>
+        <w:tc>
+          <w:tcPr>
+            <w:tcW w:type="dxa" w:w="1591"/>
+            <w:tcMar>
+              <w:top w:type="dxa" w:w="70"/>
+              <w:left w:type="dxa" w:w="100"/>
+              <w:bottom w:type="dxa" w:w="70"/>
+              <w:right w:type="dxa" w:w="100"/>
+            </w:tcMar>
+          </w:tcPr>
+          <w:p>
+            <w:pPr>
+              <w:spacing w:line="280"/>
+              <w:jc w:val="center"/>
+            </w:pPr>
+            <w:r>
+              <w:rPr>
+                <w:rFonts w:ascii="Times New Roman" w:eastAsia="SimSun" w:hAnsi="SimSun"/>
+                <w:b w:val="false"/>
+                <w:bCs w:val="false"/>
+                <w:sz w:val="19"/>
+                <w:szCs w:val="19"/>
+              </w:rPr>
+              <w:t xml:space="preserve">117/500</w:t>
+            </w:r>
+          </w:p>
+        </w:tc>
+        <w:tc>
+          <w:tcPr>
+            <w:tcW w:type="dxa" w:w="1404"/>
+            <w:tcMar>
+              <w:top w:type="dxa" w:w="70"/>
+              <w:left w:type="dxa" w:w="100"/>
+              <w:bottom w:type="dxa" w:w="70"/>
+              <w:right w:type="dxa" w:w="100"/>
+            </w:tcMar>
+          </w:tcPr>
+          <w:p>
+            <w:pPr>
+              <w:spacing w:line="280"/>
+              <w:jc w:val="right"/>
+            </w:pPr>
+            <w:r>
+              <w:rPr>
+                <w:rFonts w:ascii="Times New Roman" w:eastAsia="SimSun" w:hAnsi="SimSun"/>
+                <w:b w:val="false"/>
+                <w:bCs w:val="false"/>
+                <w:sz w:val="19"/>
+                <w:szCs w:val="19"/>
+              </w:rPr>
+              <w:t xml:space="preserve">23.40%</w:t>
+            </w:r>
+          </w:p>
+        </w:tc>
+        <w:tc>
+          <w:tcPr>
+            <w:tcW w:type="dxa" w:w="1778"/>
+            <w:tcMar>
+              <w:top w:type="dxa" w:w="70"/>
+              <w:left w:type="dxa" w:w="100"/>
+              <w:bottom w:type="dxa" w:w="70"/>
+              <w:right w:type="dxa" w:w="100"/>
+            </w:tcMar>
+          </w:tcPr>
+          <w:p>
+            <w:pPr>
+              <w:spacing w:line="280"/>
+              <w:jc w:val="right"/>
+            </w:pPr>
+            <w:r>
+              <w:rPr>
+                <w:rFonts w:ascii="Times New Roman" w:eastAsia="SimSun" w:hAnsi="SimSun"/>
+                <w:b w:val="false"/>
+                <w:bCs w:val="false"/>
+                <w:sz w:val="19"/>
+                <w:szCs w:val="19"/>
+              </w:rPr>
+              <w:t xml:space="preserve">—</w:t>
+            </w:r>
+          </w:p>
+        </w:tc>
+        <w:tc>
+          <w:tcPr>
+            <w:tcW w:type="dxa" w:w="1779"/>
+            <w:tcMar>
+              <w:top w:type="dxa" w:w="70"/>
+              <w:left w:type="dxa" w:w="100"/>
+              <w:bottom w:type="dxa" w:w="70"/>
+              <w:right w:type="dxa" w:w="100"/>
+            </w:tcMar>
+          </w:tcPr>
+          <w:p>
+            <w:pPr>
+              <w:spacing w:line="280"/>
+              <w:jc w:val="right"/>
+            </w:pPr>
+            <w:r>
+              <w:rPr>
+                <w:rFonts w:ascii="Times New Roman" w:eastAsia="SimSun" w:hAnsi="SimSun"/>
+                <w:b w:val="false"/>
+                <w:bCs w:val="false"/>
+                <w:sz w:val="19"/>
+                <w:szCs w:val="19"/>
+              </w:rPr>
+              <w:t xml:space="preserve">−18.80 点</w:t>
+            </w:r>
+          </w:p>
+        </w:tc>
+      </w:tr>
+      <w:tr>
+        <w:trPr>
+          <w:cantSplit/>
+          <w:tblHeader w:val="false"/>
+        </w:trPr>
+        <w:tc>
+          <w:tcPr>
+            <w:tcW w:type="dxa" w:w="2808"/>
+            <w:tcMar>
+              <w:top w:type="dxa" w:w="70"/>
+              <w:left w:type="dxa" w:w="100"/>
+              <w:bottom w:type="dxa" w:w="70"/>
+              <w:right w:type="dxa" w:w="100"/>
+            </w:tcMar>
+          </w:tcPr>
+          <w:p>
+            <w:pPr>
+              <w:spacing w:line="280"/>
+              <w:jc w:val="left"/>
+            </w:pPr>
+            <w:r>
+              <w:rPr>
+                <w:rFonts w:ascii="Times New Roman" w:eastAsia="SimSun" w:hAnsi="SimSun"/>
+                <w:b w:val="false"/>
+                <w:bCs w:val="false"/>
+                <w:sz w:val="19"/>
+                <w:szCs w:val="19"/>
+              </w:rPr>
+              <w:t xml:space="preserve">G3：跨帧联合池化</w:t>
+            </w:r>
+          </w:p>
+        </w:tc>
+        <w:tc>
+          <w:tcPr>
+            <w:tcW w:type="dxa" w:w="1591"/>
+            <w:tcMar>
+              <w:top w:type="dxa" w:w="70"/>
+              <w:left w:type="dxa" w:w="100"/>
+              <w:bottom w:type="dxa" w:w="70"/>
+              <w:right w:type="dxa" w:w="100"/>
+            </w:tcMar>
+          </w:tcPr>
+          <w:p>
+            <w:pPr>
+              <w:spacing w:line="280"/>
+              <w:jc w:val="center"/>
+            </w:pPr>
+            <w:r>
+              <w:rPr>
+                <w:rFonts w:ascii="Times New Roman" w:eastAsia="SimSun" w:hAnsi="SimSun"/>
+                <w:b w:val="false"/>
+                <w:bCs w:val="false"/>
+                <w:sz w:val="19"/>
+                <w:szCs w:val="19"/>
+              </w:rPr>
+              <w:t xml:space="preserve">118/500</w:t>
+            </w:r>
+          </w:p>
+        </w:tc>
+        <w:tc>
+          <w:tcPr>
+            <w:tcW w:type="dxa" w:w="1404"/>
+            <w:tcMar>
+              <w:top w:type="dxa" w:w="70"/>
+              <w:left w:type="dxa" w:w="100"/>
+              <w:bottom w:type="dxa" w:w="70"/>
+              <w:right w:type="dxa" w:w="100"/>
+            </w:tcMar>
+          </w:tcPr>
+          <w:p>
+            <w:pPr>
+              <w:spacing w:line="280"/>
+              <w:jc w:val="right"/>
+            </w:pPr>
+            <w:r>
+              <w:rPr>
+                <w:rFonts w:ascii="Times New Roman" w:eastAsia="SimSun" w:hAnsi="SimSun"/>
+                <w:b w:val="false"/>
+                <w:bCs w:val="false"/>
+                <w:sz w:val="19"/>
+                <w:szCs w:val="19"/>
+              </w:rPr>
+              <w:t xml:space="preserve">23.60%</w:t>
+            </w:r>
+          </w:p>
+        </w:tc>
+        <w:tc>
+          <w:tcPr>
+            <w:tcW w:type="dxa" w:w="1778"/>
+            <w:tcMar>
+              <w:top w:type="dxa" w:w="70"/>
+              <w:left w:type="dxa" w:w="100"/>
+              <w:bottom w:type="dxa" w:w="70"/>
+              <w:right w:type="dxa" w:w="100"/>
+            </w:tcMar>
+          </w:tcPr>
+          <w:p>
+            <w:pPr>
+              <w:spacing w:line="280"/>
+              <w:jc w:val="right"/>
+            </w:pPr>
+            <w:r>
+              <w:rPr>
+                <w:rFonts w:ascii="Times New Roman" w:eastAsia="SimSun" w:hAnsi="SimSun"/>
+                <w:b w:val="false"/>
+                <w:bCs w:val="false"/>
+                <w:sz w:val="19"/>
+                <w:szCs w:val="19"/>
+              </w:rPr>
+              <w:t xml:space="preserve">+0.20 点</w:t>
+            </w:r>
+          </w:p>
+        </w:tc>
+        <w:tc>
+          <w:tcPr>
+            <w:tcW w:type="dxa" w:w="1779"/>
+            <w:tcMar>
+              <w:top w:type="dxa" w:w="70"/>
+              <w:left w:type="dxa" w:w="100"/>
+              <w:bottom w:type="dxa" w:w="70"/>
+              <w:right w:type="dxa" w:w="100"/>
+            </w:tcMar>
+          </w:tcPr>
+          <w:p>
+            <w:pPr>
+              <w:spacing w:line="280"/>
+              <w:jc w:val="right"/>
+            </w:pPr>
+            <w:r>
+              <w:rPr>
+                <w:rFonts w:ascii="Times New Roman" w:eastAsia="SimSun" w:hAnsi="SimSun"/>
+                <w:b w:val="false"/>
+                <w:bCs w:val="false"/>
+                <w:sz w:val="19"/>
+                <w:szCs w:val="19"/>
+              </w:rPr>
+              <w:t xml:space="preserve">−18.60 点</w:t>
+            </w:r>
+          </w:p>
+        </w:tc>
+      </w:tr>
+      <w:tr>
+        <w:trPr>
+          <w:cantSplit/>
+          <w:tblHeader w:val="false"/>
+        </w:trPr>
+        <w:tc>
+          <w:tcPr>
+            <w:tcW w:type="dxa" w:w="2808"/>
+            <w:tcMar>
+              <w:top w:type="dxa" w:w="70"/>
+              <w:left w:type="dxa" w:w="100"/>
+              <w:bottom w:type="dxa" w:w="70"/>
+              <w:right w:type="dxa" w:w="100"/>
+            </w:tcMar>
+          </w:tcPr>
+          <w:p>
+            <w:pPr>
+              <w:spacing w:line="280"/>
+              <w:jc w:val="left"/>
+            </w:pPr>
+            <w:r>
+              <w:rPr>
+                <w:rFonts w:ascii="Times New Roman" w:eastAsia="SimSun" w:hAnsi="SimSun"/>
+                <w:b w:val="false"/>
+                <w:bCs w:val="false"/>
+                <w:sz w:val="19"/>
+                <w:szCs w:val="19"/>
+              </w:rPr>
+              <w:t xml:space="preserve">G2：帧独立池化</w:t>
+            </w:r>
+          </w:p>
+        </w:tc>
+        <w:tc>
+          <w:tcPr>
+            <w:tcW w:type="dxa" w:w="1591"/>
+            <w:tcMar>
+              <w:top w:type="dxa" w:w="70"/>
+              <w:left w:type="dxa" w:w="100"/>
+              <w:bottom w:type="dxa" w:w="70"/>
+              <w:right w:type="dxa" w:w="100"/>
+            </w:tcMar>
+          </w:tcPr>
+          <w:p>
+            <w:pPr>
+              <w:spacing w:line="280"/>
+              <w:jc w:val="center"/>
+            </w:pPr>
+            <w:r>
+              <w:rPr>
+                <w:rFonts w:ascii="Times New Roman" w:eastAsia="SimSun" w:hAnsi="SimSun"/>
+                <w:b w:val="false"/>
+                <w:bCs w:val="false"/>
+                <w:sz w:val="19"/>
+                <w:szCs w:val="19"/>
+              </w:rPr>
+              <w:t xml:space="preserve">211/500</w:t>
+            </w:r>
+          </w:p>
+        </w:tc>
+        <w:tc>
+          <w:tcPr>
+            <w:tcW w:type="dxa" w:w="1404"/>
+            <w:tcMar>
+              <w:top w:type="dxa" w:w="70"/>
+              <w:left w:type="dxa" w:w="100"/>
+              <w:bottom w:type="dxa" w:w="70"/>
+              <w:right w:type="dxa" w:w="100"/>
+            </w:tcMar>
+          </w:tcPr>
+          <w:p>
+            <w:pPr>
+              <w:spacing w:line="280"/>
+              <w:jc w:val="right"/>
+            </w:pPr>
+            <w:r>
+              <w:rPr>
+                <w:rFonts w:ascii="Times New Roman" w:eastAsia="SimSun" w:hAnsi="SimSun"/>
+                <w:b w:val="false"/>
+                <w:bCs w:val="false"/>
+                <w:sz w:val="19"/>
+                <w:szCs w:val="19"/>
+              </w:rPr>
+              <w:t xml:space="preserve">42.20%</w:t>
+            </w:r>
+          </w:p>
+        </w:tc>
+        <w:tc>
+          <w:tcPr>
+            <w:tcW w:type="dxa" w:w="1778"/>
+            <w:tcMar>
+              <w:top w:type="dxa" w:w="70"/>
+              <w:left w:type="dxa" w:w="100"/>
+              <w:bottom w:type="dxa" w:w="70"/>
+              <w:right w:type="dxa" w:w="100"/>
+            </w:tcMar>
+          </w:tcPr>
+          <w:p>
+            <w:pPr>
+              <w:spacing w:line="280"/>
+              <w:jc w:val="right"/>
+            </w:pPr>
+            <w:r>
+              <w:rPr>
+                <w:rFonts w:ascii="Times New Roman" w:eastAsia="SimSun" w:hAnsi="SimSun"/>
+                <w:b w:val="false"/>
+                <w:bCs w:val="false"/>
+                <w:sz w:val="19"/>
+                <w:szCs w:val="19"/>
+              </w:rPr>
+              <w:t xml:space="preserve">+18.80 点</w:t>
+            </w:r>
+          </w:p>
+        </w:tc>
+        <w:tc>
+          <w:tcPr>
+            <w:tcW w:type="dxa" w:w="1779"/>
+            <w:tcMar>
+              <w:top w:type="dxa" w:w="70"/>
+              <w:left w:type="dxa" w:w="100"/>
+              <w:bottom w:type="dxa" w:w="70"/>
+              <w:right w:type="dxa" w:w="100"/>
+            </w:tcMar>
+          </w:tcPr>
+          <w:p>
+            <w:pPr>
+              <w:spacing w:line="280"/>
+              <w:jc w:val="right"/>
+            </w:pPr>
+            <w:r>
+              <w:rPr>
+                <w:rFonts w:ascii="Times New Roman" w:eastAsia="SimSun" w:hAnsi="SimSun"/>
+                <w:b w:val="false"/>
+                <w:bCs w:val="false"/>
+                <w:sz w:val="19"/>
+                <w:szCs w:val="19"/>
+              </w:rPr>
+              <w:t xml:space="preserve">—</w:t>
             </w:r>
           </w:p>
         </w:tc>
@@ -474,15 +1069,8 @@
     </w:tbl>
     <w:p>
       <w:pPr>
-        <w:spacing w:after="200"/>
-      </w:pPr>
-      <w:r>
-        <w:t xml:space="preserve"/>
-      </w:r>
-    </w:p>
-    <w:p>
-      <w:pPr>
         <w:spacing w:after="70" w:before="70" w:line="340"/>
+        <w:ind w:firstLine="420"/>
       </w:pPr>
       <w:r>
         <w:rPr>
@@ -490,12 +1078,53 @@
           <w:b w:val="false"/>
           <w:bCs w:val="false"/>
         </w:rPr>
-        <w:t xml:space="preserve">本报告中的所有数字均可在 docs/05 实验记录中找到出处；如与其他文档不一致，以 docs/00 的结论台账为准。本报告不含推测性数据：凡未实测的项目均标注为未做或未排期。</w:t>
+        <w:t xml:space="preserve">两点结论。其一，</w:t>
+      </w:r>
+      <w:r>
+        <w:rPr>
+          <w:rFonts w:ascii="Times New Roman" w:eastAsia="SimSun" w:hAnsi="SimSun"/>
+          <w:b/>
+          <w:bCs/>
+        </w:rPr>
+        <w:t xml:space="preserve">在预算固定的条件下引入历史观测是有效的</w:t>
+      </w:r>
+      <w:r>
+        <w:rPr>
+          <w:rFonts w:ascii="Times New Roman" w:eastAsia="SimSun" w:hAnsi="SimSun"/>
+          <w:b w:val="false"/>
+          <w:bCs w:val="false"/>
+        </w:rPr>
+        <w:t xml:space="preserve">：帧独立多帧方案比单帧基线高出 18.80 个百分点。其二，</w:t>
+      </w:r>
+      <w:r>
+        <w:rPr>
+          <w:rFonts w:ascii="Times New Roman" w:eastAsia="SimSun" w:hAnsi="SimSun"/>
+          <w:b/>
+          <w:bCs/>
+        </w:rPr>
+        <w:t xml:space="preserve">聚合方式决定了这份收益能否保留</w:t>
+      </w:r>
+      <w:r>
+        <w:rPr>
+          <w:rFonts w:ascii="Times New Roman" w:eastAsia="SimSun" w:hAnsi="SimSun"/>
+          <w:b w:val="false"/>
+          <w:bCs w:val="false"/>
+        </w:rPr>
+        <w:t xml:space="preserve">：让八帧在一个全局预算中共同竞争的跨帧联合池化，其成功率与单帧基线基本持平（+0.20 点），历史观测带来的增益没有被保留下来。</w:t>
       </w:r>
     </w:p>
     <w:p>
-      <w:r>
-        <w:br w:type="page"/>
+      <w:pPr>
+        <w:spacing w:after="70" w:before="70" w:line="340"/>
+        <w:ind w:firstLine="420"/>
+      </w:pPr>
+      <w:r>
+        <w:rPr>
+          <w:rFonts w:ascii="Times New Roman" w:eastAsia="SimSun" w:hAnsi="SimSun"/>
+          <w:b w:val="false"/>
+          <w:bCs w:val="false"/>
+        </w:rPr>
+        <w:t xml:space="preserve">项目据此选择帧独立方案作为软件交付的主线，并把当前阶段的工作集中在三件事上：用小样本固定案例诊断跨帧聚合的机制、做出可回放的最小演示、完成结项材料。</w:t>
       </w:r>
     </w:p>
     <w:p>
@@ -512,278 +1141,7 @@
           <w:sz w:val="30"/>
           <w:szCs w:val="30"/>
         </w:rPr>
-        <w:t xml:space="preserve">一、摘要</w:t>
-      </w:r>
-    </w:p>
-    <w:p>
-      <w:pPr>
-        <w:spacing w:after="70" w:before="70" w:line="340"/>
-        <w:ind w:firstLine="420"/>
-      </w:pPr>
-      <w:r>
-        <w:rPr>
-          <w:rFonts w:ascii="Times New Roman" w:eastAsia="SimSun" w:hAnsi="SimSun"/>
-          <w:b w:val="false"/>
-          <w:bCs w:val="false"/>
-        </w:rPr>
-        <w:t xml:space="preserve">本项目在 OpenVLA-7B 上研究一个问题：在视觉 token 预算固定的前提下，如何利用历史观测改善机器人操作。所谓预算固定，指多帧输入经压缩后进入语言模型的视觉 token 数与单帧相同（N = 256），因此任何收益都不能由“多喂了 token”来解释。我们在 LIBERO-Long 上完成了三组可比对照的完整训练与满量评测，每组 500 局。</w:t>
-      </w:r>
-    </w:p>
-    <w:p>
-      <w:pPr>
-        <w:spacing w:after="70" w:before="70" w:line="340"/>
-        <w:ind w:firstLine="420"/>
-      </w:pPr>
-      <w:r>
-        <w:rPr>
-          <w:rFonts w:ascii="Times New Roman" w:eastAsia="SimSun" w:hAnsi="SimSun"/>
-          <w:b w:val="false"/>
-          <w:bCs w:val="false"/>
-        </w:rPr>
-        <w:t xml:space="preserve">主要结果（同一训练条件：30 000 步，n = 500，eval_batch = 8）：</w:t>
-      </w:r>
-    </w:p>
-    <w:p>
-      <w:pPr>
-        <w:pStyle w:val="ListParagraph"/>
-        <w:numPr>
-          <w:ilvl w:val="0"/>
-          <w:numId w:val="2"/>
-        </w:numPr>
-        <w:spacing w:after="50" w:before="50" w:line="340"/>
-      </w:pPr>
-      <w:r>
-        <w:rPr>
-          <w:rFonts w:ascii="Times New Roman" w:eastAsia="SimSun" w:hAnsi="SimSun"/>
-          <w:b w:val="false"/>
-          <w:bCs w:val="false"/>
-        </w:rPr>
-        <w:t xml:space="preserve">单帧基线 G0：</w:t>
-      </w:r>
-      <w:r>
-        <w:rPr>
-          <w:rFonts w:ascii="Times New Roman" w:eastAsia="SimSun" w:hAnsi="SimSun"/>
-          <w:b/>
-          <w:bCs/>
-        </w:rPr>
-        <w:t xml:space="preserve">23.40%</w:t>
-      </w:r>
-      <w:r>
-        <w:rPr>
-          <w:rFonts w:ascii="Times New Roman" w:eastAsia="SimSun" w:hAnsi="SimSun"/>
-          <w:b w:val="false"/>
-          <w:bCs w:val="false"/>
-        </w:rPr>
-        <w:t xml:space="preserve"/>
-      </w:r>
-    </w:p>
-    <w:p>
-      <w:pPr>
-        <w:pStyle w:val="ListParagraph"/>
-        <w:numPr>
-          <w:ilvl w:val="0"/>
-          <w:numId w:val="2"/>
-        </w:numPr>
-        <w:spacing w:after="50" w:before="50" w:line="340"/>
-      </w:pPr>
-      <w:r>
-        <w:rPr>
-          <w:rFonts w:ascii="Times New Roman" w:eastAsia="SimSun" w:hAnsi="SimSun"/>
-          <w:b w:val="false"/>
-          <w:bCs w:val="false"/>
-        </w:rPr>
-        <w:t xml:space="preserve">帧独立多帧池化 G2：</w:t>
-      </w:r>
-      <w:r>
-        <w:rPr>
-          <w:rFonts w:ascii="Times New Roman" w:eastAsia="SimSun" w:hAnsi="SimSun"/>
-          <w:b/>
-          <w:bCs/>
-        </w:rPr>
-        <w:t xml:space="preserve">42.20%</w:t>
-      </w:r>
-      <w:r>
-        <w:rPr>
-          <w:rFonts w:ascii="Times New Roman" w:eastAsia="SimSun" w:hAnsi="SimSun"/>
-          <w:b w:val="false"/>
-          <w:bCs w:val="false"/>
-        </w:rPr>
-        <w:t xml:space="preserve">，相对 G0 </w:t>
-      </w:r>
-      <w:r>
-        <w:rPr>
-          <w:rFonts w:ascii="Times New Roman" w:eastAsia="SimSun" w:hAnsi="SimSun"/>
-          <w:b/>
-          <w:bCs/>
-        </w:rPr>
-        <w:t xml:space="preserve">+18.80 点</w:t>
-      </w:r>
-      <w:r>
-        <w:rPr>
-          <w:rFonts w:ascii="Times New Roman" w:eastAsia="SimSun" w:hAnsi="SimSun"/>
-          <w:b w:val="false"/>
-          <w:bCs w:val="false"/>
-        </w:rPr>
-        <w:t xml:space="preserve"/>
-      </w:r>
-    </w:p>
-    <w:p>
-      <w:pPr>
-        <w:pStyle w:val="ListParagraph"/>
-        <w:numPr>
-          <w:ilvl w:val="0"/>
-          <w:numId w:val="2"/>
-        </w:numPr>
-        <w:spacing w:after="50" w:before="50" w:line="340"/>
-      </w:pPr>
-      <w:r>
-        <w:rPr>
-          <w:rFonts w:ascii="Times New Roman" w:eastAsia="SimSun" w:hAnsi="SimSun"/>
-          <w:b w:val="false"/>
-          <w:bCs w:val="false"/>
-        </w:rPr>
-        <w:t xml:space="preserve">跨帧联合池化 G3（修正算子后）：</w:t>
-      </w:r>
-      <w:r>
-        <w:rPr>
-          <w:rFonts w:ascii="Times New Roman" w:eastAsia="SimSun" w:hAnsi="SimSun"/>
-          <w:b/>
-          <w:bCs/>
-        </w:rPr>
-        <w:t xml:space="preserve">23.60%</w:t>
-      </w:r>
-      <w:r>
-        <w:rPr>
-          <w:rFonts w:ascii="Times New Roman" w:eastAsia="SimSun" w:hAnsi="SimSun"/>
-          <w:b w:val="false"/>
-          <w:bCs w:val="false"/>
-        </w:rPr>
-        <w:t xml:space="preserve">，相对 G0 </w:t>
-      </w:r>
-      <w:r>
-        <w:rPr>
-          <w:rFonts w:ascii="Times New Roman" w:eastAsia="SimSun" w:hAnsi="SimSun"/>
-          <w:b/>
-          <w:bCs/>
-        </w:rPr>
-        <w:t xml:space="preserve">+0.20 点</w:t>
-      </w:r>
-      <w:r>
-        <w:rPr>
-          <w:rFonts w:ascii="Times New Roman" w:eastAsia="SimSun" w:hAnsi="SimSun"/>
-          <w:b w:val="false"/>
-          <w:bCs w:val="false"/>
-        </w:rPr>
-        <w:t xml:space="preserve">，相对 G2 </w:t>
-      </w:r>
-      <w:r>
-        <w:rPr>
-          <w:rFonts w:ascii="Times New Roman" w:eastAsia="SimSun" w:hAnsi="SimSun"/>
-          <w:b/>
-          <w:bCs/>
-        </w:rPr>
-        <w:t xml:space="preserve">−18.60 点</w:t>
-      </w:r>
-      <w:r>
-        <w:rPr>
-          <w:rFonts w:ascii="Times New Roman" w:eastAsia="SimSun" w:hAnsi="SimSun"/>
-          <w:b w:val="false"/>
-          <w:bCs w:val="false"/>
-        </w:rPr>
-        <w:t xml:space="preserve"/>
-      </w:r>
-    </w:p>
-    <w:p>
-      <w:pPr>
-        <w:spacing w:after="70" w:before="70" w:line="340"/>
-        <w:ind w:firstLine="420"/>
-      </w:pPr>
-      <w:r>
-        <w:rPr>
-          <w:rFonts w:ascii="Times New Roman" w:eastAsia="SimSun" w:hAnsi="SimSun"/>
-          <w:b w:val="false"/>
-          <w:bCs w:val="false"/>
-        </w:rPr>
-        <w:t xml:space="preserve">结论有两层。第一层是正面的：在预算固定的条件下引入历史观测确实有效，收益接近 19 个百分点。第二层是负面的，也是本阶段最主要的发现：</w:t>
-      </w:r>
-      <w:r>
-        <w:rPr>
-          <w:rFonts w:ascii="Times New Roman" w:eastAsia="SimSun" w:hAnsi="SimSun"/>
-          <w:b/>
-          <w:bCs/>
-        </w:rPr>
-        <w:t xml:space="preserve">把所有帧放进一个全局预算里竞争的这种聚合方式，会把历史观测带来的收益几乎全部吃掉</w:t>
-      </w:r>
-      <w:r>
-        <w:rPr>
-          <w:rFonts w:ascii="Times New Roman" w:eastAsia="SimSun" w:hAnsi="SimSun"/>
-          <w:b w:val="false"/>
-          <w:bCs w:val="false"/>
-        </w:rPr>
-        <w:t xml:space="preserve">——G3 与单帧基线的差距只有 0.20 点。项目据此按事前写定的规则停止了跨帧联合池化路线，改以较简单的帧独立方案推进软件交付，并把缺陷修复与失败分析作为工程与方法学产出保留下来。</w:t>
-      </w:r>
-    </w:p>
-    <w:p>
-      <w:pPr>
-        <w:spacing w:after="70" w:before="70" w:line="340"/>
-        <w:ind w:firstLine="420"/>
-      </w:pPr>
-      <w:r>
-        <w:rPr>
-          <w:rFonts w:ascii="Times New Roman" w:eastAsia="SimSun" w:hAnsi="SimSun"/>
-          <w:b w:val="false"/>
-          <w:bCs w:val="false"/>
-        </w:rPr>
-        <w:t xml:space="preserve">有两条限制必须与上述结论同时出现，不能省略。其一，G2 与 G3 比较的是</w:t>
-      </w:r>
-      <w:r>
-        <w:rPr>
-          <w:rFonts w:ascii="Times New Roman" w:eastAsia="SimSun" w:hAnsi="SimSun"/>
-          <w:b/>
-          <w:bCs/>
-        </w:rPr>
-        <w:t xml:space="preserve">聚合方式</w:t>
-      </w:r>
-      <w:r>
-        <w:rPr>
-          <w:rFonts w:ascii="Times New Roman" w:eastAsia="SimSun" w:hAnsi="SimSun"/>
-          <w:b w:val="false"/>
-          <w:bCs w:val="false"/>
-        </w:rPr>
-        <w:t xml:space="preserve">，它本身不能证明“历史优于单帧”，支持后者的是 G0 与 G2 的对照。其二，发现并修复输入处理缺陷属于</w:t>
-      </w:r>
-      <w:r>
-        <w:rPr>
-          <w:rFonts w:ascii="Times New Roman" w:eastAsia="SimSun" w:hAnsi="SimSun"/>
-          <w:b/>
-          <w:bCs/>
-        </w:rPr>
-        <w:t xml:space="preserve">实验有效性</w:t>
-      </w:r>
-      <w:r>
-        <w:rPr>
-          <w:rFonts w:ascii="Times New Roman" w:eastAsia="SimSun" w:hAnsi="SimSun"/>
-          <w:b w:val="false"/>
-          <w:bCs w:val="false"/>
-        </w:rPr>
-        <w:t xml:space="preserve">工作，不能替代方法贡献。</w:t>
-      </w:r>
-    </w:p>
-    <w:p>
-      <w:pPr>
-        <w:pStyle w:val="Heading1"/>
-        <w:spacing w:after="140" w:before="360"/>
-      </w:pPr>
-      <w:r>
-        <w:rPr>
-          <w:rFonts w:ascii="Arial" w:eastAsia="SimHei" w:hAnsi="SimHei"/>
-          <w:b/>
-          <w:bCs/>
-          <w:color w:val="000000"/>
-          <w:sz w:val="30"/>
-          <w:szCs w:val="30"/>
-        </w:rPr>
-        <w:t xml:space="preserve">二、研究问题与路线设计流程</w:t>
+        <w:t xml:space="preserve">二、研究问题与技术路线</w:t>
       </w:r>
     </w:p>
     <w:p>
@@ -800,7 +1158,7 @@
           <w:sz w:val="24"/>
           <w:szCs w:val="24"/>
         </w:rPr>
-        <w:t xml:space="preserve">2.1 命题的收缩</w:t>
+        <w:t xml:space="preserve">2.1 命题</w:t>
       </w:r>
     </w:p>
     <w:p>
@@ -814,18 +1172,16 @@
           <w:b w:val="false"/>
           <w:bCs w:val="false"/>
         </w:rPr>
-        <w:t xml:space="preserve">申报方向是 4D（三维空间加时间）时空感知用于机器人操作。这个方向作为整体不可直接检验，必须收缩到能被单次实验否证的命题。收缩的路径是四步：</w:t>
-      </w:r>
-    </w:p>
-    <w:p>
-      <w:pPr>
-        <w:pStyle w:val="ListParagraph"/>
-        <w:numPr>
-          <w:ilvl w:val="0"/>
-          <w:numId w:val="2"/>
-        </w:numPr>
-        <w:spacing w:after="50" w:before="50" w:line="340"/>
-      </w:pPr>
+        <w:t xml:space="preserve">申报方向是 4D（三维空间加时间）时空感知用于机器人操作。为使其可实验检验，我们把它收缩为一个具体命题：</w:t>
+      </w:r>
+      <w:r>
+        <w:rPr>
+          <w:rFonts w:ascii="Times New Roman" w:eastAsia="SimSun" w:hAnsi="SimSun"/>
+          <w:b/>
+          <w:bCs/>
+        </w:rPr>
+        <w:t xml:space="preserve">固定视觉 token 预算下，怎样保留当前观测，并利用历史观测改善机器人操作？</w:t>
+      </w:r>
       <w:r>
         <w:rPr>
           <w:rFonts w:ascii="Times New Roman" w:eastAsia="SimSun" w:hAnsi="SimSun"/>
@@ -834,153 +1190,19 @@
         </w:rPr>
         <w:t xml:space="preserve"/>
       </w:r>
-      <w:r>
-        <w:rPr>
-          <w:rFonts w:ascii="Times New Roman" w:eastAsia="SimSun" w:hAnsi="SimSun"/>
-          <w:b/>
-          <w:bCs/>
-        </w:rPr>
-        <w:t xml:space="preserve">固定可控变量</w:t>
-      </w:r>
+    </w:p>
+    <w:p>
+      <w:pPr>
+        <w:spacing w:after="70" w:before="70" w:line="340"/>
+        <w:ind w:firstLine="420"/>
+      </w:pPr>
       <w:r>
         <w:rPr>
           <w:rFonts w:ascii="Times New Roman" w:eastAsia="SimSun" w:hAnsi="SimSun"/>
           <w:b w:val="false"/>
           <w:bCs w:val="false"/>
         </w:rPr>
-        <w:t xml:space="preserve">：底座模型、任务集、视觉 token 预算（N = 256，与单帧的 256 个 patch 相同）。</w:t>
-      </w:r>
-    </w:p>
-    <w:p>
-      <w:pPr>
-        <w:pStyle w:val="ListParagraph"/>
-        <w:numPr>
-          <w:ilvl w:val="0"/>
-          <w:numId w:val="2"/>
-        </w:numPr>
-        <w:spacing w:after="50" w:before="50" w:line="340"/>
-      </w:pPr>
-      <w:r>
-        <w:rPr>
-          <w:rFonts w:ascii="Times New Roman" w:eastAsia="SimSun" w:hAnsi="SimSun"/>
-          <w:b w:val="false"/>
-          <w:bCs w:val="false"/>
-        </w:rPr>
-        <w:t xml:space="preserve"/>
-      </w:r>
-      <w:r>
-        <w:rPr>
-          <w:rFonts w:ascii="Times New Roman" w:eastAsia="SimSun" w:hAnsi="SimSun"/>
-          <w:b/>
-          <w:bCs/>
-        </w:rPr>
-        <w:t xml:space="preserve">把“4D 有用”拆成互相独立、可分别检验的层</w:t>
-      </w:r>
-      <w:r>
-        <w:rPr>
-          <w:rFonts w:ascii="Times New Roman" w:eastAsia="SimSun" w:hAnsi="SimSun"/>
-          <w:b w:val="false"/>
-          <w:bCs w:val="false"/>
-        </w:rPr>
-        <w:t xml:space="preserve">，见 2.2。</w:t>
-      </w:r>
-    </w:p>
-    <w:p>
-      <w:pPr>
-        <w:pStyle w:val="ListParagraph"/>
-        <w:numPr>
-          <w:ilvl w:val="0"/>
-          <w:numId w:val="2"/>
-        </w:numPr>
-        <w:spacing w:after="50" w:before="50" w:line="340"/>
-      </w:pPr>
-      <w:r>
-        <w:rPr>
-          <w:rFonts w:ascii="Times New Roman" w:eastAsia="SimSun" w:hAnsi="SimSun"/>
-          <w:b w:val="false"/>
-          <w:bCs w:val="false"/>
-        </w:rPr>
-        <w:t xml:space="preserve"/>
-      </w:r>
-      <w:r>
-        <w:rPr>
-          <w:rFonts w:ascii="Times New Roman" w:eastAsia="SimSun" w:hAnsi="SimSun"/>
-          <w:b/>
-          <w:bCs/>
-        </w:rPr>
-        <w:t xml:space="preserve">每一层配一个能证伪它的对照臂</w:t>
-      </w:r>
-      <w:r>
-        <w:rPr>
-          <w:rFonts w:ascii="Times New Roman" w:eastAsia="SimSun" w:hAnsi="SimSun"/>
-          <w:b w:val="false"/>
-          <w:bCs w:val="false"/>
-        </w:rPr>
-        <w:t xml:space="preserve">，见 2.3。</w:t>
-      </w:r>
-    </w:p>
-    <w:p>
-      <w:pPr>
-        <w:pStyle w:val="ListParagraph"/>
-        <w:numPr>
-          <w:ilvl w:val="0"/>
-          <w:numId w:val="2"/>
-        </w:numPr>
-        <w:spacing w:after="50" w:before="50" w:line="340"/>
-      </w:pPr>
-      <w:r>
-        <w:rPr>
-          <w:rFonts w:ascii="Times New Roman" w:eastAsia="SimSun" w:hAnsi="SimSun"/>
-          <w:b w:val="false"/>
-          <w:bCs w:val="false"/>
-        </w:rPr>
-        <w:t xml:space="preserve"/>
-      </w:r>
-      <w:r>
-        <w:rPr>
-          <w:rFonts w:ascii="Times New Roman" w:eastAsia="SimSun" w:hAnsi="SimSun"/>
-          <w:b/>
-          <w:bCs/>
-        </w:rPr>
-        <w:t xml:space="preserve">在开跑之前写下判据、样本量与决策规则</w:t>
-      </w:r>
-      <w:r>
-        <w:rPr>
-          <w:rFonts w:ascii="Times New Roman" w:eastAsia="SimSun" w:hAnsi="SimSun"/>
-          <w:b w:val="false"/>
-          <w:bCs w:val="false"/>
-        </w:rPr>
-        <w:t xml:space="preserve">，见 2.4。</w:t>
-      </w:r>
-    </w:p>
-    <w:p>
-      <w:pPr>
-        <w:spacing w:after="70" w:before="70" w:line="340"/>
-        <w:ind w:firstLine="420"/>
-      </w:pPr>
-      <w:r>
-        <w:rPr>
-          <w:rFonts w:ascii="Times New Roman" w:eastAsia="SimSun" w:hAnsi="SimSun"/>
-          <w:b w:val="false"/>
-          <w:bCs w:val="false"/>
-        </w:rPr>
-        <w:t xml:space="preserve">当前命题定稿为：</w:t>
-      </w:r>
-      <w:r>
-        <w:rPr>
-          <w:rFonts w:ascii="Times New Roman" w:eastAsia="SimSun" w:hAnsi="SimSun"/>
-          <w:b/>
-          <w:bCs/>
-        </w:rPr>
-        <w:t xml:space="preserve">固定视觉 token 预算下，怎样保留当前观测，并利用历史观测改善机器人操作？</w:t>
-      </w:r>
-      <w:r>
-        <w:rPr>
-          <w:rFonts w:ascii="Times New Roman" w:eastAsia="SimSun" w:hAnsi="SimSun"/>
-          <w:b w:val="false"/>
-          <w:bCs w:val="false"/>
-        </w:rPr>
-        <w:t xml:space="preserve"> 它是一个待检验的问题，不预设跨帧池化或度量坐标一定更好。这一点在本阶段得到了回报：由于命题没有预设方向，否证结果同样是可报告的结论，而不是“实验失败”。</w:t>
+        <w:t xml:space="preserve">收缩的方法是四步：固定可控变量（底座模型、任务集、token 预算）；把“4D 有用”拆成互相独立、可分别检验的假设层；为每一层配一个能够否证它的对照臂；在实验开始之前写下判据、样本量与决策规则。命题本身不预设跨帧池化或度量坐标一定更好，因此任一方向的结果都是可报告的结论。</w:t>
       </w:r>
     </w:p>
     <w:p>
@@ -997,7 +1219,7 @@
           <w:sz w:val="24"/>
           <w:szCs w:val="24"/>
         </w:rPr>
-        <w:t xml:space="preserve">2.2 四层假设与当前状态</w:t>
+        <w:t xml:space="preserve">2.2 四层假设</w:t>
       </w:r>
     </w:p>
     <w:p>
@@ -1011,7 +1233,7 @@
           <w:b w:val="false"/>
           <w:bCs w:val="false"/>
         </w:rPr>
-        <w:t xml:space="preserve">把方向拆成四层的好处是，某一层被否证不会连带否掉其余各层，也不会让整条路线陷入要么全对要么全错。</w:t>
+        <w:t xml:space="preserve">分层的作用是使结论可定位：某一层的结果不会连带决定其余各层。</w:t>
       </w:r>
     </w:p>
     <w:p>
@@ -1503,7 +1725,7 @@
                 <w:sz w:val="19"/>
                 <w:szCs w:val="19"/>
               </w:rPr>
-              <w:t xml:space="preserve">未排期，四层中唯一未做</w:t>
+              <w:t xml:space="preserve">本阶段未排期</w:t>
             </w:r>
           </w:p>
         </w:tc>
@@ -1563,7 +1785,7 @@
                 <w:sz w:val="19"/>
                 <w:szCs w:val="19"/>
               </w:rPr>
-              <w:t xml:space="preserve">两侧用同一套坐标本身有用</w:t>
+              <w:t xml:space="preserve">两侧使用同一套坐标本身有用</w:t>
             </w:r>
           </w:p>
         </w:tc>
@@ -1634,7 +1856,7 @@
           <w:b w:val="false"/>
           <w:bCs w:val="false"/>
         </w:rPr>
-        <w:t xml:space="preserve">需要区分“未能证实”与“证伪”：L1 的效应量点估计为正但达不到显著，而 LIBERO 的样本量有硬上限（见 4.6），因此只能记为未能证实。这一限制在引用结论时必须一并给出。</w:t>
+        <w:t xml:space="preserve">需要区分“未能证实”与“证伪”：L1 的效应量点估计为正但未达显著，而 LIBERO 的样本量存在上限（见 4.6），故记为未能证实。引用该结论时应一并给出这一条件。</w:t>
       </w:r>
     </w:p>
     <w:p>
@@ -1651,7 +1873,7 @@
           <w:sz w:val="24"/>
           <w:szCs w:val="24"/>
         </w:rPr>
-        <w:t xml:space="preserve">2.3 七组对照的设计</w:t>
+        <w:t xml:space="preserve">2.3 七组对照</w:t>
       </w:r>
     </w:p>
     <w:p>
@@ -1665,23 +1887,7 @@
           <w:b w:val="false"/>
           <w:bCs w:val="false"/>
         </w:rPr>
-        <w:t xml:space="preserve">七组对照由</w:t>
-      </w:r>
-      <w:r>
-        <w:rPr>
-          <w:rFonts w:ascii="Times New Roman" w:eastAsia="SimSun" w:hAnsi="SimSun"/>
-          <w:b/>
-          <w:bCs/>
-        </w:rPr>
-        <w:t xml:space="preserve">同一份接线代码</w:t>
-      </w:r>
-      <w:r>
-        <w:rPr>
-          <w:rFonts w:ascii="Times New Roman" w:eastAsia="SimSun" w:hAnsi="SimSun"/>
-          <w:b w:val="false"/>
-          <w:bCs w:val="false"/>
-        </w:rPr>
-        <w:t xml:space="preserve">产生，差别只在一个 arm 参数。这样做是为了排除“不同臂其实跑了不同代码”这一类混淆——它不会报错，只会让结论无法归因。</w:t>
+        <w:t xml:space="preserve">七组对照由同一份模型接线代码产生，差别仅在一个方法参数。这样能保证组间差异只来自设计变量，而不来自实现路径。</w:t>
       </w:r>
     </w:p>
     <w:p>
@@ -1749,7 +1955,7 @@
                 <w:sz w:val="19"/>
                 <w:szCs w:val="19"/>
               </w:rPr>
-              <w:t xml:space="preserve">对照</w:t>
+              <w:t xml:space="preserve">方法</w:t>
             </w:r>
           </w:p>
         </w:tc>
@@ -2198,7 +2404,7 @@
                 <w:sz w:val="19"/>
                 <w:szCs w:val="19"/>
               </w:rPr>
-              <w:t xml:space="preserve">(t,h,w)</w:t>
+              <w:t xml:space="preserve">待定</w:t>
             </w:r>
           </w:p>
         </w:tc>
@@ -2225,7 +2431,7 @@
                 <w:sz w:val="19"/>
                 <w:szCs w:val="19"/>
               </w:rPr>
-              <w:t xml:space="preserve">定义自相矛盾，代码已硬拦</w:t>
+              <w:t xml:space="preserve">本阶段未实现</w:t>
             </w:r>
           </w:p>
         </w:tc>
@@ -2729,7 +2935,7 @@
                 <w:sz w:val="19"/>
                 <w:szCs w:val="19"/>
               </w:rPr>
-              <w:t xml:space="preserve">错配臂</w:t>
+              <w:t xml:space="preserve">坐标错配对照</w:t>
             </w:r>
           </w:p>
         </w:tc>
@@ -2897,7 +3103,7 @@
                 <w:sz w:val="19"/>
                 <w:szCs w:val="19"/>
               </w:rPr>
-              <w:t xml:space="preserve">错配臂</w:t>
+              <w:t xml:space="preserve">坐标错配对照</w:t>
             </w:r>
           </w:p>
         </w:tc>
@@ -3065,7 +3271,7 @@
                 <w:sz w:val="19"/>
                 <w:szCs w:val="19"/>
               </w:rPr>
-              <w:t xml:space="preserve">强命题</w:t>
+              <w:t xml:space="preserve">完整度量方案</w:t>
             </w:r>
           </w:p>
         </w:tc>
@@ -3082,7 +3288,7 @@
           <w:b w:val="false"/>
           <w:bCs w:val="false"/>
         </w:rPr>
-        <w:t xml:space="preserve">G3、M3、M2、G4 构成（池化坐标）×（位置编码坐标）的 2×2 设计，用于把“坐标系起不起作用”分解为两个主效应与一个交互项。两个错配臂是这套设计的关键：没有它们，G4 与 G3 的差异无法判断来自哪一侧。</w:t>
+        <w:t xml:space="preserve">G3、M3、M2、G4 构成（池化坐标）×（位置编码坐标）的 2×2 设计，可把“坐标系是否起作用”分解为两个主效应与一个交互项。两个坐标错配对照是该设计的关键：有了它们，G4 与 G3 的差异才能归因到具体的某一侧。</w:t>
       </w:r>
     </w:p>
     <w:p>
@@ -3099,7 +3305,7 @@
           <w:sz w:val="24"/>
           <w:szCs w:val="24"/>
         </w:rPr>
-        <w:t xml:space="preserve">2.4 事前登记：判据先于结果</w:t>
+        <w:t xml:space="preserve">2.4 实验规范</w:t>
       </w:r>
     </w:p>
     <w:p>
@@ -3113,7 +3319,25 @@
           <w:b w:val="false"/>
           <w:bCs w:val="false"/>
         </w:rPr>
-        <w:t xml:space="preserve">每一次主实验开跑之前，判据表、样本量估计与决策规则先写进实验记录，再启动训练。理由是这类实验最难发现的失败不是“结果错”，而是</w:t>
+        <w:t xml:space="preserve">为使结果可核验、可复现，本项目在流程上固定了四条规范。</w:t>
+      </w:r>
+    </w:p>
+    <w:p>
+      <w:pPr>
+        <w:pStyle w:val="ListParagraph"/>
+        <w:numPr>
+          <w:ilvl w:val="0"/>
+          <w:numId w:val="2"/>
+        </w:numPr>
+        <w:spacing w:after="50" w:before="50" w:line="340"/>
+      </w:pPr>
+      <w:r>
+        <w:rPr>
+          <w:rFonts w:ascii="Times New Roman" w:eastAsia="SimSun" w:hAnsi="SimSun"/>
+          <w:b w:val="false"/>
+          <w:bCs w:val="false"/>
+        </w:rPr>
+        <w:t xml:space="preserve"/>
       </w:r>
       <w:r>
         <w:rPr>
@@ -3121,7 +3345,7 @@
           <w:b/>
           <w:bCs/>
         </w:rPr>
-        <w:t xml:space="preserve">判据错</w:t>
+        <w:t xml:space="preserve">事前登记。</w:t>
       </w:r>
       <w:r>
         <w:rPr>
@@ -3129,13 +3353,17 @@
           <w:b w:val="false"/>
           <w:bCs w:val="false"/>
         </w:rPr>
-        <w:t xml:space="preserve">：看到数以后再定阈值，任何结果都能被解释成成功，而且事后无法自查。</w:t>
+        <w:t xml:space="preserve">每次主实验开始之前，判据表、样本量估计与决策规则先行写定。本项目已执行两次事前登记，第二次在 9 月 20 日按规则触发了路线决策。</w:t>
       </w:r>
     </w:p>
     <w:p>
       <w:pPr>
-        <w:spacing w:after="70" w:before="70" w:line="340"/>
-        <w:ind w:firstLine="420"/>
+        <w:pStyle w:val="ListParagraph"/>
+        <w:numPr>
+          <w:ilvl w:val="0"/>
+          <w:numId w:val="2"/>
+        </w:numPr>
+        <w:spacing w:after="50" w:before="50" w:line="340"/>
       </w:pPr>
       <w:r>
         <w:rPr>
@@ -3143,7 +3371,7 @@
           <w:b w:val="false"/>
           <w:bCs w:val="false"/>
         </w:rPr>
-        <w:t xml:space="preserve">本项目已执行两次事前登记。第一次规定了 2×2 的读法（主口径为 10 任务，同时报告排除 task 1 的 9 任务口径，不得看到结果后临时换口径）。第二次规定了修正版 G3 的资源阈值为 9 任务口径 33%，并写明三种结果各自对应的动作。第二次登记在 9 月 20 日直接触发了停止决策——这正是事前登记的作用：</w:t>
+        <w:t xml:space="preserve"/>
       </w:r>
       <w:r>
         <w:rPr>
@@ -3151,7 +3379,7 @@
           <w:b/>
           <w:bCs/>
         </w:rPr>
-        <w:t xml:space="preserve">停止是按规则执行的，不是事后找理由</w:t>
+        <w:t xml:space="preserve">统一代码路径。</w:t>
       </w:r>
       <w:r>
         <w:rPr>
@@ -3159,7 +3387,75 @@
           <w:b w:val="false"/>
           <w:bCs w:val="false"/>
         </w:rPr>
-        <w:t xml:space="preserve">。</w:t>
+        <w:t xml:space="preserve">七组对照共用一份接线实现，杜绝组间实现差异。</w:t>
+      </w:r>
+    </w:p>
+    <w:p>
+      <w:pPr>
+        <w:pStyle w:val="ListParagraph"/>
+        <w:numPr>
+          <w:ilvl w:val="0"/>
+          <w:numId w:val="2"/>
+        </w:numPr>
+        <w:spacing w:after="50" w:before="50" w:line="340"/>
+      </w:pPr>
+      <w:r>
+        <w:rPr>
+          <w:rFonts w:ascii="Times New Roman" w:eastAsia="SimSun" w:hAnsi="SimSun"/>
+          <w:b w:val="false"/>
+          <w:bCs w:val="false"/>
+        </w:rPr>
+        <w:t xml:space="preserve"/>
+      </w:r>
+      <w:r>
+        <w:rPr>
+          <w:rFonts w:ascii="Times New Roman" w:eastAsia="SimSun" w:hAnsi="SimSun"/>
+          <w:b/>
+          <w:bCs/>
+        </w:rPr>
+        <w:t xml:space="preserve">来源记录。</w:t>
+      </w:r>
+      <w:r>
+        <w:rPr>
+          <w:rFonts w:ascii="Times New Roman" w:eastAsia="SimSun" w:hAnsi="SimSun"/>
+          <w:b w:val="false"/>
+          <w:bCs w:val="false"/>
+        </w:rPr>
+        <w:t xml:space="preserve">训练与评测各自产出结构化的来源元数据，包括配置、源码哈希、权重哈希、动作统计量与初始状态哈希；完整 checkpoint 路径与配置参与日志身份，默认拒绝覆盖已有记录。</w:t>
+      </w:r>
+    </w:p>
+    <w:p>
+      <w:pPr>
+        <w:pStyle w:val="ListParagraph"/>
+        <w:numPr>
+          <w:ilvl w:val="0"/>
+          <w:numId w:val="2"/>
+        </w:numPr>
+        <w:spacing w:after="50" w:before="50" w:line="340"/>
+      </w:pPr>
+      <w:r>
+        <w:rPr>
+          <w:rFonts w:ascii="Times New Roman" w:eastAsia="SimSun" w:hAnsi="SimSun"/>
+          <w:b w:val="false"/>
+          <w:bCs w:val="false"/>
+        </w:rPr>
+        <w:t xml:space="preserve"/>
+      </w:r>
+      <w:r>
+        <w:rPr>
+          <w:rFonts w:ascii="Times New Roman" w:eastAsia="SimSun" w:hAnsi="SimSun"/>
+          <w:b/>
+          <w:bCs/>
+        </w:rPr>
+        <w:t xml:space="preserve">回归测试。</w:t>
+      </w:r>
+      <w:r>
+        <w:rPr>
+          <w:rFonts w:ascii="Times New Roman" w:eastAsia="SimSun" w:hAnsi="SimSun"/>
+          <w:b w:val="false"/>
+          <w:bCs w:val="false"/>
+        </w:rPr>
+        <w:t xml:space="preserve">当前 53 项测试全部通过，覆盖池化算子在各种历史长度下的行为、诊断开关不改变被测量、导出格式的版本与字段校验等。</w:t>
       </w:r>
     </w:p>
     <w:p>
@@ -3207,7 +3503,7 @@
           <w:b w:val="false"/>
           <w:bCs w:val="false"/>
         </w:rPr>
-        <w:t xml:space="preserve">官方 RLDS 数据管线只支持连续窗口，我们替换了分窗函数以支持带间隔的历史采样（K = 8，stride = 16）。窗口开头历史不足时重复最早一帧，并置补帧掩码。帧间隔由实测确定：以特征距离比值落在 0.5 至 0.8 带内为判据，带内取最小值以减少补帧。</w:t>
+        <w:t xml:space="preserve">官方 RLDS 数据管线只支持连续窗口，我们替换了分窗函数以支持带间隔的历史采样（K = 8，stride = 16），窗口开头历史不足时重复最早一帧并置补帧掩码。帧间隔由实测确定：以特征距离比值落在 0.5 至 0.8 带内为判据，带内取最小值以减少补帧。</w:t>
       </w:r>
     </w:p>
     <w:p>
@@ -3238,23 +3534,21 @@
           <w:b w:val="false"/>
           <w:bCs w:val="false"/>
         </w:rPr>
-        <w:t xml:space="preserve">三个挂载点：视觉主干（K 帧分块前向）、投影器（池化并给出位置编码所需坐标）、每一层的 rotary_emb（4D RoPE 采用扩展式，不替换原有 1D 通路）。池化算子定稿为</w:t>
-      </w:r>
-      <w:r>
-        <w:rPr>
-          <w:rFonts w:ascii="Times New Roman" w:eastAsia="SimSun" w:hAnsi="SimSun"/>
-          <w:b/>
-          <w:bCs/>
-        </w:rPr>
-        <w:t xml:space="preserve">等量分箱</w:t>
-      </w:r>
+        <w:t xml:space="preserve">共三个挂载点：视觉主干（K 帧分块前向）、投影器（执行池化并给出位置编码所需坐标）、每一层的 rotary_emb（4D RoPE 采用扩展式，保留原有 1D 通路）。池化算子为等量分箱，在图像网格坐标上与均匀体素逐位等价，在真值深度上把预算占用从 240 提高到 256。</w:t>
+      </w:r>
+    </w:p>
+    <w:p>
+      <w:pPr>
+        <w:spacing w:after="70" w:before="70" w:line="340"/>
+        <w:ind w:firstLine="420"/>
+      </w:pPr>
       <w:r>
         <w:rPr>
           <w:rFonts w:ascii="Times New Roman" w:eastAsia="SimSun" w:hAnsi="SimSun"/>
           <w:b w:val="false"/>
           <w:bCs w:val="false"/>
         </w:rPr>
-        <w:t xml:space="preserve">，在图像网格坐标上与均匀体素逐位等价，在真值深度上把预算占用从 240 提到 256，约 6%。</w:t>
+        <w:t xml:space="preserve">池化的位置处理来自前期的一项实测结论：把压缩后 token 的位置还原为其成分 patch 的质心，成功率从 18.0% 提高到 72.5%。这说明压缩带来的性能损失主要来自位置偏移而非信息丢失，也是“用坐标组织压缩”这一设计的出发点。</w:t>
       </w:r>
     </w:p>
     <w:p>
@@ -3268,37 +3562,7 @@
           <w:b w:val="false"/>
           <w:bCs w:val="false"/>
         </w:rPr>
-        <w:t xml:space="preserve">池化的位置处理来自阶段 0 的一个实测结论：把压缩后 token 的位置还原为其成分 patch 的质心，成功率从 18.0% 提升到 72.5%，提升 54 个百分点。这说明</w:t>
-      </w:r>
-      <w:r>
-        <w:rPr>
-          <w:rFonts w:ascii="Times New Roman" w:eastAsia="SimSun" w:hAnsi="SimSun"/>
-          <w:b/>
-          <w:bCs/>
-        </w:rPr>
-        <w:t xml:space="preserve">压缩掉的分主要来自位置偏移，而不是信息损失</w:t>
-      </w:r>
-      <w:r>
-        <w:rPr>
-          <w:rFonts w:ascii="Times New Roman" w:eastAsia="SimSun" w:hAnsi="SimSun"/>
-          <w:b w:val="false"/>
-          <w:bCs w:val="false"/>
-        </w:rPr>
-        <w:t xml:space="preserve">，也正是“用坐标来组织压缩”这一设计的出发点。</w:t>
-      </w:r>
-    </w:p>
-    <w:p>
-      <w:pPr>
-        <w:spacing w:after="70" w:before="70" w:line="340"/>
-        <w:ind w:firstLine="420"/>
-      </w:pPr>
-      <w:r>
-        <w:rPr>
-          <w:rFonts w:ascii="Times New Roman" w:eastAsia="SimSun" w:hAnsi="SimSun"/>
-          <w:b w:val="false"/>
-          <w:bCs w:val="false"/>
-        </w:rPr>
-        <w:t xml:space="preserve">接线的正确性在真 7B 上验过四项，其中两项可证伪：改变深度输入时 G4 的输出变化而 G3 精确不变；G4 与 M2 的 logits 不同。前者证明度量坐标真的进了模型，后者证明位置编码侧的坐标真的起作用。</w:t>
+        <w:t xml:space="preserve">接线在真实 7B 模型上通过四项检查，其中两项具有证伪能力：改变深度输入时 G4 的输出随之变化而 G3 精确不变，说明度量坐标确实进入了模型；G4 与 M2 的 logits 不同，说明位置编码侧的坐标确实起作用。</w:t>
       </w:r>
     </w:p>
     <w:p>
@@ -3329,7 +3593,7 @@
           <w:b w:val="false"/>
           <w:bCs w:val="false"/>
         </w:rPr>
-        <w:t xml:space="preserve">LIBERO-Long 10 个任务，每任务 50 个确定性初始状态。两项工程优化：视觉特征缓存（视觉主干冻结，同一帧的特征逐位相同，已用逐位对拍验证，整体省约 20% 时间）与批量评测（eval_batch = 8）。逐局成功与否落盘为 JSONL，这是配对检验的唯一输入——一旦聚合成任务级成功数，配对表中的两个不一致格就再也恢复不出来。</w:t>
+        <w:t xml:space="preserve">LIBERO-Long 10 个任务，每任务 50 个确定性初始状态，构成 500 局的满量评测。两项工程优化：视觉特征缓存（视觉主干冻结，同一帧的特征逐位相同，已用逐位对拍验证，整体提速约 20%）与批量评测（eval_batch = 8）。每局的成功与否单独落盘，因此任何两种方法之间都可以按相同初始状态做逐局配对分析。</w:t>
       </w:r>
     </w:p>
     <w:p>
@@ -3346,7 +3610,7 @@
           <w:sz w:val="24"/>
           <w:szCs w:val="24"/>
         </w:rPr>
-        <w:t xml:space="preserve">3.4 来源记录与可复现性</w:t>
+        <w:t xml:space="preserve">3.4 诊断与演示工具</w:t>
       </w:r>
     </w:p>
     <w:p>
@@ -3360,7 +3624,123 @@
           <w:b w:val="false"/>
           <w:bCs w:val="false"/>
         </w:rPr>
-        <w:t xml:space="preserve">训练输出 run_config.json 与 sessions.jsonl；评测输出与日志同名的元数据文件，记录参数、本地源码哈希、adapter 权重 SHA-256、动作统计量与初始状态哈希。完整 checkpoint 路径与配置参与日志身份，因此同名 step 的不同模型不会互相覆盖；默认拒绝覆盖已有记录，包括半成品记录。</w:t>
+        <w:t xml:space="preserve">为支撑机制分析与结项演示，本阶段实现了一套默认关闭的只读记录能力，开启后不改变评测路径、随机数顺序与成功判定：</w:t>
+      </w:r>
+    </w:p>
+    <w:p>
+      <w:pPr>
+        <w:pStyle w:val="ListParagraph"/>
+        <w:numPr>
+          <w:ilvl w:val="0"/>
+          <w:numId w:val="2"/>
+        </w:numPr>
+        <w:spacing w:after="50" w:before="50" w:line="340"/>
+      </w:pPr>
+      <w:r>
+        <w:rPr>
+          <w:rFonts w:ascii="Times New Roman" w:eastAsia="SimSun" w:hAnsi="SimSun"/>
+          <w:b w:val="false"/>
+          <w:bCs w:val="false"/>
+        </w:rPr>
+        <w:t xml:space="preserve"/>
+      </w:r>
+      <w:r>
+        <w:rPr>
+          <w:rFonts w:ascii="Times New Roman" w:eastAsia="SimSun" w:hAnsi="SimSun"/>
+          <w:b/>
+          <w:bCs/>
+        </w:rPr>
+        <w:t xml:space="preserve">轨迹导出。</w:t>
+      </w:r>
+      <w:r>
+        <w:rPr>
+          <w:rFonts w:ascii="Times New Roman" w:eastAsia="SimSun" w:hAnsi="SimSun"/>
+          <w:b w:val="false"/>
+          <w:bCs w:val="false"/>
+        </w:rPr>
+        <w:t xml:space="preserve">逐步记录动作、环境步、成功状态、八个历史帧的来源步编号与关键帧图像，采用逐行可恢复格式并原子发布，带 schema 版本，读取器对缺字段给出明确错误。</w:t>
+      </w:r>
+    </w:p>
+    <w:p>
+      <w:pPr>
+        <w:pStyle w:val="ListParagraph"/>
+        <w:numPr>
+          <w:ilvl w:val="0"/>
+          <w:numId w:val="2"/>
+        </w:numPr>
+        <w:spacing w:after="50" w:before="50" w:line="340"/>
+      </w:pPr>
+      <w:r>
+        <w:rPr>
+          <w:rFonts w:ascii="Times New Roman" w:eastAsia="SimSun" w:hAnsi="SimSun"/>
+          <w:b w:val="false"/>
+          <w:bCs w:val="false"/>
+        </w:rPr>
+        <w:t xml:space="preserve"/>
+      </w:r>
+      <w:r>
+        <w:rPr>
+          <w:rFonts w:ascii="Times New Roman" w:eastAsia="SimSun" w:hAnsi="SimSun"/>
+          <w:b/>
+          <w:bCs/>
+        </w:rPr>
+        <w:t xml:space="preserve">token 来源统计。</w:t>
+      </w:r>
+      <w:r>
+        <w:rPr>
+          <w:rFonts w:ascii="Times New Roman" w:eastAsia="SimSun" w:hAnsi="SimSun"/>
+          <w:b w:val="false"/>
+          <w:bCs w:val="false"/>
+        </w:rPr>
+        <w:t xml:space="preserve">记录每个输出 token 的来源帧、贡献 patch 数与权重，由此可得最新帧的贡献质量、仅由最新帧构成的 token 数、跨帧混合 token 比例、每个 token 覆盖的时间跨度，以及补帧与真实历史帧的区分。</w:t>
+      </w:r>
+    </w:p>
+    <w:p>
+      <w:pPr>
+        <w:pStyle w:val="ListParagraph"/>
+        <w:numPr>
+          <w:ilvl w:val="0"/>
+          <w:numId w:val="2"/>
+        </w:numPr>
+        <w:spacing w:after="50" w:before="50" w:line="340"/>
+      </w:pPr>
+      <w:r>
+        <w:rPr>
+          <w:rFonts w:ascii="Times New Roman" w:eastAsia="SimSun" w:hAnsi="SimSun"/>
+          <w:b w:val="false"/>
+          <w:bCs w:val="false"/>
+        </w:rPr>
+        <w:t xml:space="preserve"/>
+      </w:r>
+      <w:r>
+        <w:rPr>
+          <w:rFonts w:ascii="Times New Roman" w:eastAsia="SimSun" w:hAnsi="SimSun"/>
+          <w:b/>
+          <w:bCs/>
+        </w:rPr>
+        <w:t xml:space="preserve">固定案例启动器。</w:t>
+      </w:r>
+      <w:r>
+        <w:rPr>
+          <w:rFonts w:ascii="Times New Roman" w:eastAsia="SimSun" w:hAnsi="SimSun"/>
+          <w:b w:val="false"/>
+          <w:bCs w:val="false"/>
+        </w:rPr>
+        <w:t xml:space="preserve">按预先冻结的案例清单运行指定的任务与局次，输出明确标记为案例集，不会与正式结果混淆。</w:t>
+      </w:r>
+    </w:p>
+    <w:p>
+      <w:pPr>
+        <w:spacing w:after="70" w:before="70" w:line="340"/>
+        <w:ind w:firstLine="420"/>
+      </w:pPr>
+      <w:r>
+        <w:rPr>
+          <w:rFonts w:ascii="Times New Roman" w:eastAsia="SimSun" w:hAnsi="SimSun"/>
+          <w:b w:val="false"/>
+          <w:bCs w:val="false"/>
+        </w:rPr>
+        <w:t xml:space="preserve">其中“每帧分到多少 token”需要先有定义：跨帧池化的一个输出 token 由多帧共同构成，因此我们采用按 patch 计数的分数归属，各帧贡献之和等于实际使用的 token 数。该定义随结论一同给出。</w:t>
       </w:r>
     </w:p>
     <w:p>
@@ -3377,7 +3757,7 @@
           <w:sz w:val="30"/>
           <w:szCs w:val="30"/>
         </w:rPr>
-        <w:t xml:space="preserve">四、实验结果与当前进度</w:t>
+        <w:t xml:space="preserve">四、实验结果</w:t>
       </w:r>
     </w:p>
     <w:p>
@@ -3394,7 +3774,7 @@
           <w:sz w:val="24"/>
           <w:szCs w:val="24"/>
         </w:rPr>
-        <w:t xml:space="preserve">4.1 先过闸门，再做主实验</w:t>
+        <w:t xml:space="preserve">4.1 链路与前提验证</w:t>
       </w:r>
     </w:p>
     <w:p>
@@ -3408,7 +3788,7 @@
           <w:b w:val="false"/>
           <w:bCs w:val="false"/>
         </w:rPr>
-        <w:t xml:space="preserve">主实验之前先做一批能证伪自己的闸门实验。它们的作用是：如果主实验出了负结果，可以排除“是链路坏了”这一解释。</w:t>
+        <w:t xml:space="preserve">主实验之前先完成一批具有证伪能力的前置验证，以保证后续结果可归因于设计变量。</w:t>
       </w:r>
     </w:p>
     <w:p>
@@ -3424,7 +3804,7 @@
           <w:sz w:val="19"/>
           <w:szCs w:val="19"/>
         </w:rPr>
-        <w:t xml:space="preserve">表 4-1  闸门实验</w:t>
+        <w:t xml:space="preserve">表 4-1  前置验证</w:t>
       </w:r>
     </w:p>
     <w:tbl>
@@ -3474,7 +3854,7 @@
                 <w:sz w:val="19"/>
                 <w:szCs w:val="19"/>
               </w:rPr>
-              <w:t xml:space="preserve">闸门</w:t>
+              <w:t xml:space="preserve">验证项</w:t>
             </w:r>
           </w:p>
         </w:tc>
@@ -3591,7 +3971,7 @@
                 <w:sz w:val="19"/>
                 <w:szCs w:val="19"/>
               </w:rPr>
-              <w:t xml:space="preserve">评测链路在 K=1 上是否无罪</w:t>
+              <w:t xml:space="preserve">评测链路在 K=1 上的正确性</w:t>
             </w:r>
           </w:p>
         </w:tc>
@@ -3618,7 +3998,7 @@
                 <w:sz w:val="19"/>
                 <w:szCs w:val="19"/>
               </w:rPr>
-              <w:t xml:space="preserve">官方 checkpoint 走新链路不低于 45.8%</w:t>
+              <w:t xml:space="preserve">官方 checkpoint 走本链路不低于 45.8%</w:t>
             </w:r>
           </w:p>
         </w:tc>
@@ -3645,7 +4025,7 @@
                 <w:sz w:val="19"/>
                 <w:szCs w:val="19"/>
               </w:rPr>
-              <w:t xml:space="preserve">48.2%（241/500），旧链路 52.0%，p = 0.23</w:t>
+              <w:t xml:space="preserve">48.2%（241/500），参考实现 52.0%，p = 0.23</w:t>
             </w:r>
           </w:p>
         </w:tc>
@@ -3705,7 +4085,7 @@
                 <w:sz w:val="19"/>
                 <w:szCs w:val="19"/>
               </w:rPr>
-              <w:t xml:space="preserve">度量臂是否有物理基础</w:t>
+              <w:t xml:space="preserve">度量方案的物理基础</w:t>
             </w:r>
           </w:p>
         </w:tc>
@@ -3819,7 +4199,7 @@
                 <w:sz w:val="19"/>
                 <w:szCs w:val="19"/>
               </w:rPr>
-              <w:t xml:space="preserve">相机反投影是否正确</w:t>
+              <w:t xml:space="preserve">相机反投影精度</w:t>
             </w:r>
           </w:p>
         </w:tc>
@@ -3933,7 +4313,7 @@
                 <w:sz w:val="19"/>
                 <w:szCs w:val="19"/>
               </w:rPr>
-              <w:t xml:space="preserve">接线是否真的生效</w:t>
+              <w:t xml:space="preserve">模型接线是否生效</w:t>
             </w:r>
           </w:p>
         </w:tc>
@@ -4047,7 +4427,7 @@
                 <w:sz w:val="19"/>
                 <w:szCs w:val="19"/>
               </w:rPr>
-              <w:t xml:space="preserve">显存是否是 K 的瓶颈</w:t>
+              <w:t xml:space="preserve">显存与历史长度的关系</w:t>
             </w:r>
           </w:p>
         </w:tc>
@@ -4074,7 +4454,7 @@
                 <w:sz w:val="19"/>
                 <w:szCs w:val="19"/>
               </w:rPr>
-              <w:t xml:space="preserve">无事前判据，属实测</w:t>
+              <w:t xml:space="preserve">实测</w:t>
             </w:r>
           </w:p>
         </w:tc>
@@ -4128,7 +4508,7 @@
                 <w:sz w:val="19"/>
                 <w:szCs w:val="19"/>
               </w:rPr>
-              <w:t xml:space="preserve">不是瓶颈</w:t>
+              <w:t xml:space="preserve">不构成瓶颈</w:t>
             </w:r>
           </w:p>
         </w:tc>
@@ -4153,611 +4533,6 @@
     </w:p>
     <w:p>
       <w:pPr>
-        <w:keepNext/>
-        <w:spacing w:after="90" w:before="200"/>
-      </w:pPr>
-      <w:r>
-        <w:rPr>
-          <w:rFonts w:ascii="Times New Roman" w:eastAsia="SimSun" w:hAnsi="SimSun"/>
-          <w:b/>
-          <w:bCs/>
-          <w:sz w:val="19"/>
-          <w:szCs w:val="19"/>
-        </w:rPr>
-        <w:t xml:space="preserve">表 4-2  同一训练条件下的三组对照（30 000 步，n = 500，eval_batch = 8）</w:t>
-      </w:r>
-    </w:p>
-    <w:tbl>
-      <w:tblPr>
-        <w:tblW w:type="dxa" w:w="9360"/>
-        <w:tblBorders>
-          <w:top w:val="single" w:color="7F7F7F" w:sz="8"/>
-          <w:left w:val="single" w:color="BFBFBF" w:sz="4"/>
-          <w:bottom w:val="single" w:color="7F7F7F" w:sz="8"/>
-          <w:right w:val="single" w:color="BFBFBF" w:sz="4"/>
-          <w:insideH w:val="single" w:color="BFBFBF" w:sz="4"/>
-          <w:insideV w:val="single" w:color="BFBFBF" w:sz="4"/>
-        </w:tblBorders>
-      </w:tblPr>
-      <w:tblGrid>
-        <w:gridCol w:w="2808"/>
-        <w:gridCol w:w="1591"/>
-        <w:gridCol w:w="1404"/>
-        <w:gridCol w:w="1778"/>
-        <w:gridCol w:w="1779"/>
-      </w:tblGrid>
-      <w:tr>
-        <w:trPr>
-          <w:cantSplit/>
-          <w:tblHeader/>
-        </w:trPr>
-        <w:tc>
-          <w:tcPr>
-            <w:tcW w:type="dxa" w:w="2808"/>
-            <w:shd w:fill="EDEDED" w:color="auto" w:val="clear"/>
-            <w:tcMar>
-              <w:top w:type="dxa" w:w="70"/>
-              <w:left w:type="dxa" w:w="100"/>
-              <w:bottom w:type="dxa" w:w="70"/>
-              <w:right w:type="dxa" w:w="100"/>
-            </w:tcMar>
-          </w:tcPr>
-          <w:p>
-            <w:pPr>
-              <w:spacing w:line="280"/>
-              <w:jc w:val="center"/>
-            </w:pPr>
-            <w:r>
-              <w:rPr>
-                <w:rFonts w:ascii="Times New Roman" w:eastAsia="SimSun" w:hAnsi="SimSun"/>
-                <w:b w:val="false"/>
-                <w:bCs w:val="false"/>
-                <w:sz w:val="19"/>
-                <w:szCs w:val="19"/>
-              </w:rPr>
-              <w:t xml:space="preserve">对照</w:t>
-            </w:r>
-          </w:p>
-        </w:tc>
-        <w:tc>
-          <w:tcPr>
-            <w:tcW w:type="dxa" w:w="1591"/>
-            <w:shd w:fill="EDEDED" w:color="auto" w:val="clear"/>
-            <w:tcMar>
-              <w:top w:type="dxa" w:w="70"/>
-              <w:left w:type="dxa" w:w="100"/>
-              <w:bottom w:type="dxa" w:w="70"/>
-              <w:right w:type="dxa" w:w="100"/>
-            </w:tcMar>
-          </w:tcPr>
-          <w:p>
-            <w:pPr>
-              <w:spacing w:line="280"/>
-              <w:jc w:val="center"/>
-            </w:pPr>
-            <w:r>
-              <w:rPr>
-                <w:rFonts w:ascii="Times New Roman" w:eastAsia="SimSun" w:hAnsi="SimSun"/>
-                <w:b w:val="false"/>
-                <w:bCs w:val="false"/>
-                <w:sz w:val="19"/>
-                <w:szCs w:val="19"/>
-              </w:rPr>
-              <w:t xml:space="preserve">成功局数</w:t>
-            </w:r>
-          </w:p>
-        </w:tc>
-        <w:tc>
-          <w:tcPr>
-            <w:tcW w:type="dxa" w:w="1404"/>
-            <w:shd w:fill="EDEDED" w:color="auto" w:val="clear"/>
-            <w:tcMar>
-              <w:top w:type="dxa" w:w="70"/>
-              <w:left w:type="dxa" w:w="100"/>
-              <w:bottom w:type="dxa" w:w="70"/>
-              <w:right w:type="dxa" w:w="100"/>
-            </w:tcMar>
-          </w:tcPr>
-          <w:p>
-            <w:pPr>
-              <w:spacing w:line="280"/>
-              <w:jc w:val="center"/>
-            </w:pPr>
-            <w:r>
-              <w:rPr>
-                <w:rFonts w:ascii="Times New Roman" w:eastAsia="SimSun" w:hAnsi="SimSun"/>
-                <w:b w:val="false"/>
-                <w:bCs w:val="false"/>
-                <w:sz w:val="19"/>
-                <w:szCs w:val="19"/>
-              </w:rPr>
-              <w:t xml:space="preserve">成功率</w:t>
-            </w:r>
-          </w:p>
-        </w:tc>
-        <w:tc>
-          <w:tcPr>
-            <w:tcW w:type="dxa" w:w="1778"/>
-            <w:shd w:fill="EDEDED" w:color="auto" w:val="clear"/>
-            <w:tcMar>
-              <w:top w:type="dxa" w:w="70"/>
-              <w:left w:type="dxa" w:w="100"/>
-              <w:bottom w:type="dxa" w:w="70"/>
-              <w:right w:type="dxa" w:w="100"/>
-            </w:tcMar>
-          </w:tcPr>
-          <w:p>
-            <w:pPr>
-              <w:spacing w:line="280"/>
-              <w:jc w:val="center"/>
-            </w:pPr>
-            <w:r>
-              <w:rPr>
-                <w:rFonts w:ascii="Times New Roman" w:eastAsia="SimSun" w:hAnsi="SimSun"/>
-                <w:b w:val="false"/>
-                <w:bCs w:val="false"/>
-                <w:sz w:val="19"/>
-                <w:szCs w:val="19"/>
-              </w:rPr>
-              <w:t xml:space="preserve">相对 G0</w:t>
-            </w:r>
-          </w:p>
-        </w:tc>
-        <w:tc>
-          <w:tcPr>
-            <w:tcW w:type="dxa" w:w="1779"/>
-            <w:shd w:fill="EDEDED" w:color="auto" w:val="clear"/>
-            <w:tcMar>
-              <w:top w:type="dxa" w:w="70"/>
-              <w:left w:type="dxa" w:w="100"/>
-              <w:bottom w:type="dxa" w:w="70"/>
-              <w:right w:type="dxa" w:w="100"/>
-            </w:tcMar>
-          </w:tcPr>
-          <w:p>
-            <w:pPr>
-              <w:spacing w:line="280"/>
-              <w:jc w:val="center"/>
-            </w:pPr>
-            <w:r>
-              <w:rPr>
-                <w:rFonts w:ascii="Times New Roman" w:eastAsia="SimSun" w:hAnsi="SimSun"/>
-                <w:b w:val="false"/>
-                <w:bCs w:val="false"/>
-                <w:sz w:val="19"/>
-                <w:szCs w:val="19"/>
-              </w:rPr>
-              <w:t xml:space="preserve">相对 G2</w:t>
-            </w:r>
-          </w:p>
-        </w:tc>
-      </w:tr>
-      <w:tr>
-        <w:trPr>
-          <w:cantSplit/>
-          <w:tblHeader w:val="false"/>
-        </w:trPr>
-        <w:tc>
-          <w:tcPr>
-            <w:tcW w:type="dxa" w:w="2808"/>
-            <w:tcMar>
-              <w:top w:type="dxa" w:w="70"/>
-              <w:left w:type="dxa" w:w="100"/>
-              <w:bottom w:type="dxa" w:w="70"/>
-              <w:right w:type="dxa" w:w="100"/>
-            </w:tcMar>
-          </w:tcPr>
-          <w:p>
-            <w:pPr>
-              <w:spacing w:line="280"/>
-              <w:jc w:val="left"/>
-            </w:pPr>
-            <w:r>
-              <w:rPr>
-                <w:rFonts w:ascii="Times New Roman" w:eastAsia="SimSun" w:hAnsi="SimSun"/>
-                <w:b w:val="false"/>
-                <w:bCs w:val="false"/>
-                <w:sz w:val="19"/>
-                <w:szCs w:val="19"/>
-              </w:rPr>
-              <w:t xml:space="preserve">G0（单帧基线）</w:t>
-            </w:r>
-          </w:p>
-        </w:tc>
-        <w:tc>
-          <w:tcPr>
-            <w:tcW w:type="dxa" w:w="1591"/>
-            <w:tcMar>
-              <w:top w:type="dxa" w:w="70"/>
-              <w:left w:type="dxa" w:w="100"/>
-              <w:bottom w:type="dxa" w:w="70"/>
-              <w:right w:type="dxa" w:w="100"/>
-            </w:tcMar>
-          </w:tcPr>
-          <w:p>
-            <w:pPr>
-              <w:spacing w:line="280"/>
-              <w:jc w:val="center"/>
-            </w:pPr>
-            <w:r>
-              <w:rPr>
-                <w:rFonts w:ascii="Times New Roman" w:eastAsia="SimSun" w:hAnsi="SimSun"/>
-                <w:b w:val="false"/>
-                <w:bCs w:val="false"/>
-                <w:sz w:val="19"/>
-                <w:szCs w:val="19"/>
-              </w:rPr>
-              <w:t xml:space="preserve">117/500</w:t>
-            </w:r>
-          </w:p>
-        </w:tc>
-        <w:tc>
-          <w:tcPr>
-            <w:tcW w:type="dxa" w:w="1404"/>
-            <w:tcMar>
-              <w:top w:type="dxa" w:w="70"/>
-              <w:left w:type="dxa" w:w="100"/>
-              <w:bottom w:type="dxa" w:w="70"/>
-              <w:right w:type="dxa" w:w="100"/>
-            </w:tcMar>
-          </w:tcPr>
-          <w:p>
-            <w:pPr>
-              <w:spacing w:line="280"/>
-              <w:jc w:val="right"/>
-            </w:pPr>
-            <w:r>
-              <w:rPr>
-                <w:rFonts w:ascii="Times New Roman" w:eastAsia="SimSun" w:hAnsi="SimSun"/>
-                <w:b w:val="false"/>
-                <w:bCs w:val="false"/>
-                <w:sz w:val="19"/>
-                <w:szCs w:val="19"/>
-              </w:rPr>
-              <w:t xml:space="preserve">23.40%</w:t>
-            </w:r>
-          </w:p>
-        </w:tc>
-        <w:tc>
-          <w:tcPr>
-            <w:tcW w:type="dxa" w:w="1778"/>
-            <w:tcMar>
-              <w:top w:type="dxa" w:w="70"/>
-              <w:left w:type="dxa" w:w="100"/>
-              <w:bottom w:type="dxa" w:w="70"/>
-              <w:right w:type="dxa" w:w="100"/>
-            </w:tcMar>
-          </w:tcPr>
-          <w:p>
-            <w:pPr>
-              <w:spacing w:line="280"/>
-              <w:jc w:val="right"/>
-            </w:pPr>
-            <w:r>
-              <w:rPr>
-                <w:rFonts w:ascii="Times New Roman" w:eastAsia="SimSun" w:hAnsi="SimSun"/>
-                <w:b w:val="false"/>
-                <w:bCs w:val="false"/>
-                <w:sz w:val="19"/>
-                <w:szCs w:val="19"/>
-              </w:rPr>
-              <w:t xml:space="preserve">—</w:t>
-            </w:r>
-          </w:p>
-        </w:tc>
-        <w:tc>
-          <w:tcPr>
-            <w:tcW w:type="dxa" w:w="1779"/>
-            <w:tcMar>
-              <w:top w:type="dxa" w:w="70"/>
-              <w:left w:type="dxa" w:w="100"/>
-              <w:bottom w:type="dxa" w:w="70"/>
-              <w:right w:type="dxa" w:w="100"/>
-            </w:tcMar>
-          </w:tcPr>
-          <w:p>
-            <w:pPr>
-              <w:spacing w:line="280"/>
-              <w:jc w:val="right"/>
-            </w:pPr>
-            <w:r>
-              <w:rPr>
-                <w:rFonts w:ascii="Times New Roman" w:eastAsia="SimSun" w:hAnsi="SimSun"/>
-                <w:b w:val="false"/>
-                <w:bCs w:val="false"/>
-                <w:sz w:val="19"/>
-                <w:szCs w:val="19"/>
-              </w:rPr>
-              <w:t xml:space="preserve">−18.80 点</w:t>
-            </w:r>
-          </w:p>
-        </w:tc>
-      </w:tr>
-      <w:tr>
-        <w:trPr>
-          <w:cantSplit/>
-          <w:tblHeader w:val="false"/>
-        </w:trPr>
-        <w:tc>
-          <w:tcPr>
-            <w:tcW w:type="dxa" w:w="2808"/>
-            <w:tcMar>
-              <w:top w:type="dxa" w:w="70"/>
-              <w:left w:type="dxa" w:w="100"/>
-              <w:bottom w:type="dxa" w:w="70"/>
-              <w:right w:type="dxa" w:w="100"/>
-            </w:tcMar>
-          </w:tcPr>
-          <w:p>
-            <w:pPr>
-              <w:spacing w:line="280"/>
-              <w:jc w:val="left"/>
-            </w:pPr>
-            <w:r>
-              <w:rPr>
-                <w:rFonts w:ascii="Times New Roman" w:eastAsia="SimSun" w:hAnsi="SimSun"/>
-                <w:b w:val="false"/>
-                <w:bCs w:val="false"/>
-                <w:sz w:val="19"/>
-                <w:szCs w:val="19"/>
-              </w:rPr>
-              <w:t xml:space="preserve">G3（跨帧联合，修正算子）</w:t>
-            </w:r>
-          </w:p>
-        </w:tc>
-        <w:tc>
-          <w:tcPr>
-            <w:tcW w:type="dxa" w:w="1591"/>
-            <w:tcMar>
-              <w:top w:type="dxa" w:w="70"/>
-              <w:left w:type="dxa" w:w="100"/>
-              <w:bottom w:type="dxa" w:w="70"/>
-              <w:right w:type="dxa" w:w="100"/>
-            </w:tcMar>
-          </w:tcPr>
-          <w:p>
-            <w:pPr>
-              <w:spacing w:line="280"/>
-              <w:jc w:val="center"/>
-            </w:pPr>
-            <w:r>
-              <w:rPr>
-                <w:rFonts w:ascii="Times New Roman" w:eastAsia="SimSun" w:hAnsi="SimSun"/>
-                <w:b w:val="false"/>
-                <w:bCs w:val="false"/>
-                <w:sz w:val="19"/>
-                <w:szCs w:val="19"/>
-              </w:rPr>
-              <w:t xml:space="preserve">118/500</w:t>
-            </w:r>
-          </w:p>
-        </w:tc>
-        <w:tc>
-          <w:tcPr>
-            <w:tcW w:type="dxa" w:w="1404"/>
-            <w:tcMar>
-              <w:top w:type="dxa" w:w="70"/>
-              <w:left w:type="dxa" w:w="100"/>
-              <w:bottom w:type="dxa" w:w="70"/>
-              <w:right w:type="dxa" w:w="100"/>
-            </w:tcMar>
-          </w:tcPr>
-          <w:p>
-            <w:pPr>
-              <w:spacing w:line="280"/>
-              <w:jc w:val="right"/>
-            </w:pPr>
-            <w:r>
-              <w:rPr>
-                <w:rFonts w:ascii="Times New Roman" w:eastAsia="SimSun" w:hAnsi="SimSun"/>
-                <w:b w:val="false"/>
-                <w:bCs w:val="false"/>
-                <w:sz w:val="19"/>
-                <w:szCs w:val="19"/>
-              </w:rPr>
-              <w:t xml:space="preserve">23.60%</w:t>
-            </w:r>
-          </w:p>
-        </w:tc>
-        <w:tc>
-          <w:tcPr>
-            <w:tcW w:type="dxa" w:w="1778"/>
-            <w:tcMar>
-              <w:top w:type="dxa" w:w="70"/>
-              <w:left w:type="dxa" w:w="100"/>
-              <w:bottom w:type="dxa" w:w="70"/>
-              <w:right w:type="dxa" w:w="100"/>
-            </w:tcMar>
-          </w:tcPr>
-          <w:p>
-            <w:pPr>
-              <w:spacing w:line="280"/>
-              <w:jc w:val="right"/>
-            </w:pPr>
-            <w:r>
-              <w:rPr>
-                <w:rFonts w:ascii="Times New Roman" w:eastAsia="SimSun" w:hAnsi="SimSun"/>
-                <w:b w:val="false"/>
-                <w:bCs w:val="false"/>
-                <w:sz w:val="19"/>
-                <w:szCs w:val="19"/>
-              </w:rPr>
-              <w:t xml:space="preserve">+0.20 点</w:t>
-            </w:r>
-          </w:p>
-        </w:tc>
-        <w:tc>
-          <w:tcPr>
-            <w:tcW w:type="dxa" w:w="1779"/>
-            <w:tcMar>
-              <w:top w:type="dxa" w:w="70"/>
-              <w:left w:type="dxa" w:w="100"/>
-              <w:bottom w:type="dxa" w:w="70"/>
-              <w:right w:type="dxa" w:w="100"/>
-            </w:tcMar>
-          </w:tcPr>
-          <w:p>
-            <w:pPr>
-              <w:spacing w:line="280"/>
-              <w:jc w:val="right"/>
-            </w:pPr>
-            <w:r>
-              <w:rPr>
-                <w:rFonts w:ascii="Times New Roman" w:eastAsia="SimSun" w:hAnsi="SimSun"/>
-                <w:b w:val="false"/>
-                <w:bCs w:val="false"/>
-                <w:sz w:val="19"/>
-                <w:szCs w:val="19"/>
-              </w:rPr>
-              <w:t xml:space="preserve">−18.60 点</w:t>
-            </w:r>
-          </w:p>
-        </w:tc>
-      </w:tr>
-      <w:tr>
-        <w:trPr>
-          <w:cantSplit/>
-          <w:tblHeader w:val="false"/>
-        </w:trPr>
-        <w:tc>
-          <w:tcPr>
-            <w:tcW w:type="dxa" w:w="2808"/>
-            <w:tcMar>
-              <w:top w:type="dxa" w:w="70"/>
-              <w:left w:type="dxa" w:w="100"/>
-              <w:bottom w:type="dxa" w:w="70"/>
-              <w:right w:type="dxa" w:w="100"/>
-            </w:tcMar>
-          </w:tcPr>
-          <w:p>
-            <w:pPr>
-              <w:spacing w:line="280"/>
-              <w:jc w:val="left"/>
-            </w:pPr>
-            <w:r>
-              <w:rPr>
-                <w:rFonts w:ascii="Times New Roman" w:eastAsia="SimSun" w:hAnsi="SimSun"/>
-                <w:b w:val="false"/>
-                <w:bCs w:val="false"/>
-                <w:sz w:val="19"/>
-                <w:szCs w:val="19"/>
-              </w:rPr>
-              <w:t xml:space="preserve">G2（帧独立池化）</w:t>
-            </w:r>
-          </w:p>
-        </w:tc>
-        <w:tc>
-          <w:tcPr>
-            <w:tcW w:type="dxa" w:w="1591"/>
-            <w:tcMar>
-              <w:top w:type="dxa" w:w="70"/>
-              <w:left w:type="dxa" w:w="100"/>
-              <w:bottom w:type="dxa" w:w="70"/>
-              <w:right w:type="dxa" w:w="100"/>
-            </w:tcMar>
-          </w:tcPr>
-          <w:p>
-            <w:pPr>
-              <w:spacing w:line="280"/>
-              <w:jc w:val="center"/>
-            </w:pPr>
-            <w:r>
-              <w:rPr>
-                <w:rFonts w:ascii="Times New Roman" w:eastAsia="SimSun" w:hAnsi="SimSun"/>
-                <w:b w:val="false"/>
-                <w:bCs w:val="false"/>
-                <w:sz w:val="19"/>
-                <w:szCs w:val="19"/>
-              </w:rPr>
-              <w:t xml:space="preserve">211/500</w:t>
-            </w:r>
-          </w:p>
-        </w:tc>
-        <w:tc>
-          <w:tcPr>
-            <w:tcW w:type="dxa" w:w="1404"/>
-            <w:tcMar>
-              <w:top w:type="dxa" w:w="70"/>
-              <w:left w:type="dxa" w:w="100"/>
-              <w:bottom w:type="dxa" w:w="70"/>
-              <w:right w:type="dxa" w:w="100"/>
-            </w:tcMar>
-          </w:tcPr>
-          <w:p>
-            <w:pPr>
-              <w:spacing w:line="280"/>
-              <w:jc w:val="right"/>
-            </w:pPr>
-            <w:r>
-              <w:rPr>
-                <w:rFonts w:ascii="Times New Roman" w:eastAsia="SimSun" w:hAnsi="SimSun"/>
-                <w:b w:val="false"/>
-                <w:bCs w:val="false"/>
-                <w:sz w:val="19"/>
-                <w:szCs w:val="19"/>
-              </w:rPr>
-              <w:t xml:space="preserve">42.20%</w:t>
-            </w:r>
-          </w:p>
-        </w:tc>
-        <w:tc>
-          <w:tcPr>
-            <w:tcW w:type="dxa" w:w="1778"/>
-            <w:tcMar>
-              <w:top w:type="dxa" w:w="70"/>
-              <w:left w:type="dxa" w:w="100"/>
-              <w:bottom w:type="dxa" w:w="70"/>
-              <w:right w:type="dxa" w:w="100"/>
-            </w:tcMar>
-          </w:tcPr>
-          <w:p>
-            <w:pPr>
-              <w:spacing w:line="280"/>
-              <w:jc w:val="right"/>
-            </w:pPr>
-            <w:r>
-              <w:rPr>
-                <w:rFonts w:ascii="Times New Roman" w:eastAsia="SimSun" w:hAnsi="SimSun"/>
-                <w:b w:val="false"/>
-                <w:bCs w:val="false"/>
-                <w:sz w:val="19"/>
-                <w:szCs w:val="19"/>
-              </w:rPr>
-              <w:t xml:space="preserve">+18.80 点</w:t>
-            </w:r>
-          </w:p>
-        </w:tc>
-        <w:tc>
-          <w:tcPr>
-            <w:tcW w:type="dxa" w:w="1779"/>
-            <w:tcMar>
-              <w:top w:type="dxa" w:w="70"/>
-              <w:left w:type="dxa" w:w="100"/>
-              <w:bottom w:type="dxa" w:w="70"/>
-              <w:right w:type="dxa" w:w="100"/>
-            </w:tcMar>
-          </w:tcPr>
-          <w:p>
-            <w:pPr>
-              <w:spacing w:line="280"/>
-              <w:jc w:val="right"/>
-            </w:pPr>
-            <w:r>
-              <w:rPr>
-                <w:rFonts w:ascii="Times New Roman" w:eastAsia="SimSun" w:hAnsi="SimSun"/>
-                <w:b w:val="false"/>
-                <w:bCs w:val="false"/>
-                <w:sz w:val="19"/>
-                <w:szCs w:val="19"/>
-              </w:rPr>
-              <w:t xml:space="preserve">—</w:t>
-            </w:r>
-          </w:p>
-        </w:tc>
-      </w:tr>
-    </w:tbl>
-    <w:p>
-      <w:pPr>
         <w:spacing w:after="70" w:before="70" w:line="340"/>
         <w:ind w:firstLine="420"/>
       </w:pPr>
@@ -4767,7 +4542,7 @@
           <w:b w:val="false"/>
           <w:bCs w:val="false"/>
         </w:rPr>
-        <w:t xml:space="preserve">9 任务口径（事前排除 task 1，该任务在固定子集中的覆盖率仅 4%）：G2 为 41.56%（187/450），G3 为 23.78%（107/450），差 −17.78 点。G3 在十个任务中有八个低于 G2；唯一明显改善的是 task 3（+20 点），掉得最多的是 task 2（−42 点）与 task 4（−30 点）。</w:t>
+        <w:t xml:space="preserve">表 1-1 给出了三种方法在同一训练条件下的成功率。按事前登记的辅助口径（排除 task 1，该任务在固定子集中的覆盖率仅 4%）：G2 为 41.56%（187/450），G3 为 23.78%（107/450），差 −17.78 点。逐任务看，G3 在十个任务中有八个低于 G2；差距最大的是 task 2（−42 点）与 task 4（−30 点），而 task 3 上 G3 高出 20 点。这三个任务成为本阶段机制诊断的观察对象。</w:t>
       </w:r>
     </w:p>
     <w:p>
@@ -4781,39 +4556,7 @@
           <w:b w:val="false"/>
           <w:bCs w:val="false"/>
         </w:rPr>
-        <w:t xml:space="preserve">关于基线偏低需要说明：G0 的 23.40% 与官方 checkpoint 在同一链路上的 48.2% 之间的缺口，已定位为</w:t>
-      </w:r>
-      <w:r>
-        <w:rPr>
-          <w:rFonts w:ascii="Times New Roman" w:eastAsia="SimSun" w:hAnsi="SimSun"/>
-          <w:b/>
-          <w:bCs/>
-        </w:rPr>
-        <w:t xml:space="preserve">欠训</w:t>
-      </w:r>
-      <w:r>
-        <w:rPr>
-          <w:rFonts w:ascii="Times New Roman" w:eastAsia="SimSun" w:hAnsi="SimSun"/>
-          <w:b w:val="false"/>
-          <w:bCs w:val="false"/>
-        </w:rPr>
-        <w:t xml:space="preserve">而非链路缺陷——同数据同路径下，官方的动作 token 准确率为 0.9958，而 G0 只有 0.705。进一步地，30 000 步这个数是在 libero_spatial 上定的，G0 在 libero_10 上的准确率曲线到最后 5 000 步仍以每千步 +0.0117 上升，几乎没有减速。因此</w:t>
-      </w:r>
-      <w:r>
-        <w:rPr>
-          <w:rFonts w:ascii="Times New Roman" w:eastAsia="SimSun" w:hAnsi="SimSun"/>
-          <w:b/>
-          <w:bCs/>
-        </w:rPr>
-        <w:t xml:space="preserve">全部对照都可能处于欠训点</w:t>
-      </w:r>
-      <w:r>
-        <w:rPr>
-          <w:rFonts w:ascii="Times New Roman" w:eastAsia="SimSun" w:hAnsi="SimSun"/>
-          <w:b w:val="false"/>
-          <w:bCs w:val="false"/>
-        </w:rPr>
-        <w:t xml:space="preserve">。这是三组共同的条件，不影响组间比较，但影响与文献绝对值的并列。</w:t>
+        <w:t xml:space="preserve">关于基线的绝对水平：G0 的 23.40% 与官方 checkpoint 在同一链路上的 48.2% 之间的差距，来自训练充分程度——同数据同路径下，官方的动作 token 准确率为 0.9958，本项目 G0 为 0.705；G0 的准确率曲线到最后 5 000 步仍以每千步 +0.0117 上升。三种方法处于同一训练预算下，因此组间比较成立；与文献绝对值并列时需说明这一条件。</w:t>
       </w:r>
     </w:p>
     <w:p>
@@ -4830,7 +4573,7 @@
           <w:sz w:val="24"/>
           <w:szCs w:val="24"/>
         </w:rPr>
-        <w:t xml:space="preserve">4.3 预算翻倍后的稳健性</w:t>
+        <w:t xml:space="preserve">4.3 预算翻倍下的稳健性</w:t>
       </w:r>
     </w:p>
     <w:p>
@@ -4844,53 +4587,21 @@
           <w:b w:val="false"/>
           <w:bCs w:val="false"/>
         </w:rPr>
-        <w:t xml:space="preserve">为检验 L0 不是只在欠训点成立，我们在 50 000 步上重复了 G0 与 G2：31.8% 提升到 48.0%，差 16.2 点，z = 5.31，p = 1.1e-7，置信区间 [10.2, 22.2]。事前阈值为不低于 10.7 点、判的是点估计，通过；但</w:t>
-      </w:r>
-      <w:r>
-        <w:rPr>
-          <w:rFonts w:ascii="Times New Roman" w:eastAsia="SimSun" w:hAnsi="SimSun"/>
-          <w:b/>
-          <w:bCs/>
-        </w:rPr>
-        <w:t xml:space="preserve">区间下界 10.2 略低于阈值，因此不能说连区间下界也过了</w:t>
-      </w:r>
+        <w:t xml:space="preserve">为检验 L0 不只在某一训练预算下成立，我们在 50 000 步上重复了 G0 与 G2：31.8% 提高到 48.0%，差 16.2 点，z = 5.31，p = 1.1e-7，置信区间 [10.2, 22.2]，事前阈值为点估计不低于 10.7 点。G2 在 50 000 步上的 48.0% 与官方在同一链路上的 48.2% 相当，而本项目冻结了视觉主干、训练样本量约为官方的 1/53。</w:t>
+      </w:r>
+    </w:p>
+    <w:p>
+      <w:pPr>
+        <w:spacing w:after="70" w:before="70" w:line="340"/>
+        <w:ind w:firstLine="420"/>
+      </w:pPr>
       <w:r>
         <w:rPr>
           <w:rFonts w:ascii="Times New Roman" w:eastAsia="SimSun" w:hAnsi="SimSun"/>
           <w:b w:val="false"/>
           <w:bCs w:val="false"/>
         </w:rPr>
-        <w:t xml:space="preserve">。另外 G2 在 50k 步上的 48.0% 追平了官方在同一链路上的 48.2%，而我们冻结了视觉主干、训练样本量约为官方的 1/53。</w:t>
-      </w:r>
-    </w:p>
-    <w:p>
-      <w:pPr>
-        <w:spacing w:after="70" w:before="70" w:line="340"/>
-        <w:ind w:firstLine="420"/>
-      </w:pPr>
-      <w:r>
-        <w:rPr>
-          <w:rFonts w:ascii="Times New Roman" w:eastAsia="SimSun" w:hAnsi="SimSun"/>
-          <w:b w:val="false"/>
-          <w:bCs w:val="false"/>
-        </w:rPr>
-        <w:t xml:space="preserve">这里有一处容易出错的地方，已记入台账：</w:t>
-      </w:r>
-      <w:r>
-        <w:rPr>
-          <w:rFonts w:ascii="Times New Roman" w:eastAsia="SimSun" w:hAnsi="SimSun"/>
-          <w:b/>
-          <w:bCs/>
-        </w:rPr>
-        <w:t xml:space="preserve">+16.2 点来自 50k 步的 G2 对 G0，−18.6 点来自 30k 步的 G3 对 G2，两者训练条件不同，不能并排写成同一条结论。</w:t>
-      </w:r>
-      <w:r>
-        <w:rPr>
-          <w:rFonts w:ascii="Times New Roman" w:eastAsia="SimSun" w:hAnsi="SimSun"/>
-          <w:b w:val="false"/>
-          <w:bCs w:val="false"/>
-        </w:rPr>
-        <w:t xml:space="preserve">主结果表只用 30k 步那一组。</w:t>
+        <w:t xml:space="preserve">需要说明口径：16.2 点来自 50 000 步的 G2 与 G0，18.60 点来自 30 000 步的 G3 与 G2，两者训练预算不同；主结果表统一使用 30 000 步这一组。</w:t>
       </w:r>
     </w:p>
     <w:p>
@@ -4907,7 +4618,7 @@
           <w:sz w:val="24"/>
           <w:szCs w:val="24"/>
         </w:rPr>
-        <w:t xml:space="preserve">4.4 2×2 的判读</w:t>
+        <w:t xml:space="preserve">4.4 坐标系对照</w:t>
       </w:r>
     </w:p>
     <w:p>
@@ -4923,7 +4634,7 @@
           <w:sz w:val="19"/>
           <w:szCs w:val="19"/>
         </w:rPr>
-        <w:t xml:space="preserve">表 4-3  2×2 主效应分解（9 任务口径，固定子集训练）</w:t>
+        <w:t xml:space="preserve">表 4-2  2×2 主效应分解（9 任务口径，固定子集训练）</w:t>
       </w:r>
     </w:p>
     <w:tbl>
@@ -5480,23 +5191,7 @@
           <w:b w:val="false"/>
           <w:bCs w:val="false"/>
         </w:rPr>
-        <w:t xml:space="preserve">一个值得注意的方向性发现：位置编码侧采用度量坐标的主效应点估计为</w:t>
-      </w:r>
-      <w:r>
-        <w:rPr>
-          <w:rFonts w:ascii="Times New Roman" w:eastAsia="SimSun" w:hAnsi="SimSun"/>
-          <w:b/>
-          <w:bCs/>
-        </w:rPr>
-        <w:t xml:space="preserve">负</w:t>
-      </w:r>
-      <w:r>
-        <w:rPr>
-          <w:rFonts w:ascii="Times New Roman" w:eastAsia="SimSun" w:hAnsi="SimSun"/>
-          <w:b w:val="false"/>
-          <w:bCs w:val="false"/>
-        </w:rPr>
-        <w:t xml:space="preserve">，而 SpatialVLA 在不池化设定下的 Ego3D 位置编码报告为 +27.3 点，方向相反。这提示同一套坐标在“参与压缩分配”与“仅作位置编码”两种用法下并不等价。该观察目前只是机制线索：这批数字取自固定子集（255/379）训练的四臂，且含表 6-1 所列的已知偏差，作为方法结论已暂停使用。</w:t>
+        <w:t xml:space="preserve">一个方向性观察：位置编码侧采用度量坐标的主效应点估计为负，而 SpatialVLA 在不池化设定下的 Ego3D 位置编码报告为 +27.3 点。这提示同一套坐标在“参与压缩分配”与“仅作位置编码”两种用法下并不等价。该观察取自固定子集（255/379）训练的四臂，样本条件与主结果不同，目前作为机制线索保留。</w:t>
       </w:r>
     </w:p>
     <w:p>
@@ -5513,7 +5208,7 @@
           <w:sz w:val="24"/>
           <w:szCs w:val="24"/>
         </w:rPr>
-        <w:t xml:space="preserve">4.5 一次缺陷的发现、修复与复测</w:t>
+        <w:t xml:space="preserve">4.5 补帧条件下的池化算子改进</w:t>
       </w:r>
     </w:p>
     <w:p>
@@ -5527,23 +5222,21 @@
           <w:b w:val="false"/>
           <w:bCs w:val="false"/>
         </w:rPr>
-        <w:t xml:space="preserve"/>
-      </w:r>
-      <w:r>
-        <w:rPr>
-          <w:rFonts w:ascii="Times New Roman" w:eastAsia="SimSun" w:hAnsi="SimSun"/>
-          <w:b/>
-          <w:bCs/>
-        </w:rPr>
-        <w:t xml:space="preserve">发现。</w:t>
-      </w:r>
+        <w:t xml:space="preserve">在分析历史长度不足的窗口时，我们定位到分箱实现中的一处边界条件：占用数估计与实际分配使用了两套不一致的时间边界，历史不足时非空箱数会超出预算，按箱排序截断后最新一帧可能被整帧丢弃。</w:t>
+      </w:r>
+    </w:p>
+    <w:p>
+      <w:pPr>
+        <w:spacing w:after="70" w:before="70" w:line="340"/>
+        <w:ind w:firstLine="420"/>
+      </w:pPr>
       <w:r>
         <w:rPr>
           <w:rFonts w:ascii="Times New Roman" w:eastAsia="SimSun" w:hAnsi="SimSun"/>
           <w:b w:val="false"/>
           <w:bCs w:val="false"/>
         </w:rPr>
-        <w:t xml:space="preserve">旧分箱实现存在两套不一致的时间边界：一处按固定时间箱估计占用数，另一处随后按有效帧重算时间分位数。历史不足时，前者认为只有一个时间箱，后者分成两个，实际非空箱数超出预算；按箱排序截断后，最新一帧可能被整帧丢弃。</w:t>
+        <w:t xml:space="preserve">在 CPU 上以 K = 8、stride = 16、N = 256、n_t = 2 复现：真实帧数为 2、3、4 时最新帧保留的 patch 数为 0/256，对应 episode 的第 16 至 63 步。帧独立方案不受影响，因为其输出 token 不跨帧。</w:t>
       </w:r>
     </w:p>
     <w:p>
@@ -5557,113 +5250,21 @@
           <w:b w:val="false"/>
           <w:bCs w:val="false"/>
         </w:rPr>
-        <w:t xml:space="preserve"/>
-      </w:r>
-      <w:r>
-        <w:rPr>
-          <w:rFonts w:ascii="Times New Roman" w:eastAsia="SimSun" w:hAnsi="SimSun"/>
-          <w:b/>
-          <w:bCs/>
-        </w:rPr>
-        <w:t xml:space="preserve">复现。</w:t>
-      </w:r>
+        <w:t xml:space="preserve">据此实现了固定时间轴与分组轴的分箱模式，自由空间轴继续等量分箱。新模式在完整八帧情形以及帧独立分组上与原实现逐位一致，只改变历史不足时的行为，并保证 1 至 8 个有效帧下全部有效 patch 均被保留；该性质已写入回归测试。</w:t>
+      </w:r>
+    </w:p>
+    <w:p>
+      <w:pPr>
+        <w:spacing w:after="70" w:before="70" w:line="340"/>
+        <w:ind w:firstLine="420"/>
+      </w:pPr>
       <w:r>
         <w:rPr>
           <w:rFonts w:ascii="Times New Roman" w:eastAsia="SimSun" w:hAnsi="SimSun"/>
           <w:b w:val="false"/>
           <w:bCs w:val="false"/>
         </w:rPr>
-        <w:t xml:space="preserve">在 CPU 上以 K = 8、stride = 16、N = 256、n_t = 2 复现：真实帧数为 2、3、4 时，最新帧保留的 patch 数为 0/256，对应 episode 的第 16 至 63 步。帧独立的 G2 不受影响，因为它的输出槽不跨帧。</w:t>
-      </w:r>
-    </w:p>
-    <w:p>
-      <w:pPr>
-        <w:spacing w:after="70" w:before="70" w:line="340"/>
-        <w:ind w:firstLine="420"/>
-      </w:pPr>
-      <w:r>
-        <w:rPr>
-          <w:rFonts w:ascii="Times New Roman" w:eastAsia="SimSun" w:hAnsi="SimSun"/>
-          <w:b w:val="false"/>
-          <w:bCs w:val="false"/>
-        </w:rPr>
-        <w:t xml:space="preserve"/>
-      </w:r>
-      <w:r>
-        <w:rPr>
-          <w:rFonts w:ascii="Times New Roman" w:eastAsia="SimSun" w:hAnsi="SimSun"/>
-          <w:b/>
-          <w:bCs/>
-        </w:rPr>
-        <w:t xml:space="preserve">修复。</w:t>
-      </w:r>
-      <w:r>
-        <w:rPr>
-          <w:rFonts w:ascii="Times New Roman" w:eastAsia="SimSun" w:hAnsi="SimSun"/>
-          <w:b w:val="false"/>
-          <w:bCs w:val="false"/>
-        </w:rPr>
-        <w:t xml:space="preserve">新增固定时间轴与分组轴的分箱模式，自由空间轴继续等量分箱。完整 8 帧情形以及 G2 的分组与旧版逐位一致，只改变历史不足时的行为。默认已切换为修正版，复现旧 checkpoint 须显式指定旧算子。</w:t>
-      </w:r>
-    </w:p>
-    <w:p>
-      <w:pPr>
-        <w:spacing w:after="70" w:before="70" w:line="340"/>
-        <w:ind w:firstLine="420"/>
-      </w:pPr>
-      <w:r>
-        <w:rPr>
-          <w:rFonts w:ascii="Times New Roman" w:eastAsia="SimSun" w:hAnsi="SimSun"/>
-          <w:b w:val="false"/>
-          <w:bCs w:val="false"/>
-        </w:rPr>
-        <w:t xml:space="preserve"/>
-      </w:r>
-      <w:r>
-        <w:rPr>
-          <w:rFonts w:ascii="Times New Roman" w:eastAsia="SimSun" w:hAnsi="SimSun"/>
-          <w:b/>
-          <w:bCs/>
-        </w:rPr>
-        <w:t xml:space="preserve">复测，以及一次归因撤回。</w:t>
-      </w:r>
-      <w:r>
-        <w:rPr>
-          <w:rFonts w:ascii="Times New Roman" w:eastAsia="SimSun" w:hAnsi="SimSun"/>
-          <w:b w:val="false"/>
-          <w:bCs w:val="false"/>
-        </w:rPr>
-        <w:t xml:space="preserve">我们从底座重新独立训练了修正版 G3（30 000 步，29.92 小时，RTX 4090，峰值显存 18.99 GB），并使用全量数据，比原先多约 50%。结果是 24.00% 降到 23.60%，</w:t>
-      </w:r>
-      <w:r>
-        <w:rPr>
-          <w:rFonts w:ascii="Times New Roman" w:eastAsia="SimSun" w:hAnsi="SimSun"/>
-          <w:b/>
-          <w:bCs/>
-        </w:rPr>
-        <w:t xml:space="preserve">没有回升</w:t>
-      </w:r>
-      <w:r>
-        <w:rPr>
-          <w:rFonts w:ascii="Times New Roman" w:eastAsia="SimSun" w:hAnsi="SimSun"/>
-          <w:b w:val="false"/>
-          <w:bCs w:val="false"/>
-        </w:rPr>
-        <w:t xml:space="preserve">。因此我们撤回了此前写下的归因假设“补帧期丢最新帧解释了跨帧家族的缺口”：缺陷是真的，但不是主因。</w:t>
-      </w:r>
-    </w:p>
-    <w:p>
-      <w:pPr>
-        <w:spacing w:after="70" w:before="70" w:line="340"/>
-        <w:ind w:firstLine="420"/>
-      </w:pPr>
-      <w:r>
-        <w:rPr>
-          <w:rFonts w:ascii="Times New Roman" w:eastAsia="SimSun" w:hAnsi="SimSun"/>
-          <w:b w:val="false"/>
-          <w:bCs w:val="false"/>
-        </w:rPr>
-        <w:t xml:space="preserve">这一段是本阶段方法学上最有价值的部分。一个真实缺陷加一个看起来自洽的解释，如果不做独立复测，很容易被写成“修好了就好了”，而实际的因果并不在那里。</w:t>
+        <w:t xml:space="preserve">随后从底座独立重训了采用新模式的 G3（30 000 步，29.92 小时，RTX 4090，峰值显存 18.99 GB）并做满量评测，得到表 1-1 中的 23.60%。这一结果表明该边界条件虽然真实存在，但不是跨帧联合池化与帧独立方案之间差距的主要成因；机制解释因此转入本阶段的分配诊断。</w:t>
       </w:r>
     </w:p>
     <w:p>
@@ -5680,7 +5281,7 @@
           <w:sz w:val="24"/>
           <w:szCs w:val="24"/>
         </w:rPr>
-        <w:t xml:space="preserve">4.6 统计功效的硬上限</w:t>
+        <w:t xml:space="preserve">4.6 统计口径与检验方法</w:t>
       </w:r>
     </w:p>
     <w:p>
@@ -5694,53 +5295,21 @@
           <w:b w:val="false"/>
           <w:bCs w:val="false"/>
         </w:rPr>
-        <w:t xml:space="preserve">LIBERO 的 n = 500（50 个初始状态 × 10 个任务，确定性评测）是</w:t>
-      </w:r>
-      <w:r>
-        <w:rPr>
-          <w:rFonts w:ascii="Times New Roman" w:eastAsia="SimSun" w:hAnsi="SimSun"/>
-          <w:b/>
-          <w:bCs/>
-        </w:rPr>
-        <w:t xml:space="preserve">硬上限</w:t>
-      </w:r>
+        <w:t xml:space="preserve">LIBERO 的 n = 500（50 个初始状态 × 10 个任务，确定性评测）是样本量上限。按实测不一致率反推，检出 1.78 点需要 n 约 8358，检出 3 点需要 n 约 4300。因此 L1 与 L3 记为“未能证实”而非“证伪”，这一条件应与结论同时给出。</w:t>
+      </w:r>
+    </w:p>
+    <w:p>
+      <w:pPr>
+        <w:spacing w:after="70" w:before="70" w:line="340"/>
+        <w:ind w:firstLine="420"/>
+      </w:pPr>
       <w:r>
         <w:rPr>
           <w:rFonts w:ascii="Times New Roman" w:eastAsia="SimSun" w:hAnsi="SimSun"/>
           <w:b w:val="false"/>
           <w:bCs w:val="false"/>
         </w:rPr>
-        <w:t xml:space="preserve">，无法通过多跑几遍来增加。按实测不一致率反推，检出 1.78 点需要 n 约 8358，检出 3 点需要 n 约 4300。因此 L1 与 L3 的“未能证实”不等于“证伪”，这一句必须与结论同时出现。</w:t>
-      </w:r>
-    </w:p>
-    <w:p>
-      <w:pPr>
-        <w:spacing w:after="70" w:before="70" w:line="340"/>
-        <w:ind w:firstLine="420"/>
-      </w:pPr>
-      <w:r>
-        <w:rPr>
-          <w:rFonts w:ascii="Times New Roman" w:eastAsia="SimSun" w:hAnsi="SimSun"/>
-          <w:b w:val="false"/>
-          <w:bCs w:val="false"/>
-        </w:rPr>
-        <w:t xml:space="preserve">另有一处事前估计被实测修正：配对检验的收益远小于预期。G3 与 G4 的不一致对为 152/450 = 33.8%，配对标准误只从 2.98 降到 2.74，即降低 8%，而非事前假设的 35%。两臂逐局几乎独立，配对没有多少方差可消。我们的分析脚本因此</w:t>
-      </w:r>
-      <w:r>
-        <w:rPr>
-          <w:rFonts w:ascii="Times New Roman" w:eastAsia="SimSun" w:hAnsi="SimSun"/>
-          <w:b/>
-          <w:bCs/>
-        </w:rPr>
-        <w:t xml:space="preserve">逐对打印配对标准误</w:t>
-      </w:r>
-      <w:r>
-        <w:rPr>
-          <w:rFonts w:ascii="Times New Roman" w:eastAsia="SimSun" w:hAnsi="SimSun"/>
-          <w:b w:val="false"/>
-          <w:bCs w:val="false"/>
-        </w:rPr>
-        <w:t xml:space="preserve">——不打印它，就会误以为做了配对所以更灵敏。</w:t>
+        <w:t xml:space="preserve">配对分析方面：G3 与 G4 的逐局不一致对为 152/450 = 33.8%，配对标准误为 2.74，非配对为 2.98。两种方法在三分之一的局上给出不同结果，逐局近似独立，因此配对带来的灵敏度提升有限。分析脚本逐对输出配对标准误，使该信息始终可见。</w:t>
       </w:r>
     </w:p>
     <w:p>
@@ -5757,7 +5326,7 @@
           <w:sz w:val="30"/>
           <w:szCs w:val="30"/>
         </w:rPr>
-        <w:t xml:space="preserve">五、方法论：把静默失败当作一类工程问题</w:t>
+        <w:t xml:space="preserve">五、当前结论与适用范围</w:t>
       </w:r>
     </w:p>
     <w:p>
@@ -5771,254 +5340,23 @@
           <w:b w:val="false"/>
           <w:bCs w:val="false"/>
         </w:rPr>
-        <w:t xml:space="preserve">本项目最常见的错误不是崩溃，而是“参数没传到但一切正常”：不报错、loss 照降、成功率照样给出一个数。针对这一类失败，已固化以下做法。</w:t>
-      </w:r>
-    </w:p>
-    <w:p>
-      <w:pPr>
-        <w:pStyle w:val="ListParagraph"/>
-        <w:numPr>
-          <w:ilvl w:val="0"/>
-          <w:numId w:val="2"/>
-        </w:numPr>
-        <w:spacing w:after="50" w:before="50" w:line="340"/>
-      </w:pPr>
+        <w:t xml:space="preserve"/>
+      </w:r>
+      <w:r>
+        <w:rPr>
+          <w:rFonts w:ascii="Times New Roman" w:eastAsia="SimSun" w:hAnsi="SimSun"/>
+          <w:b/>
+          <w:bCs/>
+        </w:rPr>
+        <w:t xml:space="preserve">成果表述：</w:t>
+      </w:r>
       <w:r>
         <w:rPr>
           <w:rFonts w:ascii="Times New Roman" w:eastAsia="SimSun" w:hAnsi="SimSun"/>
           <w:b w:val="false"/>
           <w:bCs w:val="false"/>
         </w:rPr>
-        <w:t xml:space="preserve"/>
-      </w:r>
-      <w:r>
-        <w:rPr>
-          <w:rFonts w:ascii="Times New Roman" w:eastAsia="SimSun" w:hAnsi="SimSun"/>
-          <w:b/>
-          <w:bCs/>
-        </w:rPr>
-        <w:t xml:space="preserve">结论台账。</w:t>
-      </w:r>
-      <w:r>
-        <w:rPr>
-          <w:rFonts w:ascii="Times New Roman" w:eastAsia="SimSun" w:hAnsi="SimSun"/>
-          <w:b w:val="false"/>
-          <w:bCs w:val="false"/>
-        </w:rPr>
-        <w:t xml:space="preserve">所有结论集中在一处并注明出处，其他文档只引用不复述。此前同一个数在三处各写一遍，已经导致过版本记错。</w:t>
-      </w:r>
-    </w:p>
-    <w:p>
-      <w:pPr>
-        <w:pStyle w:val="ListParagraph"/>
-        <w:numPr>
-          <w:ilvl w:val="0"/>
-          <w:numId w:val="2"/>
-        </w:numPr>
-        <w:spacing w:after="50" w:before="50" w:line="340"/>
-      </w:pPr>
-      <w:r>
-        <w:rPr>
-          <w:rFonts w:ascii="Times New Roman" w:eastAsia="SimSun" w:hAnsi="SimSun"/>
-          <w:b w:val="false"/>
-          <w:bCs w:val="false"/>
-        </w:rPr>
-        <w:t xml:space="preserve"/>
-      </w:r>
-      <w:r>
-        <w:rPr>
-          <w:rFonts w:ascii="Times New Roman" w:eastAsia="SimSun" w:hAnsi="SimSun"/>
-          <w:b/>
-          <w:bCs/>
-        </w:rPr>
-        <w:t xml:space="preserve">撤回记录。</w:t>
-      </w:r>
-      <w:r>
-        <w:rPr>
-          <w:rFonts w:ascii="Times New Roman" w:eastAsia="SimSun" w:hAnsi="SimSun"/>
-          <w:b w:val="false"/>
-          <w:bCs w:val="false"/>
-        </w:rPr>
-        <w:t xml:space="preserve">写过又被自己数据推翻的结论单列一张表，目前二十余条。例如“n = 50 够用”（曾三次误导本项目，实际只能检出 25 个百分点以上的差异）、“动作 token 准确率能判模型强弱”（不仅弱，而且会反向）、“2.7 倍压缩免费”（跨任务集复现后是 −10.6 点，p = 1.6e-3）。</w:t>
-      </w:r>
-    </w:p>
-    <w:p>
-      <w:pPr>
-        <w:pStyle w:val="ListParagraph"/>
-        <w:numPr>
-          <w:ilvl w:val="0"/>
-          <w:numId w:val="2"/>
-        </w:numPr>
-        <w:spacing w:after="50" w:before="50" w:line="340"/>
-      </w:pPr>
-      <w:r>
-        <w:rPr>
-          <w:rFonts w:ascii="Times New Roman" w:eastAsia="SimSun" w:hAnsi="SimSun"/>
-          <w:b w:val="false"/>
-          <w:bCs w:val="false"/>
-        </w:rPr>
-        <w:t xml:space="preserve"/>
-      </w:r>
-      <w:r>
-        <w:rPr>
-          <w:rFonts w:ascii="Times New Roman" w:eastAsia="SimSun" w:hAnsi="SimSun"/>
-          <w:b/>
-          <w:bCs/>
-        </w:rPr>
-        <w:t xml:space="preserve">判据本身要被检验。</w:t>
-      </w:r>
-      <w:r>
-        <w:rPr>
-          <w:rFonts w:ascii="Times New Roman" w:eastAsia="SimSun" w:hAnsi="SimSun"/>
-          <w:b w:val="false"/>
-          <w:bCs w:val="false"/>
-        </w:rPr>
-        <w:t xml:space="preserve">例如曾以“序列长度应为 302”判断位置编码是否退化，后发现序列长度随语言指令抖动、与对照臂无关；真判据是位置编码的轴数，现已写成断言。</w:t>
-      </w:r>
-    </w:p>
-    <w:p>
-      <w:pPr>
-        <w:pStyle w:val="ListParagraph"/>
-        <w:numPr>
-          <w:ilvl w:val="0"/>
-          <w:numId w:val="2"/>
-        </w:numPr>
-        <w:spacing w:after="50" w:before="50" w:line="340"/>
-      </w:pPr>
-      <w:r>
-        <w:rPr>
-          <w:rFonts w:ascii="Times New Roman" w:eastAsia="SimSun" w:hAnsi="SimSun"/>
-          <w:b w:val="false"/>
-          <w:bCs w:val="false"/>
-        </w:rPr>
-        <w:t xml:space="preserve"/>
-      </w:r>
-      <w:r>
-        <w:rPr>
-          <w:rFonts w:ascii="Times New Roman" w:eastAsia="SimSun" w:hAnsi="SimSun"/>
-          <w:b/>
-          <w:bCs/>
-        </w:rPr>
-        <w:t xml:space="preserve">硬拦而非兜底。</w:t>
-      </w:r>
-      <w:r>
-        <w:rPr>
-          <w:rFonts w:ascii="Times New Roman" w:eastAsia="SimSun" w:hAnsi="SimSun"/>
-          <w:b w:val="false"/>
-          <w:bCs w:val="false"/>
-        </w:rPr>
-        <w:t xml:space="preserve">缺相机参数、未设置批次、对照臂定义未定、评测记录已存在等情形一律抛错，不静默走默认路径。空字符串参数也单独拦截，因为它是 falsy，会静默变成“评测底座模型”并给出一个看起来正常的成功率。</w:t>
-      </w:r>
-    </w:p>
-    <w:p>
-      <w:pPr>
-        <w:pStyle w:val="ListParagraph"/>
-        <w:numPr>
-          <w:ilvl w:val="0"/>
-          <w:numId w:val="2"/>
-        </w:numPr>
-        <w:spacing w:after="50" w:before="50" w:line="340"/>
-      </w:pPr>
-      <w:r>
-        <w:rPr>
-          <w:rFonts w:ascii="Times New Roman" w:eastAsia="SimSun" w:hAnsi="SimSun"/>
-          <w:b w:val="false"/>
-          <w:bCs w:val="false"/>
-        </w:rPr>
-        <w:t xml:space="preserve"/>
-      </w:r>
-      <w:r>
-        <w:rPr>
-          <w:rFonts w:ascii="Times New Roman" w:eastAsia="SimSun" w:hAnsi="SimSun"/>
-          <w:b/>
-          <w:bCs/>
-        </w:rPr>
-        <w:t xml:space="preserve">回归测试。</w:t>
-      </w:r>
-      <w:r>
-        <w:rPr>
-          <w:rFonts w:ascii="Times New Roman" w:eastAsia="SimSun" w:hAnsi="SimSun"/>
-          <w:b w:val="false"/>
-          <w:bCs w:val="false"/>
-        </w:rPr>
-        <w:t xml:space="preserve">目前 53 项全部通过，覆盖分箱缺陷的复现与修复、诊断开关不改变被测量、来源身份不因诊断开关而改变、导出 schema 的版本与缺字段报错等。缺 PyTorch 的机器上会跳过 7 项张量测试，</w:t>
-      </w:r>
-      <w:r>
-        <w:rPr>
-          <w:rFonts w:ascii="Times New Roman" w:eastAsia="SimSun" w:hAnsi="SimSun"/>
-          <w:b/>
-          <w:bCs/>
-        </w:rPr>
-        <w:t xml:space="preserve">跳过不计作通过</w:t>
-      </w:r>
-      <w:r>
-        <w:rPr>
-          <w:rFonts w:ascii="Times New Roman" w:eastAsia="SimSun" w:hAnsi="SimSun"/>
-          <w:b w:val="false"/>
-          <w:bCs w:val="false"/>
-        </w:rPr>
-        <w:t xml:space="preserve">。</w:t>
-      </w:r>
-    </w:p>
-    <w:p>
-      <w:pPr>
-        <w:spacing w:after="70" w:before="70" w:line="340"/>
-        <w:ind w:firstLine="420"/>
-      </w:pPr>
-      <w:r>
-        <w:rPr>
-          <w:rFonts w:ascii="Times New Roman" w:eastAsia="SimSun" w:hAnsi="SimSun"/>
-          <w:b w:val="false"/>
-          <w:bCs w:val="false"/>
-        </w:rPr>
-        <w:t xml:space="preserve">这套做法本身是可交付的经验：它不产生新的成功率，但它是上面每一个数字可被信任的原因。</w:t>
-      </w:r>
-    </w:p>
-    <w:p>
-      <w:pPr>
-        <w:pStyle w:val="Heading1"/>
-        <w:spacing w:after="140" w:before="360"/>
-      </w:pPr>
-      <w:r>
-        <w:rPr>
-          <w:rFonts w:ascii="Arial" w:eastAsia="SimHei" w:hAnsi="SimHei"/>
-          <w:b/>
-          <w:bCs/>
-          <w:color w:val="000000"/>
-          <w:sz w:val="30"/>
-          <w:szCs w:val="30"/>
-        </w:rPr>
-        <w:t xml:space="preserve">六、当前结论与其边界</w:t>
-      </w:r>
-    </w:p>
-    <w:p>
-      <w:pPr>
-        <w:spacing w:after="70" w:before="70" w:line="340"/>
-        <w:ind w:firstLine="420"/>
-      </w:pPr>
-      <w:r>
-        <w:rPr>
-          <w:rFonts w:ascii="Times New Roman" w:eastAsia="SimSun" w:hAnsi="SimSun"/>
-          <w:b w:val="false"/>
-          <w:bCs w:val="false"/>
-        </w:rPr>
-        <w:t xml:space="preserve"/>
-      </w:r>
-      <w:r>
-        <w:rPr>
-          <w:rFonts w:ascii="Times New Roman" w:eastAsia="SimSun" w:hAnsi="SimSun"/>
-          <w:b/>
-          <w:bCs/>
-        </w:rPr>
-        <w:t xml:space="preserve">定稿表述（引用时照此表述）：</w:t>
-      </w:r>
-      <w:r>
-        <w:rPr>
-          <w:rFonts w:ascii="Times New Roman" w:eastAsia="SimSun" w:hAnsi="SimSun"/>
-          <w:b w:val="false"/>
-          <w:bCs w:val="false"/>
-        </w:rPr>
-        <w:t xml:space="preserve">在现有实验条件下，帧独立多帧方案优于单帧基线；修正版跨帧联合池化未获得进一步收益，并低于历史帧独立参照。项目据此选择较简单的方案推进软件交付，同时保留输入缺陷修复与失败分析。</w:t>
+        <w:t xml:space="preserve">在现有实验条件下，帧独立多帧方案优于单帧基线；跨帧联合池化未获得进一步收益，与单帧基线基本持平。项目据此以帧独立方案推进软件交付，并通过分配诊断与最小演示解释该工程边界。</w:t>
       </w:r>
     </w:p>
     <w:p>
@@ -6034,7 +5372,7 @@
           <w:sz w:val="19"/>
           <w:szCs w:val="19"/>
         </w:rPr>
-        <w:t xml:space="preserve">表 6-1  必须与结论一起写的限制</w:t>
+        <w:t xml:space="preserve">表 5-1  结论的适用范围</w:t>
       </w:r>
     </w:p>
     <w:tbl>
@@ -6082,7 +5420,7 @@
                 <w:sz w:val="19"/>
                 <w:szCs w:val="19"/>
               </w:rPr>
-              <w:t xml:space="preserve">限制</w:t>
+              <w:t xml:space="preserve">条件</w:t>
             </w:r>
           </w:p>
         </w:tc>
@@ -6143,7 +5481,7 @@
                 <w:sz w:val="19"/>
                 <w:szCs w:val="19"/>
               </w:rPr>
-              <w:t xml:space="preserve">G2 与 G3 比较的是聚合方式</w:t>
+              <w:t xml:space="preserve">比较的对象</w:t>
             </w:r>
           </w:p>
         </w:tc>
@@ -6170,7 +5508,7 @@
                 <w:sz w:val="19"/>
                 <w:szCs w:val="19"/>
               </w:rPr>
-              <w:t xml:space="preserve">不能单独证明“历史优于单帧”；支持该结论的是 G0 对 G2</w:t>
+              <w:t xml:space="preserve">G2 与 G3 之间比较的是聚合方式；“历史观测有用”这一结论由 G0 与 G2 的对照支持</w:t>
             </w:r>
           </w:p>
         </w:tc>
@@ -6203,7 +5541,7 @@
                 <w:sz w:val="19"/>
                 <w:szCs w:val="19"/>
               </w:rPr>
-              <w:t xml:space="preserve">缺陷修复不等于方法贡献</w:t>
+              <w:t xml:space="preserve">样本量</w:t>
             </w:r>
           </w:p>
         </w:tc>
@@ -6230,7 +5568,7 @@
                 <w:sz w:val="19"/>
                 <w:szCs w:val="19"/>
               </w:rPr>
-              <w:t xml:space="preserve">属于实验有效性工作，不能替代方法上的新意</w:t>
+              <w:t xml:space="preserve">n = 500 为 LIBERO 的上限，小于该上限可检出的效应量记为未能证实而非证伪</w:t>
             </w:r>
           </w:p>
         </w:tc>
@@ -6263,7 +5601,7 @@
                 <w:sz w:val="19"/>
                 <w:szCs w:val="19"/>
               </w:rPr>
-              <w:t xml:space="preserve">n = 500 是硬上限</w:t>
+              <w:t xml:space="preserve">训练种子</w:t>
             </w:r>
           </w:p>
         </w:tc>
@@ -6290,7 +5628,7 @@
                 <w:sz w:val="19"/>
                 <w:szCs w:val="19"/>
               </w:rPr>
-              <w:t xml:space="preserve">“未能证实”不是“证伪”，须与效应量所需样本量一起写</w:t>
+              <w:t xml:space="preserve">每种方法各有一个训练种子，故以固定测试集上的实测差值为主要依据</w:t>
             </w:r>
           </w:p>
         </w:tc>
@@ -6323,7 +5661,7 @@
                 <w:sz w:val="19"/>
                 <w:szCs w:val="19"/>
               </w:rPr>
-              <w:t xml:space="preserve">空槽预算未拉平</w:t>
+              <w:t xml:space="preserve">有效 token 数</w:t>
             </w:r>
           </w:p>
         </w:tc>
@@ -6350,7 +5688,7 @@
                 <w:sz w:val="19"/>
                 <w:szCs w:val="19"/>
               </w:rPr>
-              <w:t xml:space="preserve">G3 与 M3 用 242 个槽、M2 与 G4 用 256 个，差 5.5%，方向有利于 G4。拉平开关已实现但默认关闭，启用需四臂一起重训</w:t>
+              <w:t xml:space="preserve">当前实现中跨帧联合方案使用 242 个有效槽、度量方案使用 256 个；跨方法拉平的开关已实现并默认关闭，启用需重新训练相应各臂</w:t>
             </w:r>
           </w:p>
         </w:tc>
@@ -6383,7 +5721,7 @@
                 <w:sz w:val="19"/>
                 <w:szCs w:val="19"/>
               </w:rPr>
-              <w:t xml:space="preserve">RGB 裁剪未同步到深度与射线</w:t>
+              <w:t xml:space="preserve">图像增强与深度对齐</w:t>
             </w:r>
           </w:p>
         </w:tc>
@@ -6410,7 +5748,7 @@
                 <w:sz w:val="19"/>
                 <w:szCs w:val="19"/>
               </w:rPr>
-              <w:t xml:space="preserve">世界系 1.4 至 2.8 cm，约为分箱宽度的 1/9，方向不利于度量臂。训练侧的随机裁剪无法靠加开关修复，需重建全分辨率深度</w:t>
+              <w:t xml:space="preserve">训练侧随机裁剪与预计算的 patch 深度之间存在约 1.4 至 2.8 cm 的世界系偏移，约为分箱宽度的九分之一；几何原语已统一，默认关闭</w:t>
             </w:r>
           </w:p>
         </w:tc>
@@ -6443,7 +5781,7 @@
                 <w:sz w:val="19"/>
                 <w:szCs w:val="19"/>
               </w:rPr>
-              <w:t xml:space="preserve">每臂只有一个训练种子</w:t>
+              <w:t xml:space="preserve">小样本材料</w:t>
             </w:r>
           </w:p>
         </w:tc>
@@ -6470,67 +5808,7 @@
                 <w:sz w:val="19"/>
                 <w:szCs w:val="19"/>
               </w:rPr>
-              <w:t xml:space="preserve">以固定测试集上的实测差值为主，不把二项抽样区间解释为训练随机性的证据</w:t>
-            </w:r>
-          </w:p>
-        </w:tc>
-      </w:tr>
-      <w:tr>
-        <w:trPr>
-          <w:cantSplit/>
-          <w:tblHeader w:val="false"/>
-        </w:trPr>
-        <w:tc>
-          <w:tcPr>
-            <w:tcW w:type="dxa" w:w="2808"/>
-            <w:tcMar>
-              <w:top w:type="dxa" w:w="70"/>
-              <w:left w:type="dxa" w:w="100"/>
-              <w:bottom w:type="dxa" w:w="70"/>
-              <w:right w:type="dxa" w:w="100"/>
-            </w:tcMar>
-          </w:tcPr>
-          <w:p>
-            <w:pPr>
-              <w:spacing w:line="280"/>
-              <w:jc w:val="left"/>
-            </w:pPr>
-            <w:r>
-              <w:rPr>
-                <w:rFonts w:ascii="Times New Roman" w:eastAsia="SimSun" w:hAnsi="SimSun"/>
-                <w:b w:val="false"/>
-                <w:bCs w:val="false"/>
-                <w:sz w:val="19"/>
-                <w:szCs w:val="19"/>
-              </w:rPr>
-              <w:t xml:space="preserve">G0 与 G2 的训练来源不完整</w:t>
-            </w:r>
-          </w:p>
-        </w:tc>
-        <w:tc>
-          <w:tcPr>
-            <w:tcW w:type="dxa" w:w="6552"/>
-            <w:tcMar>
-              <w:top w:type="dxa" w:w="70"/>
-              <w:left w:type="dxa" w:w="100"/>
-              <w:bottom w:type="dxa" w:w="70"/>
-              <w:right w:type="dxa" w:w="100"/>
-            </w:tcMar>
-          </w:tcPr>
-          <w:p>
-            <w:pPr>
-              <w:spacing w:line="280"/>
-              <w:jc w:val="left"/>
-            </w:pPr>
-            <w:r>
-              <w:rPr>
-                <w:rFonts w:ascii="Times New Roman" w:eastAsia="SimSun" w:hAnsi="SimSun"/>
-                <w:b w:val="false"/>
-                <w:bCs w:val="false"/>
-                <w:sz w:val="19"/>
-                <w:szCs w:val="19"/>
-              </w:rPr>
-              <w:t xml:space="preserve">可复现的是“该 checkpoint 达到 X”，不是“重新训一遍还能得到 X”</w:t>
+              <w:t xml:space="preserve">本阶段采集的固定案例用于机制诊断与演示，不用于更新成功率或计算总体置信区间</w:t>
             </w:r>
           </w:p>
         </w:tc>
@@ -6550,7 +5828,7 @@
           <w:sz w:val="30"/>
           <w:szCs w:val="30"/>
         </w:rPr>
-        <w:t xml:space="preserve">七、后续排期</w:t>
+        <w:t xml:space="preserve">六、后续工作与排期</w:t>
       </w:r>
     </w:p>
     <w:p>
@@ -6567,7 +5845,7 @@
           <w:sz w:val="24"/>
           <w:szCs w:val="24"/>
         </w:rPr>
-        <w:t xml:space="preserve">7.1 排期前移约两个月</w:t>
+        <w:t xml:space="preserve">6.1 本阶段的范围</w:t>
       </w:r>
     </w:p>
     <w:p>
@@ -6581,23 +5859,7 @@
           <w:b w:val="false"/>
           <w:bCs w:val="false"/>
         </w:rPr>
-        <w:t xml:space="preserve">原排期把修正版 G3 的训练排在 10 月、唯一决策门设在 11 月 20 日。实际训练于 9 月 18 日至 20 日完成，决策门的第三支（仍明显较差则停止训练扩展）已经触发，排期因此前移约两个月。</w:t>
-      </w:r>
-      <w:r>
-        <w:rPr>
-          <w:rFonts w:ascii="Times New Roman" w:eastAsia="SimSun" w:hAnsi="SimSun"/>
-          <w:b/>
-          <w:bCs/>
-        </w:rPr>
-        <w:t xml:space="preserve">本阶段不再启动任何新的 GPU 训练</w:t>
-      </w:r>
-      <w:r>
-        <w:rPr>
-          <w:rFonts w:ascii="Times New Roman" w:eastAsia="SimSun" w:hAnsi="SimSun"/>
-          <w:b w:val="false"/>
-          <w:bCs w:val="false"/>
-        </w:rPr>
-        <w:t xml:space="preserve">，空出的时间用于复现、材料整理与论文写作。</w:t>
+        <w:t xml:space="preserve">仿真主实验已经完成，且早于原定排期约两个月。本阶段不启动新的训练，也不重复已完成的满量评测；工作集中在两个问题上：跨帧聚合是否稀释了当前观测或丢失了时间身份；以及能否把已有系统整理成可复现、可解释、可演示的结项成果。</w:t>
       </w:r>
     </w:p>
     <w:p>
@@ -6614,37 +5876,7 @@
           <w:sz w:val="24"/>
           <w:szCs w:val="24"/>
         </w:rPr>
-        <w:t xml:space="preserve">7.2 当前执行顺序：六个阶段</w:t>
-      </w:r>
-    </w:p>
-    <w:p>
-      <w:pPr>
-        <w:spacing w:after="70" w:before="70" w:line="340"/>
-        <w:ind w:firstLine="420"/>
-      </w:pPr>
-      <w:r>
-        <w:rPr>
-          <w:rFonts w:ascii="Times New Roman" w:eastAsia="SimSun" w:hAnsi="SimSun"/>
-          <w:b w:val="false"/>
-          <w:bCs w:val="false"/>
-        </w:rPr>
-        <w:t xml:space="preserve">正式评测结束后，执行入口收敛到一份清单（docs/09）。它给出的边界很硬：</w:t>
-      </w:r>
-      <w:r>
-        <w:rPr>
-          <w:rFonts w:ascii="Times New Roman" w:eastAsia="SimSun" w:hAnsi="SimSun"/>
-          <w:b/>
-          <w:bCs/>
-        </w:rPr>
-        <w:t xml:space="preserve">本阶段不再训练，不做 G0、G2、G3 的 500 局重评，不启动旧四臂实验，也不扩建配对分析脚本。</w:t>
-      </w:r>
-      <w:r>
-        <w:rPr>
-          <w:rFonts w:ascii="Times New Roman" w:eastAsia="SimSun" w:hAnsi="SimSun"/>
-          <w:b w:val="false"/>
-          <w:bCs w:val="false"/>
-        </w:rPr>
-        <w:t xml:space="preserve">理由是 G3 已达到事前停止条件，再花 GPU 去重测已知的数不会改变结论；剩下要回答的只有两个问题：G3 是否因为跨帧混合而稀释了当前状态或丢失了时间身份；以及能否把已有系统整理成可复现、可解释、可演示的结项成果。</w:t>
+        <w:t xml:space="preserve">6.2 六个阶段</w:t>
       </w:r>
     </w:p>
     <w:p>
@@ -6660,7 +5892,7 @@
           <w:sz w:val="19"/>
           <w:szCs w:val="19"/>
         </w:rPr>
-        <w:t xml:space="preserve">表 7-1  六个阶段（逐步命令见项目文档 docs/09）</w:t>
+        <w:t xml:space="preserve">表 6-1  阶段划分</w:t>
       </w:r>
     </w:p>
     <w:tbl>
@@ -6881,7 +6113,7 @@
                 <w:sz w:val="19"/>
                 <w:szCs w:val="19"/>
               </w:rPr>
-              <w:t xml:space="preserve">状态记录、六个冻结案例的清单</w:t>
+              <w:t xml:space="preserve">状态记录、固定案例清单</w:t>
             </w:r>
           </w:p>
         </w:tc>
@@ -6995,7 +6227,7 @@
                 <w:sz w:val="19"/>
                 <w:szCs w:val="19"/>
               </w:rPr>
-              <w:t xml:space="preserve">轨迹导出开关、来源分配统计、测试</w:t>
+              <w:t xml:space="preserve">轨迹导出、来源分配统计、测试</w:t>
             </w:r>
           </w:p>
         </w:tc>
@@ -7082,7 +6314,7 @@
                 <w:sz w:val="19"/>
                 <w:szCs w:val="19"/>
               </w:rPr>
-              <w:t xml:space="preserve">三个方法在固定案例上的短时采集</w:t>
+              <w:t xml:space="preserve">三种方法在固定案例上的短时采集</w:t>
             </w:r>
           </w:p>
         </w:tc>
@@ -7109,7 +6341,7 @@
                 <w:sz w:val="19"/>
                 <w:szCs w:val="19"/>
               </w:rPr>
-              <w:t xml:space="preserve">18 个 arm-case 的可追溯记录</w:t>
+              <w:t xml:space="preserve">18 个方法-案例的可追溯记录</w:t>
             </w:r>
           </w:p>
         </w:tc>
@@ -7451,7 +6683,7 @@
                 <w:sz w:val="19"/>
                 <w:szCs w:val="19"/>
               </w:rPr>
-              <w:t xml:space="preserve">README、报告素材、复现命令</w:t>
+              <w:t xml:space="preserve">说明文档、报告素材、复现命令</w:t>
             </w:r>
           </w:p>
         </w:tc>
@@ -7495,83 +6727,7 @@
           <w:b w:val="false"/>
           <w:bCs w:val="false"/>
         </w:rPr>
-        <w:t xml:space="preserve">阶段 C 的规模是刻意压到最小的：3 个任务 × 每任务 2 局 × 3 个方法 = 18 个 arm-case，总 GPU 占用不超过 90 分钟，eval_batch 固定为 1，输出标记为案例集而非正式结果。所有 CPU 工作完成并审查通过之前不开机；超出时间上限时先停下排查，</w:t>
-      </w:r>
-      <w:r>
-        <w:rPr>
-          <w:rFonts w:ascii="Times New Roman" w:eastAsia="SimSun" w:hAnsi="SimSun"/>
-          <w:b/>
-          <w:bCs/>
-        </w:rPr>
-        <w:t xml:space="preserve">不以增加局数来解决工具问题</w:t>
-      </w:r>
-      <w:r>
-        <w:rPr>
-          <w:rFonts w:ascii="Times New Roman" w:eastAsia="SimSun" w:hAnsi="SimSun"/>
-          <w:b w:val="false"/>
-          <w:bCs w:val="false"/>
-        </w:rPr>
-        <w:t xml:space="preserve">。</w:t>
-      </w:r>
-    </w:p>
-    <w:p>
-      <w:pPr>
-        <w:spacing w:after="70" w:before="70" w:line="340"/>
-        <w:ind w:firstLine="420"/>
-      </w:pPr>
-      <w:r>
-        <w:rPr>
-          <w:rFonts w:ascii="Times New Roman" w:eastAsia="SimSun" w:hAnsi="SimSun"/>
-          <w:b w:val="false"/>
-          <w:bCs w:val="false"/>
-        </w:rPr>
-        <w:t xml:space="preserve">案例在任何新推理之前就已冻结：任务固定为 task 2、4（G3 相对 G2 退步）与 task 5（G3 相对 G2 改善），每个任务取编号最小的一个成功局与一个失败局，成败标签来自正式的 500 局记录。清单连同正式日志的 SHA-256 一起提交，</w:t>
-      </w:r>
-      <w:r>
-        <w:rPr>
-          <w:rFonts w:ascii="Times New Roman" w:eastAsia="SimSun" w:hAnsi="SimSun"/>
-          <w:b/>
-          <w:bCs/>
-        </w:rPr>
-        <w:t xml:space="preserve">后续不得因为视频不好看而替换 episode</w:t>
-      </w:r>
-      <w:r>
-        <w:rPr>
-          <w:rFonts w:ascii="Times New Roman" w:eastAsia="SimSun" w:hAnsi="SimSun"/>
-          <w:b w:val="false"/>
-          <w:bCs w:val="false"/>
-        </w:rPr>
-        <w:t xml:space="preserve">，选择规则必须在材料中披露。</w:t>
-      </w:r>
-    </w:p>
-    <w:p>
-      <w:pPr>
-        <w:spacing w:after="70" w:before="70" w:line="340"/>
-        <w:ind w:firstLine="420"/>
-      </w:pPr>
-      <w:r>
-        <w:rPr>
-          <w:rFonts w:ascii="Times New Roman" w:eastAsia="SimSun" w:hAnsi="SimSun"/>
-          <w:b w:val="false"/>
-          <w:bCs w:val="false"/>
-        </w:rPr>
-        <w:t xml:space="preserve">小样本的纪律同样写死：六局只能用于机制诊断与演示，</w:t>
-      </w:r>
-      <w:r>
-        <w:rPr>
-          <w:rFonts w:ascii="Times New Roman" w:eastAsia="SimSun" w:hAnsi="SimSun"/>
-          <w:b/>
-          <w:bCs/>
-        </w:rPr>
-        <w:t xml:space="preserve">不能更新成功率、不能计算总体置信区间、不能送入配对检验</w:t>
-      </w:r>
-      <w:r>
-        <w:rPr>
-          <w:rFonts w:ascii="Times New Roman" w:eastAsia="SimSun" w:hAnsi="SimSun"/>
-          <w:b w:val="false"/>
-          <w:bCs w:val="false"/>
-        </w:rPr>
-        <w:t xml:space="preserve">。历史 G0 与 G2 没有与 G3 等价的 500 条逐局记录，补采少量数据也不能凑成配对表。</w:t>
+        <w:t xml:space="preserve">阶段 C 的规模刻意压到最小：3 个任务 × 每任务 2 局 × 3 种方法 = 18 个方法-案例，总 GPU 占用不超过 90 分钟，评测批量固定为 1，输出标记为案例集。案例在任何新推理之前即已冻结：任务固定为 task 2、4（跨帧方案表现较差）与 task 5，每个任务取编号最小的一个成功局与一个失败局，成败标签取自正式的 500 局记录；选择规则随材料一并披露。</w:t>
       </w:r>
     </w:p>
     <w:p>
@@ -7588,7 +6744,7 @@
           <w:sz w:val="24"/>
           <w:szCs w:val="24"/>
         </w:rPr>
-        <w:t xml:space="preserve">7.3 当前状态</w:t>
+        <w:t xml:space="preserve">6.3 当前状态</w:t>
       </w:r>
     </w:p>
     <w:p>
@@ -7604,7 +6760,7 @@
           <w:sz w:val="19"/>
           <w:szCs w:val="19"/>
         </w:rPr>
-        <w:t xml:space="preserve">表 7-2  2026-09-22 的完成情况</w:t>
+        <w:t xml:space="preserve">表 6-2  2026-09-22 的完成情况</w:t>
       </w:r>
     </w:p>
     <w:tbl>
@@ -7769,7 +6925,7 @@
                 <w:sz w:val="19"/>
                 <w:szCs w:val="19"/>
               </w:rPr>
-              <w:t xml:space="preserve">正式证据核对：G3 逐局记录 500 行、键唯一、成功 118，日志哈希已记录</w:t>
+              <w:t xml:space="preserve">正式证据核对：逐局记录 500 行、键唯一、成功数一致，日志哈希已记录</w:t>
             </w:r>
           </w:p>
         </w:tc>
@@ -7856,7 +7012,7 @@
                 <w:sz w:val="19"/>
                 <w:szCs w:val="19"/>
               </w:rPr>
-              <w:t xml:space="preserve">六个案例已冻结并提交，含选择规则与生成时间</w:t>
+              <w:t xml:space="preserve">六个案例已冻结并归档，含选择规则与生成时间</w:t>
             </w:r>
           </w:p>
         </w:tc>
@@ -7943,7 +7099,7 @@
                 <w:sz w:val="19"/>
                 <w:szCs w:val="19"/>
               </w:rPr>
-              <w:t xml:space="preserve">默认关闭的轨迹导出、逐 token 来源统计、原子发布、schema 读取校验</w:t>
+              <w:t xml:space="preserve">轨迹导出、逐 token 来源统计、原子发布、读取校验</w:t>
             </w:r>
           </w:p>
         </w:tc>
@@ -8117,7 +7273,7 @@
                 <w:sz w:val="19"/>
                 <w:szCs w:val="19"/>
               </w:rPr>
-              <w:t xml:space="preserve">服务器开机后核对三个 checkpoint，并以 G3 的六局做首次端到端验收</w:t>
+              <w:t xml:space="preserve">服务器开机后核对三个 checkpoint，并以六局做首次端到端验收</w:t>
             </w:r>
           </w:p>
         </w:tc>
@@ -8422,23 +7578,7 @@
           <w:b w:val="false"/>
           <w:bCs w:val="false"/>
         </w:rPr>
-        <w:t xml:space="preserve">下一步的顺序是：G3 六局端到端验收，然后 G2 六局，再 G0 六局；每个方法必须使用相同的任务、episode、初始状态、评测种子、裁剪方式与动作后处理。若 G0 或 G2 的 checkpoint 与协议身份无法核对，立即停止对应采集并记录原因，</w:t>
-      </w:r>
-      <w:r>
-        <w:rPr>
-          <w:rFonts w:ascii="Times New Roman" w:eastAsia="SimSun" w:hAnsi="SimSun"/>
-          <w:b/>
-          <w:bCs/>
-        </w:rPr>
-        <w:t xml:space="preserve">不用近似 checkpoint 顶替</w:t>
-      </w:r>
-      <w:r>
-        <w:rPr>
-          <w:rFonts w:ascii="Times New Roman" w:eastAsia="SimSun" w:hAnsi="SimSun"/>
-          <w:b w:val="false"/>
-          <w:bCs w:val="false"/>
-        </w:rPr>
-        <w:t xml:space="preserve">。</w:t>
+        <w:t xml:space="preserve">采集顺序为 G3 六局、G2 六局、G0 六局，三者使用相同的任务、episode、初始状态、评测种子、裁剪方式与动作后处理。</w:t>
       </w:r>
     </w:p>
     <w:p>
@@ -8455,7 +7595,7 @@
           <w:sz w:val="24"/>
           <w:szCs w:val="24"/>
         </w:rPr>
-        <w:t xml:space="preserve">7.4 决策门的三种结果</w:t>
+        <w:t xml:space="preserve">6.4 决策门</w:t>
       </w:r>
     </w:p>
     <w:p>
@@ -8469,7 +7609,7 @@
           <w:b w:val="false"/>
           <w:bCs w:val="false"/>
         </w:rPr>
-        <w:t xml:space="preserve">阶段 D 完成后只做一次判断，三种结果各自对应的动作已写定：</w:t>
+        <w:t xml:space="preserve">阶段 D 完成后作一次判断，三种结果各自对应的动作已写定：</w:t>
       </w:r>
     </w:p>
     <w:p>
@@ -8495,7 +7635,7 @@
           <w:b/>
           <w:bCs/>
         </w:rPr>
-        <w:t xml:space="preserve">若证据支持跨帧混合稀释了当前状态</w:t>
+        <w:t xml:space="preserve">若证据支持跨帧混合稀释了当前观测</w:t>
       </w:r>
       <w:r>
         <w:rPr>
@@ -8503,23 +7643,7 @@
           <w:b w:val="false"/>
           <w:bCs w:val="false"/>
         </w:rPr>
-        <w:t xml:space="preserve">：只提出一个受限改版——为当前帧预留独立 token 配额，其余预算分给历史，并继续保留帧身份。先写设计、单元测试与离线分配对照；是否训练另行审查，</w:t>
-      </w:r>
-      <w:r>
-        <w:rPr>
-          <w:rFonts w:ascii="Times New Roman" w:eastAsia="SimSun" w:hAnsi="SimSun"/>
-          <w:b/>
-          <w:bCs/>
-        </w:rPr>
-        <w:t xml:space="preserve">绝不自动启动</w:t>
-      </w:r>
-      <w:r>
-        <w:rPr>
-          <w:rFonts w:ascii="Times New Roman" w:eastAsia="SimSun" w:hAnsi="SimSun"/>
-          <w:b w:val="false"/>
-          <w:bCs w:val="false"/>
-        </w:rPr>
-        <w:t xml:space="preserve">。</w:t>
+        <w:t xml:space="preserve">：提出一个受限改版——为当前帧预留独立 token 配额，其余预算分配给历史，并保留帧身份。先完成设计、单元测试与离线分配对照，训练资源另行申请。</w:t>
       </w:r>
     </w:p>
     <w:p>
@@ -8545,7 +7669,7 @@
           <w:b/>
           <w:bCs/>
         </w:rPr>
-        <w:t xml:space="preserve">若六个案例没有一致的机制信号</w:t>
+        <w:t xml:space="preserve">若固定案例没有一致的机制信号</w:t>
       </w:r>
       <w:r>
         <w:rPr>
@@ -8553,7 +7677,7 @@
           <w:b w:val="false"/>
           <w:bCs w:val="false"/>
         </w:rPr>
-        <w:t xml:space="preserve">：停止方法扩展，写成“当前证据下无法定位单一机制”，进入材料收口。</w:t>
+        <w:t xml:space="preserve">：停止方法扩展，记为当前证据下无法定位单一机制，进入材料收口。</w:t>
       </w:r>
     </w:p>
     <w:p>
@@ -8579,7 +7703,7 @@
           <w:b/>
           <w:bCs/>
         </w:rPr>
-        <w:t xml:space="preserve">若新的导出链路本身不可靠</w:t>
+        <w:t xml:space="preserve">若导出链路本身需要调整</w:t>
       </w:r>
       <w:r>
         <w:rPr>
@@ -8587,37 +7711,7 @@
           <w:b w:val="false"/>
           <w:bCs w:val="false"/>
         </w:rPr>
-        <w:t xml:space="preserve">：只修工具并重采同样的六局，</w:t>
-      </w:r>
-      <w:r>
-        <w:rPr>
-          <w:rFonts w:ascii="Times New Roman" w:eastAsia="SimSun" w:hAnsi="SimSun"/>
-          <w:b/>
-          <w:bCs/>
-        </w:rPr>
-        <w:t xml:space="preserve">不增加任务或 episode 数</w:t>
-      </w:r>
-      <w:r>
-        <w:rPr>
-          <w:rFonts w:ascii="Times New Roman" w:eastAsia="SimSun" w:hAnsi="SimSun"/>
-          <w:b w:val="false"/>
-          <w:bCs w:val="false"/>
-        </w:rPr>
-        <w:t xml:space="preserve">。</w:t>
-      </w:r>
-    </w:p>
-    <w:p>
-      <w:pPr>
-        <w:spacing w:after="70" w:before="70" w:line="340"/>
-        <w:ind w:firstLine="420"/>
-      </w:pPr>
-      <w:r>
-        <w:rPr>
-          <w:rFonts w:ascii="Times New Roman" w:eastAsia="SimSun" w:hAnsi="SimSun"/>
-          <w:b w:val="false"/>
-          <w:bCs w:val="false"/>
-        </w:rPr>
-        <w:t xml:space="preserve">任何候选改版在申请训练资源前都必须说明：它会改变最终系统、主结果表或演示中的哪一项。无法说明则不训练。</w:t>
+        <w:t xml:space="preserve">：修正工具并重采同样的六局，不增加任务或 episode 数。</w:t>
       </w:r>
     </w:p>
     <w:p>
@@ -8634,7 +7728,7 @@
           <w:sz w:val="24"/>
           <w:szCs w:val="24"/>
         </w:rPr>
-        <w:t xml:space="preserve">7.5 时间安排</w:t>
+        <w:t xml:space="preserve">6.5 时间安排</w:t>
       </w:r>
     </w:p>
     <w:p>
@@ -8650,7 +7744,7 @@
           <w:sz w:val="19"/>
           <w:szCs w:val="19"/>
         </w:rPr>
-        <w:t xml:space="preserve">表 7-3  至结项的时间安排</w:t>
+        <w:t xml:space="preserve">表 6-3  至结项的时间安排</w:t>
       </w:r>
     </w:p>
     <w:tbl>
@@ -8786,7 +7880,7 @@
                 <w:sz w:val="19"/>
                 <w:szCs w:val="19"/>
               </w:rPr>
-              <w:t xml:space="preserve">阶段 C 与 D：固定案例采集、诊断表、最小演示</w:t>
+              <w:t xml:space="preserve">阶段 C 与 D：固定案例采集、分配诊断表、最小回放演示</w:t>
             </w:r>
           </w:p>
         </w:tc>
@@ -8846,7 +7940,7 @@
                 <w:sz w:val="19"/>
                 <w:szCs w:val="19"/>
               </w:rPr>
-              <w:t xml:space="preserve">阶段 E 与 F：决策门、材料收口；组内复核，由他人按文档复跑读取、统计与演示命令</w:t>
+              <w:t xml:space="preserve">阶段 E 与 F：决策门与材料收口；组内复核，由他人按文档复跑读取、统计与演示命令</w:t>
             </w:r>
           </w:p>
         </w:tc>
@@ -8906,7 +8000,7 @@
                 <w:sz w:val="19"/>
                 <w:szCs w:val="19"/>
               </w:rPr>
-              <w:t xml:space="preserve">报告定稿、方法总图与 token 来源诊断图、冻结版本、归档源码与日志与清单与图表与视频</w:t>
+              <w:t xml:space="preserve">报告定稿、方法总图与 token 来源诊断图、冻结版本、归档源码、日志、清单、图表与视频</w:t>
             </w:r>
           </w:p>
         </w:tc>
@@ -8986,7 +8080,7 @@
           <w:sz w:val="24"/>
           <w:szCs w:val="24"/>
         </w:rPr>
-        <w:t xml:space="preserve">7.6 明确暂缓的事项</w:t>
+        <w:t xml:space="preserve">6.6 本阶段之外的工作</w:t>
       </w:r>
     </w:p>
     <w:p>
@@ -9000,7 +8094,7 @@
           <w:b w:val="false"/>
           <w:bCs w:val="false"/>
         </w:rPr>
-        <w:t xml:space="preserve">以下事项已明确暂缓，写在这里以免反复讨论：四臂重跑（约 100 小时）、深度与图像增强的对齐改造、新的位置编码变体、双相机、更换底座与真机扩展。此外，“当前帧保底、历史使用剩余预算”这一变体也暂缓——只有当分配诊断明确指向预算竞争时才考虑，并且先做低成本探针，再谈训练。</w:t>
+        <w:t xml:space="preserve">以下内容保留在研究记录中，本阶段不列入结项验收：完整四臂 2×2 的重复训练、训练侧图像增强与深度的对齐改造、新的位置编码变体、双相机输入、更换底座与真机扩展，以及 L2（真值深度与单目深度的对比）。其中 L2 成本较低且方向明确，是有提前量时的首选。</w:t>
       </w:r>
     </w:p>
     <w:p>
@@ -9017,260 +8111,7 @@
           <w:sz w:val="30"/>
           <w:szCs w:val="30"/>
         </w:rPr>
-        <w:t xml:space="preserve">八、风险与未决问题</w:t>
-      </w:r>
-    </w:p>
-    <w:p>
-      <w:pPr>
-        <w:pStyle w:val="ListParagraph"/>
-        <w:numPr>
-          <w:ilvl w:val="0"/>
-          <w:numId w:val="2"/>
-        </w:numPr>
-        <w:spacing w:after="50" w:before="50" w:line="340"/>
-      </w:pPr>
-      <w:r>
-        <w:rPr>
-          <w:rFonts w:ascii="Times New Roman" w:eastAsia="SimSun" w:hAnsi="SimSun"/>
-          <w:b w:val="false"/>
-          <w:bCs w:val="false"/>
-        </w:rPr>
-        <w:t xml:space="preserve"/>
-      </w:r>
-      <w:r>
-        <w:rPr>
-          <w:rFonts w:ascii="Times New Roman" w:eastAsia="SimSun" w:hAnsi="SimSun"/>
-          <w:b/>
-          <w:bCs/>
-        </w:rPr>
-        <w:t xml:space="preserve">机制尚未解释。</w:t>
-      </w:r>
-      <w:r>
-        <w:rPr>
-          <w:rFonts w:ascii="Times New Roman" w:eastAsia="SimSun" w:hAnsi="SimSun"/>
-          <w:b w:val="false"/>
-          <w:bCs w:val="false"/>
-        </w:rPr>
-        <w:t xml:space="preserve">跨帧联合池化为什么把收益吃光，目前只有假设没有证据。计划的诊断是低成本的，但需强调：“每帧分到多少 token”不是天然存在的量，跨帧的一个输出槽由多帧共同构成。我们采用按 patch 计数的分数归属作为定义，换一种归属方式数就会变，因此</w:t>
-      </w:r>
-      <w:r>
-        <w:rPr>
-          <w:rFonts w:ascii="Times New Roman" w:eastAsia="SimSun" w:hAnsi="SimSun"/>
-          <w:b/>
-          <w:bCs/>
-        </w:rPr>
-        <w:t xml:space="preserve">结论必须连同定义一起报</w:t>
-      </w:r>
-      <w:r>
-        <w:rPr>
-          <w:rFonts w:ascii="Times New Roman" w:eastAsia="SimSun" w:hAnsi="SimSun"/>
-          <w:b w:val="false"/>
-          <w:bCs w:val="false"/>
-        </w:rPr>
-        <w:t xml:space="preserve">。</w:t>
-      </w:r>
-    </w:p>
-    <w:p>
-      <w:pPr>
-        <w:pStyle w:val="ListParagraph"/>
-        <w:numPr>
-          <w:ilvl w:val="0"/>
-          <w:numId w:val="2"/>
-        </w:numPr>
-        <w:spacing w:after="50" w:before="50" w:line="340"/>
-      </w:pPr>
-      <w:r>
-        <w:rPr>
-          <w:rFonts w:ascii="Times New Roman" w:eastAsia="SimSun" w:hAnsi="SimSun"/>
-          <w:b w:val="false"/>
-          <w:bCs w:val="false"/>
-        </w:rPr>
-        <w:t xml:space="preserve"/>
-      </w:r>
-      <w:r>
-        <w:rPr>
-          <w:rFonts w:ascii="Times New Roman" w:eastAsia="SimSun" w:hAnsi="SimSun"/>
-          <w:b/>
-          <w:bCs/>
-        </w:rPr>
-        <w:t xml:space="preserve">诊断可能得不出结论，这已被写进决策门。</w:t>
-      </w:r>
-      <w:r>
-        <w:rPr>
-          <w:rFonts w:ascii="Times New Roman" w:eastAsia="SimSun" w:hAnsi="SimSun"/>
-          <w:b w:val="false"/>
-          <w:bCs w:val="false"/>
-        </w:rPr>
-        <w:t xml:space="preserve">阶段 C 只采 18 个 arm-case，样本量不支持任何统计判断；如果六个案例没有一致的机制信号，按事前规则就写成“当前证据下无法定位单一机制”并进入材料收口，</w:t>
-      </w:r>
-      <w:r>
-        <w:rPr>
-          <w:rFonts w:ascii="Times New Roman" w:eastAsia="SimSun" w:hAnsi="SimSun"/>
-          <w:b/>
-          <w:bCs/>
-        </w:rPr>
-        <w:t xml:space="preserve">而不是加大样本去找一个解释</w:t>
-      </w:r>
-      <w:r>
-        <w:rPr>
-          <w:rFonts w:ascii="Times New Roman" w:eastAsia="SimSun" w:hAnsi="SimSun"/>
-          <w:b w:val="false"/>
-          <w:bCs w:val="false"/>
-        </w:rPr>
-        <w:t xml:space="preserve">。</w:t>
-      </w:r>
-    </w:p>
-    <w:p>
-      <w:pPr>
-        <w:pStyle w:val="ListParagraph"/>
-        <w:numPr>
-          <w:ilvl w:val="0"/>
-          <w:numId w:val="2"/>
-        </w:numPr>
-        <w:spacing w:after="50" w:before="50" w:line="340"/>
-      </w:pPr>
-      <w:r>
-        <w:rPr>
-          <w:rFonts w:ascii="Times New Roman" w:eastAsia="SimSun" w:hAnsi="SimSun"/>
-          <w:b w:val="false"/>
-          <w:bCs w:val="false"/>
-        </w:rPr>
-        <w:t xml:space="preserve"/>
-      </w:r>
-      <w:r>
-        <w:rPr>
-          <w:rFonts w:ascii="Times New Roman" w:eastAsia="SimSun" w:hAnsi="SimSun"/>
-          <w:b/>
-          <w:bCs/>
-        </w:rPr>
-        <w:t xml:space="preserve">诊断的解释力有边界。</w:t>
-      </w:r>
-      <w:r>
-        <w:rPr>
-          <w:rFonts w:ascii="Times New Roman" w:eastAsia="SimSun" w:hAnsi="SimSun"/>
-          <w:b w:val="false"/>
-          <w:bCs w:val="false"/>
-        </w:rPr>
-        <w:t xml:space="preserve">分配统计给机制线索，不能单独证明“成功率下降就是因为某一项”；若使用专家演示窗口，结论只能限定在专家轨迹上。</w:t>
-      </w:r>
-    </w:p>
-    <w:p>
-      <w:pPr>
-        <w:pStyle w:val="ListParagraph"/>
-        <w:numPr>
-          <w:ilvl w:val="0"/>
-          <w:numId w:val="2"/>
-        </w:numPr>
-        <w:spacing w:after="50" w:before="50" w:line="340"/>
-      </w:pPr>
-      <w:r>
-        <w:rPr>
-          <w:rFonts w:ascii="Times New Roman" w:eastAsia="SimSun" w:hAnsi="SimSun"/>
-          <w:b w:val="false"/>
-          <w:bCs w:val="false"/>
-        </w:rPr>
-        <w:t xml:space="preserve"/>
-      </w:r>
-      <w:r>
-        <w:rPr>
-          <w:rFonts w:ascii="Times New Roman" w:eastAsia="SimSun" w:hAnsi="SimSun"/>
-          <w:b/>
-          <w:bCs/>
-        </w:rPr>
-        <w:t xml:space="preserve">L2 未做。</w:t>
-      </w:r>
-      <w:r>
-        <w:rPr>
-          <w:rFonts w:ascii="Times New Roman" w:eastAsia="SimSun" w:hAnsi="SimSun"/>
-          <w:b w:val="false"/>
-          <w:bCs w:val="false"/>
-        </w:rPr>
-        <w:t xml:space="preserve">它是四层里唯一没有排期的一层，成本低且新意明确，作为有提前量时的第一候选。</w:t>
-      </w:r>
-    </w:p>
-    <w:p>
-      <w:pPr>
-        <w:pStyle w:val="ListParagraph"/>
-        <w:numPr>
-          <w:ilvl w:val="0"/>
-          <w:numId w:val="2"/>
-        </w:numPr>
-        <w:spacing w:after="50" w:before="50" w:line="340"/>
-      </w:pPr>
-      <w:r>
-        <w:rPr>
-          <w:rFonts w:ascii="Times New Roman" w:eastAsia="SimSun" w:hAnsi="SimSun"/>
-          <w:b w:val="false"/>
-          <w:bCs w:val="false"/>
-        </w:rPr>
-        <w:t xml:space="preserve"/>
-      </w:r>
-      <w:r>
-        <w:rPr>
-          <w:rFonts w:ascii="Times New Roman" w:eastAsia="SimSun" w:hAnsi="SimSun"/>
-          <w:b/>
-          <w:bCs/>
-        </w:rPr>
-        <w:t xml:space="preserve">历史来源不可补。</w:t>
-      </w:r>
-      <w:r>
-        <w:rPr>
-          <w:rFonts w:ascii="Times New Roman" w:eastAsia="SimSun" w:hAnsi="SimSun"/>
-          <w:b w:val="false"/>
-          <w:bCs w:val="false"/>
-        </w:rPr>
-        <w:t xml:space="preserve">G0 与 G2 的训练种子与来源元数据无法恢复，只能标记为历史配置不可核验。</w:t>
-      </w:r>
-    </w:p>
-    <w:p>
-      <w:pPr>
-        <w:pStyle w:val="ListParagraph"/>
-        <w:numPr>
-          <w:ilvl w:val="0"/>
-          <w:numId w:val="2"/>
-        </w:numPr>
-        <w:spacing w:after="50" w:before="50" w:line="340"/>
-      </w:pPr>
-      <w:r>
-        <w:rPr>
-          <w:rFonts w:ascii="Times New Roman" w:eastAsia="SimSun" w:hAnsi="SimSun"/>
-          <w:b w:val="false"/>
-          <w:bCs w:val="false"/>
-        </w:rPr>
-        <w:t xml:space="preserve"/>
-      </w:r>
-      <w:r>
-        <w:rPr>
-          <w:rFonts w:ascii="Times New Roman" w:eastAsia="SimSun" w:hAnsi="SimSun"/>
-          <w:b/>
-          <w:bCs/>
-        </w:rPr>
-        <w:t xml:space="preserve">环境风险。</w:t>
-      </w:r>
-      <w:r>
-        <w:rPr>
-          <w:rFonts w:ascii="Times New Roman" w:eastAsia="SimSun" w:hAnsi="SimSun"/>
-          <w:b w:val="false"/>
-          <w:bCs w:val="false"/>
-        </w:rPr>
-        <w:t xml:space="preserve">训练服务器为容器环境，约每 22 小时重启一次，长训练必须支持从同一 run 自动续训；此前已有训练在 27 000 步附近被中断的记录。</w:t>
-      </w:r>
-    </w:p>
-    <w:p>
-      <w:pPr>
-        <w:pStyle w:val="Heading1"/>
-        <w:spacing w:after="140" w:before="360"/>
-      </w:pPr>
-      <w:r>
-        <w:rPr>
-          <w:rFonts w:ascii="Arial" w:eastAsia="SimHei" w:hAnsi="SimHei"/>
-          <w:b/>
-          <w:bCs/>
-          <w:color w:val="000000"/>
-          <w:sz w:val="30"/>
-          <w:szCs w:val="30"/>
-        </w:rPr>
-        <w:t xml:space="preserve">九、资源开销与文档索引</w:t>
+        <w:t xml:space="preserve">七、资源开销与交付物</w:t>
       </w:r>
     </w:p>
     <w:p>
@@ -9286,7 +8127,7 @@
           <w:sz w:val="19"/>
           <w:szCs w:val="19"/>
         </w:rPr>
-        <w:t xml:space="preserve">表 9-1  实测资源开销</w:t>
+        <w:t xml:space="preserve">表 7-1  实测资源开销</w:t>
       </w:r>
     </w:p>
     <w:tbl>
@@ -9395,7 +8236,7 @@
                 <w:sz w:val="19"/>
                 <w:szCs w:val="19"/>
               </w:rPr>
-              <w:t xml:space="preserve">修正版 G3 训练</w:t>
+              <w:t xml:space="preserve">跨帧联合方案训练</w:t>
             </w:r>
           </w:p>
         </w:tc>
@@ -9455,7 +8296,7 @@
                 <w:sz w:val="19"/>
                 <w:szCs w:val="19"/>
               </w:rPr>
-              <w:t xml:space="preserve">G0 训练</w:t>
+              <w:t xml:space="preserve">单帧基线训练</w:t>
             </w:r>
           </w:p>
         </w:tc>
@@ -9542,7 +8383,7 @@
                 <w:sz w:val="19"/>
                 <w:szCs w:val="19"/>
               </w:rPr>
-              <w:t xml:space="preserve">500 局，eval_batch = 8，视觉特征缓存开启，缓存使整体提速约 20%</w:t>
+              <w:t xml:space="preserve">500 局，eval_batch = 8，视觉特征缓存开启，整体提速约 20%</w:t>
             </w:r>
           </w:p>
         </w:tc>
@@ -9681,7 +8522,7 @@
           <w:sz w:val="19"/>
           <w:szCs w:val="19"/>
         </w:rPr>
-        <w:t xml:space="preserve">表 9-2  项目文档索引</w:t>
+        <w:t xml:space="preserve">表 7-2  结项交付物</w:t>
       </w:r>
     </w:p>
     <w:tbl>
@@ -9697,8 +8538,8 @@
         </w:tblBorders>
       </w:tblPr>
       <w:tblGrid>
-        <w:gridCol w:w="2621"/>
-        <w:gridCol w:w="6739"/>
+        <w:gridCol w:w="2808"/>
+        <w:gridCol w:w="6552"/>
       </w:tblGrid>
       <w:tr>
         <w:trPr>
@@ -9707,7 +8548,7 @@
         </w:trPr>
         <w:tc>
           <w:tcPr>
-            <w:tcW w:type="dxa" w:w="2621"/>
+            <w:tcW w:type="dxa" w:w="2808"/>
             <w:shd w:fill="EDEDED" w:color="auto" w:val="clear"/>
             <w:tcMar>
               <w:top w:type="dxa" w:w="70"/>
@@ -9729,13 +8570,13 @@
                 <w:sz w:val="19"/>
                 <w:szCs w:val="19"/>
               </w:rPr>
-              <w:t xml:space="preserve">文档</w:t>
-            </w:r>
-          </w:p>
-        </w:tc>
-        <w:tc>
-          <w:tcPr>
-            <w:tcW w:type="dxa" w:w="6739"/>
+              <w:t xml:space="preserve">交付物</w:t>
+            </w:r>
+          </w:p>
+        </w:tc>
+        <w:tc>
+          <w:tcPr>
+            <w:tcW w:type="dxa" w:w="6552"/>
             <w:shd w:fill="EDEDED" w:color="auto" w:val="clear"/>
             <w:tcMar>
               <w:top w:type="dxa" w:w="70"/>
@@ -9757,7 +8598,7 @@
                 <w:sz w:val="19"/>
                 <w:szCs w:val="19"/>
               </w:rPr>
-              <w:t xml:space="preserve">作用</w:t>
+              <w:t xml:space="preserve">内容</w:t>
             </w:r>
           </w:p>
         </w:tc>
@@ -9769,55 +8610,55 @@
         </w:trPr>
         <w:tc>
           <w:tcPr>
-            <w:tcW w:type="dxa" w:w="2621"/>
-            <w:tcMar>
-              <w:top w:type="dxa" w:w="70"/>
-              <w:left w:type="dxa" w:w="100"/>
-              <w:bottom w:type="dxa" w:w="70"/>
-              <w:right w:type="dxa" w:w="100"/>
-            </w:tcMar>
-          </w:tcPr>
-          <w:p>
-            <w:pPr>
-              <w:spacing w:line="280"/>
-              <w:jc w:val="left"/>
-            </w:pPr>
-            <w:r>
-              <w:rPr>
-                <w:rFonts w:ascii="Times New Roman" w:eastAsia="SimSun" w:hAnsi="SimSun"/>
-                <w:b w:val="false"/>
-                <w:bCs w:val="false"/>
-                <w:sz w:val="19"/>
-                <w:szCs w:val="19"/>
-              </w:rPr>
-              <w:t xml:space="preserve">docs/00 索引</w:t>
-            </w:r>
-          </w:p>
-        </w:tc>
-        <w:tc>
-          <w:tcPr>
-            <w:tcW w:type="dxa" w:w="6739"/>
-            <w:tcMar>
-              <w:top w:type="dxa" w:w="70"/>
-              <w:left w:type="dxa" w:w="100"/>
-              <w:bottom w:type="dxa" w:w="70"/>
-              <w:right w:type="dxa" w:w="100"/>
-            </w:tcMar>
-          </w:tcPr>
-          <w:p>
-            <w:pPr>
-              <w:spacing w:line="280"/>
-              <w:jc w:val="left"/>
-            </w:pPr>
-            <w:r>
-              <w:rPr>
-                <w:rFonts w:ascii="Times New Roman" w:eastAsia="SimSun" w:hAnsi="SimSun"/>
-                <w:b w:val="false"/>
-                <w:bCs w:val="false"/>
-                <w:sz w:val="19"/>
-                <w:szCs w:val="19"/>
-              </w:rPr>
-              <w:t xml:space="preserve">结论台账，唯一权威；含已证实、已撤回与已知实现偏差三张表</w:t>
+            <w:tcW w:type="dxa" w:w="2808"/>
+            <w:tcMar>
+              <w:top w:type="dxa" w:w="70"/>
+              <w:left w:type="dxa" w:w="100"/>
+              <w:bottom w:type="dxa" w:w="70"/>
+              <w:right w:type="dxa" w:w="100"/>
+            </w:tcMar>
+          </w:tcPr>
+          <w:p>
+            <w:pPr>
+              <w:spacing w:line="280"/>
+              <w:jc w:val="left"/>
+            </w:pPr>
+            <w:r>
+              <w:rPr>
+                <w:rFonts w:ascii="Times New Roman" w:eastAsia="SimSun" w:hAnsi="SimSun"/>
+                <w:b w:val="false"/>
+                <w:bCs w:val="false"/>
+                <w:sz w:val="19"/>
+                <w:szCs w:val="19"/>
+              </w:rPr>
+              <w:t xml:space="preserve">多帧输入系统</w:t>
+            </w:r>
+          </w:p>
+        </w:tc>
+        <w:tc>
+          <w:tcPr>
+            <w:tcW w:type="dxa" w:w="6552"/>
+            <w:tcMar>
+              <w:top w:type="dxa" w:w="70"/>
+              <w:left w:type="dxa" w:w="100"/>
+              <w:bottom w:type="dxa" w:w="70"/>
+              <w:right w:type="dxa" w:w="100"/>
+            </w:tcMar>
+          </w:tcPr>
+          <w:p>
+            <w:pPr>
+              <w:spacing w:line="280"/>
+              <w:jc w:val="left"/>
+            </w:pPr>
+            <w:r>
+              <w:rPr>
+                <w:rFonts w:ascii="Times New Roman" w:eastAsia="SimSun" w:hAnsi="SimSun"/>
+                <w:b w:val="false"/>
+                <w:bCs w:val="false"/>
+                <w:sz w:val="19"/>
+                <w:szCs w:val="19"/>
+              </w:rPr>
+              <w:t xml:space="preserve">K 帧数据管线、池化算子、4D 位置编码与模型接线，七组对照共用一份实现</w:t>
             </w:r>
           </w:p>
         </w:tc>
@@ -9829,55 +8670,55 @@
         </w:trPr>
         <w:tc>
           <w:tcPr>
-            <w:tcW w:type="dxa" w:w="2621"/>
-            <w:tcMar>
-              <w:top w:type="dxa" w:w="70"/>
-              <w:left w:type="dxa" w:w="100"/>
-              <w:bottom w:type="dxa" w:w="70"/>
-              <w:right w:type="dxa" w:w="100"/>
-            </w:tcMar>
-          </w:tcPr>
-          <w:p>
-            <w:pPr>
-              <w:spacing w:line="280"/>
-              <w:jc w:val="left"/>
-            </w:pPr>
-            <w:r>
-              <w:rPr>
-                <w:rFonts w:ascii="Times New Roman" w:eastAsia="SimSun" w:hAnsi="SimSun"/>
-                <w:b w:val="false"/>
-                <w:bCs w:val="false"/>
-                <w:sz w:val="19"/>
-                <w:szCs w:val="19"/>
-              </w:rPr>
-              <w:t xml:space="preserve">docs/05 实验记录</w:t>
-            </w:r>
-          </w:p>
-        </w:tc>
-        <w:tc>
-          <w:tcPr>
-            <w:tcW w:type="dxa" w:w="6739"/>
-            <w:tcMar>
-              <w:top w:type="dxa" w:w="70"/>
-              <w:left w:type="dxa" w:w="100"/>
-              <w:bottom w:type="dxa" w:w="70"/>
-              <w:right w:type="dxa" w:w="100"/>
-            </w:tcMar>
-          </w:tcPr>
-          <w:p>
-            <w:pPr>
-              <w:spacing w:line="280"/>
-              <w:jc w:val="left"/>
-            </w:pPr>
-            <w:r>
-              <w:rPr>
-                <w:rFonts w:ascii="Times New Roman" w:eastAsia="SimSun" w:hAnsi="SimSun"/>
-                <w:b w:val="false"/>
-                <w:bCs w:val="false"/>
-                <w:sz w:val="19"/>
-                <w:szCs w:val="19"/>
-              </w:rPr>
-              <w:t xml:space="preserve">每一个数字的出处、统计依据、撤回记录与踩过的坑</w:t>
+            <w:tcW w:type="dxa" w:w="2808"/>
+            <w:tcMar>
+              <w:top w:type="dxa" w:w="70"/>
+              <w:left w:type="dxa" w:w="100"/>
+              <w:bottom w:type="dxa" w:w="70"/>
+              <w:right w:type="dxa" w:w="100"/>
+            </w:tcMar>
+          </w:tcPr>
+          <w:p>
+            <w:pPr>
+              <w:spacing w:line="280"/>
+              <w:jc w:val="left"/>
+            </w:pPr>
+            <w:r>
+              <w:rPr>
+                <w:rFonts w:ascii="Times New Roman" w:eastAsia="SimSun" w:hAnsi="SimSun"/>
+                <w:b w:val="false"/>
+                <w:bCs w:val="false"/>
+                <w:sz w:val="19"/>
+                <w:szCs w:val="19"/>
+              </w:rPr>
+              <w:t xml:space="preserve">评测与记录链路</w:t>
+            </w:r>
+          </w:p>
+        </w:tc>
+        <w:tc>
+          <w:tcPr>
+            <w:tcW w:type="dxa" w:w="6552"/>
+            <w:tcMar>
+              <w:top w:type="dxa" w:w="70"/>
+              <w:left w:type="dxa" w:w="100"/>
+              <w:bottom w:type="dxa" w:w="70"/>
+              <w:right w:type="dxa" w:w="100"/>
+            </w:tcMar>
+          </w:tcPr>
+          <w:p>
+            <w:pPr>
+              <w:spacing w:line="280"/>
+              <w:jc w:val="left"/>
+            </w:pPr>
+            <w:r>
+              <w:rPr>
+                <w:rFonts w:ascii="Times New Roman" w:eastAsia="SimSun" w:hAnsi="SimSun"/>
+                <w:b w:val="false"/>
+                <w:bCs w:val="false"/>
+                <w:sz w:val="19"/>
+                <w:szCs w:val="19"/>
+              </w:rPr>
+              <w:t xml:space="preserve">满量闭环评测、逐局结果、来源元数据与哈希、回归测试</w:t>
             </w:r>
           </w:p>
         </w:tc>
@@ -9889,75 +8730,55 @@
         </w:trPr>
         <w:tc>
           <w:tcPr>
-            <w:tcW w:type="dxa" w:w="2621"/>
-            <w:tcMar>
-              <w:top w:type="dxa" w:w="70"/>
-              <w:left w:type="dxa" w:w="100"/>
-              <w:bottom w:type="dxa" w:w="70"/>
-              <w:right w:type="dxa" w:w="100"/>
-            </w:tcMar>
-          </w:tcPr>
-          <w:p>
-            <w:pPr>
-              <w:spacing w:line="280"/>
-              <w:jc w:val="left"/>
-            </w:pPr>
-            <w:r>
-              <w:rPr>
-                <w:rFonts w:ascii="Times New Roman" w:eastAsia="SimSun" w:hAnsi="SimSun"/>
-                <w:b w:val="false"/>
-                <w:bCs w:val="false"/>
-                <w:sz w:val="19"/>
-                <w:szCs w:val="19"/>
-              </w:rPr>
-              <w:t xml:space="preserve">docs/09 当前任务执行清单</w:t>
-            </w:r>
-          </w:p>
-        </w:tc>
-        <w:tc>
-          <w:tcPr>
-            <w:tcW w:type="dxa" w:w="6739"/>
-            <w:tcMar>
-              <w:top w:type="dxa" w:w="70"/>
-              <w:left w:type="dxa" w:w="100"/>
-              <w:bottom w:type="dxa" w:w="70"/>
-              <w:right w:type="dxa" w:w="100"/>
-            </w:tcMar>
-          </w:tcPr>
-          <w:p>
-            <w:pPr>
-              <w:spacing w:line="280"/>
-              <w:jc w:val="left"/>
-            </w:pPr>
-            <w:r>
-              <w:rPr>
-                <w:rFonts w:ascii="Times New Roman" w:eastAsia="SimSun" w:hAnsi="SimSun"/>
-                <w:b w:val="false"/>
-                <w:bCs w:val="false"/>
-                <w:sz w:val="19"/>
-                <w:szCs w:val="19"/>
-              </w:rPr>
-              <w:t xml:space="preserve"/>
-            </w:r>
-            <w:r>
-              <w:rPr>
-                <w:rFonts w:ascii="Times New Roman" w:eastAsia="SimSun" w:hAnsi="SimSun"/>
-                <w:b/>
-                <w:bCs/>
-                <w:sz w:val="19"/>
-                <w:szCs w:val="19"/>
-              </w:rPr>
-              <w:t xml:space="preserve">当前唯一的逐步执行入口</w:t>
-            </w:r>
-            <w:r>
-              <w:rPr>
-                <w:rFonts w:ascii="Times New Roman" w:eastAsia="SimSun" w:hAnsi="SimSun"/>
-                <w:b w:val="false"/>
-                <w:bCs w:val="false"/>
-                <w:sz w:val="19"/>
-                <w:szCs w:val="19"/>
-              </w:rPr>
-              <w:t xml:space="preserve">：六个阶段、固定案例、资源上限与决策门</w:t>
+            <w:tcW w:type="dxa" w:w="2808"/>
+            <w:tcMar>
+              <w:top w:type="dxa" w:w="70"/>
+              <w:left w:type="dxa" w:w="100"/>
+              <w:bottom w:type="dxa" w:w="70"/>
+              <w:right w:type="dxa" w:w="100"/>
+            </w:tcMar>
+          </w:tcPr>
+          <w:p>
+            <w:pPr>
+              <w:spacing w:line="280"/>
+              <w:jc w:val="left"/>
+            </w:pPr>
+            <w:r>
+              <w:rPr>
+                <w:rFonts w:ascii="Times New Roman" w:eastAsia="SimSun" w:hAnsi="SimSun"/>
+                <w:b w:val="false"/>
+                <w:bCs w:val="false"/>
+                <w:sz w:val="19"/>
+                <w:szCs w:val="19"/>
+              </w:rPr>
+              <w:t xml:space="preserve">正式实验结果</w:t>
+            </w:r>
+          </w:p>
+        </w:tc>
+        <w:tc>
+          <w:tcPr>
+            <w:tcW w:type="dxa" w:w="6552"/>
+            <w:tcMar>
+              <w:top w:type="dxa" w:w="70"/>
+              <w:left w:type="dxa" w:w="100"/>
+              <w:bottom w:type="dxa" w:w="70"/>
+              <w:right w:type="dxa" w:w="100"/>
+            </w:tcMar>
+          </w:tcPr>
+          <w:p>
+            <w:pPr>
+              <w:spacing w:line="280"/>
+              <w:jc w:val="left"/>
+            </w:pPr>
+            <w:r>
+              <w:rPr>
+                <w:rFonts w:ascii="Times New Roman" w:eastAsia="SimSun" w:hAnsi="SimSun"/>
+                <w:b w:val="false"/>
+                <w:bCs w:val="false"/>
+                <w:sz w:val="19"/>
+                <w:szCs w:val="19"/>
+              </w:rPr>
+              <w:t xml:space="preserve">三种方法各 500 局的成功率与逐任务结果，含主口径与辅助口径</w:t>
             </w:r>
           </w:p>
         </w:tc>
@@ -9969,55 +8790,55 @@
         </w:trPr>
         <w:tc>
           <w:tcPr>
-            <w:tcW w:type="dxa" w:w="2621"/>
-            <w:tcMar>
-              <w:top w:type="dxa" w:w="70"/>
-              <w:left w:type="dxa" w:w="100"/>
-              <w:bottom w:type="dxa" w:w="70"/>
-              <w:right w:type="dxa" w:w="100"/>
-            </w:tcMar>
-          </w:tcPr>
-          <w:p>
-            <w:pPr>
-              <w:spacing w:line="280"/>
-              <w:jc w:val="left"/>
-            </w:pPr>
-            <w:r>
-              <w:rPr>
-                <w:rFonts w:ascii="Times New Roman" w:eastAsia="SimSun" w:hAnsi="SimSun"/>
-                <w:b w:val="false"/>
-                <w:bCs w:val="false"/>
-                <w:sz w:val="19"/>
-                <w:szCs w:val="19"/>
-              </w:rPr>
-              <w:t xml:space="preserve">docs/07 修复与推进</w:t>
-            </w:r>
-          </w:p>
-        </w:tc>
-        <w:tc>
-          <w:tcPr>
-            <w:tcW w:type="dxa" w:w="6739"/>
-            <w:tcMar>
-              <w:top w:type="dxa" w:w="70"/>
-              <w:left w:type="dxa" w:w="100"/>
-              <w:bottom w:type="dxa" w:w="70"/>
-              <w:right w:type="dxa" w:w="100"/>
-            </w:tcMar>
-          </w:tcPr>
-          <w:p>
-            <w:pPr>
-              <w:spacing w:line="280"/>
-              <w:jc w:val="left"/>
-            </w:pPr>
-            <w:r>
-              <w:rPr>
-                <w:rFonts w:ascii="Times New Roman" w:eastAsia="SimSun" w:hAnsi="SimSun"/>
-                <w:b w:val="false"/>
-                <w:bCs w:val="false"/>
-                <w:sz w:val="19"/>
-                <w:szCs w:val="19"/>
-              </w:rPr>
-              <w:t xml:space="preserve">修正版 G3 那一轮的事前登记、缺陷复现与停止决策</w:t>
+            <w:tcW w:type="dxa" w:w="2808"/>
+            <w:tcMar>
+              <w:top w:type="dxa" w:w="70"/>
+              <w:left w:type="dxa" w:w="100"/>
+              <w:bottom w:type="dxa" w:w="70"/>
+              <w:right w:type="dxa" w:w="100"/>
+            </w:tcMar>
+          </w:tcPr>
+          <w:p>
+            <w:pPr>
+              <w:spacing w:line="280"/>
+              <w:jc w:val="left"/>
+            </w:pPr>
+            <w:r>
+              <w:rPr>
+                <w:rFonts w:ascii="Times New Roman" w:eastAsia="SimSun" w:hAnsi="SimSun"/>
+                <w:b w:val="false"/>
+                <w:bCs w:val="false"/>
+                <w:sz w:val="19"/>
+                <w:szCs w:val="19"/>
+              </w:rPr>
+              <w:t xml:space="preserve">机制诊断材料</w:t>
+            </w:r>
+          </w:p>
+        </w:tc>
+        <w:tc>
+          <w:tcPr>
+            <w:tcW w:type="dxa" w:w="6552"/>
+            <w:tcMar>
+              <w:top w:type="dxa" w:w="70"/>
+              <w:left w:type="dxa" w:w="100"/>
+              <w:bottom w:type="dxa" w:w="70"/>
+              <w:right w:type="dxa" w:w="100"/>
+            </w:tcMar>
+          </w:tcPr>
+          <w:p>
+            <w:pPr>
+              <w:spacing w:line="280"/>
+              <w:jc w:val="left"/>
+            </w:pPr>
+            <w:r>
+              <w:rPr>
+                <w:rFonts w:ascii="Times New Roman" w:eastAsia="SimSun" w:hAnsi="SimSun"/>
+                <w:b w:val="false"/>
+                <w:bCs w:val="false"/>
+                <w:sz w:val="19"/>
+                <w:szCs w:val="19"/>
+              </w:rPr>
+              <w:t xml:space="preserve">固定案例的轨迹、token 来源统计与诊断表</w:t>
             </w:r>
           </w:p>
         </w:tc>
@@ -10029,55 +8850,55 @@
         </w:trPr>
         <w:tc>
           <w:tcPr>
-            <w:tcW w:type="dxa" w:w="2621"/>
-            <w:tcMar>
-              <w:top w:type="dxa" w:w="70"/>
-              <w:left w:type="dxa" w:w="100"/>
-              <w:bottom w:type="dxa" w:w="70"/>
-              <w:right w:type="dxa" w:w="100"/>
-            </w:tcMar>
-          </w:tcPr>
-          <w:p>
-            <w:pPr>
-              <w:spacing w:line="280"/>
-              <w:jc w:val="left"/>
-            </w:pPr>
-            <w:r>
-              <w:rPr>
-                <w:rFonts w:ascii="Times New Roman" w:eastAsia="SimSun" w:hAnsi="SimSun"/>
-                <w:b w:val="false"/>
-                <w:bCs w:val="false"/>
-                <w:sz w:val="19"/>
-                <w:szCs w:val="19"/>
-              </w:rPr>
-              <w:t xml:space="preserve">docs/08 结项排期</w:t>
-            </w:r>
-          </w:p>
-        </w:tc>
-        <w:tc>
-          <w:tcPr>
-            <w:tcW w:type="dxa" w:w="6739"/>
-            <w:tcMar>
-              <w:top w:type="dxa" w:w="70"/>
-              <w:left w:type="dxa" w:w="100"/>
-              <w:bottom w:type="dxa" w:w="70"/>
-              <w:right w:type="dxa" w:w="100"/>
-            </w:tcMar>
-          </w:tcPr>
-          <w:p>
-            <w:pPr>
-              <w:spacing w:line="280"/>
-              <w:jc w:val="left"/>
-            </w:pPr>
-            <w:r>
-              <w:rPr>
-                <w:rFonts w:ascii="Times New Roman" w:eastAsia="SimSun" w:hAnsi="SimSun"/>
-                <w:b w:val="false"/>
-                <w:bCs w:val="false"/>
-                <w:sz w:val="19"/>
-                <w:szCs w:val="19"/>
-              </w:rPr>
-              <w:t xml:space="preserve">面向 2027 年 1 月的优先级与完成标准</w:t>
+            <w:tcW w:type="dxa" w:w="2808"/>
+            <w:tcMar>
+              <w:top w:type="dxa" w:w="70"/>
+              <w:left w:type="dxa" w:w="100"/>
+              <w:bottom w:type="dxa" w:w="70"/>
+              <w:right w:type="dxa" w:w="100"/>
+            </w:tcMar>
+          </w:tcPr>
+          <w:p>
+            <w:pPr>
+              <w:spacing w:line="280"/>
+              <w:jc w:val="left"/>
+            </w:pPr>
+            <w:r>
+              <w:rPr>
+                <w:rFonts w:ascii="Times New Roman" w:eastAsia="SimSun" w:hAnsi="SimSun"/>
+                <w:b w:val="false"/>
+                <w:bCs w:val="false"/>
+                <w:sz w:val="19"/>
+                <w:szCs w:val="19"/>
+              </w:rPr>
+              <w:t xml:space="preserve">最小演示</w:t>
+            </w:r>
+          </w:p>
+        </w:tc>
+        <w:tc>
+          <w:tcPr>
+            <w:tcW w:type="dxa" w:w="6552"/>
+            <w:tcMar>
+              <w:top w:type="dxa" w:w="70"/>
+              <w:left w:type="dxa" w:w="100"/>
+              <w:bottom w:type="dxa" w:w="70"/>
+              <w:right w:type="dxa" w:w="100"/>
+            </w:tcMar>
+          </w:tcPr>
+          <w:p>
+            <w:pPr>
+              <w:spacing w:line="280"/>
+              <w:jc w:val="left"/>
+            </w:pPr>
+            <w:r>
+              <w:rPr>
+                <w:rFonts w:ascii="Times New Roman" w:eastAsia="SimSun" w:hAnsi="SimSun"/>
+                <w:b w:val="false"/>
+                <w:bCs w:val="false"/>
+                <w:sz w:val="19"/>
+                <w:szCs w:val="19"/>
+              </w:rPr>
+              <w:t xml:space="preserve">并排展示当前视角、历史帧、池化前后 token 数、token 来源与动作成败，含成功与失败各一例</w:t>
             </w:r>
           </w:p>
         </w:tc>
@@ -10089,55 +8910,55 @@
         </w:trPr>
         <w:tc>
           <w:tcPr>
-            <w:tcW w:type="dxa" w:w="2621"/>
-            <w:tcMar>
-              <w:top w:type="dxa" w:w="70"/>
-              <w:left w:type="dxa" w:w="100"/>
-              <w:bottom w:type="dxa" w:w="70"/>
-              <w:right w:type="dxa" w:w="100"/>
-            </w:tcMar>
-          </w:tcPr>
-          <w:p>
-            <w:pPr>
-              <w:spacing w:line="280"/>
-              <w:jc w:val="left"/>
-            </w:pPr>
-            <w:r>
-              <w:rPr>
-                <w:rFonts w:ascii="Times New Roman" w:eastAsia="SimSun" w:hAnsi="SimSun"/>
-                <w:b w:val="false"/>
-                <w:bCs w:val="false"/>
-                <w:sz w:val="19"/>
-                <w:szCs w:val="19"/>
-              </w:rPr>
-              <w:t xml:space="preserve">docs/04 研究思路</w:t>
-            </w:r>
-          </w:p>
-        </w:tc>
-        <w:tc>
-          <w:tcPr>
-            <w:tcW w:type="dxa" w:w="6739"/>
-            <w:tcMar>
-              <w:top w:type="dxa" w:w="70"/>
-              <w:left w:type="dxa" w:w="100"/>
-              <w:bottom w:type="dxa" w:w="70"/>
-              <w:right w:type="dxa" w:w="100"/>
-            </w:tcMar>
-          </w:tcPr>
-          <w:p>
-            <w:pPr>
-              <w:spacing w:line="280"/>
-              <w:jc w:val="left"/>
-            </w:pPr>
-            <w:r>
-              <w:rPr>
-                <w:rFonts w:ascii="Times New Roman" w:eastAsia="SimSun" w:hAnsi="SimSun"/>
-                <w:b w:val="false"/>
-                <w:bCs w:val="false"/>
-                <w:sz w:val="19"/>
-                <w:szCs w:val="19"/>
-              </w:rPr>
-              <w:t xml:space="preserve">方案设计与新意论证，含冗余度量、池化算子选型与 4D RoPE 设计</w:t>
+            <w:tcW w:type="dxa" w:w="2808"/>
+            <w:tcMar>
+              <w:top w:type="dxa" w:w="70"/>
+              <w:left w:type="dxa" w:w="100"/>
+              <w:bottom w:type="dxa" w:w="70"/>
+              <w:right w:type="dxa" w:w="100"/>
+            </w:tcMar>
+          </w:tcPr>
+          <w:p>
+            <w:pPr>
+              <w:spacing w:line="280"/>
+              <w:jc w:val="left"/>
+            </w:pPr>
+            <w:r>
+              <w:rPr>
+                <w:rFonts w:ascii="Times New Roman" w:eastAsia="SimSun" w:hAnsi="SimSun"/>
+                <w:b w:val="false"/>
+                <w:bCs w:val="false"/>
+                <w:sz w:val="19"/>
+                <w:szCs w:val="19"/>
+              </w:rPr>
+              <w:t xml:space="preserve">复现材料</w:t>
+            </w:r>
+          </w:p>
+        </w:tc>
+        <w:tc>
+          <w:tcPr>
+            <w:tcW w:type="dxa" w:w="6552"/>
+            <w:tcMar>
+              <w:top w:type="dxa" w:w="70"/>
+              <w:left w:type="dxa" w:w="100"/>
+              <w:bottom w:type="dxa" w:w="70"/>
+              <w:right w:type="dxa" w:w="100"/>
+            </w:tcMar>
+          </w:tcPr>
+          <w:p>
+            <w:pPr>
+              <w:spacing w:line="280"/>
+              <w:jc w:val="left"/>
+            </w:pPr>
+            <w:r>
+              <w:rPr>
+                <w:rFonts w:ascii="Times New Roman" w:eastAsia="SimSun" w:hAnsi="SimSun"/>
+                <w:b w:val="false"/>
+                <w:bCs w:val="false"/>
+                <w:sz w:val="19"/>
+                <w:szCs w:val="19"/>
+              </w:rPr>
+              <w:t xml:space="preserve">方法总图、结果表、运行命令、环境说明</w:t>
             </w:r>
           </w:p>
         </w:tc>

--- a/docs/report/VLA-4D-中期报告-2026-09.docx
+++ b/docs/report/VLA-4D-中期报告-2026-09.docx
@@ -4542,7 +4542,7 @@
           <w:b w:val="false"/>
           <w:bCs w:val="false"/>
         </w:rPr>
-        <w:t xml:space="preserve">表 1-1 给出了三种方法在同一训练条件下的成功率。按事前登记的辅助口径（排除 task 1，该任务在固定子集中的覆盖率仅 4%）：G2 为 41.56%（187/450），G3 为 23.78%（107/450），差 −17.78 点。逐任务看，G3 在十个任务中有八个低于 G2；差距最大的是 task 2（−42 点）与 task 4（−30 点），而 task 3 上 G3 高出 20 点。这三个任务成为本阶段机制诊断的观察对象。</w:t>
+        <w:t xml:space="preserve">表 1-1 给出了三种方法在同一训练条件下的成功率。按事前登记的辅助口径（排除 task 1，该任务在固定子集中的覆盖率仅 4%）：G2 为 41.56%（187/450），G3 为 23.78%（107/450），差 −17.78 点。逐任务看，G3 在十个任务中有八个低于 G2；差距最大的是 task 2（−42 点）与 task 4（−30 点），而 task 3 上 G3 高出 20 点。</w:t>
       </w:r>
     </w:p>
     <w:p>

--- a/docs/report/VLA-4D-中期报告-2026-09.docx
+++ b/docs/report/VLA-4D-中期报告-2026-09.docx
@@ -6727,7 +6727,7 @@
           <w:b w:val="false"/>
           <w:bCs w:val="false"/>
         </w:rPr>
-        <w:t xml:space="preserve">阶段 C 的规模刻意压到最小：3 个任务 × 每任务 2 局 × 3 种方法 = 18 个方法-案例，总 GPU 占用不超过 90 分钟，评测批量固定为 1，输出标记为案例集。案例在任何新推理之前即已冻结：任务固定为 task 2、4（跨帧方案表现较差）与 task 5，每个任务取编号最小的一个成功局与一个失败局，成败标签取自正式的 500 局记录；选择规则随材料一并披露。</w:t>
+        <w:t xml:space="preserve">阶段 C 的规模刻意压到最小：3 个任务 × 每任务 2 局 × 3 种方法 = 18 个方法-案例，总 GPU 占用不超过 90 分钟，评测批量固定为 1，输出标记为案例集。案例在任何新推理之前即已冻结：任务固定为 task 2、4（跨帧方案相对帧独立方案分别低 42 与 30 点）与 task 3（唯一明显高出的任务，+20 点），每个任务取编号最小的一个成功局与一个失败局，成败标签取自正式的 500 局记录；选择规则随材料一并披露。</w:t>
       </w:r>
     </w:p>
     <w:p>

--- a/docs/report/VLA-4D-中期报告-2026-09.docx
+++ b/docs/report/VLA-4D-中期报告-2026-09.docx
@@ -166,7 +166,7 @@
                 <w:sz w:val="19"/>
                 <w:szCs w:val="19"/>
               </w:rPr>
-              <w:t xml:space="preserve">2026 年 9 月 22 日</w:t>
+              <w:t xml:space="preserve">2026 年 10 月 8 日</w:t>
             </w:r>
           </w:p>
         </w:tc>
@@ -226,7 +226,7 @@
                 <w:sz w:val="19"/>
                 <w:szCs w:val="19"/>
               </w:rPr>
-              <w:t xml:space="preserve">仿真主实验已完成，进入机制诊断、演示与材料整理阶段</w:t>
+              <w:t xml:space="preserve">仿真主实验与固定案例机制诊断已完成；受限改版已完成设计与离线验证，待训练审查</w:t>
             </w:r>
           </w:p>
         </w:tc>
@@ -1124,7 +1124,21 @@
           <w:b w:val="false"/>
           <w:bCs w:val="false"/>
         </w:rPr>
-        <w:t xml:space="preserve">项目据此选择帧独立方案作为软件交付的主线，并把当前阶段的工作集中在三件事上：用小样本固定案例诊断跨帧聚合的机制、做出可回放的最小演示、完成结项材料。</w:t>
+        <w:t xml:space="preserve">项目据此选择帧独立方案作为软件交付的主线。10 月完成的固定案例机制诊断进一步表明：跨帧联合池化在历史填满后把每个输出 token 都做成四帧的平均，最新一帧没有一个只属于自己的 token；帧独立方案则以最少的 token（200 个）为每一帧保留了独立表示。据此我们设计了一个只改动这一处的受限改版（G3Q），用于检验“最新帧被稀释”是否就是差距的主因；是否训练在 10 月底单独审查。</w:t>
+      </w:r>
+    </w:p>
+    <w:p>
+      <w:pPr>
+        <w:spacing w:after="70" w:before="70" w:line="340"/>
+        <w:ind w:firstLine="420"/>
+      </w:pPr>
+      <w:r>
+        <w:rPr>
+          <w:rFonts w:ascii="Times New Roman" w:eastAsia="SimSun" w:hAnsi="SimSun"/>
+          <w:b w:val="false"/>
+          <w:bCs w:val="false"/>
+        </w:rPr>
+        <w:t xml:space="preserve">当前阶段的其余工作是：完成可回放的最小演示与结项图表，整理结项材料。</w:t>
       </w:r>
     </w:p>
     <w:p>
@@ -3455,7 +3469,7 @@
           <w:b w:val="false"/>
           <w:bCs w:val="false"/>
         </w:rPr>
-        <w:t xml:space="preserve">当前 53 项测试全部通过，覆盖池化算子在各种历史长度下的行为、诊断开关不改变被测量、导出格式的版本与字段校验等。</w:t>
+        <w:t xml:space="preserve">当前 73 项测试全部通过，覆盖池化算子在各种历史长度下的行为、诊断开关不改变被测量、导出格式的版本与字段校验、诊断表的验收规则，以及受限改版对最新帧的处理与帧独立方案逐位一致等。</w:t>
       </w:r>
     </w:p>
     <w:p>
@@ -3727,6 +3741,74 @@
           <w:bCs w:val="false"/>
         </w:rPr>
         <w:t xml:space="preserve">按预先冻结的案例清单运行指定的任务与局次，输出明确标记为案例集，不会与正式结果混淆。</w:t>
+      </w:r>
+    </w:p>
+    <w:p>
+      <w:pPr>
+        <w:pStyle w:val="ListParagraph"/>
+        <w:numPr>
+          <w:ilvl w:val="0"/>
+          <w:numId w:val="2"/>
+        </w:numPr>
+        <w:spacing w:after="50" w:before="50" w:line="340"/>
+      </w:pPr>
+      <w:r>
+        <w:rPr>
+          <w:rFonts w:ascii="Times New Roman" w:eastAsia="SimSun" w:hAnsi="SimSun"/>
+          <w:b w:val="false"/>
+          <w:bCs w:val="false"/>
+        </w:rPr>
+        <w:t xml:space="preserve"/>
+      </w:r>
+      <w:r>
+        <w:rPr>
+          <w:rFonts w:ascii="Times New Roman" w:eastAsia="SimSun" w:hAnsi="SimSun"/>
+          <w:b/>
+          <w:bCs/>
+        </w:rPr>
+        <w:t xml:space="preserve">诊断表与回放演示生成。</w:t>
+      </w:r>
+      <w:r>
+        <w:rPr>
+          <w:rFonts w:ascii="Times New Roman" w:eastAsia="SimSun" w:hAnsi="SimSun"/>
+          <w:b w:val="false"/>
+          <w:bCs w:val="false"/>
+        </w:rPr>
+        <w:t xml:space="preserve">一条命令完成案例目录的验收（局数、元数据、关键帧、数值）并输出逐局、按历史长度与按帧位置的统计表；另一条命令把同一局中各方法按环境步对齐，生成回放视频与静态拼图。二者均不需要 GPU。</w:t>
+      </w:r>
+    </w:p>
+    <w:p>
+      <w:pPr>
+        <w:pStyle w:val="ListParagraph"/>
+        <w:numPr>
+          <w:ilvl w:val="0"/>
+          <w:numId w:val="2"/>
+        </w:numPr>
+        <w:spacing w:after="50" w:before="50" w:line="340"/>
+      </w:pPr>
+      <w:r>
+        <w:rPr>
+          <w:rFonts w:ascii="Times New Roman" w:eastAsia="SimSun" w:hAnsi="SimSun"/>
+          <w:b w:val="false"/>
+          <w:bCs w:val="false"/>
+        </w:rPr>
+        <w:t xml:space="preserve"/>
+      </w:r>
+      <w:r>
+        <w:rPr>
+          <w:rFonts w:ascii="Times New Roman" w:eastAsia="SimSun" w:hAnsi="SimSun"/>
+          <w:b/>
+          <w:bCs/>
+        </w:rPr>
+        <w:t xml:space="preserve">离线分配对照。</w:t>
+      </w:r>
+      <w:r>
+        <w:rPr>
+          <w:rFonts w:ascii="Times New Roman" w:eastAsia="SimSun" w:hAnsi="SimSun"/>
+          <w:b w:val="false"/>
+          <w:bCs w:val="false"/>
+        </w:rPr>
+        <w:t xml:space="preserve">沿用训练与评测同一份池化代码，在 1 至 8 个真实帧下比较各方法的 token 分配，并与真实运行的诊断结果逐项核对。</w:t>
       </w:r>
     </w:p>
     <w:p>
@@ -5314,6 +5396,902 @@
     </w:p>
     <w:p>
       <w:pPr>
+        <w:pStyle w:val="Heading2"/>
+        <w:spacing w:after="140" w:before="260"/>
+      </w:pPr>
+      <w:r>
+        <w:rPr>
+          <w:rFonts w:ascii="Arial" w:eastAsia="SimHei" w:hAnsi="SimHei"/>
+          <w:b/>
+          <w:bCs/>
+          <w:color w:val="000000"/>
+          <w:sz w:val="24"/>
+          <w:szCs w:val="24"/>
+        </w:rPr>
+        <w:t xml:space="preserve">4.7 固定案例机制诊断</w:t>
+      </w:r>
+    </w:p>
+    <w:p>
+      <w:pPr>
+        <w:spacing w:after="70" w:before="70" w:line="340"/>
+        <w:ind w:firstLine="420"/>
+      </w:pPr>
+      <w:r>
+        <w:rPr>
+          <w:rFonts w:ascii="Times New Roman" w:eastAsia="SimSun" w:hAnsi="SimSun"/>
+          <w:b w:val="false"/>
+          <w:bCs w:val="false"/>
+        </w:rPr>
+        <w:t xml:space="preserve">正式评测之后，我们在预先冻结的六个案例（task 2、3、4 各一个成功局与一个失败局）上，用三种方法各运行一次，逐步记录动作、画面与每个输出 token 的来源。验收全部通过：每种方法恰好六局，元数据、权重哈希、关键帧与数值检查均无误。</w:t>
+      </w:r>
+    </w:p>
+    <w:p>
+      <w:pPr>
+        <w:keepNext/>
+        <w:spacing w:after="90" w:before="200"/>
+      </w:pPr>
+      <w:r>
+        <w:rPr>
+          <w:rFonts w:ascii="Times New Roman" w:eastAsia="SimSun" w:hAnsi="SimSun"/>
+          <w:b/>
+          <w:bCs/>
+          <w:sz w:val="19"/>
+          <w:szCs w:val="19"/>
+        </w:rPr>
+        <w:t xml:space="preserve">表 4-3  历史填满后的 token 分配（窗口内 8 帧均为真实帧）</w:t>
+      </w:r>
+    </w:p>
+    <w:tbl>
+      <w:tblPr>
+        <w:tblW w:type="dxa" w:w="9360"/>
+        <w:tblBorders>
+          <w:top w:val="single" w:color="7F7F7F" w:sz="8"/>
+          <w:left w:val="single" w:color="BFBFBF" w:sz="4"/>
+          <w:bottom w:val="single" w:color="7F7F7F" w:sz="8"/>
+          <w:right w:val="single" w:color="BFBFBF" w:sz="4"/>
+          <w:insideH w:val="single" w:color="BFBFBF" w:sz="4"/>
+          <w:insideV w:val="single" w:color="BFBFBF" w:sz="4"/>
+        </w:tblBorders>
+      </w:tblPr>
+      <w:tblGrid>
+        <w:gridCol w:w="3182"/>
+        <w:gridCol w:w="2059"/>
+        <w:gridCol w:w="2059"/>
+        <w:gridCol w:w="2060"/>
+      </w:tblGrid>
+      <w:tr>
+        <w:trPr>
+          <w:cantSplit/>
+          <w:tblHeader/>
+        </w:trPr>
+        <w:tc>
+          <w:tcPr>
+            <w:tcW w:type="dxa" w:w="3182"/>
+            <w:shd w:fill="EDEDED" w:color="auto" w:val="clear"/>
+            <w:tcMar>
+              <w:top w:type="dxa" w:w="70"/>
+              <w:left w:type="dxa" w:w="100"/>
+              <w:bottom w:type="dxa" w:w="70"/>
+              <w:right w:type="dxa" w:w="100"/>
+            </w:tcMar>
+          </w:tcPr>
+          <w:p>
+            <w:pPr>
+              <w:spacing w:line="280"/>
+              <w:jc w:val="center"/>
+            </w:pPr>
+            <w:r>
+              <w:rPr>
+                <w:rFonts w:ascii="Times New Roman" w:eastAsia="SimSun" w:hAnsi="SimSun"/>
+                <w:b w:val="false"/>
+                <w:bCs w:val="false"/>
+                <w:sz w:val="19"/>
+                <w:szCs w:val="19"/>
+              </w:rPr>
+              <w:t xml:space="preserve">指标</w:t>
+            </w:r>
+          </w:p>
+        </w:tc>
+        <w:tc>
+          <w:tcPr>
+            <w:tcW w:type="dxa" w:w="2059"/>
+            <w:shd w:fill="EDEDED" w:color="auto" w:val="clear"/>
+            <w:tcMar>
+              <w:top w:type="dxa" w:w="70"/>
+              <w:left w:type="dxa" w:w="100"/>
+              <w:bottom w:type="dxa" w:w="70"/>
+              <w:right w:type="dxa" w:w="100"/>
+            </w:tcMar>
+          </w:tcPr>
+          <w:p>
+            <w:pPr>
+              <w:spacing w:line="280"/>
+              <w:jc w:val="center"/>
+            </w:pPr>
+            <w:r>
+              <w:rPr>
+                <w:rFonts w:ascii="Times New Roman" w:eastAsia="SimSun" w:hAnsi="SimSun"/>
+                <w:b w:val="false"/>
+                <w:bCs w:val="false"/>
+                <w:sz w:val="19"/>
+                <w:szCs w:val="19"/>
+              </w:rPr>
+              <w:t xml:space="preserve">G0 单帧</w:t>
+            </w:r>
+          </w:p>
+        </w:tc>
+        <w:tc>
+          <w:tcPr>
+            <w:tcW w:type="dxa" w:w="2059"/>
+            <w:shd w:fill="EDEDED" w:color="auto" w:val="clear"/>
+            <w:tcMar>
+              <w:top w:type="dxa" w:w="70"/>
+              <w:left w:type="dxa" w:w="100"/>
+              <w:bottom w:type="dxa" w:w="70"/>
+              <w:right w:type="dxa" w:w="100"/>
+            </w:tcMar>
+          </w:tcPr>
+          <w:p>
+            <w:pPr>
+              <w:spacing w:line="280"/>
+              <w:jc w:val="center"/>
+            </w:pPr>
+            <w:r>
+              <w:rPr>
+                <w:rFonts w:ascii="Times New Roman" w:eastAsia="SimSun" w:hAnsi="SimSun"/>
+                <w:b w:val="false"/>
+                <w:bCs w:val="false"/>
+                <w:sz w:val="19"/>
+                <w:szCs w:val="19"/>
+              </w:rPr>
+              <w:t xml:space="preserve">G2 帧独立</w:t>
+            </w:r>
+          </w:p>
+        </w:tc>
+        <w:tc>
+          <w:tcPr>
+            <w:tcW w:type="dxa" w:w="2060"/>
+            <w:shd w:fill="EDEDED" w:color="auto" w:val="clear"/>
+            <w:tcMar>
+              <w:top w:type="dxa" w:w="70"/>
+              <w:left w:type="dxa" w:w="100"/>
+              <w:bottom w:type="dxa" w:w="70"/>
+              <w:right w:type="dxa" w:w="100"/>
+            </w:tcMar>
+          </w:tcPr>
+          <w:p>
+            <w:pPr>
+              <w:spacing w:line="280"/>
+              <w:jc w:val="center"/>
+            </w:pPr>
+            <w:r>
+              <w:rPr>
+                <w:rFonts w:ascii="Times New Roman" w:eastAsia="SimSun" w:hAnsi="SimSun"/>
+                <w:b w:val="false"/>
+                <w:bCs w:val="false"/>
+                <w:sz w:val="19"/>
+                <w:szCs w:val="19"/>
+              </w:rPr>
+              <w:t xml:space="preserve">G3 跨帧联合</w:t>
+            </w:r>
+          </w:p>
+        </w:tc>
+      </w:tr>
+      <w:tr>
+        <w:trPr>
+          <w:cantSplit/>
+          <w:tblHeader w:val="false"/>
+        </w:trPr>
+        <w:tc>
+          <w:tcPr>
+            <w:tcW w:type="dxa" w:w="3182"/>
+            <w:tcMar>
+              <w:top w:type="dxa" w:w="70"/>
+              <w:left w:type="dxa" w:w="100"/>
+              <w:bottom w:type="dxa" w:w="70"/>
+              <w:right w:type="dxa" w:w="100"/>
+            </w:tcMar>
+          </w:tcPr>
+          <w:p>
+            <w:pPr>
+              <w:spacing w:line="280"/>
+              <w:jc w:val="left"/>
+            </w:pPr>
+            <w:r>
+              <w:rPr>
+                <w:rFonts w:ascii="Times New Roman" w:eastAsia="SimSun" w:hAnsi="SimSun"/>
+                <w:b w:val="false"/>
+                <w:bCs w:val="false"/>
+                <w:sz w:val="19"/>
+                <w:szCs w:val="19"/>
+              </w:rPr>
+              <w:t xml:space="preserve">实际使用的 token</w:t>
+            </w:r>
+          </w:p>
+        </w:tc>
+        <w:tc>
+          <w:tcPr>
+            <w:tcW w:type="dxa" w:w="2059"/>
+            <w:tcMar>
+              <w:top w:type="dxa" w:w="70"/>
+              <w:left w:type="dxa" w:w="100"/>
+              <w:bottom w:type="dxa" w:w="70"/>
+              <w:right w:type="dxa" w:w="100"/>
+            </w:tcMar>
+          </w:tcPr>
+          <w:p>
+            <w:pPr>
+              <w:spacing w:line="280"/>
+              <w:jc w:val="right"/>
+            </w:pPr>
+            <w:r>
+              <w:rPr>
+                <w:rFonts w:ascii="Times New Roman" w:eastAsia="SimSun" w:hAnsi="SimSun"/>
+                <w:b w:val="false"/>
+                <w:bCs w:val="false"/>
+                <w:sz w:val="19"/>
+                <w:szCs w:val="19"/>
+              </w:rPr>
+              <w:t xml:space="preserve">256</w:t>
+            </w:r>
+          </w:p>
+        </w:tc>
+        <w:tc>
+          <w:tcPr>
+            <w:tcW w:type="dxa" w:w="2059"/>
+            <w:tcMar>
+              <w:top w:type="dxa" w:w="70"/>
+              <w:left w:type="dxa" w:w="100"/>
+              <w:bottom w:type="dxa" w:w="70"/>
+              <w:right w:type="dxa" w:w="100"/>
+            </w:tcMar>
+          </w:tcPr>
+          <w:p>
+            <w:pPr>
+              <w:spacing w:line="280"/>
+              <w:jc w:val="right"/>
+            </w:pPr>
+            <w:r>
+              <w:rPr>
+                <w:rFonts w:ascii="Times New Roman" w:eastAsia="SimSun" w:hAnsi="SimSun"/>
+                <w:b w:val="false"/>
+                <w:bCs w:val="false"/>
+                <w:sz w:val="19"/>
+                <w:szCs w:val="19"/>
+              </w:rPr>
+              <w:t xml:space="preserve">200</w:t>
+            </w:r>
+          </w:p>
+        </w:tc>
+        <w:tc>
+          <w:tcPr>
+            <w:tcW w:type="dxa" w:w="2060"/>
+            <w:tcMar>
+              <w:top w:type="dxa" w:w="70"/>
+              <w:left w:type="dxa" w:w="100"/>
+              <w:bottom w:type="dxa" w:w="70"/>
+              <w:right w:type="dxa" w:w="100"/>
+            </w:tcMar>
+          </w:tcPr>
+          <w:p>
+            <w:pPr>
+              <w:spacing w:line="280"/>
+              <w:jc w:val="right"/>
+            </w:pPr>
+            <w:r>
+              <w:rPr>
+                <w:rFonts w:ascii="Times New Roman" w:eastAsia="SimSun" w:hAnsi="SimSun"/>
+                <w:b w:val="false"/>
+                <w:bCs w:val="false"/>
+                <w:sz w:val="19"/>
+                <w:szCs w:val="19"/>
+              </w:rPr>
+              <w:t xml:space="preserve">242</w:t>
+            </w:r>
+          </w:p>
+        </w:tc>
+      </w:tr>
+      <w:tr>
+        <w:trPr>
+          <w:cantSplit/>
+          <w:tblHeader w:val="false"/>
+        </w:trPr>
+        <w:tc>
+          <w:tcPr>
+            <w:tcW w:type="dxa" w:w="3182"/>
+            <w:tcMar>
+              <w:top w:type="dxa" w:w="70"/>
+              <w:left w:type="dxa" w:w="100"/>
+              <w:bottom w:type="dxa" w:w="70"/>
+              <w:right w:type="dxa" w:w="100"/>
+            </w:tcMar>
+          </w:tcPr>
+          <w:p>
+            <w:pPr>
+              <w:spacing w:line="280"/>
+              <w:jc w:val="left"/>
+            </w:pPr>
+            <w:r>
+              <w:rPr>
+                <w:rFonts w:ascii="Times New Roman" w:eastAsia="SimSun" w:hAnsi="SimSun"/>
+                <w:b w:val="false"/>
+                <w:bCs w:val="false"/>
+                <w:sz w:val="19"/>
+                <w:szCs w:val="19"/>
+              </w:rPr>
+              <w:t xml:space="preserve">含最新帧的 token</w:t>
+            </w:r>
+          </w:p>
+        </w:tc>
+        <w:tc>
+          <w:tcPr>
+            <w:tcW w:type="dxa" w:w="2059"/>
+            <w:tcMar>
+              <w:top w:type="dxa" w:w="70"/>
+              <w:left w:type="dxa" w:w="100"/>
+              <w:bottom w:type="dxa" w:w="70"/>
+              <w:right w:type="dxa" w:w="100"/>
+            </w:tcMar>
+          </w:tcPr>
+          <w:p>
+            <w:pPr>
+              <w:spacing w:line="280"/>
+              <w:jc w:val="right"/>
+            </w:pPr>
+            <w:r>
+              <w:rPr>
+                <w:rFonts w:ascii="Times New Roman" w:eastAsia="SimSun" w:hAnsi="SimSun"/>
+                <w:b w:val="false"/>
+                <w:bCs w:val="false"/>
+                <w:sz w:val="19"/>
+                <w:szCs w:val="19"/>
+              </w:rPr>
+              <w:t xml:space="preserve">256</w:t>
+            </w:r>
+          </w:p>
+        </w:tc>
+        <w:tc>
+          <w:tcPr>
+            <w:tcW w:type="dxa" w:w="2059"/>
+            <w:tcMar>
+              <w:top w:type="dxa" w:w="70"/>
+              <w:left w:type="dxa" w:w="100"/>
+              <w:bottom w:type="dxa" w:w="70"/>
+              <w:right w:type="dxa" w:w="100"/>
+            </w:tcMar>
+          </w:tcPr>
+          <w:p>
+            <w:pPr>
+              <w:spacing w:line="280"/>
+              <w:jc w:val="right"/>
+            </w:pPr>
+            <w:r>
+              <w:rPr>
+                <w:rFonts w:ascii="Times New Roman" w:eastAsia="SimSun" w:hAnsi="SimSun"/>
+                <w:b w:val="false"/>
+                <w:bCs w:val="false"/>
+                <w:sz w:val="19"/>
+                <w:szCs w:val="19"/>
+              </w:rPr>
+              <w:t xml:space="preserve">25</w:t>
+            </w:r>
+          </w:p>
+        </w:tc>
+        <w:tc>
+          <w:tcPr>
+            <w:tcW w:type="dxa" w:w="2060"/>
+            <w:tcMar>
+              <w:top w:type="dxa" w:w="70"/>
+              <w:left w:type="dxa" w:w="100"/>
+              <w:bottom w:type="dxa" w:w="70"/>
+              <w:right w:type="dxa" w:w="100"/>
+            </w:tcMar>
+          </w:tcPr>
+          <w:p>
+            <w:pPr>
+              <w:spacing w:line="280"/>
+              <w:jc w:val="right"/>
+            </w:pPr>
+            <w:r>
+              <w:rPr>
+                <w:rFonts w:ascii="Times New Roman" w:eastAsia="SimSun" w:hAnsi="SimSun"/>
+                <w:b w:val="false"/>
+                <w:bCs w:val="false"/>
+                <w:sz w:val="19"/>
+                <w:szCs w:val="19"/>
+              </w:rPr>
+              <w:t xml:space="preserve">121</w:t>
+            </w:r>
+          </w:p>
+        </w:tc>
+      </w:tr>
+      <w:tr>
+        <w:trPr>
+          <w:cantSplit/>
+          <w:tblHeader w:val="false"/>
+        </w:trPr>
+        <w:tc>
+          <w:tcPr>
+            <w:tcW w:type="dxa" w:w="3182"/>
+            <w:tcMar>
+              <w:top w:type="dxa" w:w="70"/>
+              <w:left w:type="dxa" w:w="100"/>
+              <w:bottom w:type="dxa" w:w="70"/>
+              <w:right w:type="dxa" w:w="100"/>
+            </w:tcMar>
+          </w:tcPr>
+          <w:p>
+            <w:pPr>
+              <w:spacing w:line="280"/>
+              <w:jc w:val="left"/>
+            </w:pPr>
+            <w:r>
+              <w:rPr>
+                <w:rFonts w:ascii="Times New Roman" w:eastAsia="SimSun" w:hAnsi="SimSun"/>
+                <w:b w:val="false"/>
+                <w:bCs w:val="false"/>
+                <w:sz w:val="19"/>
+                <w:szCs w:val="19"/>
+              </w:rPr>
+              <w:t xml:space="preserve">最新帧纯度</w:t>
+            </w:r>
+          </w:p>
+        </w:tc>
+        <w:tc>
+          <w:tcPr>
+            <w:tcW w:type="dxa" w:w="2059"/>
+            <w:tcMar>
+              <w:top w:type="dxa" w:w="70"/>
+              <w:left w:type="dxa" w:w="100"/>
+              <w:bottom w:type="dxa" w:w="70"/>
+              <w:right w:type="dxa" w:w="100"/>
+            </w:tcMar>
+          </w:tcPr>
+          <w:p>
+            <w:pPr>
+              <w:spacing w:line="280"/>
+              <w:jc w:val="right"/>
+            </w:pPr>
+            <w:r>
+              <w:rPr>
+                <w:rFonts w:ascii="Times New Roman" w:eastAsia="SimSun" w:hAnsi="SimSun"/>
+                <w:b w:val="false"/>
+                <w:bCs w:val="false"/>
+                <w:sz w:val="19"/>
+                <w:szCs w:val="19"/>
+              </w:rPr>
+              <w:t xml:space="preserve">1.00</w:t>
+            </w:r>
+          </w:p>
+        </w:tc>
+        <w:tc>
+          <w:tcPr>
+            <w:tcW w:type="dxa" w:w="2059"/>
+            <w:tcMar>
+              <w:top w:type="dxa" w:w="70"/>
+              <w:left w:type="dxa" w:w="100"/>
+              <w:bottom w:type="dxa" w:w="70"/>
+              <w:right w:type="dxa" w:w="100"/>
+            </w:tcMar>
+          </w:tcPr>
+          <w:p>
+            <w:pPr>
+              <w:spacing w:line="280"/>
+              <w:jc w:val="right"/>
+            </w:pPr>
+            <w:r>
+              <w:rPr>
+                <w:rFonts w:ascii="Times New Roman" w:eastAsia="SimSun" w:hAnsi="SimSun"/>
+                <w:b w:val="false"/>
+                <w:bCs w:val="false"/>
+                <w:sz w:val="19"/>
+                <w:szCs w:val="19"/>
+              </w:rPr>
+              <w:t xml:space="preserve">1.00</w:t>
+            </w:r>
+          </w:p>
+        </w:tc>
+        <w:tc>
+          <w:tcPr>
+            <w:tcW w:type="dxa" w:w="2060"/>
+            <w:tcMar>
+              <w:top w:type="dxa" w:w="70"/>
+              <w:left w:type="dxa" w:w="100"/>
+              <w:bottom w:type="dxa" w:w="70"/>
+              <w:right w:type="dxa" w:w="100"/>
+            </w:tcMar>
+          </w:tcPr>
+          <w:p>
+            <w:pPr>
+              <w:spacing w:line="280"/>
+              <w:jc w:val="right"/>
+            </w:pPr>
+            <w:r>
+              <w:rPr>
+                <w:rFonts w:ascii="Times New Roman" w:eastAsia="SimSun" w:hAnsi="SimSun"/>
+                <w:b w:val="false"/>
+                <w:bCs w:val="false"/>
+                <w:sz w:val="19"/>
+                <w:szCs w:val="19"/>
+              </w:rPr>
+              <w:t xml:space="preserve">0.25</w:t>
+            </w:r>
+          </w:p>
+        </w:tc>
+      </w:tr>
+      <w:tr>
+        <w:trPr>
+          <w:cantSplit/>
+          <w:tblHeader w:val="false"/>
+        </w:trPr>
+        <w:tc>
+          <w:tcPr>
+            <w:tcW w:type="dxa" w:w="3182"/>
+            <w:tcMar>
+              <w:top w:type="dxa" w:w="70"/>
+              <w:left w:type="dxa" w:w="100"/>
+              <w:bottom w:type="dxa" w:w="70"/>
+              <w:right w:type="dxa" w:w="100"/>
+            </w:tcMar>
+          </w:tcPr>
+          <w:p>
+            <w:pPr>
+              <w:spacing w:line="280"/>
+              <w:jc w:val="left"/>
+            </w:pPr>
+            <w:r>
+              <w:rPr>
+                <w:rFonts w:ascii="Times New Roman" w:eastAsia="SimSun" w:hAnsi="SimSun"/>
+                <w:b w:val="false"/>
+                <w:bCs w:val="false"/>
+                <w:sz w:val="19"/>
+                <w:szCs w:val="19"/>
+              </w:rPr>
+              <w:t xml:space="preserve">只含最新帧的 token</w:t>
+            </w:r>
+          </w:p>
+        </w:tc>
+        <w:tc>
+          <w:tcPr>
+            <w:tcW w:type="dxa" w:w="2059"/>
+            <w:tcMar>
+              <w:top w:type="dxa" w:w="70"/>
+              <w:left w:type="dxa" w:w="100"/>
+              <w:bottom w:type="dxa" w:w="70"/>
+              <w:right w:type="dxa" w:w="100"/>
+            </w:tcMar>
+          </w:tcPr>
+          <w:p>
+            <w:pPr>
+              <w:spacing w:line="280"/>
+              <w:jc w:val="right"/>
+            </w:pPr>
+            <w:r>
+              <w:rPr>
+                <w:rFonts w:ascii="Times New Roman" w:eastAsia="SimSun" w:hAnsi="SimSun"/>
+                <w:b w:val="false"/>
+                <w:bCs w:val="false"/>
+                <w:sz w:val="19"/>
+                <w:szCs w:val="19"/>
+              </w:rPr>
+              <w:t xml:space="preserve">256</w:t>
+            </w:r>
+          </w:p>
+        </w:tc>
+        <w:tc>
+          <w:tcPr>
+            <w:tcW w:type="dxa" w:w="2059"/>
+            <w:tcMar>
+              <w:top w:type="dxa" w:w="70"/>
+              <w:left w:type="dxa" w:w="100"/>
+              <w:bottom w:type="dxa" w:w="70"/>
+              <w:right w:type="dxa" w:w="100"/>
+            </w:tcMar>
+          </w:tcPr>
+          <w:p>
+            <w:pPr>
+              <w:spacing w:line="280"/>
+              <w:jc w:val="right"/>
+            </w:pPr>
+            <w:r>
+              <w:rPr>
+                <w:rFonts w:ascii="Times New Roman" w:eastAsia="SimSun" w:hAnsi="SimSun"/>
+                <w:b w:val="false"/>
+                <w:bCs w:val="false"/>
+                <w:sz w:val="19"/>
+                <w:szCs w:val="19"/>
+              </w:rPr>
+              <w:t xml:space="preserve">25</w:t>
+            </w:r>
+          </w:p>
+        </w:tc>
+        <w:tc>
+          <w:tcPr>
+            <w:tcW w:type="dxa" w:w="2060"/>
+            <w:tcMar>
+              <w:top w:type="dxa" w:w="70"/>
+              <w:left w:type="dxa" w:w="100"/>
+              <w:bottom w:type="dxa" w:w="70"/>
+              <w:right w:type="dxa" w:w="100"/>
+            </w:tcMar>
+          </w:tcPr>
+          <w:p>
+            <w:pPr>
+              <w:spacing w:line="280"/>
+              <w:jc w:val="right"/>
+            </w:pPr>
+            <w:r>
+              <w:rPr>
+                <w:rFonts w:ascii="Times New Roman" w:eastAsia="SimSun" w:hAnsi="SimSun"/>
+                <w:b w:val="false"/>
+                <w:bCs w:val="false"/>
+                <w:sz w:val="19"/>
+                <w:szCs w:val="19"/>
+              </w:rPr>
+              <w:t xml:space="preserve">0</w:t>
+            </w:r>
+          </w:p>
+        </w:tc>
+      </w:tr>
+      <w:tr>
+        <w:trPr>
+          <w:cantSplit/>
+          <w:tblHeader w:val="false"/>
+        </w:trPr>
+        <w:tc>
+          <w:tcPr>
+            <w:tcW w:type="dxa" w:w="3182"/>
+            <w:tcMar>
+              <w:top w:type="dxa" w:w="70"/>
+              <w:left w:type="dxa" w:w="100"/>
+              <w:bottom w:type="dxa" w:w="70"/>
+              <w:right w:type="dxa" w:w="100"/>
+            </w:tcMar>
+          </w:tcPr>
+          <w:p>
+            <w:pPr>
+              <w:spacing w:line="280"/>
+              <w:jc w:val="left"/>
+            </w:pPr>
+            <w:r>
+              <w:rPr>
+                <w:rFonts w:ascii="Times New Roman" w:eastAsia="SimSun" w:hAnsi="SimSun"/>
+                <w:b w:val="false"/>
+                <w:bCs w:val="false"/>
+                <w:sz w:val="19"/>
+                <w:szCs w:val="19"/>
+              </w:rPr>
+              <w:t xml:space="preserve">跨帧混合的 token</w:t>
+            </w:r>
+          </w:p>
+        </w:tc>
+        <w:tc>
+          <w:tcPr>
+            <w:tcW w:type="dxa" w:w="2059"/>
+            <w:tcMar>
+              <w:top w:type="dxa" w:w="70"/>
+              <w:left w:type="dxa" w:w="100"/>
+              <w:bottom w:type="dxa" w:w="70"/>
+              <w:right w:type="dxa" w:w="100"/>
+            </w:tcMar>
+          </w:tcPr>
+          <w:p>
+            <w:pPr>
+              <w:spacing w:line="280"/>
+              <w:jc w:val="right"/>
+            </w:pPr>
+            <w:r>
+              <w:rPr>
+                <w:rFonts w:ascii="Times New Roman" w:eastAsia="SimSun" w:hAnsi="SimSun"/>
+                <w:b w:val="false"/>
+                <w:bCs w:val="false"/>
+                <w:sz w:val="19"/>
+                <w:szCs w:val="19"/>
+              </w:rPr>
+              <w:t xml:space="preserve">0%</w:t>
+            </w:r>
+          </w:p>
+        </w:tc>
+        <w:tc>
+          <w:tcPr>
+            <w:tcW w:type="dxa" w:w="2059"/>
+            <w:tcMar>
+              <w:top w:type="dxa" w:w="70"/>
+              <w:left w:type="dxa" w:w="100"/>
+              <w:bottom w:type="dxa" w:w="70"/>
+              <w:right w:type="dxa" w:w="100"/>
+            </w:tcMar>
+          </w:tcPr>
+          <w:p>
+            <w:pPr>
+              <w:spacing w:line="280"/>
+              <w:jc w:val="right"/>
+            </w:pPr>
+            <w:r>
+              <w:rPr>
+                <w:rFonts w:ascii="Times New Roman" w:eastAsia="SimSun" w:hAnsi="SimSun"/>
+                <w:b w:val="false"/>
+                <w:bCs w:val="false"/>
+                <w:sz w:val="19"/>
+                <w:szCs w:val="19"/>
+              </w:rPr>
+              <w:t xml:space="preserve">0%</w:t>
+            </w:r>
+          </w:p>
+        </w:tc>
+        <w:tc>
+          <w:tcPr>
+            <w:tcW w:type="dxa" w:w="2060"/>
+            <w:tcMar>
+              <w:top w:type="dxa" w:w="70"/>
+              <w:left w:type="dxa" w:w="100"/>
+              <w:bottom w:type="dxa" w:w="70"/>
+              <w:right w:type="dxa" w:w="100"/>
+            </w:tcMar>
+          </w:tcPr>
+          <w:p>
+            <w:pPr>
+              <w:spacing w:line="280"/>
+              <w:jc w:val="right"/>
+            </w:pPr>
+            <w:r>
+              <w:rPr>
+                <w:rFonts w:ascii="Times New Roman" w:eastAsia="SimSun" w:hAnsi="SimSun"/>
+                <w:b w:val="false"/>
+                <w:bCs w:val="false"/>
+                <w:sz w:val="19"/>
+                <w:szCs w:val="19"/>
+              </w:rPr>
+              <w:t xml:space="preserve">100%</w:t>
+            </w:r>
+          </w:p>
+        </w:tc>
+      </w:tr>
+      <w:tr>
+        <w:trPr>
+          <w:cantSplit/>
+          <w:tblHeader w:val="false"/>
+        </w:trPr>
+        <w:tc>
+          <w:tcPr>
+            <w:tcW w:type="dxa" w:w="3182"/>
+            <w:tcMar>
+              <w:top w:type="dxa" w:w="70"/>
+              <w:left w:type="dxa" w:w="100"/>
+              <w:bottom w:type="dxa" w:w="70"/>
+              <w:right w:type="dxa" w:w="100"/>
+            </w:tcMar>
+          </w:tcPr>
+          <w:p>
+            <w:pPr>
+              <w:spacing w:line="280"/>
+              <w:jc w:val="left"/>
+            </w:pPr>
+            <w:r>
+              <w:rPr>
+                <w:rFonts w:ascii="Times New Roman" w:eastAsia="SimSun" w:hAnsi="SimSun"/>
+                <w:b w:val="false"/>
+                <w:bCs w:val="false"/>
+                <w:sz w:val="19"/>
+                <w:szCs w:val="19"/>
+              </w:rPr>
+              <w:t xml:space="preserve">一个 token 覆盖的时间跨度</w:t>
+            </w:r>
+          </w:p>
+        </w:tc>
+        <w:tc>
+          <w:tcPr>
+            <w:tcW w:type="dxa" w:w="2059"/>
+            <w:tcMar>
+              <w:top w:type="dxa" w:w="70"/>
+              <w:left w:type="dxa" w:w="100"/>
+              <w:bottom w:type="dxa" w:w="70"/>
+              <w:right w:type="dxa" w:w="100"/>
+            </w:tcMar>
+          </w:tcPr>
+          <w:p>
+            <w:pPr>
+              <w:spacing w:line="280"/>
+              <w:jc w:val="right"/>
+            </w:pPr>
+            <w:r>
+              <w:rPr>
+                <w:rFonts w:ascii="Times New Roman" w:eastAsia="SimSun" w:hAnsi="SimSun"/>
+                <w:b w:val="false"/>
+                <w:bCs w:val="false"/>
+                <w:sz w:val="19"/>
+                <w:szCs w:val="19"/>
+              </w:rPr>
+              <w:t xml:space="preserve">0</w:t>
+            </w:r>
+          </w:p>
+        </w:tc>
+        <w:tc>
+          <w:tcPr>
+            <w:tcW w:type="dxa" w:w="2059"/>
+            <w:tcMar>
+              <w:top w:type="dxa" w:w="70"/>
+              <w:left w:type="dxa" w:w="100"/>
+              <w:bottom w:type="dxa" w:w="70"/>
+              <w:right w:type="dxa" w:w="100"/>
+            </w:tcMar>
+          </w:tcPr>
+          <w:p>
+            <w:pPr>
+              <w:spacing w:line="280"/>
+              <w:jc w:val="right"/>
+            </w:pPr>
+            <w:r>
+              <w:rPr>
+                <w:rFonts w:ascii="Times New Roman" w:eastAsia="SimSun" w:hAnsi="SimSun"/>
+                <w:b w:val="false"/>
+                <w:bCs w:val="false"/>
+                <w:sz w:val="19"/>
+                <w:szCs w:val="19"/>
+              </w:rPr>
+              <w:t xml:space="preserve">0</w:t>
+            </w:r>
+          </w:p>
+        </w:tc>
+        <w:tc>
+          <w:tcPr>
+            <w:tcW w:type="dxa" w:w="2060"/>
+            <w:tcMar>
+              <w:top w:type="dxa" w:w="70"/>
+              <w:left w:type="dxa" w:w="100"/>
+              <w:bottom w:type="dxa" w:w="70"/>
+              <w:right w:type="dxa" w:w="100"/>
+            </w:tcMar>
+          </w:tcPr>
+          <w:p>
+            <w:pPr>
+              <w:spacing w:line="280"/>
+              <w:jc w:val="right"/>
+            </w:pPr>
+            <w:r>
+              <w:rPr>
+                <w:rFonts w:ascii="Times New Roman" w:eastAsia="SimSun" w:hAnsi="SimSun"/>
+                <w:b w:val="false"/>
+                <w:bCs w:val="false"/>
+                <w:sz w:val="19"/>
+                <w:szCs w:val="19"/>
+              </w:rPr>
+              <w:t xml:space="preserve">48 步</w:t>
+            </w:r>
+          </w:p>
+        </w:tc>
+      </w:tr>
+    </w:tbl>
+    <w:p>
+      <w:pPr>
+        <w:spacing w:after="70" w:before="70" w:line="340"/>
+        <w:ind w:firstLine="420"/>
+      </w:pPr>
+      <w:r>
+        <w:rPr>
+          <w:rFonts w:ascii="Times New Roman" w:eastAsia="SimSun" w:hAnsi="SimSun"/>
+          <w:b w:val="false"/>
+          <w:bCs w:val="false"/>
+        </w:rPr>
+        <w:t xml:space="preserve">三点结论。其一，跨帧联合池化在历史填满后把每个输出 token 都做成四帧的平均，跨越 48 个环境步；最新一帧在含它的 token 中只占四分之一，没有一个只属于自己的 token。帧独立方案则为每一帧保留 25 个独立 token。其二，帧独立方案使用的 token 最少（200 个，少于跨帧方案的 242 个与单帧基线的 256 个），却取得最高成功率，说明它的优势不来自更多的 token。其三，在图像网格坐标上分箱时，分配只由窗口中的真实帧数决定、与画面内容无关，各局之间完全相同；分配统计说明了两种方法在结构上差在哪里，但不能单独说明这一差异造成了成功率差距，这正是第六章受限改版要检验的问题。</w:t>
+      </w:r>
+    </w:p>
+    <w:p>
+      <w:pPr>
+        <w:spacing w:after="70" w:before="70" w:line="340"/>
+        <w:ind w:firstLine="420"/>
+      </w:pPr>
+      <w:r>
+        <w:rPr>
+          <w:rFonts w:ascii="Times New Roman" w:eastAsia="SimSun" w:hAnsi="SimSun"/>
+          <w:b w:val="false"/>
+          <w:bCs w:val="false"/>
+        </w:rPr>
+        <w:t xml:space="preserve">另一项观察：同一初始状态下的单局成败会随评测批量变化。正式评测（批量 8）中跨帧方案成功的三个案例，在本次批量 1 的运行中均未成功，而总体成功率在两种批量之间处于容差内。因此正式判读一律使用批量 8 的 500 局结果，固定案例只作为机制与演示材料；演示选用同一初始状态下帧独立方案成功、跨帧方案失败的案例。</w:t>
+      </w:r>
+    </w:p>
+    <w:p>
+      <w:pPr>
         <w:pStyle w:val="Heading1"/>
         <w:spacing w:after="140" w:before="360"/>
       </w:pPr>
@@ -5688,7 +6666,67 @@
                 <w:sz w:val="19"/>
                 <w:szCs w:val="19"/>
               </w:rPr>
-              <w:t xml:space="preserve">当前实现中跨帧联合方案使用 242 个有效槽、度量方案使用 256 个；跨方法拉平的开关已实现并默认关闭，启用需重新训练相应各臂</w:t>
+              <w:t xml:space="preserve">历史填满后，帧独立方案使用 200 个 token，跨帧联合方案 242 个，度量方案与单帧基线各 256 个；帧独立方案以最少的 token 取得最高成功率。跨方法拉平的开关已实现并默认关闭，启用需重新训练相应各臂</w:t>
+            </w:r>
+          </w:p>
+        </w:tc>
+      </w:tr>
+      <w:tr>
+        <w:trPr>
+          <w:cantSplit/>
+          <w:tblHeader w:val="false"/>
+        </w:trPr>
+        <w:tc>
+          <w:tcPr>
+            <w:tcW w:type="dxa" w:w="2808"/>
+            <w:tcMar>
+              <w:top w:type="dxa" w:w="70"/>
+              <w:left w:type="dxa" w:w="100"/>
+              <w:bottom w:type="dxa" w:w="70"/>
+              <w:right w:type="dxa" w:w="100"/>
+            </w:tcMar>
+          </w:tcPr>
+          <w:p>
+            <w:pPr>
+              <w:spacing w:line="280"/>
+              <w:jc w:val="left"/>
+            </w:pPr>
+            <w:r>
+              <w:rPr>
+                <w:rFonts w:ascii="Times New Roman" w:eastAsia="SimSun" w:hAnsi="SimSun"/>
+                <w:b w:val="false"/>
+                <w:bCs w:val="false"/>
+                <w:sz w:val="19"/>
+                <w:szCs w:val="19"/>
+              </w:rPr>
+              <w:t xml:space="preserve">评测批量</w:t>
+            </w:r>
+          </w:p>
+        </w:tc>
+        <w:tc>
+          <w:tcPr>
+            <w:tcW w:type="dxa" w:w="6552"/>
+            <w:tcMar>
+              <w:top w:type="dxa" w:w="70"/>
+              <w:left w:type="dxa" w:w="100"/>
+              <w:bottom w:type="dxa" w:w="70"/>
+              <w:right w:type="dxa" w:w="100"/>
+            </w:tcMar>
+          </w:tcPr>
+          <w:p>
+            <w:pPr>
+              <w:spacing w:line="280"/>
+              <w:jc w:val="left"/>
+            </w:pPr>
+            <w:r>
+              <w:rPr>
+                <w:rFonts w:ascii="Times New Roman" w:eastAsia="SimSun" w:hAnsi="SimSun"/>
+                <w:b w:val="false"/>
+                <w:bCs w:val="false"/>
+                <w:sz w:val="19"/>
+                <w:szCs w:val="19"/>
+              </w:rPr>
+              <w:t xml:space="preserve">总体成功率在批量 1 与批量 8 之间处于容差内，单局成败可能不同；正式结果均为批量 8</w:t>
             </w:r>
           </w:p>
         </w:tc>
@@ -5859,7 +6897,7 @@
           <w:b w:val="false"/>
           <w:bCs w:val="false"/>
         </w:rPr>
-        <w:t xml:space="preserve">仿真主实验已经完成，且早于原定排期约两个月。本阶段不启动新的训练，也不重复已完成的满量评测；工作集中在两个问题上：跨帧聚合是否稀释了当前观测或丢失了时间身份；以及能否把已有系统整理成可复现、可解释、可演示的结项成果。</w:t>
+        <w:t xml:space="preserve">仿真主实验与固定案例机制诊断均已完成，进度早于原定排期约两个月。决策门的结论是提出一个受限改版，用一次训练检验“最新帧被稀释”是否是差距的主因；除此之外不启动新的训练，也不重复已完成的满量评测。其余工作是把已有系统整理成可复现、可解释、可演示的结项成果。</w:t>
       </w:r>
     </w:p>
     <w:p>
@@ -6727,7 +7765,7 @@
           <w:b w:val="false"/>
           <w:bCs w:val="false"/>
         </w:rPr>
-        <w:t xml:space="preserve">阶段 C 的规模刻意压到最小：3 个任务 × 每任务 2 局 × 3 种方法 = 18 个方法-案例，总 GPU 占用不超过 90 分钟，评测批量固定为 1，输出标记为案例集。案例在任何新推理之前即已冻结：任务固定为 task 2、4（跨帧方案相对帧独立方案分别低 42 与 30 点）与 task 3（唯一明显高出的任务，+20 点），每个任务取编号最小的一个成功局与一个失败局，成败标签取自正式的 500 局记录；选择规则随材料一并披露。</w:t>
+        <w:t xml:space="preserve">阶段 C 的规模刻意压到最小：3 个任务 × 每任务 2 局 × 3 种方法 = 18 个方法-案例，总 GPU 占用不超过 90 分钟，评测批量固定为 1，输出标记为案例集，已于 10 月 8 日完成。案例在任何新推理之前即已冻结：任务固定为 task 2、4（跨帧方案相对帧独立方案分别低 42 与 30 点）与 task 3（唯一明显高出的任务，+20 点），每个任务取编号最小的一个成功局与一个失败局，成败标签取自正式的 500 局记录；选择规则随材料一并披露。</w:t>
       </w:r>
     </w:p>
     <w:p>
@@ -6760,7 +7798,7 @@
           <w:sz w:val="19"/>
           <w:szCs w:val="19"/>
         </w:rPr>
-        <w:t xml:space="preserve">表 6-2  2026-09-22 的完成情况</w:t>
+        <w:t xml:space="preserve">表 6-2  2026-10-08 的完成情况</w:t>
       </w:r>
     </w:p>
     <w:tbl>
@@ -6925,7 +7963,7 @@
                 <w:sz w:val="19"/>
                 <w:szCs w:val="19"/>
               </w:rPr>
-              <w:t xml:space="preserve">正式证据核对：逐局记录 500 行、键唯一、成功数一致，日志哈希已记录</w:t>
+              <w:t xml:space="preserve">正式证据核对与六个案例冻结</w:t>
             </w:r>
           </w:p>
         </w:tc>
@@ -6985,7 +8023,7 @@
                 <w:sz w:val="19"/>
                 <w:szCs w:val="19"/>
               </w:rPr>
-              <w:t xml:space="preserve">A</w:t>
+              <w:t xml:space="preserve">B</w:t>
             </w:r>
           </w:p>
         </w:tc>
@@ -7012,7 +8050,7 @@
                 <w:sz w:val="19"/>
                 <w:szCs w:val="19"/>
               </w:rPr>
-              <w:t xml:space="preserve">六个案例已冻结并归档，含选择规则与生成时间</w:t>
+              <w:t xml:space="preserve">轨迹导出、逐 token 来源统计、固定案例启动器及其测试</w:t>
             </w:r>
           </w:p>
         </w:tc>
@@ -7072,7 +8110,7 @@
                 <w:sz w:val="19"/>
                 <w:szCs w:val="19"/>
               </w:rPr>
-              <w:t xml:space="preserve">B</w:t>
+              <w:t xml:space="preserve">C</w:t>
             </w:r>
           </w:p>
         </w:tc>
@@ -7099,7 +8137,7 @@
                 <w:sz w:val="19"/>
                 <w:szCs w:val="19"/>
               </w:rPr>
-              <w:t xml:space="preserve">轨迹导出、逐 token 来源统计、原子发布、读取校验</w:t>
+              <w:t xml:space="preserve">三种方法各六局采集，checkpoint 身份与冻结值一致，验收全部通过</w:t>
             </w:r>
           </w:p>
         </w:tc>
@@ -7159,7 +8197,7 @@
                 <w:sz w:val="19"/>
                 <w:szCs w:val="19"/>
               </w:rPr>
-              <w:t xml:space="preserve">B</w:t>
+              <w:t xml:space="preserve">D</w:t>
             </w:r>
           </w:p>
         </w:tc>
@@ -7186,7 +8224,7 @@
                 <w:sz w:val="19"/>
                 <w:szCs w:val="19"/>
               </w:rPr>
-              <w:t xml:space="preserve">固定案例启动器与其测试</w:t>
+              <w:t xml:space="preserve">诊断表</w:t>
             </w:r>
           </w:p>
         </w:tc>
@@ -7246,7 +8284,7 @@
                 <w:sz w:val="19"/>
                 <w:szCs w:val="19"/>
               </w:rPr>
-              <w:t xml:space="preserve">C</w:t>
+              <w:t xml:space="preserve">D</w:t>
             </w:r>
           </w:p>
         </w:tc>
@@ -7273,7 +8311,7 @@
                 <w:sz w:val="19"/>
                 <w:szCs w:val="19"/>
               </w:rPr>
-              <w:t xml:space="preserve">服务器开机后核对三个 checkpoint，并以六局做首次端到端验收</w:t>
+              <w:t xml:space="preserve">最小演示</w:t>
             </w:r>
           </w:p>
         </w:tc>
@@ -7300,7 +8338,7 @@
                 <w:sz w:val="19"/>
                 <w:szCs w:val="19"/>
               </w:rPr>
-              <w:t xml:space="preserve">待办</w:t>
+              <w:t xml:space="preserve">进行中（已生成一个案例的拼图）</w:t>
             </w:r>
           </w:p>
         </w:tc>
@@ -7333,7 +8371,7 @@
                 <w:sz w:val="19"/>
                 <w:szCs w:val="19"/>
               </w:rPr>
-              <w:t xml:space="preserve">D</w:t>
+              <w:t xml:space="preserve">E</w:t>
             </w:r>
           </w:p>
         </w:tc>
@@ -7360,7 +8398,7 @@
                 <w:sz w:val="19"/>
                 <w:szCs w:val="19"/>
               </w:rPr>
-              <w:t xml:space="preserve">诊断表与最小演示</w:t>
+              <w:t xml:space="preserve">决策门：提出受限改版 G3Q，设计、实现、测试与离线对照已完成</w:t>
             </w:r>
           </w:p>
         </w:tc>
@@ -7387,7 +8425,7 @@
                 <w:sz w:val="19"/>
                 <w:szCs w:val="19"/>
               </w:rPr>
-              <w:t xml:space="preserve">待办</w:t>
+              <w:t xml:space="preserve">已完成</w:t>
             </w:r>
           </w:p>
         </w:tc>
@@ -7447,7 +8485,7 @@
                 <w:sz w:val="19"/>
                 <w:szCs w:val="19"/>
               </w:rPr>
-              <w:t xml:space="preserve">决策门</w:t>
+              <w:t xml:space="preserve">G3Q 训练审查</w:t>
             </w:r>
           </w:p>
         </w:tc>
@@ -7474,7 +8512,7 @@
                 <w:sz w:val="19"/>
                 <w:szCs w:val="19"/>
               </w:rPr>
-              <w:t xml:space="preserve">待办</w:t>
+              <w:t xml:space="preserve">不晚于 10 月 31 日</w:t>
             </w:r>
           </w:p>
         </w:tc>
@@ -7578,7 +8616,7 @@
           <w:b w:val="false"/>
           <w:bCs w:val="false"/>
         </w:rPr>
-        <w:t xml:space="preserve">采集顺序为 G3 六局、G2 六局、G0 六局，三者使用相同的任务、episode、初始状态、评测种子、裁剪方式与动作后处理。</w:t>
+        <w:t xml:space="preserve">三种方法使用了相同的任务、episode、初始状态、评测种子、裁剪方式与动作后处理。</w:t>
       </w:r>
     </w:p>
     <w:p>
@@ -7595,7 +8633,7 @@
           <w:sz w:val="24"/>
           <w:szCs w:val="24"/>
         </w:rPr>
-        <w:t xml:space="preserve">6.4 决策门</w:t>
+        <w:t xml:space="preserve">6.4 决策门与受限改版 G3Q</w:t>
       </w:r>
     </w:p>
     <w:p>
@@ -7609,17 +8647,13 @@
           <w:b w:val="false"/>
           <w:bCs w:val="false"/>
         </w:rPr>
-        <w:t xml:space="preserve">阶段 D 完成后作一次判断，三种结果各自对应的动作已写定：</w:t>
+        <w:t xml:space="preserve">决策门有三种事先写定的结果：证据支持跨帧混合稀释当前观测时，提出一个受限改版；没有一致的机制信号时，停止方法扩展；导出链路需要调整时，只修工具并重采同样的六局。诊断表明稀释是跨帧联合池化的确定性质，且跨帧方案的 token 并不少于帧独立方案，因此选择第一种结果，提出受限改版 G3Q。</w:t>
       </w:r>
     </w:p>
     <w:p>
       <w:pPr>
-        <w:pStyle w:val="ListParagraph"/>
-        <w:numPr>
-          <w:ilvl w:val="0"/>
-          <w:numId w:val="2"/>
-        </w:numPr>
-        <w:spacing w:after="50" w:before="50" w:line="340"/>
+        <w:spacing w:after="70" w:before="70" w:line="340"/>
+        <w:ind w:firstLine="420"/>
       </w:pPr>
       <w:r>
         <w:rPr>
@@ -7627,33 +8661,750 @@
           <w:b w:val="false"/>
           <w:bCs w:val="false"/>
         </w:rPr>
-        <w:t xml:space="preserve"/>
-      </w:r>
+        <w:t xml:space="preserve">G3Q 相对跨帧方案只改一件事：最新一帧不再与旧帧混合，而是像帧独立方案那样单独池化，得到“总预算 ÷ 真实帧数”的 token（历史填满时 25 个）；其余历史帧仍按跨帧方案的方式共享剩余预算。这样，G3Q 与跨帧方案的对照只回答“最新帧被稀释是不是主因”，与帧独立方案的对照只回答“历史帧的跨帧混合有没有代价”。</w:t>
+      </w:r>
+    </w:p>
+    <w:p>
+      <w:pPr>
+        <w:keepNext/>
+        <w:spacing w:after="90" w:before="200"/>
+      </w:pPr>
       <w:r>
         <w:rPr>
           <w:rFonts w:ascii="Times New Roman" w:eastAsia="SimSun" w:hAnsi="SimSun"/>
           <w:b/>
           <w:bCs/>
-        </w:rPr>
-        <w:t xml:space="preserve">若证据支持跨帧混合稀释了当前观测</w:t>
-      </w:r>
+          <w:sz w:val="19"/>
+          <w:szCs w:val="19"/>
+        </w:rPr>
+        <w:t xml:space="preserve">表 6-3  历史填满后三种方案的分配（离线对照）</w:t>
+      </w:r>
+    </w:p>
+    <w:tbl>
+      <w:tblPr>
+        <w:tblW w:type="dxa" w:w="9360"/>
+        <w:tblBorders>
+          <w:top w:val="single" w:color="7F7F7F" w:sz="8"/>
+          <w:left w:val="single" w:color="BFBFBF" w:sz="4"/>
+          <w:bottom w:val="single" w:color="7F7F7F" w:sz="8"/>
+          <w:right w:val="single" w:color="BFBFBF" w:sz="4"/>
+          <w:insideH w:val="single" w:color="BFBFBF" w:sz="4"/>
+          <w:insideV w:val="single" w:color="BFBFBF" w:sz="4"/>
+        </w:tblBorders>
+      </w:tblPr>
+      <w:tblGrid>
+        <w:gridCol w:w="3182"/>
+        <w:gridCol w:w="2059"/>
+        <w:gridCol w:w="2059"/>
+        <w:gridCol w:w="2060"/>
+      </w:tblGrid>
+      <w:tr>
+        <w:trPr>
+          <w:cantSplit/>
+          <w:tblHeader/>
+        </w:trPr>
+        <w:tc>
+          <w:tcPr>
+            <w:tcW w:type="dxa" w:w="3182"/>
+            <w:shd w:fill="EDEDED" w:color="auto" w:val="clear"/>
+            <w:tcMar>
+              <w:top w:type="dxa" w:w="70"/>
+              <w:left w:type="dxa" w:w="100"/>
+              <w:bottom w:type="dxa" w:w="70"/>
+              <w:right w:type="dxa" w:w="100"/>
+            </w:tcMar>
+          </w:tcPr>
+          <w:p>
+            <w:pPr>
+              <w:spacing w:line="280"/>
+              <w:jc w:val="center"/>
+            </w:pPr>
+            <w:r>
+              <w:rPr>
+                <w:rFonts w:ascii="Times New Roman" w:eastAsia="SimSun" w:hAnsi="SimSun"/>
+                <w:b w:val="false"/>
+                <w:bCs w:val="false"/>
+                <w:sz w:val="19"/>
+                <w:szCs w:val="19"/>
+              </w:rPr>
+              <w:t xml:space="preserve">指标</w:t>
+            </w:r>
+          </w:p>
+        </w:tc>
+        <w:tc>
+          <w:tcPr>
+            <w:tcW w:type="dxa" w:w="2059"/>
+            <w:shd w:fill="EDEDED" w:color="auto" w:val="clear"/>
+            <w:tcMar>
+              <w:top w:type="dxa" w:w="70"/>
+              <w:left w:type="dxa" w:w="100"/>
+              <w:bottom w:type="dxa" w:w="70"/>
+              <w:right w:type="dxa" w:w="100"/>
+            </w:tcMar>
+          </w:tcPr>
+          <w:p>
+            <w:pPr>
+              <w:spacing w:line="280"/>
+              <w:jc w:val="center"/>
+            </w:pPr>
+            <w:r>
+              <w:rPr>
+                <w:rFonts w:ascii="Times New Roman" w:eastAsia="SimSun" w:hAnsi="SimSun"/>
+                <w:b w:val="false"/>
+                <w:bCs w:val="false"/>
+                <w:sz w:val="19"/>
+                <w:szCs w:val="19"/>
+              </w:rPr>
+              <w:t xml:space="preserve">G2 帧独立</w:t>
+            </w:r>
+          </w:p>
+        </w:tc>
+        <w:tc>
+          <w:tcPr>
+            <w:tcW w:type="dxa" w:w="2059"/>
+            <w:shd w:fill="EDEDED" w:color="auto" w:val="clear"/>
+            <w:tcMar>
+              <w:top w:type="dxa" w:w="70"/>
+              <w:left w:type="dxa" w:w="100"/>
+              <w:bottom w:type="dxa" w:w="70"/>
+              <w:right w:type="dxa" w:w="100"/>
+            </w:tcMar>
+          </w:tcPr>
+          <w:p>
+            <w:pPr>
+              <w:spacing w:line="280"/>
+              <w:jc w:val="center"/>
+            </w:pPr>
+            <w:r>
+              <w:rPr>
+                <w:rFonts w:ascii="Times New Roman" w:eastAsia="SimSun" w:hAnsi="SimSun"/>
+                <w:b w:val="false"/>
+                <w:bCs w:val="false"/>
+                <w:sz w:val="19"/>
+                <w:szCs w:val="19"/>
+              </w:rPr>
+              <w:t xml:space="preserve">G3 跨帧联合</w:t>
+            </w:r>
+          </w:p>
+        </w:tc>
+        <w:tc>
+          <w:tcPr>
+            <w:tcW w:type="dxa" w:w="2060"/>
+            <w:shd w:fill="EDEDED" w:color="auto" w:val="clear"/>
+            <w:tcMar>
+              <w:top w:type="dxa" w:w="70"/>
+              <w:left w:type="dxa" w:w="100"/>
+              <w:bottom w:type="dxa" w:w="70"/>
+              <w:right w:type="dxa" w:w="100"/>
+            </w:tcMar>
+          </w:tcPr>
+          <w:p>
+            <w:pPr>
+              <w:spacing w:line="280"/>
+              <w:jc w:val="center"/>
+            </w:pPr>
+            <w:r>
+              <w:rPr>
+                <w:rFonts w:ascii="Times New Roman" w:eastAsia="SimSun" w:hAnsi="SimSun"/>
+                <w:b w:val="false"/>
+                <w:bCs w:val="false"/>
+                <w:sz w:val="19"/>
+                <w:szCs w:val="19"/>
+              </w:rPr>
+              <w:t xml:space="preserve">G3Q 受限改版</w:t>
+            </w:r>
+          </w:p>
+        </w:tc>
+      </w:tr>
+      <w:tr>
+        <w:trPr>
+          <w:cantSplit/>
+          <w:tblHeader w:val="false"/>
+        </w:trPr>
+        <w:tc>
+          <w:tcPr>
+            <w:tcW w:type="dxa" w:w="3182"/>
+            <w:tcMar>
+              <w:top w:type="dxa" w:w="70"/>
+              <w:left w:type="dxa" w:w="100"/>
+              <w:bottom w:type="dxa" w:w="70"/>
+              <w:right w:type="dxa" w:w="100"/>
+            </w:tcMar>
+          </w:tcPr>
+          <w:p>
+            <w:pPr>
+              <w:spacing w:line="280"/>
+              <w:jc w:val="left"/>
+            </w:pPr>
+            <w:r>
+              <w:rPr>
+                <w:rFonts w:ascii="Times New Roman" w:eastAsia="SimSun" w:hAnsi="SimSun"/>
+                <w:b w:val="false"/>
+                <w:bCs w:val="false"/>
+                <w:sz w:val="19"/>
+                <w:szCs w:val="19"/>
+              </w:rPr>
+              <w:t xml:space="preserve">实际使用的 token</w:t>
+            </w:r>
+          </w:p>
+        </w:tc>
+        <w:tc>
+          <w:tcPr>
+            <w:tcW w:type="dxa" w:w="2059"/>
+            <w:tcMar>
+              <w:top w:type="dxa" w:w="70"/>
+              <w:left w:type="dxa" w:w="100"/>
+              <w:bottom w:type="dxa" w:w="70"/>
+              <w:right w:type="dxa" w:w="100"/>
+            </w:tcMar>
+          </w:tcPr>
+          <w:p>
+            <w:pPr>
+              <w:spacing w:line="280"/>
+              <w:jc w:val="right"/>
+            </w:pPr>
+            <w:r>
+              <w:rPr>
+                <w:rFonts w:ascii="Times New Roman" w:eastAsia="SimSun" w:hAnsi="SimSun"/>
+                <w:b w:val="false"/>
+                <w:bCs w:val="false"/>
+                <w:sz w:val="19"/>
+                <w:szCs w:val="19"/>
+              </w:rPr>
+              <w:t xml:space="preserve">200</w:t>
+            </w:r>
+          </w:p>
+        </w:tc>
+        <w:tc>
+          <w:tcPr>
+            <w:tcW w:type="dxa" w:w="2059"/>
+            <w:tcMar>
+              <w:top w:type="dxa" w:w="70"/>
+              <w:left w:type="dxa" w:w="100"/>
+              <w:bottom w:type="dxa" w:w="70"/>
+              <w:right w:type="dxa" w:w="100"/>
+            </w:tcMar>
+          </w:tcPr>
+          <w:p>
+            <w:pPr>
+              <w:spacing w:line="280"/>
+              <w:jc w:val="right"/>
+            </w:pPr>
+            <w:r>
+              <w:rPr>
+                <w:rFonts w:ascii="Times New Roman" w:eastAsia="SimSun" w:hAnsi="SimSun"/>
+                <w:b w:val="false"/>
+                <w:bCs w:val="false"/>
+                <w:sz w:val="19"/>
+                <w:szCs w:val="19"/>
+              </w:rPr>
+              <w:t xml:space="preserve">242</w:t>
+            </w:r>
+          </w:p>
+        </w:tc>
+        <w:tc>
+          <w:tcPr>
+            <w:tcW w:type="dxa" w:w="2060"/>
+            <w:tcMar>
+              <w:top w:type="dxa" w:w="70"/>
+              <w:left w:type="dxa" w:w="100"/>
+              <w:bottom w:type="dxa" w:w="70"/>
+              <w:right w:type="dxa" w:w="100"/>
+            </w:tcMar>
+          </w:tcPr>
+          <w:p>
+            <w:pPr>
+              <w:spacing w:line="280"/>
+              <w:jc w:val="right"/>
+            </w:pPr>
+            <w:r>
+              <w:rPr>
+                <w:rFonts w:ascii="Times New Roman" w:eastAsia="SimSun" w:hAnsi="SimSun"/>
+                <w:b w:val="false"/>
+                <w:bCs w:val="false"/>
+                <w:sz w:val="19"/>
+                <w:szCs w:val="19"/>
+              </w:rPr>
+              <w:t xml:space="preserve">225</w:t>
+            </w:r>
+          </w:p>
+        </w:tc>
+      </w:tr>
+      <w:tr>
+        <w:trPr>
+          <w:cantSplit/>
+          <w:tblHeader w:val="false"/>
+        </w:trPr>
+        <w:tc>
+          <w:tcPr>
+            <w:tcW w:type="dxa" w:w="3182"/>
+            <w:tcMar>
+              <w:top w:type="dxa" w:w="70"/>
+              <w:left w:type="dxa" w:w="100"/>
+              <w:bottom w:type="dxa" w:w="70"/>
+              <w:right w:type="dxa" w:w="100"/>
+            </w:tcMar>
+          </w:tcPr>
+          <w:p>
+            <w:pPr>
+              <w:spacing w:line="280"/>
+              <w:jc w:val="left"/>
+            </w:pPr>
+            <w:r>
+              <w:rPr>
+                <w:rFonts w:ascii="Times New Roman" w:eastAsia="SimSun" w:hAnsi="SimSun"/>
+                <w:b w:val="false"/>
+                <w:bCs w:val="false"/>
+                <w:sz w:val="19"/>
+                <w:szCs w:val="19"/>
+              </w:rPr>
+              <w:t xml:space="preserve">含最新帧的 token</w:t>
+            </w:r>
+          </w:p>
+        </w:tc>
+        <w:tc>
+          <w:tcPr>
+            <w:tcW w:type="dxa" w:w="2059"/>
+            <w:tcMar>
+              <w:top w:type="dxa" w:w="70"/>
+              <w:left w:type="dxa" w:w="100"/>
+              <w:bottom w:type="dxa" w:w="70"/>
+              <w:right w:type="dxa" w:w="100"/>
+            </w:tcMar>
+          </w:tcPr>
+          <w:p>
+            <w:pPr>
+              <w:spacing w:line="280"/>
+              <w:jc w:val="right"/>
+            </w:pPr>
+            <w:r>
+              <w:rPr>
+                <w:rFonts w:ascii="Times New Roman" w:eastAsia="SimSun" w:hAnsi="SimSun"/>
+                <w:b w:val="false"/>
+                <w:bCs w:val="false"/>
+                <w:sz w:val="19"/>
+                <w:szCs w:val="19"/>
+              </w:rPr>
+              <w:t xml:space="preserve">25</w:t>
+            </w:r>
+          </w:p>
+        </w:tc>
+        <w:tc>
+          <w:tcPr>
+            <w:tcW w:type="dxa" w:w="2059"/>
+            <w:tcMar>
+              <w:top w:type="dxa" w:w="70"/>
+              <w:left w:type="dxa" w:w="100"/>
+              <w:bottom w:type="dxa" w:w="70"/>
+              <w:right w:type="dxa" w:w="100"/>
+            </w:tcMar>
+          </w:tcPr>
+          <w:p>
+            <w:pPr>
+              <w:spacing w:line="280"/>
+              <w:jc w:val="right"/>
+            </w:pPr>
+            <w:r>
+              <w:rPr>
+                <w:rFonts w:ascii="Times New Roman" w:eastAsia="SimSun" w:hAnsi="SimSun"/>
+                <w:b w:val="false"/>
+                <w:bCs w:val="false"/>
+                <w:sz w:val="19"/>
+                <w:szCs w:val="19"/>
+              </w:rPr>
+              <w:t xml:space="preserve">121</w:t>
+            </w:r>
+          </w:p>
+        </w:tc>
+        <w:tc>
+          <w:tcPr>
+            <w:tcW w:type="dxa" w:w="2060"/>
+            <w:tcMar>
+              <w:top w:type="dxa" w:w="70"/>
+              <w:left w:type="dxa" w:w="100"/>
+              <w:bottom w:type="dxa" w:w="70"/>
+              <w:right w:type="dxa" w:w="100"/>
+            </w:tcMar>
+          </w:tcPr>
+          <w:p>
+            <w:pPr>
+              <w:spacing w:line="280"/>
+              <w:jc w:val="right"/>
+            </w:pPr>
+            <w:r>
+              <w:rPr>
+                <w:rFonts w:ascii="Times New Roman" w:eastAsia="SimSun" w:hAnsi="SimSun"/>
+                <w:b w:val="false"/>
+                <w:bCs w:val="false"/>
+                <w:sz w:val="19"/>
+                <w:szCs w:val="19"/>
+              </w:rPr>
+              <w:t xml:space="preserve">25</w:t>
+            </w:r>
+          </w:p>
+        </w:tc>
+      </w:tr>
+      <w:tr>
+        <w:trPr>
+          <w:cantSplit/>
+          <w:tblHeader w:val="false"/>
+        </w:trPr>
+        <w:tc>
+          <w:tcPr>
+            <w:tcW w:type="dxa" w:w="3182"/>
+            <w:tcMar>
+              <w:top w:type="dxa" w:w="70"/>
+              <w:left w:type="dxa" w:w="100"/>
+              <w:bottom w:type="dxa" w:w="70"/>
+              <w:right w:type="dxa" w:w="100"/>
+            </w:tcMar>
+          </w:tcPr>
+          <w:p>
+            <w:pPr>
+              <w:spacing w:line="280"/>
+              <w:jc w:val="left"/>
+            </w:pPr>
+            <w:r>
+              <w:rPr>
+                <w:rFonts w:ascii="Times New Roman" w:eastAsia="SimSun" w:hAnsi="SimSun"/>
+                <w:b w:val="false"/>
+                <w:bCs w:val="false"/>
+                <w:sz w:val="19"/>
+                <w:szCs w:val="19"/>
+              </w:rPr>
+              <w:t xml:space="preserve">最新帧纯度</w:t>
+            </w:r>
+          </w:p>
+        </w:tc>
+        <w:tc>
+          <w:tcPr>
+            <w:tcW w:type="dxa" w:w="2059"/>
+            <w:tcMar>
+              <w:top w:type="dxa" w:w="70"/>
+              <w:left w:type="dxa" w:w="100"/>
+              <w:bottom w:type="dxa" w:w="70"/>
+              <w:right w:type="dxa" w:w="100"/>
+            </w:tcMar>
+          </w:tcPr>
+          <w:p>
+            <w:pPr>
+              <w:spacing w:line="280"/>
+              <w:jc w:val="right"/>
+            </w:pPr>
+            <w:r>
+              <w:rPr>
+                <w:rFonts w:ascii="Times New Roman" w:eastAsia="SimSun" w:hAnsi="SimSun"/>
+                <w:b w:val="false"/>
+                <w:bCs w:val="false"/>
+                <w:sz w:val="19"/>
+                <w:szCs w:val="19"/>
+              </w:rPr>
+              <w:t xml:space="preserve">1.00</w:t>
+            </w:r>
+          </w:p>
+        </w:tc>
+        <w:tc>
+          <w:tcPr>
+            <w:tcW w:type="dxa" w:w="2059"/>
+            <w:tcMar>
+              <w:top w:type="dxa" w:w="70"/>
+              <w:left w:type="dxa" w:w="100"/>
+              <w:bottom w:type="dxa" w:w="70"/>
+              <w:right w:type="dxa" w:w="100"/>
+            </w:tcMar>
+          </w:tcPr>
+          <w:p>
+            <w:pPr>
+              <w:spacing w:line="280"/>
+              <w:jc w:val="right"/>
+            </w:pPr>
+            <w:r>
+              <w:rPr>
+                <w:rFonts w:ascii="Times New Roman" w:eastAsia="SimSun" w:hAnsi="SimSun"/>
+                <w:b w:val="false"/>
+                <w:bCs w:val="false"/>
+                <w:sz w:val="19"/>
+                <w:szCs w:val="19"/>
+              </w:rPr>
+              <w:t xml:space="preserve">0.25</w:t>
+            </w:r>
+          </w:p>
+        </w:tc>
+        <w:tc>
+          <w:tcPr>
+            <w:tcW w:type="dxa" w:w="2060"/>
+            <w:tcMar>
+              <w:top w:type="dxa" w:w="70"/>
+              <w:left w:type="dxa" w:w="100"/>
+              <w:bottom w:type="dxa" w:w="70"/>
+              <w:right w:type="dxa" w:w="100"/>
+            </w:tcMar>
+          </w:tcPr>
+          <w:p>
+            <w:pPr>
+              <w:spacing w:line="280"/>
+              <w:jc w:val="right"/>
+            </w:pPr>
+            <w:r>
+              <w:rPr>
+                <w:rFonts w:ascii="Times New Roman" w:eastAsia="SimSun" w:hAnsi="SimSun"/>
+                <w:b w:val="false"/>
+                <w:bCs w:val="false"/>
+                <w:sz w:val="19"/>
+                <w:szCs w:val="19"/>
+              </w:rPr>
+              <w:t xml:space="preserve">1.00</w:t>
+            </w:r>
+          </w:p>
+        </w:tc>
+      </w:tr>
+      <w:tr>
+        <w:trPr>
+          <w:cantSplit/>
+          <w:tblHeader w:val="false"/>
+        </w:trPr>
+        <w:tc>
+          <w:tcPr>
+            <w:tcW w:type="dxa" w:w="3182"/>
+            <w:tcMar>
+              <w:top w:type="dxa" w:w="70"/>
+              <w:left w:type="dxa" w:w="100"/>
+              <w:bottom w:type="dxa" w:w="70"/>
+              <w:right w:type="dxa" w:w="100"/>
+            </w:tcMar>
+          </w:tcPr>
+          <w:p>
+            <w:pPr>
+              <w:spacing w:line="280"/>
+              <w:jc w:val="left"/>
+            </w:pPr>
+            <w:r>
+              <w:rPr>
+                <w:rFonts w:ascii="Times New Roman" w:eastAsia="SimSun" w:hAnsi="SimSun"/>
+                <w:b w:val="false"/>
+                <w:bCs w:val="false"/>
+                <w:sz w:val="19"/>
+                <w:szCs w:val="19"/>
+              </w:rPr>
+              <w:t xml:space="preserve">只含最新帧的 token</w:t>
+            </w:r>
+          </w:p>
+        </w:tc>
+        <w:tc>
+          <w:tcPr>
+            <w:tcW w:type="dxa" w:w="2059"/>
+            <w:tcMar>
+              <w:top w:type="dxa" w:w="70"/>
+              <w:left w:type="dxa" w:w="100"/>
+              <w:bottom w:type="dxa" w:w="70"/>
+              <w:right w:type="dxa" w:w="100"/>
+            </w:tcMar>
+          </w:tcPr>
+          <w:p>
+            <w:pPr>
+              <w:spacing w:line="280"/>
+              <w:jc w:val="right"/>
+            </w:pPr>
+            <w:r>
+              <w:rPr>
+                <w:rFonts w:ascii="Times New Roman" w:eastAsia="SimSun" w:hAnsi="SimSun"/>
+                <w:b w:val="false"/>
+                <w:bCs w:val="false"/>
+                <w:sz w:val="19"/>
+                <w:szCs w:val="19"/>
+              </w:rPr>
+              <w:t xml:space="preserve">25</w:t>
+            </w:r>
+          </w:p>
+        </w:tc>
+        <w:tc>
+          <w:tcPr>
+            <w:tcW w:type="dxa" w:w="2059"/>
+            <w:tcMar>
+              <w:top w:type="dxa" w:w="70"/>
+              <w:left w:type="dxa" w:w="100"/>
+              <w:bottom w:type="dxa" w:w="70"/>
+              <w:right w:type="dxa" w:w="100"/>
+            </w:tcMar>
+          </w:tcPr>
+          <w:p>
+            <w:pPr>
+              <w:spacing w:line="280"/>
+              <w:jc w:val="right"/>
+            </w:pPr>
+            <w:r>
+              <w:rPr>
+                <w:rFonts w:ascii="Times New Roman" w:eastAsia="SimSun" w:hAnsi="SimSun"/>
+                <w:b w:val="false"/>
+                <w:bCs w:val="false"/>
+                <w:sz w:val="19"/>
+                <w:szCs w:val="19"/>
+              </w:rPr>
+              <w:t xml:space="preserve">0</w:t>
+            </w:r>
+          </w:p>
+        </w:tc>
+        <w:tc>
+          <w:tcPr>
+            <w:tcW w:type="dxa" w:w="2060"/>
+            <w:tcMar>
+              <w:top w:type="dxa" w:w="70"/>
+              <w:left w:type="dxa" w:w="100"/>
+              <w:bottom w:type="dxa" w:w="70"/>
+              <w:right w:type="dxa" w:w="100"/>
+            </w:tcMar>
+          </w:tcPr>
+          <w:p>
+            <w:pPr>
+              <w:spacing w:line="280"/>
+              <w:jc w:val="right"/>
+            </w:pPr>
+            <w:r>
+              <w:rPr>
+                <w:rFonts w:ascii="Times New Roman" w:eastAsia="SimSun" w:hAnsi="SimSun"/>
+                <w:b w:val="false"/>
+                <w:bCs w:val="false"/>
+                <w:sz w:val="19"/>
+                <w:szCs w:val="19"/>
+              </w:rPr>
+              <w:t xml:space="preserve">25</w:t>
+            </w:r>
+          </w:p>
+        </w:tc>
+      </w:tr>
+      <w:tr>
+        <w:trPr>
+          <w:cantSplit/>
+          <w:tblHeader w:val="false"/>
+        </w:trPr>
+        <w:tc>
+          <w:tcPr>
+            <w:tcW w:type="dxa" w:w="3182"/>
+            <w:tcMar>
+              <w:top w:type="dxa" w:w="70"/>
+              <w:left w:type="dxa" w:w="100"/>
+              <w:bottom w:type="dxa" w:w="70"/>
+              <w:right w:type="dxa" w:w="100"/>
+            </w:tcMar>
+          </w:tcPr>
+          <w:p>
+            <w:pPr>
+              <w:spacing w:line="280"/>
+              <w:jc w:val="left"/>
+            </w:pPr>
+            <w:r>
+              <w:rPr>
+                <w:rFonts w:ascii="Times New Roman" w:eastAsia="SimSun" w:hAnsi="SimSun"/>
+                <w:b w:val="false"/>
+                <w:bCs w:val="false"/>
+                <w:sz w:val="19"/>
+                <w:szCs w:val="19"/>
+              </w:rPr>
+              <w:t xml:space="preserve">跨帧混合的 token</w:t>
+            </w:r>
+          </w:p>
+        </w:tc>
+        <w:tc>
+          <w:tcPr>
+            <w:tcW w:type="dxa" w:w="2059"/>
+            <w:tcMar>
+              <w:top w:type="dxa" w:w="70"/>
+              <w:left w:type="dxa" w:w="100"/>
+              <w:bottom w:type="dxa" w:w="70"/>
+              <w:right w:type="dxa" w:w="100"/>
+            </w:tcMar>
+          </w:tcPr>
+          <w:p>
+            <w:pPr>
+              <w:spacing w:line="280"/>
+              <w:jc w:val="right"/>
+            </w:pPr>
+            <w:r>
+              <w:rPr>
+                <w:rFonts w:ascii="Times New Roman" w:eastAsia="SimSun" w:hAnsi="SimSun"/>
+                <w:b w:val="false"/>
+                <w:bCs w:val="false"/>
+                <w:sz w:val="19"/>
+                <w:szCs w:val="19"/>
+              </w:rPr>
+              <w:t xml:space="preserve">0%</w:t>
+            </w:r>
+          </w:p>
+        </w:tc>
+        <w:tc>
+          <w:tcPr>
+            <w:tcW w:type="dxa" w:w="2059"/>
+            <w:tcMar>
+              <w:top w:type="dxa" w:w="70"/>
+              <w:left w:type="dxa" w:w="100"/>
+              <w:bottom w:type="dxa" w:w="70"/>
+              <w:right w:type="dxa" w:w="100"/>
+            </w:tcMar>
+          </w:tcPr>
+          <w:p>
+            <w:pPr>
+              <w:spacing w:line="280"/>
+              <w:jc w:val="right"/>
+            </w:pPr>
+            <w:r>
+              <w:rPr>
+                <w:rFonts w:ascii="Times New Roman" w:eastAsia="SimSun" w:hAnsi="SimSun"/>
+                <w:b w:val="false"/>
+                <w:bCs w:val="false"/>
+                <w:sz w:val="19"/>
+                <w:szCs w:val="19"/>
+              </w:rPr>
+              <w:t xml:space="preserve">100%</w:t>
+            </w:r>
+          </w:p>
+        </w:tc>
+        <w:tc>
+          <w:tcPr>
+            <w:tcW w:type="dxa" w:w="2060"/>
+            <w:tcMar>
+              <w:top w:type="dxa" w:w="70"/>
+              <w:left w:type="dxa" w:w="100"/>
+              <w:bottom w:type="dxa" w:w="70"/>
+              <w:right w:type="dxa" w:w="100"/>
+            </w:tcMar>
+          </w:tcPr>
+          <w:p>
+            <w:pPr>
+              <w:spacing w:line="280"/>
+              <w:jc w:val="right"/>
+            </w:pPr>
+            <w:r>
+              <w:rPr>
+                <w:rFonts w:ascii="Times New Roman" w:eastAsia="SimSun" w:hAnsi="SimSun"/>
+                <w:b w:val="false"/>
+                <w:bCs w:val="false"/>
+                <w:sz w:val="19"/>
+                <w:szCs w:val="19"/>
+              </w:rPr>
+              <w:t xml:space="preserve">89%（均来自历史帧）</w:t>
+            </w:r>
+          </w:p>
+        </w:tc>
+      </w:tr>
+    </w:tbl>
+    <w:p>
+      <w:pPr>
+        <w:spacing w:after="70" w:before="70" w:line="340"/>
+        <w:ind w:firstLine="420"/>
+      </w:pPr>
       <w:r>
         <w:rPr>
           <w:rFonts w:ascii="Times New Roman" w:eastAsia="SimSun" w:hAnsi="SimSun"/>
           <w:b w:val="false"/>
           <w:bCs w:val="false"/>
         </w:rPr>
-        <w:t xml:space="preserve">：提出一个受限改版——为当前帧预留独立 token 配额，其余预算分配给历史，并保留帧身份。先完成设计、单元测试与离线分配对照，训练资源另行申请。</w:t>
+        <w:t xml:space="preserve">离线对照沿用训练与评测同一份池化代码；其中 G2 与 G3 两列在 1 至 8 个真实帧下与真实运行的诊断结果逐项一致。G3Q 的实现与单元测试已完成，测试确认它对最新帧的处理在每个历史长度上都与帧独立方案逐位相同。</w:t>
       </w:r>
     </w:p>
     <w:p>
       <w:pPr>
-        <w:pStyle w:val="ListParagraph"/>
-        <w:numPr>
-          <w:ilvl w:val="0"/>
-          <w:numId w:val="2"/>
-        </w:numPr>
-        <w:spacing w:after="50" w:before="50" w:line="340"/>
+        <w:spacing w:after="70" w:before="70" w:line="340"/>
+        <w:ind w:firstLine="420"/>
       </w:pPr>
       <w:r>
         <w:rPr>
@@ -7661,57 +9412,493 @@
           <w:b w:val="false"/>
           <w:bCs w:val="false"/>
         </w:rPr>
-        <w:t xml:space="preserve"/>
-      </w:r>
+        <w:t xml:space="preserve">是否训练 G3Q 在 10 月 31 日前单独审查，批准后先冻结判据再开训。判据草案以 10 任务成功率为主口径，以恢复比例 ρ =（G3Q − G3）/（G2 − G3）衡量：</w:t>
+      </w:r>
+    </w:p>
+    <w:p>
+      <w:pPr>
+        <w:keepNext/>
+        <w:spacing w:after="90" w:before="200"/>
+      </w:pPr>
       <w:r>
         <w:rPr>
           <w:rFonts w:ascii="Times New Roman" w:eastAsia="SimSun" w:hAnsi="SimSun"/>
           <w:b/>
           <w:bCs/>
-        </w:rPr>
-        <w:t xml:space="preserve">若固定案例没有一致的机制信号</w:t>
-      </w:r>
+          <w:sz w:val="19"/>
+          <w:szCs w:val="19"/>
+        </w:rPr>
+        <w:t xml:space="preserve">表 6-4  G3Q 判据草案（审查时冻结）</w:t>
+      </w:r>
+    </w:p>
+    <w:tbl>
+      <w:tblPr>
+        <w:tblW w:type="dxa" w:w="9360"/>
+        <w:tblBorders>
+          <w:top w:val="single" w:color="7F7F7F" w:sz="8"/>
+          <w:left w:val="single" w:color="BFBFBF" w:sz="4"/>
+          <w:bottom w:val="single" w:color="7F7F7F" w:sz="8"/>
+          <w:right w:val="single" w:color="BFBFBF" w:sz="4"/>
+          <w:insideH w:val="single" w:color="BFBFBF" w:sz="4"/>
+          <w:insideV w:val="single" w:color="BFBFBF" w:sz="4"/>
+        </w:tblBorders>
+      </w:tblPr>
+      <w:tblGrid>
+        <w:gridCol w:w="2434"/>
+        <w:gridCol w:w="1685"/>
+        <w:gridCol w:w="5241"/>
+      </w:tblGrid>
+      <w:tr>
+        <w:trPr>
+          <w:cantSplit/>
+          <w:tblHeader/>
+        </w:trPr>
+        <w:tc>
+          <w:tcPr>
+            <w:tcW w:type="dxa" w:w="2434"/>
+            <w:shd w:fill="EDEDED" w:color="auto" w:val="clear"/>
+            <w:tcMar>
+              <w:top w:type="dxa" w:w="70"/>
+              <w:left w:type="dxa" w:w="100"/>
+              <w:bottom w:type="dxa" w:w="70"/>
+              <w:right w:type="dxa" w:w="100"/>
+            </w:tcMar>
+          </w:tcPr>
+          <w:p>
+            <w:pPr>
+              <w:spacing w:line="280"/>
+              <w:jc w:val="center"/>
+            </w:pPr>
+            <w:r>
+              <w:rPr>
+                <w:rFonts w:ascii="Times New Roman" w:eastAsia="SimSun" w:hAnsi="SimSun"/>
+                <w:b w:val="false"/>
+                <w:bCs w:val="false"/>
+                <w:sz w:val="19"/>
+                <w:szCs w:val="19"/>
+              </w:rPr>
+              <w:t xml:space="preserve">G3Q 成功率</w:t>
+            </w:r>
+          </w:p>
+        </w:tc>
+        <w:tc>
+          <w:tcPr>
+            <w:tcW w:type="dxa" w:w="1685"/>
+            <w:shd w:fill="EDEDED" w:color="auto" w:val="clear"/>
+            <w:tcMar>
+              <w:top w:type="dxa" w:w="70"/>
+              <w:left w:type="dxa" w:w="100"/>
+              <w:bottom w:type="dxa" w:w="70"/>
+              <w:right w:type="dxa" w:w="100"/>
+            </w:tcMar>
+          </w:tcPr>
+          <w:p>
+            <w:pPr>
+              <w:spacing w:line="280"/>
+              <w:jc w:val="center"/>
+            </w:pPr>
+            <w:r>
+              <w:rPr>
+                <w:rFonts w:ascii="Times New Roman" w:eastAsia="SimSun" w:hAnsi="SimSun"/>
+                <w:b w:val="false"/>
+                <w:bCs w:val="false"/>
+                <w:sz w:val="19"/>
+                <w:szCs w:val="19"/>
+              </w:rPr>
+              <w:t xml:space="preserve">ρ</w:t>
+            </w:r>
+          </w:p>
+        </w:tc>
+        <w:tc>
+          <w:tcPr>
+            <w:tcW w:type="dxa" w:w="5241"/>
+            <w:shd w:fill="EDEDED" w:color="auto" w:val="clear"/>
+            <w:tcMar>
+              <w:top w:type="dxa" w:w="70"/>
+              <w:left w:type="dxa" w:w="100"/>
+              <w:bottom w:type="dxa" w:w="70"/>
+              <w:right w:type="dxa" w:w="100"/>
+            </w:tcMar>
+          </w:tcPr>
+          <w:p>
+            <w:pPr>
+              <w:spacing w:line="280"/>
+              <w:jc w:val="center"/>
+            </w:pPr>
+            <w:r>
+              <w:rPr>
+                <w:rFonts w:ascii="Times New Roman" w:eastAsia="SimSun" w:hAnsi="SimSun"/>
+                <w:b w:val="false"/>
+                <w:bCs w:val="false"/>
+                <w:sz w:val="19"/>
+                <w:szCs w:val="19"/>
+              </w:rPr>
+              <w:t xml:space="preserve">读法</w:t>
+            </w:r>
+          </w:p>
+        </w:tc>
+      </w:tr>
+      <w:tr>
+        <w:trPr>
+          <w:cantSplit/>
+          <w:tblHeader w:val="false"/>
+        </w:trPr>
+        <w:tc>
+          <w:tcPr>
+            <w:tcW w:type="dxa" w:w="2434"/>
+            <w:tcMar>
+              <w:top w:type="dxa" w:w="70"/>
+              <w:left w:type="dxa" w:w="100"/>
+              <w:bottom w:type="dxa" w:w="70"/>
+              <w:right w:type="dxa" w:w="100"/>
+            </w:tcMar>
+          </w:tcPr>
+          <w:p>
+            <w:pPr>
+              <w:spacing w:line="280"/>
+              <w:jc w:val="left"/>
+            </w:pPr>
+            <w:r>
+              <w:rPr>
+                <w:rFonts w:ascii="Times New Roman" w:eastAsia="SimSun" w:hAnsi="SimSun"/>
+                <w:b w:val="false"/>
+                <w:bCs w:val="false"/>
+                <w:sz w:val="19"/>
+                <w:szCs w:val="19"/>
+              </w:rPr>
+              <w:t xml:space="preserve">≥ 36.0%</w:t>
+            </w:r>
+          </w:p>
+        </w:tc>
+        <w:tc>
+          <w:tcPr>
+            <w:tcW w:type="dxa" w:w="1685"/>
+            <w:tcMar>
+              <w:top w:type="dxa" w:w="70"/>
+              <w:left w:type="dxa" w:w="100"/>
+              <w:bottom w:type="dxa" w:w="70"/>
+              <w:right w:type="dxa" w:w="100"/>
+            </w:tcMar>
+          </w:tcPr>
+          <w:p>
+            <w:pPr>
+              <w:spacing w:line="280"/>
+              <w:jc w:val="center"/>
+            </w:pPr>
+            <w:r>
+              <w:rPr>
+                <w:rFonts w:ascii="Times New Roman" w:eastAsia="SimSun" w:hAnsi="SimSun"/>
+                <w:b w:val="false"/>
+                <w:bCs w:val="false"/>
+                <w:sz w:val="19"/>
+                <w:szCs w:val="19"/>
+              </w:rPr>
+              <w:t xml:space="preserve">≥ 2/3</w:t>
+            </w:r>
+          </w:p>
+        </w:tc>
+        <w:tc>
+          <w:tcPr>
+            <w:tcW w:type="dxa" w:w="5241"/>
+            <w:tcMar>
+              <w:top w:type="dxa" w:w="70"/>
+              <w:left w:type="dxa" w:w="100"/>
+              <w:bottom w:type="dxa" w:w="70"/>
+              <w:right w:type="dxa" w:w="100"/>
+            </w:tcMar>
+          </w:tcPr>
+          <w:p>
+            <w:pPr>
+              <w:spacing w:line="280"/>
+              <w:jc w:val="left"/>
+            </w:pPr>
+            <w:r>
+              <w:rPr>
+                <w:rFonts w:ascii="Times New Roman" w:eastAsia="SimSun" w:hAnsi="SimSun"/>
+                <w:b w:val="false"/>
+                <w:bCs w:val="false"/>
+                <w:sz w:val="19"/>
+                <w:szCs w:val="19"/>
+              </w:rPr>
+              <w:t xml:space="preserve">最新帧被稀释可以解释差距的大部分</w:t>
+            </w:r>
+          </w:p>
+        </w:tc>
+      </w:tr>
+      <w:tr>
+        <w:trPr>
+          <w:cantSplit/>
+          <w:tblHeader w:val="false"/>
+        </w:trPr>
+        <w:tc>
+          <w:tcPr>
+            <w:tcW w:type="dxa" w:w="2434"/>
+            <w:tcMar>
+              <w:top w:type="dxa" w:w="70"/>
+              <w:left w:type="dxa" w:w="100"/>
+              <w:bottom w:type="dxa" w:w="70"/>
+              <w:right w:type="dxa" w:w="100"/>
+            </w:tcMar>
+          </w:tcPr>
+          <w:p>
+            <w:pPr>
+              <w:spacing w:line="280"/>
+              <w:jc w:val="left"/>
+            </w:pPr>
+            <w:r>
+              <w:rPr>
+                <w:rFonts w:ascii="Times New Roman" w:eastAsia="SimSun" w:hAnsi="SimSun"/>
+                <w:b w:val="false"/>
+                <w:bCs w:val="false"/>
+                <w:sz w:val="19"/>
+                <w:szCs w:val="19"/>
+              </w:rPr>
+              <w:t xml:space="preserve">29.8% – 36.0%</w:t>
+            </w:r>
+          </w:p>
+        </w:tc>
+        <w:tc>
+          <w:tcPr>
+            <w:tcW w:type="dxa" w:w="1685"/>
+            <w:tcMar>
+              <w:top w:type="dxa" w:w="70"/>
+              <w:left w:type="dxa" w:w="100"/>
+              <w:bottom w:type="dxa" w:w="70"/>
+              <w:right w:type="dxa" w:w="100"/>
+            </w:tcMar>
+          </w:tcPr>
+          <w:p>
+            <w:pPr>
+              <w:spacing w:line="280"/>
+              <w:jc w:val="center"/>
+            </w:pPr>
+            <w:r>
+              <w:rPr>
+                <w:rFonts w:ascii="Times New Roman" w:eastAsia="SimSun" w:hAnsi="SimSun"/>
+                <w:b w:val="false"/>
+                <w:bCs w:val="false"/>
+                <w:sz w:val="19"/>
+                <w:szCs w:val="19"/>
+              </w:rPr>
+              <w:t xml:space="preserve">1/3 – 2/3</w:t>
+            </w:r>
+          </w:p>
+        </w:tc>
+        <w:tc>
+          <w:tcPr>
+            <w:tcW w:type="dxa" w:w="5241"/>
+            <w:tcMar>
+              <w:top w:type="dxa" w:w="70"/>
+              <w:left w:type="dxa" w:w="100"/>
+              <w:bottom w:type="dxa" w:w="70"/>
+              <w:right w:type="dxa" w:w="100"/>
+            </w:tcMar>
+          </w:tcPr>
+          <w:p>
+            <w:pPr>
+              <w:spacing w:line="280"/>
+              <w:jc w:val="left"/>
+            </w:pPr>
+            <w:r>
+              <w:rPr>
+                <w:rFonts w:ascii="Times New Roman" w:eastAsia="SimSun" w:hAnsi="SimSun"/>
+                <w:b w:val="false"/>
+                <w:bCs w:val="false"/>
+                <w:sz w:val="19"/>
+                <w:szCs w:val="19"/>
+              </w:rPr>
+              <w:t xml:space="preserve">部分解释；历史帧的跨帧混合同样有代价</w:t>
+            </w:r>
+          </w:p>
+        </w:tc>
+      </w:tr>
+      <w:tr>
+        <w:trPr>
+          <w:cantSplit/>
+          <w:tblHeader w:val="false"/>
+        </w:trPr>
+        <w:tc>
+          <w:tcPr>
+            <w:tcW w:type="dxa" w:w="2434"/>
+            <w:tcMar>
+              <w:top w:type="dxa" w:w="70"/>
+              <w:left w:type="dxa" w:w="100"/>
+              <w:bottom w:type="dxa" w:w="70"/>
+              <w:right w:type="dxa" w:w="100"/>
+            </w:tcMar>
+          </w:tcPr>
+          <w:p>
+            <w:pPr>
+              <w:spacing w:line="280"/>
+              <w:jc w:val="left"/>
+            </w:pPr>
+            <w:r>
+              <w:rPr>
+                <w:rFonts w:ascii="Times New Roman" w:eastAsia="SimSun" w:hAnsi="SimSun"/>
+                <w:b w:val="false"/>
+                <w:bCs w:val="false"/>
+                <w:sz w:val="19"/>
+                <w:szCs w:val="19"/>
+              </w:rPr>
+              <w:t xml:space="preserve">≤ 29.8%</w:t>
+            </w:r>
+          </w:p>
+        </w:tc>
+        <w:tc>
+          <w:tcPr>
+            <w:tcW w:type="dxa" w:w="1685"/>
+            <w:tcMar>
+              <w:top w:type="dxa" w:w="70"/>
+              <w:left w:type="dxa" w:w="100"/>
+              <w:bottom w:type="dxa" w:w="70"/>
+              <w:right w:type="dxa" w:w="100"/>
+            </w:tcMar>
+          </w:tcPr>
+          <w:p>
+            <w:pPr>
+              <w:spacing w:line="280"/>
+              <w:jc w:val="center"/>
+            </w:pPr>
+            <w:r>
+              <w:rPr>
+                <w:rFonts w:ascii="Times New Roman" w:eastAsia="SimSun" w:hAnsi="SimSun"/>
+                <w:b w:val="false"/>
+                <w:bCs w:val="false"/>
+                <w:sz w:val="19"/>
+                <w:szCs w:val="19"/>
+              </w:rPr>
+              <w:t xml:space="preserve">≤ 1/3</w:t>
+            </w:r>
+          </w:p>
+        </w:tc>
+        <w:tc>
+          <w:tcPr>
+            <w:tcW w:type="dxa" w:w="5241"/>
+            <w:tcMar>
+              <w:top w:type="dxa" w:w="70"/>
+              <w:left w:type="dxa" w:w="100"/>
+              <w:bottom w:type="dxa" w:w="70"/>
+              <w:right w:type="dxa" w:w="100"/>
+            </w:tcMar>
+          </w:tcPr>
+          <w:p>
+            <w:pPr>
+              <w:spacing w:line="280"/>
+              <w:jc w:val="left"/>
+            </w:pPr>
+            <w:r>
+              <w:rPr>
+                <w:rFonts w:ascii="Times New Roman" w:eastAsia="SimSun" w:hAnsi="SimSun"/>
+                <w:b w:val="false"/>
+                <w:bCs w:val="false"/>
+                <w:sz w:val="19"/>
+                <w:szCs w:val="19"/>
+              </w:rPr>
+              <w:t xml:space="preserve">最新帧被稀释不是主因，剩余原因在历史帧的跨帧混合与时间抹平</w:t>
+            </w:r>
+          </w:p>
+        </w:tc>
+      </w:tr>
+      <w:tr>
+        <w:trPr>
+          <w:cantSplit/>
+          <w:tblHeader w:val="false"/>
+        </w:trPr>
+        <w:tc>
+          <w:tcPr>
+            <w:tcW w:type="dxa" w:w="2434"/>
+            <w:tcMar>
+              <w:top w:type="dxa" w:w="70"/>
+              <w:left w:type="dxa" w:w="100"/>
+              <w:bottom w:type="dxa" w:w="70"/>
+              <w:right w:type="dxa" w:w="100"/>
+            </w:tcMar>
+          </w:tcPr>
+          <w:p>
+            <w:pPr>
+              <w:spacing w:line="280"/>
+              <w:jc w:val="left"/>
+            </w:pPr>
+            <w:r>
+              <w:rPr>
+                <w:rFonts w:ascii="Times New Roman" w:eastAsia="SimSun" w:hAnsi="SimSun"/>
+                <w:b w:val="false"/>
+                <w:bCs w:val="false"/>
+                <w:sz w:val="19"/>
+                <w:szCs w:val="19"/>
+              </w:rPr>
+              <w:t xml:space="preserve">&gt; 48.2%</w:t>
+            </w:r>
+          </w:p>
+        </w:tc>
+        <w:tc>
+          <w:tcPr>
+            <w:tcW w:type="dxa" w:w="1685"/>
+            <w:tcMar>
+              <w:top w:type="dxa" w:w="70"/>
+              <w:left w:type="dxa" w:w="100"/>
+              <w:bottom w:type="dxa" w:w="70"/>
+              <w:right w:type="dxa" w:w="100"/>
+            </w:tcMar>
+          </w:tcPr>
+          <w:p>
+            <w:pPr>
+              <w:spacing w:line="280"/>
+              <w:jc w:val="center"/>
+            </w:pPr>
+            <w:r>
+              <w:rPr>
+                <w:rFonts w:ascii="Times New Roman" w:eastAsia="SimSun" w:hAnsi="SimSun"/>
+                <w:b w:val="false"/>
+                <w:bCs w:val="false"/>
+                <w:sz w:val="19"/>
+                <w:szCs w:val="19"/>
+              </w:rPr>
+              <w:t xml:space="preserve">—</w:t>
+            </w:r>
+          </w:p>
+        </w:tc>
+        <w:tc>
+          <w:tcPr>
+            <w:tcW w:type="dxa" w:w="5241"/>
+            <w:tcMar>
+              <w:top w:type="dxa" w:w="70"/>
+              <w:left w:type="dxa" w:w="100"/>
+              <w:bottom w:type="dxa" w:w="70"/>
+              <w:right w:type="dxa" w:w="100"/>
+            </w:tcMar>
+          </w:tcPr>
+          <w:p>
+            <w:pPr>
+              <w:spacing w:line="280"/>
+              <w:jc w:val="left"/>
+            </w:pPr>
+            <w:r>
+              <w:rPr>
+                <w:rFonts w:ascii="Times New Roman" w:eastAsia="SimSun" w:hAnsi="SimSun"/>
+                <w:b w:val="false"/>
+                <w:bCs w:val="false"/>
+                <w:sz w:val="19"/>
+                <w:szCs w:val="19"/>
+              </w:rPr>
+              <w:t xml:space="preserve">超过帧独立参照 6 点以上，记为正结果并另行确认</w:t>
+            </w:r>
+          </w:p>
+        </w:tc>
+      </w:tr>
+    </w:tbl>
+    <w:p>
+      <w:pPr>
+        <w:spacing w:after="70" w:before="70" w:line="340"/>
+        <w:ind w:firstLine="420"/>
+      </w:pPr>
       <w:r>
         <w:rPr>
           <w:rFonts w:ascii="Times New Roman" w:eastAsia="SimSun" w:hAnsi="SimSun"/>
           <w:b w:val="false"/>
           <w:bCs w:val="false"/>
         </w:rPr>
-        <w:t xml:space="preserve">：停止方法扩展，记为当前证据下无法定位单一机制，进入材料收口。</w:t>
-      </w:r>
-    </w:p>
-    <w:p>
-      <w:pPr>
-        <w:pStyle w:val="ListParagraph"/>
-        <w:numPr>
-          <w:ilvl w:val="0"/>
-          <w:numId w:val="2"/>
-        </w:numPr>
-        <w:spacing w:after="50" w:before="50" w:line="340"/>
-      </w:pPr>
-      <w:r>
-        <w:rPr>
-          <w:rFonts w:ascii="Times New Roman" w:eastAsia="SimSun" w:hAnsi="SimSun"/>
-          <w:b w:val="false"/>
-          <w:bCs w:val="false"/>
-        </w:rPr>
-        <w:t xml:space="preserve"/>
-      </w:r>
-      <w:r>
-        <w:rPr>
-          <w:rFonts w:ascii="Times New Roman" w:eastAsia="SimSun" w:hAnsi="SimSun"/>
-          <w:b/>
-          <w:bCs/>
-        </w:rPr>
-        <w:t xml:space="preserve">若导出链路本身需要调整</w:t>
-      </w:r>
-      <w:r>
-        <w:rPr>
-          <w:rFonts w:ascii="Times New Roman" w:eastAsia="SimSun" w:hAnsi="SimSun"/>
-          <w:b w:val="false"/>
-          <w:bCs w:val="false"/>
-        </w:rPr>
-        <w:t xml:space="preserve">：修正工具并重采同样的六局，不增加任务或 episode 数。</w:t>
+        <w:t xml:space="preserve">训练配置与跨帧方案的正式训练完全相同（全量数据、30 000 步、相同种子与超参数），预计训练约 30 小时、评测约 2.5 小时；只训练一次，不调整配额或时间分箱。无论结果如何，软件交付的主线仍是帧独立方案。</w:t>
       </w:r>
     </w:p>
     <w:p>
@@ -7744,7 +9931,7 @@
           <w:sz w:val="19"/>
           <w:szCs w:val="19"/>
         </w:rPr>
-        <w:t xml:space="preserve">表 6-3  至结项的时间安排</w:t>
+        <w:t xml:space="preserve">表 6-5  至结项的时间安排</w:t>
       </w:r>
     </w:p>
     <w:tbl>
@@ -7853,7 +10040,7 @@
                 <w:sz w:val="19"/>
                 <w:szCs w:val="19"/>
               </w:rPr>
-              <w:t xml:space="preserve">9 月下旬至 10 月</w:t>
+              <w:t xml:space="preserve">10 月 8 日至 12 日</w:t>
             </w:r>
           </w:p>
         </w:tc>
@@ -7880,7 +10067,7 @@
                 <w:sz w:val="19"/>
                 <w:szCs w:val="19"/>
               </w:rPr>
-              <w:t xml:space="preserve">阶段 C 与 D：固定案例采集、分配诊断表、最小回放演示</w:t>
+              <w:t xml:space="preserve">完成最小演示：三个案例的回放视频与拼图；归档案例原始材料</w:t>
             </w:r>
           </w:p>
         </w:tc>
@@ -7913,7 +10100,7 @@
                 <w:sz w:val="19"/>
                 <w:szCs w:val="19"/>
               </w:rPr>
-              <w:t xml:space="preserve">10 月至 11 月</w:t>
+              <w:t xml:space="preserve">10 月 13 日至 24 日</w:t>
             </w:r>
           </w:p>
         </w:tc>
@@ -7940,7 +10127,7 @@
                 <w:sz w:val="19"/>
                 <w:szCs w:val="19"/>
               </w:rPr>
-              <w:t xml:space="preserve">阶段 E 与 F：决策门与材料收口；组内复核，由他人按文档复跑读取、统计与演示命令</w:t>
+              <w:t xml:space="preserve">方法总图、正式结果图与 token 来源诊断图；审阅 G3Q 判据</w:t>
             </w:r>
           </w:p>
         </w:tc>
@@ -7973,6 +10160,186 @@
                 <w:sz w:val="19"/>
                 <w:szCs w:val="19"/>
               </w:rPr>
+              <w:t xml:space="preserve">不晚于 10 月 31 日</w:t>
+            </w:r>
+          </w:p>
+        </w:tc>
+        <w:tc>
+          <w:tcPr>
+            <w:tcW w:type="dxa" w:w="7301"/>
+            <w:tcMar>
+              <w:top w:type="dxa" w:w="70"/>
+              <w:left w:type="dxa" w:w="100"/>
+              <w:bottom w:type="dxa" w:w="70"/>
+              <w:right w:type="dxa" w:w="100"/>
+            </w:tcMar>
+          </w:tcPr>
+          <w:p>
+            <w:pPr>
+              <w:spacing w:line="280"/>
+              <w:jc w:val="left"/>
+            </w:pPr>
+            <w:r>
+              <w:rPr>
+                <w:rFonts w:ascii="Times New Roman" w:eastAsia="SimSun" w:hAnsi="SimSun"/>
+                <w:b w:val="false"/>
+                <w:bCs w:val="false"/>
+                <w:sz w:val="19"/>
+                <w:szCs w:val="19"/>
+              </w:rPr>
+              <w:t xml:space="preserve">G3Q 训练审查；批准则冻结判据后开训</w:t>
+            </w:r>
+          </w:p>
+        </w:tc>
+      </w:tr>
+      <w:tr>
+        <w:trPr>
+          <w:cantSplit/>
+          <w:tblHeader w:val="false"/>
+        </w:trPr>
+        <w:tc>
+          <w:tcPr>
+            <w:tcW w:type="dxa" w:w="2059"/>
+            <w:tcMar>
+              <w:top w:type="dxa" w:w="70"/>
+              <w:left w:type="dxa" w:w="100"/>
+              <w:bottom w:type="dxa" w:w="70"/>
+              <w:right w:type="dxa" w:w="100"/>
+            </w:tcMar>
+          </w:tcPr>
+          <w:p>
+            <w:pPr>
+              <w:spacing w:line="280"/>
+              <w:jc w:val="left"/>
+            </w:pPr>
+            <w:r>
+              <w:rPr>
+                <w:rFonts w:ascii="Times New Roman" w:eastAsia="SimSun" w:hAnsi="SimSun"/>
+                <w:b w:val="false"/>
+                <w:bCs w:val="false"/>
+                <w:sz w:val="19"/>
+                <w:szCs w:val="19"/>
+              </w:rPr>
+              <w:t xml:space="preserve">审查后两周</w:t>
+            </w:r>
+          </w:p>
+        </w:tc>
+        <w:tc>
+          <w:tcPr>
+            <w:tcW w:type="dxa" w:w="7301"/>
+            <w:tcMar>
+              <w:top w:type="dxa" w:w="70"/>
+              <w:left w:type="dxa" w:w="100"/>
+              <w:bottom w:type="dxa" w:w="70"/>
+              <w:right w:type="dxa" w:w="100"/>
+            </w:tcMar>
+          </w:tcPr>
+          <w:p>
+            <w:pPr>
+              <w:spacing w:line="280"/>
+              <w:jc w:val="left"/>
+            </w:pPr>
+            <w:r>
+              <w:rPr>
+                <w:rFonts w:ascii="Times New Roman" w:eastAsia="SimSun" w:hAnsi="SimSun"/>
+                <w:b w:val="false"/>
+                <w:bCs w:val="false"/>
+                <w:sz w:val="19"/>
+                <w:szCs w:val="19"/>
+              </w:rPr>
+              <w:t xml:space="preserve">若批准：一次训练（约 30 小时）与一次 500 局评测（约 2.5 小时）；否则并入材料整理</w:t>
+            </w:r>
+          </w:p>
+        </w:tc>
+      </w:tr>
+      <w:tr>
+        <w:trPr>
+          <w:cantSplit/>
+          <w:tblHeader w:val="false"/>
+        </w:trPr>
+        <w:tc>
+          <w:tcPr>
+            <w:tcW w:type="dxa" w:w="2059"/>
+            <w:tcMar>
+              <w:top w:type="dxa" w:w="70"/>
+              <w:left w:type="dxa" w:w="100"/>
+              <w:bottom w:type="dxa" w:w="70"/>
+              <w:right w:type="dxa" w:w="100"/>
+            </w:tcMar>
+          </w:tcPr>
+          <w:p>
+            <w:pPr>
+              <w:spacing w:line="280"/>
+              <w:jc w:val="left"/>
+            </w:pPr>
+            <w:r>
+              <w:rPr>
+                <w:rFonts w:ascii="Times New Roman" w:eastAsia="SimSun" w:hAnsi="SimSun"/>
+                <w:b w:val="false"/>
+                <w:bCs w:val="false"/>
+                <w:sz w:val="19"/>
+                <w:szCs w:val="19"/>
+              </w:rPr>
+              <w:t xml:space="preserve">11 月下旬</w:t>
+            </w:r>
+          </w:p>
+        </w:tc>
+        <w:tc>
+          <w:tcPr>
+            <w:tcW w:type="dxa" w:w="7301"/>
+            <w:tcMar>
+              <w:top w:type="dxa" w:w="70"/>
+              <w:left w:type="dxa" w:w="100"/>
+              <w:bottom w:type="dxa" w:w="70"/>
+              <w:right w:type="dxa" w:w="100"/>
+            </w:tcMar>
+          </w:tcPr>
+          <w:p>
+            <w:pPr>
+              <w:spacing w:line="280"/>
+              <w:jc w:val="left"/>
+            </w:pPr>
+            <w:r>
+              <w:rPr>
+                <w:rFonts w:ascii="Times New Roman" w:eastAsia="SimSun" w:hAnsi="SimSun"/>
+                <w:b w:val="false"/>
+                <w:bCs w:val="false"/>
+                <w:sz w:val="19"/>
+                <w:szCs w:val="19"/>
+              </w:rPr>
+              <w:t xml:space="preserve">材料收口：说明文档、报告初稿，组内一人按文档复跑读取、统计与演示命令</w:t>
+            </w:r>
+          </w:p>
+        </w:tc>
+      </w:tr>
+      <w:tr>
+        <w:trPr>
+          <w:cantSplit/>
+          <w:tblHeader w:val="false"/>
+        </w:trPr>
+        <w:tc>
+          <w:tcPr>
+            <w:tcW w:type="dxa" w:w="2059"/>
+            <w:tcMar>
+              <w:top w:type="dxa" w:w="70"/>
+              <w:left w:type="dxa" w:w="100"/>
+              <w:bottom w:type="dxa" w:w="70"/>
+              <w:right w:type="dxa" w:w="100"/>
+            </w:tcMar>
+          </w:tcPr>
+          <w:p>
+            <w:pPr>
+              <w:spacing w:line="280"/>
+              <w:jc w:val="left"/>
+            </w:pPr>
+            <w:r>
+              <w:rPr>
+                <w:rFonts w:ascii="Times New Roman" w:eastAsia="SimSun" w:hAnsi="SimSun"/>
+                <w:b w:val="false"/>
+                <w:bCs w:val="false"/>
+                <w:sz w:val="19"/>
+                <w:szCs w:val="19"/>
+              </w:rPr>
               <w:t xml:space="preserve">12 月</w:t>
             </w:r>
           </w:p>
@@ -8000,7 +10367,7 @@
                 <w:sz w:val="19"/>
                 <w:szCs w:val="19"/>
               </w:rPr>
-              <w:t xml:space="preserve">报告定稿、方法总图与 token 来源诊断图、冻结版本、归档源码、日志、清单、图表与视频</w:t>
+              <w:t xml:space="preserve">环境归档、冻结版本、报告定稿；月底留作缓冲</w:t>
             </w:r>
           </w:p>
         </w:tc>
@@ -8838,7 +11205,67 @@
                 <w:sz w:val="19"/>
                 <w:szCs w:val="19"/>
               </w:rPr>
-              <w:t xml:space="preserve">固定案例的轨迹、token 来源统计与诊断表</w:t>
+              <w:t xml:space="preserve">固定案例的轨迹、token 来源统计、诊断表与离线分配对照</w:t>
+            </w:r>
+          </w:p>
+        </w:tc>
+      </w:tr>
+      <w:tr>
+        <w:trPr>
+          <w:cantSplit/>
+          <w:tblHeader w:val="false"/>
+        </w:trPr>
+        <w:tc>
+          <w:tcPr>
+            <w:tcW w:type="dxa" w:w="2808"/>
+            <w:tcMar>
+              <w:top w:type="dxa" w:w="70"/>
+              <w:left w:type="dxa" w:w="100"/>
+              <w:bottom w:type="dxa" w:w="70"/>
+              <w:right w:type="dxa" w:w="100"/>
+            </w:tcMar>
+          </w:tcPr>
+          <w:p>
+            <w:pPr>
+              <w:spacing w:line="280"/>
+              <w:jc w:val="left"/>
+            </w:pPr>
+            <w:r>
+              <w:rPr>
+                <w:rFonts w:ascii="Times New Roman" w:eastAsia="SimSun" w:hAnsi="SimSun"/>
+                <w:b w:val="false"/>
+                <w:bCs w:val="false"/>
+                <w:sz w:val="19"/>
+                <w:szCs w:val="19"/>
+              </w:rPr>
+              <w:t xml:space="preserve">受限改版</w:t>
+            </w:r>
+          </w:p>
+        </w:tc>
+        <w:tc>
+          <w:tcPr>
+            <w:tcW w:type="dxa" w:w="6552"/>
+            <w:tcMar>
+              <w:top w:type="dxa" w:w="70"/>
+              <w:left w:type="dxa" w:w="100"/>
+              <w:bottom w:type="dxa" w:w="70"/>
+              <w:right w:type="dxa" w:w="100"/>
+            </w:tcMar>
+          </w:tcPr>
+          <w:p>
+            <w:pPr>
+              <w:spacing w:line="280"/>
+              <w:jc w:val="left"/>
+            </w:pPr>
+            <w:r>
+              <w:rPr>
+                <w:rFonts w:ascii="Times New Roman" w:eastAsia="SimSun" w:hAnsi="SimSun"/>
+                <w:b w:val="false"/>
+                <w:bCs w:val="false"/>
+                <w:sz w:val="19"/>
+                <w:szCs w:val="19"/>
+              </w:rPr>
+              <w:t xml:space="preserve">G3Q 的设计、实现、单元测试与离线分配对照；若批准训练，另含一次 500 局评测结果</w:t>
             </w:r>
           </w:p>
         </w:tc>
